--- a/smart-grid-pipeline/report/EC8203_MiniProject_Report.docx
+++ b/smart-grid-pipeline/report/EC8203_MiniProject_Report.docx
@@ -4,62 +4,384 @@
   <w:body>
     <w:p>
       <w:pPr>
-        <w:spacing w:before="1800"/>
+        <w:spacing w:before="200" w:after="500"/>
         <w:jc w:val="center"/>
       </w:pPr>
       <w:r>
         <w:rPr>
-          <w:b/>
-          <w:bCs/>
-          <w:color w:val="1F3B57"/>
-          <w:sz w:val="48"/>
-          <w:szCs w:val="48"/>
+          <w:noProof/>
         </w:rPr>
-        <w:t>Smart Grid Energy Monitoring &amp; Billing</w:t>
+        <w:drawing>
+          <wp:inline distT="0" distB="0" distL="0" distR="0" wp14:anchorId="3EDEECAD" wp14:editId="092A7D25">
+            <wp:extent cx="1009650" cy="1428750"/>
+            <wp:effectExtent l="0" t="0" r="0" b="0"/>
+            <wp:docPr id="1" name="Picture 1"/>
+            <wp:cNvGraphicFramePr>
+              <a:graphicFrameLocks xmlns:a="http://schemas.openxmlformats.org/drawingml/2006/main" noChangeAspect="1"/>
+            </wp:cNvGraphicFramePr>
+            <a:graphic xmlns:a="http://schemas.openxmlformats.org/drawingml/2006/main">
+              <a:graphicData uri="http://schemas.openxmlformats.org/drawingml/2006/picture">
+                <pic:pic xmlns:pic="http://schemas.openxmlformats.org/drawingml/2006/picture">
+                  <pic:nvPicPr>
+                    <pic:cNvPr id="0" name=""/>
+                    <pic:cNvPicPr>
+                      <a:picLocks noChangeAspect="1" noChangeArrowheads="1"/>
+                    </pic:cNvPicPr>
+                  </pic:nvPicPr>
+                  <pic:blipFill>
+                    <a:blip r:embed="rId7"/>
+                    <a:srcRect/>
+                    <a:stretch>
+                      <a:fillRect/>
+                    </a:stretch>
+                  </pic:blipFill>
+                  <pic:spPr bwMode="auto">
+                    <a:xfrm>
+                      <a:off x="0" y="0"/>
+                      <a:ext cx="1009650" cy="1428750"/>
+                    </a:xfrm>
+                    <a:prstGeom prst="rect">
+                      <a:avLst/>
+                    </a:prstGeom>
+                  </pic:spPr>
+                </pic:pic>
+              </a:graphicData>
+            </a:graphic>
+          </wp:inline>
+        </w:drawing>
       </w:r>
     </w:p>
     <w:p>
       <w:pPr>
-        <w:spacing w:before="160"/>
+        <w:spacing w:after="60"/>
         <w:jc w:val="center"/>
       </w:pPr>
       <w:r>
         <w:rPr>
-          <w:color w:val="2F6FED"/>
+          <w:rFonts w:ascii="Cambria" w:eastAsia="Cambria" w:hAnsi="Cambria" w:cs="Cambria"/>
+          <w:sz w:val="40"/>
+          <w:szCs w:val="40"/>
+        </w:rPr>
+        <w:t>Smart Grid Energy Monitoring &amp; Billing:</w:t>
+      </w:r>
+    </w:p>
+    <w:p>
+      <w:pPr>
+        <w:spacing w:after="500"/>
+        <w:jc w:val="center"/>
+      </w:pPr>
+      <w:r>
+        <w:rPr>
+          <w:rFonts w:ascii="Cambria" w:eastAsia="Cambria" w:hAnsi="Cambria" w:cs="Cambria"/>
+          <w:sz w:val="40"/>
+          <w:szCs w:val="40"/>
+        </w:rPr>
+        <w:t>A Lambda-Architecture Data Pipeline</w:t>
+      </w:r>
+    </w:p>
+    <w:p>
+      <w:pPr>
+        <w:spacing w:after="160"/>
+        <w:jc w:val="center"/>
+      </w:pPr>
+      <w:r>
+        <w:rPr>
+          <w:rFonts w:ascii="Cambria" w:eastAsia="Cambria" w:hAnsi="Cambria" w:cs="Cambria"/>
+          <w:b/>
+          <w:bCs/>
           <w:sz w:val="30"/>
           <w:szCs w:val="30"/>
         </w:rPr>
-        <w:t>An End-to-End Lambda-Architecture Data Pipeline</w:t>
+        <w:t>Mini Project Assessment</w:t>
       </w:r>
     </w:p>
     <w:p>
       <w:pPr>
-        <w:spacing w:before="500"/>
+        <w:spacing w:after="500"/>
         <w:jc w:val="center"/>
       </w:pPr>
       <w:r>
         <w:rPr>
+          <w:rFonts w:ascii="Cambria" w:eastAsia="Cambria" w:hAnsi="Cambria" w:cs="Cambria"/>
           <w:sz w:val="24"/>
           <w:szCs w:val="24"/>
         </w:rPr>
-        <w:t>EC8203 Applied Big Data Engineering — Mini Project Report</w:t>
+        <w:t>EC8203 Applied Big Data Engineering</w:t>
       </w:r>
     </w:p>
     <w:p>
       <w:pPr>
-        <w:spacing w:before="120"/>
+        <w:spacing w:after="400"/>
         <w:jc w:val="center"/>
       </w:pPr>
       <w:r>
         <w:rPr>
-          <w:i/>
-          <w:iCs/>
+          <w:rFonts w:ascii="Cambria" w:eastAsia="Cambria" w:hAnsi="Cambria" w:cs="Cambria"/>
           <w:sz w:val="22"/>
           <w:szCs w:val="22"/>
         </w:rPr>
-        <w:t>Use Case 3: Smart Grid Energy Monitoring &amp; Billing</w:t>
+        <w:t>A mini project report submitted to the</w:t>
       </w:r>
     </w:p>
+    <w:p>
+      <w:pPr>
+        <w:jc w:val="center"/>
+      </w:pPr>
+      <w:r>
+        <w:rPr>
+          <w:rFonts w:ascii="Cambria" w:eastAsia="Cambria" w:hAnsi="Cambria" w:cs="Cambria"/>
+          <w:sz w:val="24"/>
+          <w:szCs w:val="24"/>
+        </w:rPr>
+        <w:t>Department of Electrical and Information Engineering</w:t>
+      </w:r>
+    </w:p>
+    <w:p>
+      <w:pPr>
+        <w:jc w:val="center"/>
+      </w:pPr>
+      <w:r>
+        <w:rPr>
+          <w:rFonts w:ascii="Cambria" w:eastAsia="Cambria" w:hAnsi="Cambria" w:cs="Cambria"/>
+          <w:sz w:val="24"/>
+          <w:szCs w:val="24"/>
+        </w:rPr>
+        <w:t>Faculty of Engineering</w:t>
+      </w:r>
+    </w:p>
+    <w:p>
+      <w:pPr>
+        <w:jc w:val="center"/>
+      </w:pPr>
+      <w:r>
+        <w:rPr>
+          <w:rFonts w:ascii="Cambria" w:eastAsia="Cambria" w:hAnsi="Cambria" w:cs="Cambria"/>
+          <w:sz w:val="24"/>
+          <w:szCs w:val="24"/>
+        </w:rPr>
+        <w:t>University of Ruhuna</w:t>
+      </w:r>
+    </w:p>
+    <w:p>
+      <w:pPr>
+        <w:spacing w:after="600"/>
+        <w:jc w:val="center"/>
+      </w:pPr>
+      <w:r>
+        <w:rPr>
+          <w:rFonts w:ascii="Cambria" w:eastAsia="Cambria" w:hAnsi="Cambria" w:cs="Cambria"/>
+          <w:sz w:val="24"/>
+          <w:szCs w:val="24"/>
+        </w:rPr>
+        <w:t>Sri Lanka</w:t>
+      </w:r>
+    </w:p>
+    <w:p>
+      <w:pPr>
+        <w:spacing w:after="400"/>
+        <w:jc w:val="center"/>
+      </w:pPr>
+      <w:r>
+        <w:rPr>
+          <w:rFonts w:ascii="Cambria" w:eastAsia="Cambria" w:hAnsi="Cambria" w:cs="Cambria"/>
+          <w:sz w:val="22"/>
+          <w:szCs w:val="22"/>
+        </w:rPr>
+        <w:t>by</w:t>
+      </w:r>
+    </w:p>
+    <w:tbl>
+      <w:tblPr>
+        <w:tblW w:w="5100" w:type="dxa"/>
+        <w:jc w:val="center"/>
+        <w:tblBorders>
+          <w:top w:val="none" w:sz="0" w:space="0" w:color="FFFFFF"/>
+          <w:left w:val="none" w:sz="0" w:space="0" w:color="FFFFFF"/>
+          <w:bottom w:val="none" w:sz="0" w:space="0" w:color="FFFFFF"/>
+          <w:right w:val="none" w:sz="0" w:space="0" w:color="FFFFFF"/>
+          <w:insideH w:val="none" w:sz="0" w:space="0" w:color="FFFFFF"/>
+          <w:insideV w:val="none" w:sz="0" w:space="0" w:color="FFFFFF"/>
+        </w:tblBorders>
+        <w:tblCellMar>
+          <w:left w:w="10" w:type="dxa"/>
+          <w:right w:w="10" w:type="dxa"/>
+        </w:tblCellMar>
+        <w:tblLook w:val="0000" w:firstRow="0" w:lastRow="0" w:firstColumn="0" w:lastColumn="0" w:noHBand="0" w:noVBand="0"/>
+      </w:tblPr>
+      <w:tblGrid>
+        <w:gridCol w:w="2600"/>
+        <w:gridCol w:w="500"/>
+        <w:gridCol w:w="2000"/>
+      </w:tblGrid>
+      <w:tr>
+        <w:tblPrEx>
+          <w:tblCellMar>
+            <w:top w:w="0" w:type="dxa"/>
+            <w:bottom w:w="0" w:type="dxa"/>
+          </w:tblCellMar>
+        </w:tblPrEx>
+        <w:trPr>
+          <w:jc w:val="center"/>
+        </w:trPr>
+        <w:tc>
+          <w:tcPr>
+            <w:tcW w:w="2600" w:type="dxa"/>
+            <w:tcBorders>
+              <w:top w:val="none" w:sz="0" w:space="0" w:color="FFFFFF"/>
+              <w:left w:val="none" w:sz="0" w:space="0" w:color="FFFFFF"/>
+              <w:bottom w:val="none" w:sz="0" w:space="0" w:color="FFFFFF"/>
+              <w:right w:val="none" w:sz="0" w:space="0" w:color="FFFFFF"/>
+            </w:tcBorders>
+          </w:tcPr>
+          <w:p>
+            <w:pPr>
+              <w:spacing w:after="40"/>
+            </w:pPr>
+            <w:r>
+              <w:rPr>
+                <w:rFonts w:ascii="Cambria" w:eastAsia="Cambria" w:hAnsi="Cambria" w:cs="Cambria"/>
+                <w:sz w:val="22"/>
+                <w:szCs w:val="22"/>
+              </w:rPr>
+              <w:t>Sewvandi M.A.K.</w:t>
+            </w:r>
+          </w:p>
+        </w:tc>
+        <w:tc>
+          <w:tcPr>
+            <w:tcW w:w="500" w:type="dxa"/>
+            <w:tcBorders>
+              <w:top w:val="none" w:sz="0" w:space="0" w:color="FFFFFF"/>
+              <w:left w:val="none" w:sz="0" w:space="0" w:color="FFFFFF"/>
+              <w:bottom w:val="none" w:sz="0" w:space="0" w:color="FFFFFF"/>
+              <w:right w:val="none" w:sz="0" w:space="0" w:color="FFFFFF"/>
+            </w:tcBorders>
+          </w:tcPr>
+          <w:p>
+            <w:pPr>
+              <w:spacing w:after="40"/>
+              <w:jc w:val="center"/>
+            </w:pPr>
+            <w:r>
+              <w:rPr>
+                <w:rFonts w:ascii="Cambria" w:eastAsia="Cambria" w:hAnsi="Cambria" w:cs="Cambria"/>
+                <w:sz w:val="22"/>
+                <w:szCs w:val="22"/>
+              </w:rPr>
+              <w:t>-</w:t>
+            </w:r>
+          </w:p>
+        </w:tc>
+        <w:tc>
+          <w:tcPr>
+            <w:tcW w:w="2000" w:type="dxa"/>
+            <w:tcBorders>
+              <w:top w:val="none" w:sz="0" w:space="0" w:color="FFFFFF"/>
+              <w:left w:val="none" w:sz="0" w:space="0" w:color="FFFFFF"/>
+              <w:bottom w:val="none" w:sz="0" w:space="0" w:color="FFFFFF"/>
+              <w:right w:val="none" w:sz="0" w:space="0" w:color="FFFFFF"/>
+            </w:tcBorders>
+          </w:tcPr>
+          <w:p>
+            <w:pPr>
+              <w:spacing w:after="40"/>
+            </w:pPr>
+            <w:r>
+              <w:rPr>
+                <w:rFonts w:ascii="Cambria" w:eastAsia="Cambria" w:hAnsi="Cambria" w:cs="Cambria"/>
+                <w:sz w:val="22"/>
+                <w:szCs w:val="22"/>
+              </w:rPr>
+              <w:t>EG/2021/4808</w:t>
+            </w:r>
+          </w:p>
+        </w:tc>
+      </w:tr>
+      <w:tr>
+        <w:tblPrEx>
+          <w:tblCellMar>
+            <w:top w:w="0" w:type="dxa"/>
+            <w:bottom w:w="0" w:type="dxa"/>
+          </w:tblCellMar>
+        </w:tblPrEx>
+        <w:trPr>
+          <w:jc w:val="center"/>
+        </w:trPr>
+        <w:tc>
+          <w:tcPr>
+            <w:tcW w:w="2600" w:type="dxa"/>
+            <w:tcBorders>
+              <w:top w:val="none" w:sz="0" w:space="0" w:color="FFFFFF"/>
+              <w:left w:val="none" w:sz="0" w:space="0" w:color="FFFFFF"/>
+              <w:bottom w:val="none" w:sz="0" w:space="0" w:color="FFFFFF"/>
+              <w:right w:val="none" w:sz="0" w:space="0" w:color="FFFFFF"/>
+            </w:tcBorders>
+          </w:tcPr>
+          <w:p>
+            <w:pPr>
+              <w:spacing w:after="40"/>
+            </w:pPr>
+            <w:r>
+              <w:rPr>
+                <w:rFonts w:ascii="Cambria" w:eastAsia="Cambria" w:hAnsi="Cambria" w:cs="Cambria"/>
+                <w:sz w:val="22"/>
+                <w:szCs w:val="22"/>
+              </w:rPr>
+              <w:t>Peiris P.R.S.</w:t>
+            </w:r>
+          </w:p>
+        </w:tc>
+        <w:tc>
+          <w:tcPr>
+            <w:tcW w:w="500" w:type="dxa"/>
+            <w:tcBorders>
+              <w:top w:val="none" w:sz="0" w:space="0" w:color="FFFFFF"/>
+              <w:left w:val="none" w:sz="0" w:space="0" w:color="FFFFFF"/>
+              <w:bottom w:val="none" w:sz="0" w:space="0" w:color="FFFFFF"/>
+              <w:right w:val="none" w:sz="0" w:space="0" w:color="FFFFFF"/>
+            </w:tcBorders>
+          </w:tcPr>
+          <w:p>
+            <w:pPr>
+              <w:spacing w:after="40"/>
+              <w:jc w:val="center"/>
+            </w:pPr>
+            <w:r>
+              <w:rPr>
+                <w:rFonts w:ascii="Cambria" w:eastAsia="Cambria" w:hAnsi="Cambria" w:cs="Cambria"/>
+                <w:sz w:val="22"/>
+                <w:szCs w:val="22"/>
+              </w:rPr>
+              <w:t>-</w:t>
+            </w:r>
+          </w:p>
+        </w:tc>
+        <w:tc>
+          <w:tcPr>
+            <w:tcW w:w="2000" w:type="dxa"/>
+            <w:tcBorders>
+              <w:top w:val="none" w:sz="0" w:space="0" w:color="FFFFFF"/>
+              <w:left w:val="none" w:sz="0" w:space="0" w:color="FFFFFF"/>
+              <w:bottom w:val="none" w:sz="0" w:space="0" w:color="FFFFFF"/>
+              <w:right w:val="none" w:sz="0" w:space="0" w:color="FFFFFF"/>
+            </w:tcBorders>
+          </w:tcPr>
+          <w:p>
+            <w:pPr>
+              <w:spacing w:after="40"/>
+            </w:pPr>
+            <w:r>
+              <w:rPr>
+                <w:rFonts w:ascii="Cambria" w:eastAsia="Cambria" w:hAnsi="Cambria" w:cs="Cambria"/>
+                <w:sz w:val="22"/>
+                <w:szCs w:val="22"/>
+              </w:rPr>
+              <w:t>EG/2021/4706</w:t>
+            </w:r>
+          </w:p>
+        </w:tc>
+      </w:tr>
+    </w:tbl>
     <w:p>
       <w:pPr>
         <w:spacing w:before="900"/>
@@ -67,49 +389,9 @@
       </w:pPr>
       <w:r>
         <w:rPr>
+          <w:rFonts w:ascii="Cambria" w:eastAsia="Cambria" w:hAnsi="Cambria" w:cs="Cambria"/>
           <w:sz w:val="22"/>
           <w:szCs w:val="22"/>
-        </w:rPr>
-        <w:t>Name: ______________________________</w:t>
-      </w:r>
-    </w:p>
-    <w:p>
-      <w:pPr>
-        <w:spacing w:before="160"/>
-        <w:jc w:val="center"/>
-      </w:pPr>
-      <w:r>
-        <w:rPr>
-          <w:sz w:val="22"/>
-          <w:szCs w:val="22"/>
-        </w:rPr>
-        <w:t>Registration No.: ____________________</w:t>
-      </w:r>
-    </w:p>
-    <w:p>
-      <w:pPr>
-        <w:spacing w:before="160"/>
-        <w:jc w:val="center"/>
-      </w:pPr>
-      <w:r>
-        <w:rPr>
-          <w:color w:val="555555"/>
-          <w:sz w:val="20"/>
-          <w:szCs w:val="20"/>
-        </w:rPr>
-        <w:t>Repository: smart-grid-pipeline/ (docker compose up --build -d)</w:t>
-      </w:r>
-    </w:p>
-    <w:p>
-      <w:pPr>
-        <w:spacing w:before="900"/>
-        <w:jc w:val="center"/>
-      </w:pPr>
-      <w:r>
-        <w:rPr>
-          <w:color w:val="666666"/>
-          <w:sz w:val="20"/>
-          <w:szCs w:val="20"/>
         </w:rPr>
         <w:t>September 2026</w:t>
       </w:r>
@@ -135,7 +417,7 @@
     <w:sdt>
       <w:sdtPr>
         <w:alias w:val="Contents"/>
-        <w:id w:val="1570853683"/>
+        <w:id w:val="348688951"/>
       </w:sdtPr>
       <w:sdtEndPr/>
       <w:sdtContent>
@@ -163,7 +445,7 @@
           <w:r>
             <w:fldChar w:fldCharType="separate"/>
           </w:r>
-          <w:hyperlink w:anchor="_Toc241414867" w:history="1">
+          <w:hyperlink w:anchor="_Toc241451112" w:history="1">
             <w:r>
               <w:rPr>
                 <w:rStyle w:val="Hyperlink"/>
@@ -187,7 +469,7 @@
               <w:rPr>
                 <w:noProof/>
               </w:rPr>
-              <w:instrText xml:space="preserve"> PAGEREF _Toc241414867 \h </w:instrText>
+              <w:instrText xml:space="preserve"> PAGEREF _Toc241451112 \h </w:instrText>
             </w:r>
             <w:r>
               <w:rPr>
@@ -229,7 +511,7 @@
               <w14:ligatures w14:val="standardContextual"/>
             </w:rPr>
           </w:pPr>
-          <w:hyperlink w:anchor="_Toc241414868" w:history="1">
+          <w:hyperlink w:anchor="_Toc241451113" w:history="1">
             <w:r>
               <w:rPr>
                 <w:rStyle w:val="Hyperlink"/>
@@ -253,7 +535,7 @@
               <w:rPr>
                 <w:noProof/>
               </w:rPr>
-              <w:instrText xml:space="preserve"> PAGEREF _Toc241414868 \h </w:instrText>
+              <w:instrText xml:space="preserve"> PAGEREF _Toc241451113 \h </w:instrText>
             </w:r>
             <w:r>
               <w:rPr>
@@ -295,7 +577,7 @@
               <w14:ligatures w14:val="standardContextual"/>
             </w:rPr>
           </w:pPr>
-          <w:hyperlink w:anchor="_Toc241414869" w:history="1">
+          <w:hyperlink w:anchor="_Toc241451114" w:history="1">
             <w:r>
               <w:rPr>
                 <w:rStyle w:val="Hyperlink"/>
@@ -319,7 +601,7 @@
               <w:rPr>
                 <w:noProof/>
               </w:rPr>
-              <w:instrText xml:space="preserve"> PAGEREF _Toc241414869 \h </w:instrText>
+              <w:instrText xml:space="preserve"> PAGEREF _Toc241451114 \h </w:instrText>
             </w:r>
             <w:r>
               <w:rPr>
@@ -361,7 +643,7 @@
               <w14:ligatures w14:val="standardContextual"/>
             </w:rPr>
           </w:pPr>
-          <w:hyperlink w:anchor="_Toc241414870" w:history="1">
+          <w:hyperlink w:anchor="_Toc241451115" w:history="1">
             <w:r>
               <w:rPr>
                 <w:rStyle w:val="Hyperlink"/>
@@ -385,7 +667,7 @@
               <w:rPr>
                 <w:noProof/>
               </w:rPr>
-              <w:instrText xml:space="preserve"> PAGEREF _Toc241414870 \h </w:instrText>
+              <w:instrText xml:space="preserve"> PAGEREF _Toc241451115 \h </w:instrText>
             </w:r>
             <w:r>
               <w:rPr>
@@ -427,7 +709,7 @@
               <w14:ligatures w14:val="standardContextual"/>
             </w:rPr>
           </w:pPr>
-          <w:hyperlink w:anchor="_Toc241414871" w:history="1">
+          <w:hyperlink w:anchor="_Toc241451116" w:history="1">
             <w:r>
               <w:rPr>
                 <w:rStyle w:val="Hyperlink"/>
@@ -451,7 +733,7 @@
               <w:rPr>
                 <w:noProof/>
               </w:rPr>
-              <w:instrText xml:space="preserve"> PAGEREF _Toc241414871 \h </w:instrText>
+              <w:instrText xml:space="preserve"> PAGEREF _Toc241451116 \h </w:instrText>
             </w:r>
             <w:r>
               <w:rPr>
@@ -493,7 +775,7 @@
               <w14:ligatures w14:val="standardContextual"/>
             </w:rPr>
           </w:pPr>
-          <w:hyperlink w:anchor="_Toc241414872" w:history="1">
+          <w:hyperlink w:anchor="_Toc241451117" w:history="1">
             <w:r>
               <w:rPr>
                 <w:rStyle w:val="Hyperlink"/>
@@ -517,7 +799,7 @@
               <w:rPr>
                 <w:noProof/>
               </w:rPr>
-              <w:instrText xml:space="preserve"> PAGEREF _Toc241414872 \h </w:instrText>
+              <w:instrText xml:space="preserve"> PAGEREF _Toc241451117 \h </w:instrText>
             </w:r>
             <w:r>
               <w:rPr>
@@ -559,7 +841,7 @@
               <w14:ligatures w14:val="standardContextual"/>
             </w:rPr>
           </w:pPr>
-          <w:hyperlink w:anchor="_Toc241414873" w:history="1">
+          <w:hyperlink w:anchor="_Toc241451118" w:history="1">
             <w:r>
               <w:rPr>
                 <w:rStyle w:val="Hyperlink"/>
@@ -583,7 +865,7 @@
               <w:rPr>
                 <w:noProof/>
               </w:rPr>
-              <w:instrText xml:space="preserve"> PAGEREF _Toc241414873 \h </w:instrText>
+              <w:instrText xml:space="preserve"> PAGEREF _Toc241451118 \h </w:instrText>
             </w:r>
             <w:r>
               <w:rPr>
@@ -625,7 +907,7 @@
               <w14:ligatures w14:val="standardContextual"/>
             </w:rPr>
           </w:pPr>
-          <w:hyperlink w:anchor="_Toc241414874" w:history="1">
+          <w:hyperlink w:anchor="_Toc241451119" w:history="1">
             <w:r>
               <w:rPr>
                 <w:rStyle w:val="Hyperlink"/>
@@ -649,7 +931,7 @@
               <w:rPr>
                 <w:noProof/>
               </w:rPr>
-              <w:instrText xml:space="preserve"> PAGEREF _Toc241414874 \h </w:instrText>
+              <w:instrText xml:space="preserve"> PAGEREF _Toc241451119 \h </w:instrText>
             </w:r>
             <w:r>
               <w:rPr>
@@ -691,7 +973,7 @@
               <w14:ligatures w14:val="standardContextual"/>
             </w:rPr>
           </w:pPr>
-          <w:hyperlink w:anchor="_Toc241414875" w:history="1">
+          <w:hyperlink w:anchor="_Toc241451120" w:history="1">
             <w:r>
               <w:rPr>
                 <w:rStyle w:val="Hyperlink"/>
@@ -715,7 +997,7 @@
               <w:rPr>
                 <w:noProof/>
               </w:rPr>
-              <w:instrText xml:space="preserve"> PAGEREF _Toc241414875 \h </w:instrText>
+              <w:instrText xml:space="preserve"> PAGEREF _Toc241451120 \h </w:instrText>
             </w:r>
             <w:r>
               <w:rPr>
@@ -757,7 +1039,7 @@
               <w14:ligatures w14:val="standardContextual"/>
             </w:rPr>
           </w:pPr>
-          <w:hyperlink w:anchor="_Toc241414876" w:history="1">
+          <w:hyperlink w:anchor="_Toc241451121" w:history="1">
             <w:r>
               <w:rPr>
                 <w:rStyle w:val="Hyperlink"/>
@@ -781,7 +1063,7 @@
               <w:rPr>
                 <w:noProof/>
               </w:rPr>
-              <w:instrText xml:space="preserve"> PAGEREF _Toc241414876 \h </w:instrText>
+              <w:instrText xml:space="preserve"> PAGEREF _Toc241451121 \h </w:instrText>
             </w:r>
             <w:r>
               <w:rPr>
@@ -823,7 +1105,7 @@
               <w14:ligatures w14:val="standardContextual"/>
             </w:rPr>
           </w:pPr>
-          <w:hyperlink w:anchor="_Toc241414877" w:history="1">
+          <w:hyperlink w:anchor="_Toc241451122" w:history="1">
             <w:r>
               <w:rPr>
                 <w:rStyle w:val="Hyperlink"/>
@@ -847,7 +1129,7 @@
               <w:rPr>
                 <w:noProof/>
               </w:rPr>
-              <w:instrText xml:space="preserve"> PAGEREF _Toc241414877 \h </w:instrText>
+              <w:instrText xml:space="preserve"> PAGEREF _Toc241451122 \h </w:instrText>
             </w:r>
             <w:r>
               <w:rPr>
@@ -889,7 +1171,7 @@
               <w14:ligatures w14:val="standardContextual"/>
             </w:rPr>
           </w:pPr>
-          <w:hyperlink w:anchor="_Toc241414878" w:history="1">
+          <w:hyperlink w:anchor="_Toc241451123" w:history="1">
             <w:r>
               <w:rPr>
                 <w:rStyle w:val="Hyperlink"/>
@@ -913,7 +1195,7 @@
               <w:rPr>
                 <w:noProof/>
               </w:rPr>
-              <w:instrText xml:space="preserve"> PAGEREF _Toc241414878 \h </w:instrText>
+              <w:instrText xml:space="preserve"> PAGEREF _Toc241451123 \h </w:instrText>
             </w:r>
             <w:r>
               <w:rPr>
@@ -955,7 +1237,7 @@
               <w14:ligatures w14:val="standardContextual"/>
             </w:rPr>
           </w:pPr>
-          <w:hyperlink w:anchor="_Toc241414879" w:history="1">
+          <w:hyperlink w:anchor="_Toc241451124" w:history="1">
             <w:r>
               <w:rPr>
                 <w:rStyle w:val="Hyperlink"/>
@@ -979,7 +1261,7 @@
               <w:rPr>
                 <w:noProof/>
               </w:rPr>
-              <w:instrText xml:space="preserve"> PAGEREF _Toc241414879 \h </w:instrText>
+              <w:instrText xml:space="preserve"> PAGEREF _Toc241451124 \h </w:instrText>
             </w:r>
             <w:r>
               <w:rPr>
@@ -1021,7 +1303,7 @@
               <w14:ligatures w14:val="standardContextual"/>
             </w:rPr>
           </w:pPr>
-          <w:hyperlink w:anchor="_Toc241414880" w:history="1">
+          <w:hyperlink w:anchor="_Toc241451125" w:history="1">
             <w:r>
               <w:rPr>
                 <w:rStyle w:val="Hyperlink"/>
@@ -1045,7 +1327,7 @@
               <w:rPr>
                 <w:noProof/>
               </w:rPr>
-              <w:instrText xml:space="preserve"> PAGEREF _Toc241414880 \h </w:instrText>
+              <w:instrText xml:space="preserve"> PAGEREF _Toc241451125 \h </w:instrText>
             </w:r>
             <w:r>
               <w:rPr>
@@ -1087,7 +1369,7 @@
               <w14:ligatures w14:val="standardContextual"/>
             </w:rPr>
           </w:pPr>
-          <w:hyperlink w:anchor="_Toc241414881" w:history="1">
+          <w:hyperlink w:anchor="_Toc241451126" w:history="1">
             <w:r>
               <w:rPr>
                 <w:rStyle w:val="Hyperlink"/>
@@ -1111,7 +1393,7 @@
               <w:rPr>
                 <w:noProof/>
               </w:rPr>
-              <w:instrText xml:space="preserve"> PAGEREF _Toc241414881 \h </w:instrText>
+              <w:instrText xml:space="preserve"> PAGEREF _Toc241451126 \h </w:instrText>
             </w:r>
             <w:r>
               <w:rPr>
@@ -1153,7 +1435,7 @@
               <w14:ligatures w14:val="standardContextual"/>
             </w:rPr>
           </w:pPr>
-          <w:hyperlink w:anchor="_Toc241414882" w:history="1">
+          <w:hyperlink w:anchor="_Toc241451127" w:history="1">
             <w:r>
               <w:rPr>
                 <w:rStyle w:val="Hyperlink"/>
@@ -1177,7 +1459,7 @@
               <w:rPr>
                 <w:noProof/>
               </w:rPr>
-              <w:instrText xml:space="preserve"> PAGEREF _Toc241414882 \h </w:instrText>
+              <w:instrText xml:space="preserve"> PAGEREF _Toc241451127 \h </w:instrText>
             </w:r>
             <w:r>
               <w:rPr>
@@ -1219,7 +1501,7 @@
               <w14:ligatures w14:val="standardContextual"/>
             </w:rPr>
           </w:pPr>
-          <w:hyperlink w:anchor="_Toc241414883" w:history="1">
+          <w:hyperlink w:anchor="_Toc241451128" w:history="1">
             <w:r>
               <w:rPr>
                 <w:rStyle w:val="Hyperlink"/>
@@ -1243,7 +1525,7 @@
               <w:rPr>
                 <w:noProof/>
               </w:rPr>
-              <w:instrText xml:space="preserve"> PAGEREF _Toc241414883 \h </w:instrText>
+              <w:instrText xml:space="preserve"> PAGEREF _Toc241451128 \h </w:instrText>
             </w:r>
             <w:r>
               <w:rPr>
@@ -1285,7 +1567,7 @@
               <w14:ligatures w14:val="standardContextual"/>
             </w:rPr>
           </w:pPr>
-          <w:hyperlink w:anchor="_Toc241414884" w:history="1">
+          <w:hyperlink w:anchor="_Toc241451129" w:history="1">
             <w:r>
               <w:rPr>
                 <w:rStyle w:val="Hyperlink"/>
@@ -1309,7 +1591,7 @@
               <w:rPr>
                 <w:noProof/>
               </w:rPr>
-              <w:instrText xml:space="preserve"> PAGEREF _Toc241414884 \h </w:instrText>
+              <w:instrText xml:space="preserve"> PAGEREF _Toc241451129 \h </w:instrText>
             </w:r>
             <w:r>
               <w:rPr>
@@ -1351,7 +1633,7 @@
               <w14:ligatures w14:val="standardContextual"/>
             </w:rPr>
           </w:pPr>
-          <w:hyperlink w:anchor="_Toc241414885" w:history="1">
+          <w:hyperlink w:anchor="_Toc241451130" w:history="1">
             <w:r>
               <w:rPr>
                 <w:rStyle w:val="Hyperlink"/>
@@ -1375,7 +1657,7 @@
               <w:rPr>
                 <w:noProof/>
               </w:rPr>
-              <w:instrText xml:space="preserve"> PAGEREF _Toc241414885 \h </w:instrText>
+              <w:instrText xml:space="preserve"> PAGEREF _Toc241451130 \h </w:instrText>
             </w:r>
             <w:r>
               <w:rPr>
@@ -1417,7 +1699,7 @@
               <w14:ligatures w14:val="standardContextual"/>
             </w:rPr>
           </w:pPr>
-          <w:hyperlink w:anchor="_Toc241414886" w:history="1">
+          <w:hyperlink w:anchor="_Toc241451131" w:history="1">
             <w:r>
               <w:rPr>
                 <w:rStyle w:val="Hyperlink"/>
@@ -1441,7 +1723,7 @@
               <w:rPr>
                 <w:noProof/>
               </w:rPr>
-              <w:instrText xml:space="preserve"> PAGEREF _Toc241414886 \h </w:instrText>
+              <w:instrText xml:space="preserve"> PAGEREF _Toc241451131 \h </w:instrText>
             </w:r>
             <w:r>
               <w:rPr>
@@ -1483,7 +1765,7 @@
               <w14:ligatures w14:val="standardContextual"/>
             </w:rPr>
           </w:pPr>
-          <w:hyperlink w:anchor="_Toc241414887" w:history="1">
+          <w:hyperlink w:anchor="_Toc241451132" w:history="1">
             <w:r>
               <w:rPr>
                 <w:rStyle w:val="Hyperlink"/>
@@ -1507,7 +1789,7 @@
               <w:rPr>
                 <w:noProof/>
               </w:rPr>
-              <w:instrText xml:space="preserve"> PAGEREF _Toc241414887 \h </w:instrText>
+              <w:instrText xml:space="preserve"> PAGEREF _Toc241451132 \h </w:instrText>
             </w:r>
             <w:r>
               <w:rPr>
@@ -1549,7 +1831,7 @@
               <w14:ligatures w14:val="standardContextual"/>
             </w:rPr>
           </w:pPr>
-          <w:hyperlink w:anchor="_Toc241414888" w:history="1">
+          <w:hyperlink w:anchor="_Toc241451133" w:history="1">
             <w:r>
               <w:rPr>
                 <w:rStyle w:val="Hyperlink"/>
@@ -1573,7 +1855,7 @@
               <w:rPr>
                 <w:noProof/>
               </w:rPr>
-              <w:instrText xml:space="preserve"> PAGEREF _Toc241414888 \h </w:instrText>
+              <w:instrText xml:space="preserve"> PAGEREF _Toc241451133 \h </w:instrText>
             </w:r>
             <w:r>
               <w:rPr>
@@ -1615,7 +1897,7 @@
               <w14:ligatures w14:val="standardContextual"/>
             </w:rPr>
           </w:pPr>
-          <w:hyperlink w:anchor="_Toc241414889" w:history="1">
+          <w:hyperlink w:anchor="_Toc241451134" w:history="1">
             <w:r>
               <w:rPr>
                 <w:rStyle w:val="Hyperlink"/>
@@ -1639,7 +1921,7 @@
               <w:rPr>
                 <w:noProof/>
               </w:rPr>
-              <w:instrText xml:space="preserve"> PAGEREF _Toc241414889 \h </w:instrText>
+              <w:instrText xml:space="preserve"> PAGEREF _Toc241451134 \h </w:instrText>
             </w:r>
             <w:r>
               <w:rPr>
@@ -1681,7 +1963,7 @@
               <w14:ligatures w14:val="standardContextual"/>
             </w:rPr>
           </w:pPr>
-          <w:hyperlink w:anchor="_Toc241414890" w:history="1">
+          <w:hyperlink w:anchor="_Toc241451135" w:history="1">
             <w:r>
               <w:rPr>
                 <w:rStyle w:val="Hyperlink"/>
@@ -1705,7 +1987,7 @@
               <w:rPr>
                 <w:noProof/>
               </w:rPr>
-              <w:instrText xml:space="preserve"> PAGEREF _Toc241414890 \h </w:instrText>
+              <w:instrText xml:space="preserve"> PAGEREF _Toc241451135 \h </w:instrText>
             </w:r>
             <w:r>
               <w:rPr>
@@ -1747,7 +2029,7 @@
               <w14:ligatures w14:val="standardContextual"/>
             </w:rPr>
           </w:pPr>
-          <w:hyperlink w:anchor="_Toc241414891" w:history="1">
+          <w:hyperlink w:anchor="_Toc241451136" w:history="1">
             <w:r>
               <w:rPr>
                 <w:rStyle w:val="Hyperlink"/>
@@ -1771,7 +2053,7 @@
               <w:rPr>
                 <w:noProof/>
               </w:rPr>
-              <w:instrText xml:space="preserve"> PAGEREF _Toc241414891 \h </w:instrText>
+              <w:instrText xml:space="preserve"> PAGEREF _Toc241451136 \h </w:instrText>
             </w:r>
             <w:r>
               <w:rPr>
@@ -1813,7 +2095,7 @@
               <w14:ligatures w14:val="standardContextual"/>
             </w:rPr>
           </w:pPr>
-          <w:hyperlink w:anchor="_Toc241414892" w:history="1">
+          <w:hyperlink w:anchor="_Toc241451137" w:history="1">
             <w:r>
               <w:rPr>
                 <w:rStyle w:val="Hyperlink"/>
@@ -1837,7 +2119,7 @@
               <w:rPr>
                 <w:noProof/>
               </w:rPr>
-              <w:instrText xml:space="preserve"> PAGEREF _Toc241414892 \h </w:instrText>
+              <w:instrText xml:space="preserve"> PAGEREF _Toc241451137 \h </w:instrText>
             </w:r>
             <w:r>
               <w:rPr>
@@ -1879,7 +2161,7 @@
               <w14:ligatures w14:val="standardContextual"/>
             </w:rPr>
           </w:pPr>
-          <w:hyperlink w:anchor="_Toc241414893" w:history="1">
+          <w:hyperlink w:anchor="_Toc241451138" w:history="1">
             <w:r>
               <w:rPr>
                 <w:rStyle w:val="Hyperlink"/>
@@ -1903,7 +2185,7 @@
               <w:rPr>
                 <w:noProof/>
               </w:rPr>
-              <w:instrText xml:space="preserve"> PAGEREF _Toc241414893 \h </w:instrText>
+              <w:instrText xml:space="preserve"> PAGEREF _Toc241451138 \h </w:instrText>
             </w:r>
             <w:r>
               <w:rPr>
@@ -1946,7 +2228,7 @@
       <w:pPr>
         <w:pStyle w:val="Heading1"/>
       </w:pPr>
-      <w:bookmarkStart w:id="0" w:name="_Toc241414867"/>
+      <w:bookmarkStart w:id="0" w:name="_Toc241451112"/>
       <w:r>
         <w:lastRenderedPageBreak/>
         <w:t>1. Use Case and Business Requirements</w:t>
@@ -1976,7 +2258,7 @@
       <w:pPr>
         <w:pStyle w:val="Heading2"/>
       </w:pPr>
-      <w:bookmarkStart w:id="1" w:name="_Toc241414868"/>
+      <w:bookmarkStart w:id="1" w:name="_Toc241451113"/>
       <w:r>
         <w:t>1.1 Business question and derived requirements</w:t>
       </w:r>
@@ -2869,7 +3151,7 @@
       <w:pPr>
         <w:pStyle w:val="Heading2"/>
       </w:pPr>
-      <w:bookmarkStart w:id="2" w:name="_Toc241414869"/>
+      <w:bookmarkStart w:id="2" w:name="_Toc241451114"/>
       <w:r>
         <w:t>1.2 Data sources (simulated, Python)</w:t>
       </w:r>
@@ -2912,10 +3194,10 @@
         <w:t>event_id, meter_id, household_id, power_consumption_kwh, solar_generation_kwh, grid_zone, timestamp</w:t>
       </w:r>
       <w:r>
-        <w:t>. Consumption follows morning/evening peaks with noise and ~1% demand spikes; solar follows a daylight curve scaled by zone capacity (South has few panels) and a deterministic daily cloud factor, and each simulated day one zone suffers an overcast spell. ~1% of events are deliberately dirty (missing field, negative or impossible value, unparsable</w:t>
-      </w:r>
-      <w:r>
-        <w:t xml:space="preserve"> timestamp, or an exact duplicate simulating at-least-once redelivery).</w:t>
+        <w:t xml:space="preserve">. Consumption follows morning/evening peaks with noise and ~1% demand spikes; solar follows a daylight curve scaled by zone capacity (South has few panels) and a deterministic daily cloud factor, and each simulated day one zone suffers an overcast spell. ~1% of events are deliberately dirty (missing field, negative </w:t>
+      </w:r>
+      <w:r>
+        <w:t>or impossible value, unparsable timestamp, or an exact duplicate simulating at-least-once redelivery).</w:t>
       </w:r>
     </w:p>
     <w:p>
@@ -2989,7 +3271,7 @@
       <w:pPr>
         <w:pStyle w:val="Heading2"/>
       </w:pPr>
-      <w:bookmarkStart w:id="3" w:name="_Toc241414870"/>
+      <w:bookmarkStart w:id="3" w:name="_Toc241451115"/>
       <w:r>
         <w:t>1.3 Simulated clock and assumptions</w:t>
       </w:r>
@@ -3094,7 +3376,7 @@
       <w:pPr>
         <w:pStyle w:val="Heading1"/>
       </w:pPr>
-      <w:bookmarkStart w:id="4" w:name="_Toc241414871"/>
+      <w:bookmarkStart w:id="4" w:name="_Toc241451116"/>
       <w:r>
         <w:t>2. Architecture Decision: Lambda vs Kappa</w:t>
       </w:r>
@@ -3667,7 +3949,7 @@
       <w:pPr>
         <w:pStyle w:val="Heading2"/>
       </w:pPr>
-      <w:bookmarkStart w:id="5" w:name="_Toc241414872"/>
+      <w:bookmarkStart w:id="5" w:name="_Toc241451117"/>
       <w:r>
         <w:t>2.1 Why Lambda fits this problem</w:t>
       </w:r>
@@ -3801,7 +4083,7 @@
       <w:pPr>
         <w:pStyle w:val="Heading2"/>
       </w:pPr>
-      <w:bookmarkStart w:id="6" w:name="_Toc241414873"/>
+      <w:bookmarkStart w:id="6" w:name="_Toc241451118"/>
       <w:r>
         <w:t>2.2 The rejected alternative: Kappa</w:t>
       </w:r>
@@ -3844,217 +4126,10 @@
           <w:noProof/>
         </w:rPr>
         <w:drawing>
-          <wp:inline distT="0" distB="0" distL="0" distR="0" wp14:anchorId="32ECE0D2" wp14:editId="4479B44D">
+          <wp:inline distT="0" distB="0" distL="0" distR="0" wp14:anchorId="3E0FB52E" wp14:editId="7BA67D26">
             <wp:extent cx="5762625" cy="2371725"/>
             <wp:effectExtent l="0" t="0" r="0" b="0"/>
-            <wp:docPr id="1" name="Picture 1"/>
-            <wp:cNvGraphicFramePr>
-              <a:graphicFrameLocks xmlns:a="http://schemas.openxmlformats.org/drawingml/2006/main" noChangeAspect="1"/>
-            </wp:cNvGraphicFramePr>
-            <a:graphic xmlns:a="http://schemas.openxmlformats.org/drawingml/2006/main">
-              <a:graphicData uri="http://schemas.openxmlformats.org/drawingml/2006/picture">
-                <pic:pic xmlns:pic="http://schemas.openxmlformats.org/drawingml/2006/picture">
-                  <pic:nvPicPr>
-                    <pic:cNvPr id="0" name=""/>
-                    <pic:cNvPicPr>
-                      <a:picLocks noChangeAspect="1" noChangeArrowheads="1"/>
-                    </pic:cNvPicPr>
-                  </pic:nvPicPr>
-                  <pic:blipFill>
-                    <a:blip r:embed="rId7"/>
-                    <a:srcRect/>
-                    <a:stretch>
-                      <a:fillRect/>
-                    </a:stretch>
-                  </pic:blipFill>
-                  <pic:spPr bwMode="auto">
-                    <a:xfrm>
-                      <a:off x="0" y="0"/>
-                      <a:ext cx="5762625" cy="2371725"/>
-                    </a:xfrm>
-                    <a:prstGeom prst="rect">
-                      <a:avLst/>
-                    </a:prstGeom>
-                  </pic:spPr>
-                </pic:pic>
-              </a:graphicData>
-            </a:graphic>
-          </wp:inline>
-        </w:drawing>
-      </w:r>
-    </w:p>
-    <w:p>
-      <w:pPr>
-        <w:spacing w:after="220"/>
-        <w:jc w:val="center"/>
-      </w:pPr>
-      <w:r>
-        <w:rPr>
-          <w:i/>
-          <w:iCs/>
-          <w:color w:val="555555"/>
-          <w:sz w:val="18"/>
-          <w:szCs w:val="18"/>
-        </w:rPr>
-        <w:t>Figure 1. Lambda (chosen) versus Kappa (rejected) for this use case.</w:t>
-      </w:r>
-    </w:p>
-    <w:p>
-      <w:pPr>
-        <w:pStyle w:val="Heading2"/>
-      </w:pPr>
-      <w:bookmarkStart w:id="7" w:name="_Toc241414874"/>
-      <w:r>
-        <w:t>2.3 Trade-offs we accepted and how we contain them</w:t>
-      </w:r>
-      <w:bookmarkEnd w:id="7"/>
-    </w:p>
-    <w:p>
-      <w:pPr>
-        <w:pStyle w:val="ListParagraph"/>
-        <w:numPr>
-          <w:ilvl w:val="0"/>
-          <w:numId w:val="1"/>
-        </w:numPr>
-        <w:spacing w:after="70" w:line="264" w:lineRule="auto"/>
-      </w:pPr>
-      <w:r>
-        <w:rPr>
-          <w:b/>
-          <w:bCs/>
-        </w:rPr>
-        <w:t>Two code paths that could diverge.</w:t>
-      </w:r>
-      <w:r>
-        <w:t xml:space="preserve"> Mitigated by using Spark for both layers and by sharing the rules: </w:t>
-      </w:r>
-      <w:r>
-        <w:rPr>
-          <w:rFonts w:ascii="Consolas" w:eastAsia="Consolas" w:hAnsi="Consolas" w:cs="Consolas"/>
-          <w:color w:val="0B4F8A"/>
-          <w:sz w:val="19"/>
-          <w:szCs w:val="19"/>
-        </w:rPr>
-        <w:t>processing/quality_rules.py</w:t>
-      </w:r>
-      <w:r>
-        <w:t xml:space="preserve"> (validation) and </w:t>
-      </w:r>
-      <w:r>
-        <w:rPr>
-          <w:rFonts w:ascii="Consolas" w:eastAsia="Consolas" w:hAnsi="Consolas" w:cs="Consolas"/>
-          <w:color w:val="0B4F8A"/>
-          <w:sz w:val="19"/>
-          <w:szCs w:val="19"/>
-        </w:rPr>
-        <w:t>processing/billing_rules.py</w:t>
-      </w:r>
-      <w:r>
-        <w:t xml:space="preserve"> (the bill formula, used by the batch job and by the API's projection). The end-to-end smoke test re-checks every produced bill against </w:t>
-      </w:r>
-      <w:r>
-        <w:rPr>
-          <w:rFonts w:ascii="Consolas" w:eastAsia="Consolas" w:hAnsi="Consolas" w:cs="Consolas"/>
-          <w:color w:val="0B4F8A"/>
-          <w:sz w:val="19"/>
-          <w:szCs w:val="19"/>
-        </w:rPr>
-        <w:t>compute_bill()</w:t>
-      </w:r>
-      <w:r>
-        <w:t>.</w:t>
-      </w:r>
-    </w:p>
-    <w:p>
-      <w:pPr>
-        <w:pStyle w:val="ListParagraph"/>
-        <w:numPr>
-          <w:ilvl w:val="0"/>
-          <w:numId w:val="1"/>
-        </w:numPr>
-        <w:spacing w:after="70" w:line="264" w:lineRule="auto"/>
-      </w:pPr>
-      <w:r>
-        <w:rPr>
-          <w:b/>
-          <w:bCs/>
-        </w:rPr>
-        <w:t>The speed view can be briefly wrong</w:t>
-      </w:r>
-      <w:r>
-        <w:t xml:space="preserve"> (duplicates, late events beyond the 1-minute watermark). Accepted because it is only used for monitoring and provisional estimates, which the API labels </w:t>
-      </w:r>
-      <w:r>
-        <w:rPr>
-          <w:rFonts w:ascii="Consolas" w:eastAsia="Consolas" w:hAnsi="Consolas" w:cs="Consolas"/>
-          <w:color w:val="0B4F8A"/>
-          <w:sz w:val="19"/>
-          <w:szCs w:val="19"/>
-        </w:rPr>
-        <w:t>provisional</w:t>
-      </w:r>
-      <w:r>
-        <w:t>; final bills come from the batch layer only.</w:t>
-      </w:r>
-    </w:p>
-    <w:p>
-      <w:pPr>
-        <w:pStyle w:val="ListParagraph"/>
-        <w:numPr>
-          <w:ilvl w:val="0"/>
-          <w:numId w:val="1"/>
-        </w:numPr>
-        <w:spacing w:after="70" w:line="264" w:lineRule="auto"/>
-      </w:pPr>
-      <w:r>
-        <w:rPr>
-          <w:b/>
-          <w:bCs/>
-        </w:rPr>
-        <w:t>Bills are only available after the day closes (plus ~1 min).</w:t>
-      </w:r>
-      <w:r>
-        <w:t xml:space="preserve"> Accepted: the business asks for daily bills, and </w:t>
-      </w:r>
-      <w:r>
-        <w:rPr>
-          <w:rFonts w:ascii="Consolas" w:eastAsia="Consolas" w:hAnsi="Consolas" w:cs="Consolas"/>
-          <w:color w:val="0B4F8A"/>
-          <w:sz w:val="19"/>
-          <w:szCs w:val="19"/>
-        </w:rPr>
-        <w:t>/api/billing/projection</w:t>
-      </w:r>
-      <w:r>
-        <w:t xml:space="preserve"> covers the intra-day need.</w:t>
-      </w:r>
-    </w:p>
-    <w:p>
-      <w:pPr>
-        <w:pStyle w:val="Heading1"/>
-      </w:pPr>
-      <w:bookmarkStart w:id="8" w:name="_Toc241414875"/>
-      <w:r>
-        <w:lastRenderedPageBreak/>
-        <w:t>3. System Architecture</w:t>
-      </w:r>
-      <w:bookmarkEnd w:id="8"/>
-    </w:p>
-    <w:p>
-      <w:pPr>
-        <w:keepNext/>
-        <w:spacing w:before="80" w:after="60"/>
-        <w:jc w:val="center"/>
-      </w:pPr>
-      <w:r>
-        <w:rPr>
-          <w:noProof/>
-        </w:rPr>
-        <w:drawing>
-          <wp:inline distT="0" distB="0" distL="0" distR="0" wp14:anchorId="0C06C9EA" wp14:editId="7B7CC49C">
-            <wp:extent cx="6038850" cy="3638550"/>
-            <wp:effectExtent l="0" t="0" r="0" b="0"/>
-            <wp:docPr id="558470780" name="Picture 558470780"/>
+            <wp:docPr id="1557573113" name="Picture 1557573113"/>
             <wp:cNvGraphicFramePr>
               <a:graphicFrameLocks xmlns:a="http://schemas.openxmlformats.org/drawingml/2006/main" noChangeAspect="1"/>
             </wp:cNvGraphicFramePr>
@@ -4077,6 +4152,213 @@
                   <pic:spPr bwMode="auto">
                     <a:xfrm>
                       <a:off x="0" y="0"/>
+                      <a:ext cx="5762625" cy="2371725"/>
+                    </a:xfrm>
+                    <a:prstGeom prst="rect">
+                      <a:avLst/>
+                    </a:prstGeom>
+                  </pic:spPr>
+                </pic:pic>
+              </a:graphicData>
+            </a:graphic>
+          </wp:inline>
+        </w:drawing>
+      </w:r>
+    </w:p>
+    <w:p>
+      <w:pPr>
+        <w:spacing w:after="220"/>
+        <w:jc w:val="center"/>
+      </w:pPr>
+      <w:r>
+        <w:rPr>
+          <w:i/>
+          <w:iCs/>
+          <w:color w:val="555555"/>
+          <w:sz w:val="18"/>
+          <w:szCs w:val="18"/>
+        </w:rPr>
+        <w:t>Figure 1. Lambda (chosen) versus Kappa (rejected) for this use case.</w:t>
+      </w:r>
+    </w:p>
+    <w:p>
+      <w:pPr>
+        <w:pStyle w:val="Heading2"/>
+      </w:pPr>
+      <w:bookmarkStart w:id="7" w:name="_Toc241451119"/>
+      <w:r>
+        <w:t>2.3 Trade-offs we accepted and how we contain them</w:t>
+      </w:r>
+      <w:bookmarkEnd w:id="7"/>
+    </w:p>
+    <w:p>
+      <w:pPr>
+        <w:pStyle w:val="ListParagraph"/>
+        <w:numPr>
+          <w:ilvl w:val="0"/>
+          <w:numId w:val="1"/>
+        </w:numPr>
+        <w:spacing w:after="70" w:line="264" w:lineRule="auto"/>
+      </w:pPr>
+      <w:r>
+        <w:rPr>
+          <w:b/>
+          <w:bCs/>
+        </w:rPr>
+        <w:t>Two code paths that could diverge.</w:t>
+      </w:r>
+      <w:r>
+        <w:t xml:space="preserve"> Mitigated by using Spark for both layers and by sharing the rules: </w:t>
+      </w:r>
+      <w:r>
+        <w:rPr>
+          <w:rFonts w:ascii="Consolas" w:eastAsia="Consolas" w:hAnsi="Consolas" w:cs="Consolas"/>
+          <w:color w:val="0B4F8A"/>
+          <w:sz w:val="19"/>
+          <w:szCs w:val="19"/>
+        </w:rPr>
+        <w:t>processing/quality_rules.py</w:t>
+      </w:r>
+      <w:r>
+        <w:t xml:space="preserve"> (validation) and </w:t>
+      </w:r>
+      <w:r>
+        <w:rPr>
+          <w:rFonts w:ascii="Consolas" w:eastAsia="Consolas" w:hAnsi="Consolas" w:cs="Consolas"/>
+          <w:color w:val="0B4F8A"/>
+          <w:sz w:val="19"/>
+          <w:szCs w:val="19"/>
+        </w:rPr>
+        <w:t>processing/billing_rules.py</w:t>
+      </w:r>
+      <w:r>
+        <w:t xml:space="preserve"> (the bill formula, used by the batch job and by the API's projection). The end-to-end smoke test re-checks every produced bill against </w:t>
+      </w:r>
+      <w:r>
+        <w:rPr>
+          <w:rFonts w:ascii="Consolas" w:eastAsia="Consolas" w:hAnsi="Consolas" w:cs="Consolas"/>
+          <w:color w:val="0B4F8A"/>
+          <w:sz w:val="19"/>
+          <w:szCs w:val="19"/>
+        </w:rPr>
+        <w:t>compute_bill()</w:t>
+      </w:r>
+      <w:r>
+        <w:t>.</w:t>
+      </w:r>
+    </w:p>
+    <w:p>
+      <w:pPr>
+        <w:pStyle w:val="ListParagraph"/>
+        <w:numPr>
+          <w:ilvl w:val="0"/>
+          <w:numId w:val="1"/>
+        </w:numPr>
+        <w:spacing w:after="70" w:line="264" w:lineRule="auto"/>
+      </w:pPr>
+      <w:r>
+        <w:rPr>
+          <w:b/>
+          <w:bCs/>
+        </w:rPr>
+        <w:t>The speed view can be briefly wrong</w:t>
+      </w:r>
+      <w:r>
+        <w:t xml:space="preserve"> (duplicates, late events beyond the 1-minute watermark). Accepted because it is only used for monitoring and provisional estimates, which the API labels </w:t>
+      </w:r>
+      <w:r>
+        <w:rPr>
+          <w:rFonts w:ascii="Consolas" w:eastAsia="Consolas" w:hAnsi="Consolas" w:cs="Consolas"/>
+          <w:color w:val="0B4F8A"/>
+          <w:sz w:val="19"/>
+          <w:szCs w:val="19"/>
+        </w:rPr>
+        <w:t>provisional</w:t>
+      </w:r>
+      <w:r>
+        <w:t>; final bills come from the batch layer only.</w:t>
+      </w:r>
+    </w:p>
+    <w:p>
+      <w:pPr>
+        <w:pStyle w:val="ListParagraph"/>
+        <w:numPr>
+          <w:ilvl w:val="0"/>
+          <w:numId w:val="1"/>
+        </w:numPr>
+        <w:spacing w:after="70" w:line="264" w:lineRule="auto"/>
+      </w:pPr>
+      <w:r>
+        <w:rPr>
+          <w:b/>
+          <w:bCs/>
+        </w:rPr>
+        <w:t>Bills are only available after the day closes (plus ~1 min).</w:t>
+      </w:r>
+      <w:r>
+        <w:t xml:space="preserve"> Accepted: the business asks for daily bills, and </w:t>
+      </w:r>
+      <w:r>
+        <w:rPr>
+          <w:rFonts w:ascii="Consolas" w:eastAsia="Consolas" w:hAnsi="Consolas" w:cs="Consolas"/>
+          <w:color w:val="0B4F8A"/>
+          <w:sz w:val="19"/>
+          <w:szCs w:val="19"/>
+        </w:rPr>
+        <w:t>/api/billing/projection</w:t>
+      </w:r>
+      <w:r>
+        <w:t xml:space="preserve"> covers the intra-day need.</w:t>
+      </w:r>
+    </w:p>
+    <w:p>
+      <w:pPr>
+        <w:pStyle w:val="Heading1"/>
+      </w:pPr>
+      <w:bookmarkStart w:id="8" w:name="_Toc241451120"/>
+      <w:r>
+        <w:lastRenderedPageBreak/>
+        <w:t>3. System Architecture</w:t>
+      </w:r>
+      <w:bookmarkEnd w:id="8"/>
+    </w:p>
+    <w:p>
+      <w:pPr>
+        <w:keepNext/>
+        <w:spacing w:before="80" w:after="60"/>
+        <w:jc w:val="center"/>
+      </w:pPr>
+      <w:r>
+        <w:rPr>
+          <w:noProof/>
+        </w:rPr>
+        <w:drawing>
+          <wp:inline distT="0" distB="0" distL="0" distR="0" wp14:anchorId="3D1C1A09" wp14:editId="7A1F8F3A">
+            <wp:extent cx="6038850" cy="3638550"/>
+            <wp:effectExtent l="0" t="0" r="0" b="0"/>
+            <wp:docPr id="1990943543" name="Picture 1990943543"/>
+            <wp:cNvGraphicFramePr>
+              <a:graphicFrameLocks xmlns:a="http://schemas.openxmlformats.org/drawingml/2006/main" noChangeAspect="1"/>
+            </wp:cNvGraphicFramePr>
+            <a:graphic xmlns:a="http://schemas.openxmlformats.org/drawingml/2006/main">
+              <a:graphicData uri="http://schemas.openxmlformats.org/drawingml/2006/picture">
+                <pic:pic xmlns:pic="http://schemas.openxmlformats.org/drawingml/2006/picture">
+                  <pic:nvPicPr>
+                    <pic:cNvPr id="0" name=""/>
+                    <pic:cNvPicPr>
+                      <a:picLocks noChangeAspect="1" noChangeArrowheads="1"/>
+                    </pic:cNvPicPr>
+                  </pic:nvPicPr>
+                  <pic:blipFill>
+                    <a:blip r:embed="rId9"/>
+                    <a:srcRect/>
+                    <a:stretch>
+                      <a:fillRect/>
+                    </a:stretch>
+                  </pic:blipFill>
+                  <pic:spPr bwMode="auto">
+                    <a:xfrm>
+                      <a:off x="0" y="0"/>
                       <a:ext cx="6038850" cy="3638550"/>
                     </a:xfrm>
                     <a:prstGeom prst="rect">
@@ -4201,7 +4483,7 @@
       <w:pPr>
         <w:pStyle w:val="Heading1"/>
       </w:pPr>
-      <w:bookmarkStart w:id="9" w:name="_Toc241414876"/>
+      <w:bookmarkStart w:id="9" w:name="_Toc241451121"/>
       <w:r>
         <w:t>4. Technology Stack and Justification</w:t>
       </w:r>
@@ -5194,7 +5476,7 @@
       <w:pPr>
         <w:pStyle w:val="Heading1"/>
       </w:pPr>
-      <w:bookmarkStart w:id="10" w:name="_Toc241414877"/>
+      <w:bookmarkStart w:id="10" w:name="_Toc241451122"/>
       <w:r>
         <w:t>5. Implementation</w:t>
       </w:r>
@@ -5204,7 +5486,7 @@
       <w:pPr>
         <w:pStyle w:val="Heading2"/>
       </w:pPr>
-      <w:bookmarkStart w:id="11" w:name="_Toc241414878"/>
+      <w:bookmarkStart w:id="11" w:name="_Toc241451123"/>
       <w:r>
         <w:t>5.1 Ingestion</w:t>
       </w:r>
@@ -5276,7 +5558,7 @@
       <w:pPr>
         <w:pStyle w:val="Heading2"/>
       </w:pPr>
-      <w:bookmarkStart w:id="12" w:name="_Toc241414879"/>
+      <w:bookmarkStart w:id="12" w:name="_Toc241451124"/>
       <w:r>
         <w:t>5.2 Speed layer (processing/speed_layer_spark.py)</w:t>
       </w:r>
@@ -5467,7 +5749,7 @@
       <w:pPr>
         <w:pStyle w:val="Heading2"/>
       </w:pPr>
-      <w:bookmarkStart w:id="13" w:name="_Toc241414880"/>
+      <w:bookmarkStart w:id="13" w:name="_Toc241451125"/>
       <w:r>
         <w:t>5.3 Batch layer (processing/batch_layer_spark.py) and orchestration</w:t>
       </w:r>
@@ -5771,10 +6053,10 @@
           <w:noProof/>
         </w:rPr>
         <w:drawing>
-          <wp:inline distT="0" distB="0" distL="0" distR="0" wp14:anchorId="7C8F941F" wp14:editId="2B32686B">
+          <wp:inline distT="0" distB="0" distL="0" distR="0" wp14:anchorId="27C69A9C" wp14:editId="092613F0">
             <wp:extent cx="5943600" cy="3562350"/>
             <wp:effectExtent l="0" t="0" r="0" b="0"/>
-            <wp:docPr id="52735464" name="Picture 52735464"/>
+            <wp:docPr id="363745777" name="Picture 363745777"/>
             <wp:cNvGraphicFramePr>
               <a:graphicFrameLocks xmlns:a="http://schemas.openxmlformats.org/drawingml/2006/main" noChangeAspect="1"/>
             </wp:cNvGraphicFramePr>
@@ -5788,7 +6070,7 @@
                     </pic:cNvPicPr>
                   </pic:nvPicPr>
                   <pic:blipFill>
-                    <a:blip r:embed="rId9"/>
+                    <a:blip r:embed="rId10"/>
                     <a:srcRect/>
                     <a:stretch>
                       <a:fillRect/>
@@ -5830,7 +6112,7 @@
       <w:pPr>
         <w:pStyle w:val="Heading2"/>
       </w:pPr>
-      <w:bookmarkStart w:id="14" w:name="_Toc241414881"/>
+      <w:bookmarkStart w:id="14" w:name="_Toc241451126"/>
       <w:r>
         <w:t>5.4 Storage and serving layer</w:t>
       </w:r>
@@ -7254,7 +7536,7 @@
       <w:pPr>
         <w:pStyle w:val="Heading1"/>
       </w:pPr>
-      <w:bookmarkStart w:id="15" w:name="_Toc241414882"/>
+      <w:bookmarkStart w:id="15" w:name="_Toc241451127"/>
       <w:r>
         <w:t>6. Observability Design</w:t>
       </w:r>
@@ -8514,7 +8796,7 @@
       <w:pPr>
         <w:pStyle w:val="Heading2"/>
       </w:pPr>
-      <w:bookmarkStart w:id="16" w:name="_Toc241414883"/>
+      <w:bookmarkStart w:id="16" w:name="_Toc241451128"/>
       <w:r>
         <w:lastRenderedPageBreak/>
         <w:t>6.1 Failure drill: stopping the streaming source</w:t>
@@ -9039,463 +9321,10 @@
           <w:noProof/>
         </w:rPr>
         <w:drawing>
-          <wp:inline distT="0" distB="0" distL="0" distR="0" wp14:anchorId="47DC8DCA" wp14:editId="73384BB5">
+          <wp:inline distT="0" distB="0" distL="0" distR="0" wp14:anchorId="14D799AF" wp14:editId="2E2F8A98">
             <wp:extent cx="5848350" cy="4181475"/>
             <wp:effectExtent l="0" t="0" r="0" b="0"/>
-            <wp:docPr id="427388294" name="Picture 427388294"/>
-            <wp:cNvGraphicFramePr>
-              <a:graphicFrameLocks xmlns:a="http://schemas.openxmlformats.org/drawingml/2006/main" noChangeAspect="1"/>
-            </wp:cNvGraphicFramePr>
-            <a:graphic xmlns:a="http://schemas.openxmlformats.org/drawingml/2006/main">
-              <a:graphicData uri="http://schemas.openxmlformats.org/drawingml/2006/picture">
-                <pic:pic xmlns:pic="http://schemas.openxmlformats.org/drawingml/2006/picture">
-                  <pic:nvPicPr>
-                    <pic:cNvPr id="0" name=""/>
-                    <pic:cNvPicPr>
-                      <a:picLocks noChangeAspect="1" noChangeArrowheads="1"/>
-                    </pic:cNvPicPr>
-                  </pic:nvPicPr>
-                  <pic:blipFill>
-                    <a:blip r:embed="rId10"/>
-                    <a:srcRect/>
-                    <a:stretch>
-                      <a:fillRect/>
-                    </a:stretch>
-                  </pic:blipFill>
-                  <pic:spPr bwMode="auto">
-                    <a:xfrm>
-                      <a:off x="0" y="0"/>
-                      <a:ext cx="5848350" cy="4181475"/>
-                    </a:xfrm>
-                    <a:prstGeom prst="rect">
-                      <a:avLst/>
-                    </a:prstGeom>
-                  </pic:spPr>
-                </pic:pic>
-              </a:graphicData>
-            </a:graphic>
-          </wp:inline>
-        </w:drawing>
-      </w:r>
-    </w:p>
-    <w:p>
-      <w:pPr>
-        <w:spacing w:after="220"/>
-        <w:jc w:val="center"/>
-      </w:pPr>
-      <w:r>
-        <w:rPr>
-          <w:i/>
-          <w:iCs/>
-          <w:color w:val="555555"/>
-          <w:sz w:val="18"/>
-          <w:szCs w:val="18"/>
-        </w:rPr>
-        <w:t>Figure 4. Dashboard during the drill: NO_DATA alerts and stale components.</w:t>
-      </w:r>
-    </w:p>
-    <w:p>
-      <w:pPr>
-        <w:pStyle w:val="Heading1"/>
-      </w:pPr>
-      <w:bookmarkStart w:id="17" w:name="_Toc241414884"/>
-      <w:r>
-        <w:t>7. Testing and Reproducibility</w:t>
-      </w:r>
-      <w:bookmarkEnd w:id="17"/>
-    </w:p>
-    <w:p>
-      <w:pPr>
-        <w:pStyle w:val="ListParagraph"/>
-        <w:numPr>
-          <w:ilvl w:val="0"/>
-          <w:numId w:val="1"/>
-        </w:numPr>
-        <w:spacing w:after="70" w:line="264" w:lineRule="auto"/>
-      </w:pPr>
-      <w:r>
-        <w:rPr>
-          <w:b/>
-          <w:bCs/>
-        </w:rPr>
-        <w:t>Unit tests</w:t>
-      </w:r>
-      <w:r>
-        <w:t xml:space="preserve"> (</w:t>
-      </w:r>
-      <w:r>
-        <w:rPr>
-          <w:rFonts w:ascii="Consolas" w:eastAsia="Consolas" w:hAnsi="Consolas" w:cs="Consolas"/>
-          <w:color w:val="0B4F8A"/>
-          <w:sz w:val="19"/>
-          <w:szCs w:val="19"/>
-        </w:rPr>
-        <w:t>tests/</w:t>
-      </w:r>
-      <w:r>
-        <w:t>, no infrastructure): data-quality rules, billing formula, simulated clock, both simulators (fields, value ranges, determinism, overcast spell, every dirty kind fails validation, atomic file drop), alert predicates, API endpoints with a stubbed database (projection merge, health staleness, DB-outage 503, metrics) and the report renderer.</w:t>
-      </w:r>
-    </w:p>
-    <w:p>
-      <w:pPr>
-        <w:shd w:val="clear" w:color="auto" w:fill="F3F4F6"/>
-        <w:spacing w:after="160"/>
-      </w:pPr>
-      <w:r>
-        <w:rPr>
-          <w:rFonts w:ascii="Consolas" w:eastAsia="Consolas" w:hAnsi="Consolas" w:cs="Consolas"/>
-          <w:sz w:val="16"/>
-          <w:szCs w:val="16"/>
-        </w:rPr>
-        <w:lastRenderedPageBreak/>
-        <w:t>$ pytest tests -q</w:t>
-      </w:r>
-      <w:r>
-        <w:rPr>
-          <w:rFonts w:ascii="Consolas" w:eastAsia="Consolas" w:hAnsi="Consolas" w:cs="Consolas"/>
-          <w:sz w:val="16"/>
-          <w:szCs w:val="16"/>
-        </w:rPr>
-        <w:br/>
-        <w:t>collected tests: 44</w:t>
-      </w:r>
-      <w:r>
-        <w:rPr>
-          <w:rFonts w:ascii="Consolas" w:eastAsia="Consolas" w:hAnsi="Consolas" w:cs="Consolas"/>
-          <w:sz w:val="16"/>
-          <w:szCs w:val="16"/>
-        </w:rPr>
-        <w:br/>
-        <w:t>44 passed in 1.04s</w:t>
-      </w:r>
-    </w:p>
-    <w:p>
-      <w:pPr>
-        <w:pStyle w:val="ListParagraph"/>
-        <w:numPr>
-          <w:ilvl w:val="0"/>
-          <w:numId w:val="1"/>
-        </w:numPr>
-        <w:spacing w:after="70" w:line="264" w:lineRule="auto"/>
-      </w:pPr>
-      <w:r>
-        <w:rPr>
-          <w:b/>
-          <w:bCs/>
-        </w:rPr>
-        <w:t>End-to-end smoke test</w:t>
-      </w:r>
-      <w:r>
-        <w:t xml:space="preserve"> (</w:t>
-      </w:r>
-      <w:r>
-        <w:rPr>
-          <w:rFonts w:ascii="Consolas" w:eastAsia="Consolas" w:hAnsi="Consolas" w:cs="Consolas"/>
-          <w:color w:val="0B4F8A"/>
-          <w:sz w:val="19"/>
-          <w:szCs w:val="19"/>
-        </w:rPr>
-        <w:t>scripts/smoke_test.py</w:t>
-      </w:r>
-      <w:r>
-        <w:t xml:space="preserve">) against the running stack: events delivered, live windows for all zones, quarantine working, </w:t>
-      </w:r>
-      <w:r>
-        <w:rPr>
-          <w:rFonts w:ascii="Consolas" w:eastAsia="Consolas" w:hAnsi="Consolas" w:cs="Consolas"/>
-          <w:color w:val="0B4F8A"/>
-          <w:sz w:val="19"/>
-          <w:szCs w:val="19"/>
-        </w:rPr>
-        <w:t>/health</w:t>
-      </w:r>
-      <w:r>
-        <w:t xml:space="preserve"> OK, Prometheus rules loaded and targets up, every bill equal to </w:t>
-      </w:r>
-      <w:r>
-        <w:rPr>
-          <w:rFonts w:ascii="Consolas" w:eastAsia="Consolas" w:hAnsi="Consolas" w:cs="Consolas"/>
-          <w:color w:val="0B4F8A"/>
-          <w:sz w:val="19"/>
-          <w:szCs w:val="19"/>
-        </w:rPr>
-        <w:t>compute_bill()</w:t>
-      </w:r>
-      <w:r>
-        <w:t>, reconciliation present, projection populated.</w:t>
-      </w:r>
-    </w:p>
-    <w:p>
-      <w:pPr>
-        <w:shd w:val="clear" w:color="auto" w:fill="F3F4F6"/>
-        <w:spacing w:after="160"/>
-      </w:pPr>
-      <w:r>
-        <w:rPr>
-          <w:rFonts w:ascii="Consolas" w:eastAsia="Consolas" w:hAnsi="Consolas" w:cs="Consolas"/>
-          <w:sz w:val="16"/>
-          <w:szCs w:val="16"/>
-        </w:rPr>
-        <w:t>$ python scripts/smoke_test.py</w:t>
-      </w:r>
-      <w:r>
-        <w:rPr>
-          <w:rFonts w:ascii="Consolas" w:eastAsia="Consolas" w:hAnsi="Consolas" w:cs="Consolas"/>
-          <w:sz w:val="16"/>
-          <w:szCs w:val="16"/>
-        </w:rPr>
-        <w:br/>
-        <w:t xml:space="preserve">[PASS] ingestion: producer delivered events to Kafka -- 10490 delivered </w:t>
-      </w:r>
-      <w:r>
-        <w:rPr>
-          <w:rFonts w:ascii="Consolas" w:eastAsia="Consolas" w:hAnsi="Consolas" w:cs="Consolas"/>
-          <w:sz w:val="16"/>
-          <w:szCs w:val="16"/>
-        </w:rPr>
-        <w:br/>
-        <w:t xml:space="preserve">[PASS] speed layer: live window for all 4 zones -- ['East', 'North', 'South', 'West'] </w:t>
-      </w:r>
-      <w:r>
-        <w:rPr>
-          <w:rFonts w:ascii="Consolas" w:eastAsia="Consolas" w:hAnsi="Consolas" w:cs="Consolas"/>
-          <w:sz w:val="16"/>
-          <w:szCs w:val="16"/>
-        </w:rPr>
-        <w:br/>
-        <w:t xml:space="preserve">[PASS] speed layer: events processed in last 5 min -- 3679 events </w:t>
-      </w:r>
-      <w:r>
-        <w:rPr>
-          <w:rFonts w:ascii="Consolas" w:eastAsia="Consolas" w:hAnsi="Consolas" w:cs="Consolas"/>
-          <w:sz w:val="16"/>
-          <w:szCs w:val="16"/>
-        </w:rPr>
-        <w:br/>
-        <w:t xml:space="preserve">[PASS] processing: dirty events are quarantined -- {"bad_timestamp": 16, "out_of_range": 12, "missing_field": 10, "negative_value": 7} </w:t>
-      </w:r>
-      <w:r>
-        <w:rPr>
-          <w:rFonts w:ascii="Consolas" w:eastAsia="Consolas" w:hAnsi="Consolas" w:cs="Consolas"/>
-          <w:sz w:val="16"/>
-          <w:szCs w:val="16"/>
-        </w:rPr>
-        <w:br/>
-        <w:t>[PASS] observability: /health reports every component OK -- alerts_engine=OK, batch_layer=OK, meter_producer=OK, speed_layer=OK, tariff_batch_source</w:t>
-      </w:r>
-      <w:r>
-        <w:rPr>
-          <w:rFonts w:ascii="Consolas" w:eastAsia="Consolas" w:hAnsi="Consolas" w:cs="Consolas"/>
-          <w:sz w:val="16"/>
-          <w:szCs w:val="16"/>
-        </w:rPr>
-        <w:t xml:space="preserve">=OK </w:t>
-      </w:r>
-      <w:r>
-        <w:rPr>
-          <w:rFonts w:ascii="Consolas" w:eastAsia="Consolas" w:hAnsi="Consolas" w:cs="Consolas"/>
-          <w:sz w:val="16"/>
-          <w:szCs w:val="16"/>
-        </w:rPr>
-        <w:br/>
-        <w:t xml:space="preserve">[PASS] observability: /metrics exports pipeline gauges </w:t>
-      </w:r>
-      <w:r>
-        <w:rPr>
-          <w:rFonts w:ascii="Consolas" w:eastAsia="Consolas" w:hAnsi="Consolas" w:cs="Consolas"/>
-          <w:sz w:val="16"/>
-          <w:szCs w:val="16"/>
-        </w:rPr>
-        <w:br/>
-        <w:t xml:space="preserve">[PASS] observability: Prometheus alert rules loaded -- 9 rules </w:t>
-      </w:r>
-      <w:r>
-        <w:rPr>
-          <w:rFonts w:ascii="Consolas" w:eastAsia="Consolas" w:hAnsi="Consolas" w:cs="Consolas"/>
-          <w:sz w:val="16"/>
-          <w:szCs w:val="16"/>
-        </w:rPr>
-        <w:br/>
-        <w:t xml:space="preserve">[PASS] observability: Prometheus scrape targets up -- meter-producer=up, prometheus=up, serving-api=up </w:t>
-      </w:r>
-      <w:r>
-        <w:rPr>
-          <w:rFonts w:ascii="Consolas" w:eastAsia="Consolas" w:hAnsi="Consolas" w:cs="Consolas"/>
-          <w:sz w:val="16"/>
-          <w:szCs w:val="16"/>
-        </w:rPr>
-        <w:br/>
-        <w:t xml:space="preserve">[PASS] batch layer: every bill matches billing_rules.compute_bill -- 24 bills for sim_day 4, mismatches=[] </w:t>
-      </w:r>
-      <w:r>
-        <w:rPr>
-          <w:rFonts w:ascii="Consolas" w:eastAsia="Consolas" w:hAnsi="Consolas" w:cs="Consolas"/>
-          <w:sz w:val="16"/>
-          <w:szCs w:val="16"/>
-        </w:rPr>
-        <w:br/>
-        <w:t xml:space="preserve">[PASS] batch layer: speed/batch reconciliation recorded -- drift=0.14% </w:t>
-      </w:r>
-      <w:r>
-        <w:rPr>
-          <w:rFonts w:ascii="Consolas" w:eastAsia="Consolas" w:hAnsi="Consolas" w:cs="Consolas"/>
-          <w:sz w:val="16"/>
-          <w:szCs w:val="16"/>
-        </w:rPr>
-        <w:br/>
-        <w:t xml:space="preserve">[PASS] lambda merge: provisional bills for the running day -- 24 households, total 15491.04 </w:t>
-      </w:r>
-      <w:r>
-        <w:rPr>
-          <w:rFonts w:ascii="Consolas" w:eastAsia="Consolas" w:hAnsi="Consolas" w:cs="Consolas"/>
-          <w:sz w:val="16"/>
-          <w:szCs w:val="16"/>
-        </w:rPr>
-        <w:br/>
-        <w:t xml:space="preserve"> </w:t>
-      </w:r>
-      <w:r>
-        <w:rPr>
-          <w:rFonts w:ascii="Consolas" w:eastAsia="Consolas" w:hAnsi="Consolas" w:cs="Consolas"/>
-          <w:sz w:val="16"/>
-          <w:szCs w:val="16"/>
-        </w:rPr>
-        <w:br/>
-        <w:t>ALL CHEC</w:t>
-      </w:r>
-      <w:r>
-        <w:rPr>
-          <w:rFonts w:ascii="Consolas" w:eastAsia="Consolas" w:hAnsi="Consolas" w:cs="Consolas"/>
-          <w:sz w:val="16"/>
-          <w:szCs w:val="16"/>
-        </w:rPr>
-        <w:t>KS PASSED</w:t>
-      </w:r>
-    </w:p>
-    <w:p>
-      <w:pPr>
-        <w:pStyle w:val="ListParagraph"/>
-        <w:numPr>
-          <w:ilvl w:val="0"/>
-          <w:numId w:val="1"/>
-        </w:numPr>
-        <w:spacing w:after="70" w:line="264" w:lineRule="auto"/>
-      </w:pPr>
-      <w:r>
-        <w:rPr>
-          <w:b/>
-          <w:bCs/>
-        </w:rPr>
-        <w:t>Reproduce:</w:t>
-      </w:r>
-      <w:r>
-        <w:t xml:space="preserve"> </w:t>
-      </w:r>
-      <w:r>
-        <w:rPr>
-          <w:rFonts w:ascii="Consolas" w:eastAsia="Consolas" w:hAnsi="Consolas" w:cs="Consolas"/>
-          <w:color w:val="0B4F8A"/>
-          <w:sz w:val="19"/>
-          <w:szCs w:val="19"/>
-        </w:rPr>
-        <w:t>docker compose up --build -d</w:t>
-      </w:r>
-      <w:r>
-        <w:t xml:space="preserve">, wait ~6 minutes for the first bill, then </w:t>
-      </w:r>
-      <w:r>
-        <w:rPr>
-          <w:rFonts w:ascii="Consolas" w:eastAsia="Consolas" w:hAnsi="Consolas" w:cs="Consolas"/>
-          <w:color w:val="0B4F8A"/>
-          <w:sz w:val="19"/>
-          <w:szCs w:val="19"/>
-        </w:rPr>
-        <w:t>python scripts/smoke_test.py --wait-billing</w:t>
-      </w:r>
-      <w:r>
-        <w:t xml:space="preserve">. All configuration is in </w:t>
-      </w:r>
-      <w:r>
-        <w:rPr>
-          <w:rFonts w:ascii="Consolas" w:eastAsia="Consolas" w:hAnsi="Consolas" w:cs="Consolas"/>
-          <w:color w:val="0B4F8A"/>
-          <w:sz w:val="19"/>
-          <w:szCs w:val="19"/>
-        </w:rPr>
-        <w:t>config.py</w:t>
-      </w:r>
-      <w:r>
-        <w:t xml:space="preserve"> / </w:t>
-      </w:r>
-      <w:r>
-        <w:rPr>
-          <w:rFonts w:ascii="Consolas" w:eastAsia="Consolas" w:hAnsi="Consolas" w:cs="Consolas"/>
-          <w:color w:val="0B4F8A"/>
-          <w:sz w:val="19"/>
-          <w:szCs w:val="19"/>
-        </w:rPr>
-        <w:t>.env</w:t>
-      </w:r>
-      <w:r>
-        <w:t>.</w:t>
-      </w:r>
-    </w:p>
-    <w:p>
-      <w:pPr>
-        <w:pStyle w:val="Heading1"/>
-      </w:pPr>
-      <w:bookmarkStart w:id="18" w:name="_Toc241414885"/>
-      <w:r>
-        <w:t>8. Results</w:t>
-      </w:r>
-      <w:bookmarkEnd w:id="18"/>
-    </w:p>
-    <w:p>
-      <w:pPr>
-        <w:spacing w:after="140" w:line="276" w:lineRule="auto"/>
-        <w:jc w:val="both"/>
-      </w:pPr>
-      <w:r>
-        <w:t xml:space="preserve">The results below come from one continuous run of the stack (5 simulated days, ~25 minutes of real time). Every number was read from the API by </w:t>
-      </w:r>
-      <w:r>
-        <w:rPr>
-          <w:rFonts w:ascii="Consolas" w:eastAsia="Consolas" w:hAnsi="Consolas" w:cs="Consolas"/>
-          <w:color w:val="0B4F8A"/>
-          <w:sz w:val="19"/>
-          <w:szCs w:val="19"/>
-        </w:rPr>
-        <w:t>report/capture_results.py</w:t>
-      </w:r>
-      <w:r>
-        <w:t>.</w:t>
-      </w:r>
-    </w:p>
-    <w:p>
-      <w:pPr>
-        <w:pStyle w:val="Heading2"/>
-      </w:pPr>
-      <w:bookmarkStart w:id="19" w:name="_Toc241414886"/>
-      <w:r>
-        <w:t>8.1 Live dashboard and real-time API</w:t>
-      </w:r>
-      <w:bookmarkEnd w:id="19"/>
-    </w:p>
-    <w:p>
-      <w:pPr>
-        <w:keepNext/>
-        <w:spacing w:before="80" w:after="60"/>
-        <w:jc w:val="center"/>
-      </w:pPr>
-      <w:r>
-        <w:rPr>
-          <w:noProof/>
-        </w:rPr>
-        <w:drawing>
-          <wp:inline distT="0" distB="0" distL="0" distR="0" wp14:anchorId="51BD49FA" wp14:editId="65CBD2F6">
-            <wp:extent cx="5943600" cy="4248150"/>
-            <wp:effectExtent l="0" t="0" r="0" b="0"/>
-            <wp:docPr id="1495448766" name="Picture 1495448766"/>
+            <wp:docPr id="943013048" name="Picture 943013048"/>
             <wp:cNvGraphicFramePr>
               <a:graphicFrameLocks xmlns:a="http://schemas.openxmlformats.org/drawingml/2006/main" noChangeAspect="1"/>
             </wp:cNvGraphicFramePr>
@@ -9518,7 +9347,7 @@
                   <pic:spPr bwMode="auto">
                     <a:xfrm>
                       <a:off x="0" y="0"/>
-                      <a:ext cx="5943600" cy="4248150"/>
+                      <a:ext cx="5848350" cy="4181475"/>
                     </a:xfrm>
                     <a:prstGeom prst="rect">
                       <a:avLst/>
@@ -9544,8 +9373,395 @@
           <w:sz w:val="18"/>
           <w:szCs w:val="18"/>
         </w:rPr>
-        <w:t>Figure 5. Live dashboard: speed-layer KPIs, per-zone renewable % with the alert threshold, 15-minute history, active alerts and pipeline health.</w:t>
-      </w:r>
+        <w:t>Figure 4. Dashboard during the drill: NO_DATA alerts and stale components.</w:t>
+      </w:r>
+    </w:p>
+    <w:p>
+      <w:pPr>
+        <w:pStyle w:val="Heading1"/>
+      </w:pPr>
+      <w:bookmarkStart w:id="17" w:name="_Toc241451129"/>
+      <w:r>
+        <w:t>7. Testing and Reproducibility</w:t>
+      </w:r>
+      <w:bookmarkEnd w:id="17"/>
+    </w:p>
+    <w:p>
+      <w:pPr>
+        <w:pStyle w:val="ListParagraph"/>
+        <w:numPr>
+          <w:ilvl w:val="0"/>
+          <w:numId w:val="1"/>
+        </w:numPr>
+        <w:spacing w:after="70" w:line="264" w:lineRule="auto"/>
+      </w:pPr>
+      <w:r>
+        <w:rPr>
+          <w:b/>
+          <w:bCs/>
+        </w:rPr>
+        <w:t>Unit tests</w:t>
+      </w:r>
+      <w:r>
+        <w:t xml:space="preserve"> (</w:t>
+      </w:r>
+      <w:r>
+        <w:rPr>
+          <w:rFonts w:ascii="Consolas" w:eastAsia="Consolas" w:hAnsi="Consolas" w:cs="Consolas"/>
+          <w:color w:val="0B4F8A"/>
+          <w:sz w:val="19"/>
+          <w:szCs w:val="19"/>
+        </w:rPr>
+        <w:t>tests/</w:t>
+      </w:r>
+      <w:r>
+        <w:t>, no infrastructure): data-quality rules, billing formula, simulated clock, both simulators (fields, value ranges, determinism, overcast spell, every dirty kind fails validation, atomic file drop), alert predicates, API endpoints with a stubbed database (projection merge, health staleness, DB-outage 503, metrics) and the report renderer.</w:t>
+      </w:r>
+    </w:p>
+    <w:p>
+      <w:pPr>
+        <w:shd w:val="clear" w:color="auto" w:fill="F3F4F6"/>
+        <w:spacing w:after="160"/>
+      </w:pPr>
+      <w:r>
+        <w:rPr>
+          <w:rFonts w:ascii="Consolas" w:eastAsia="Consolas" w:hAnsi="Consolas" w:cs="Consolas"/>
+          <w:sz w:val="16"/>
+          <w:szCs w:val="16"/>
+        </w:rPr>
+        <w:lastRenderedPageBreak/>
+        <w:t>$ pytest tests -q</w:t>
+      </w:r>
+      <w:r>
+        <w:rPr>
+          <w:rFonts w:ascii="Consolas" w:eastAsia="Consolas" w:hAnsi="Consolas" w:cs="Consolas"/>
+          <w:sz w:val="16"/>
+          <w:szCs w:val="16"/>
+        </w:rPr>
+        <w:br/>
+        <w:t>collected tests: 44</w:t>
+      </w:r>
+      <w:r>
+        <w:rPr>
+          <w:rFonts w:ascii="Consolas" w:eastAsia="Consolas" w:hAnsi="Consolas" w:cs="Consolas"/>
+          <w:sz w:val="16"/>
+          <w:szCs w:val="16"/>
+        </w:rPr>
+        <w:br/>
+        <w:t>44 passed in 1.04s</w:t>
+      </w:r>
+    </w:p>
+    <w:p>
+      <w:pPr>
+        <w:pStyle w:val="ListParagraph"/>
+        <w:numPr>
+          <w:ilvl w:val="0"/>
+          <w:numId w:val="1"/>
+        </w:numPr>
+        <w:spacing w:after="70" w:line="264" w:lineRule="auto"/>
+      </w:pPr>
+      <w:r>
+        <w:rPr>
+          <w:b/>
+          <w:bCs/>
+        </w:rPr>
+        <w:t>End-to-end smoke test</w:t>
+      </w:r>
+      <w:r>
+        <w:t xml:space="preserve"> (</w:t>
+      </w:r>
+      <w:r>
+        <w:rPr>
+          <w:rFonts w:ascii="Consolas" w:eastAsia="Consolas" w:hAnsi="Consolas" w:cs="Consolas"/>
+          <w:color w:val="0B4F8A"/>
+          <w:sz w:val="19"/>
+          <w:szCs w:val="19"/>
+        </w:rPr>
+        <w:t>scripts/smoke_test.py</w:t>
+      </w:r>
+      <w:r>
+        <w:t xml:space="preserve">) against the running stack: events delivered, live windows for all zones, quarantine working, </w:t>
+      </w:r>
+      <w:r>
+        <w:rPr>
+          <w:rFonts w:ascii="Consolas" w:eastAsia="Consolas" w:hAnsi="Consolas" w:cs="Consolas"/>
+          <w:color w:val="0B4F8A"/>
+          <w:sz w:val="19"/>
+          <w:szCs w:val="19"/>
+        </w:rPr>
+        <w:t>/health</w:t>
+      </w:r>
+      <w:r>
+        <w:t xml:space="preserve"> OK, Prometheus rules loaded and targets up, every bill equal to </w:t>
+      </w:r>
+      <w:r>
+        <w:rPr>
+          <w:rFonts w:ascii="Consolas" w:eastAsia="Consolas" w:hAnsi="Consolas" w:cs="Consolas"/>
+          <w:color w:val="0B4F8A"/>
+          <w:sz w:val="19"/>
+          <w:szCs w:val="19"/>
+        </w:rPr>
+        <w:t>compute_bill()</w:t>
+      </w:r>
+      <w:r>
+        <w:t>, reconciliation present, projection populated.</w:t>
+      </w:r>
+    </w:p>
+    <w:p>
+      <w:pPr>
+        <w:shd w:val="clear" w:color="auto" w:fill="F3F4F6"/>
+        <w:spacing w:after="160"/>
+      </w:pPr>
+      <w:r>
+        <w:rPr>
+          <w:rFonts w:ascii="Consolas" w:eastAsia="Consolas" w:hAnsi="Consolas" w:cs="Consolas"/>
+          <w:sz w:val="16"/>
+          <w:szCs w:val="16"/>
+        </w:rPr>
+        <w:t>$ python scripts/smoke_test.py</w:t>
+      </w:r>
+      <w:r>
+        <w:rPr>
+          <w:rFonts w:ascii="Consolas" w:eastAsia="Consolas" w:hAnsi="Consolas" w:cs="Consolas"/>
+          <w:sz w:val="16"/>
+          <w:szCs w:val="16"/>
+        </w:rPr>
+        <w:br/>
+        <w:t xml:space="preserve">[PASS] ingestion: producer delivered events to Kafka -- 10490 delivered </w:t>
+      </w:r>
+      <w:r>
+        <w:rPr>
+          <w:rFonts w:ascii="Consolas" w:eastAsia="Consolas" w:hAnsi="Consolas" w:cs="Consolas"/>
+          <w:sz w:val="16"/>
+          <w:szCs w:val="16"/>
+        </w:rPr>
+        <w:br/>
+        <w:t xml:space="preserve">[PASS] speed layer: live window for all 4 zones -- ['East', 'North', 'South', 'West'] </w:t>
+      </w:r>
+      <w:r>
+        <w:rPr>
+          <w:rFonts w:ascii="Consolas" w:eastAsia="Consolas" w:hAnsi="Consolas" w:cs="Consolas"/>
+          <w:sz w:val="16"/>
+          <w:szCs w:val="16"/>
+        </w:rPr>
+        <w:br/>
+        <w:t xml:space="preserve">[PASS] speed layer: events processed in last 5 min -- 3679 events </w:t>
+      </w:r>
+      <w:r>
+        <w:rPr>
+          <w:rFonts w:ascii="Consolas" w:eastAsia="Consolas" w:hAnsi="Consolas" w:cs="Consolas"/>
+          <w:sz w:val="16"/>
+          <w:szCs w:val="16"/>
+        </w:rPr>
+        <w:br/>
+        <w:t xml:space="preserve">[PASS] processing: dirty events are quarantined -- {"bad_timestamp": 16, "out_of_range": 12, "missing_field": 10, "negative_value": 7} </w:t>
+      </w:r>
+      <w:r>
+        <w:rPr>
+          <w:rFonts w:ascii="Consolas" w:eastAsia="Consolas" w:hAnsi="Consolas" w:cs="Consolas"/>
+          <w:sz w:val="16"/>
+          <w:szCs w:val="16"/>
+        </w:rPr>
+        <w:br/>
+        <w:t>[PASS] observability: /health reports every component OK -- alerts_engine=OK, batch_layer=OK, meter_producer=OK, speed_layer=OK, tariff_batch_source</w:t>
+      </w:r>
+      <w:r>
+        <w:rPr>
+          <w:rFonts w:ascii="Consolas" w:eastAsia="Consolas" w:hAnsi="Consolas" w:cs="Consolas"/>
+          <w:sz w:val="16"/>
+          <w:szCs w:val="16"/>
+        </w:rPr>
+        <w:t xml:space="preserve">=OK </w:t>
+      </w:r>
+      <w:r>
+        <w:rPr>
+          <w:rFonts w:ascii="Consolas" w:eastAsia="Consolas" w:hAnsi="Consolas" w:cs="Consolas"/>
+          <w:sz w:val="16"/>
+          <w:szCs w:val="16"/>
+        </w:rPr>
+        <w:br/>
+        <w:t xml:space="preserve">[PASS] observability: /metrics exports pipeline gauges </w:t>
+      </w:r>
+      <w:r>
+        <w:rPr>
+          <w:rFonts w:ascii="Consolas" w:eastAsia="Consolas" w:hAnsi="Consolas" w:cs="Consolas"/>
+          <w:sz w:val="16"/>
+          <w:szCs w:val="16"/>
+        </w:rPr>
+        <w:br/>
+        <w:t xml:space="preserve">[PASS] observability: Prometheus alert rules loaded -- 9 rules </w:t>
+      </w:r>
+      <w:r>
+        <w:rPr>
+          <w:rFonts w:ascii="Consolas" w:eastAsia="Consolas" w:hAnsi="Consolas" w:cs="Consolas"/>
+          <w:sz w:val="16"/>
+          <w:szCs w:val="16"/>
+        </w:rPr>
+        <w:br/>
+        <w:t xml:space="preserve">[PASS] observability: Prometheus scrape targets up -- meter-producer=up, prometheus=up, serving-api=up </w:t>
+      </w:r>
+      <w:r>
+        <w:rPr>
+          <w:rFonts w:ascii="Consolas" w:eastAsia="Consolas" w:hAnsi="Consolas" w:cs="Consolas"/>
+          <w:sz w:val="16"/>
+          <w:szCs w:val="16"/>
+        </w:rPr>
+        <w:br/>
+        <w:t xml:space="preserve">[PASS] batch layer: every bill matches billing_rules.compute_bill -- 24 bills for sim_day 4, mismatches=[] </w:t>
+      </w:r>
+      <w:r>
+        <w:rPr>
+          <w:rFonts w:ascii="Consolas" w:eastAsia="Consolas" w:hAnsi="Consolas" w:cs="Consolas"/>
+          <w:sz w:val="16"/>
+          <w:szCs w:val="16"/>
+        </w:rPr>
+        <w:br/>
+        <w:t xml:space="preserve">[PASS] batch layer: speed/batch reconciliation recorded -- drift=0.14% </w:t>
+      </w:r>
+      <w:r>
+        <w:rPr>
+          <w:rFonts w:ascii="Consolas" w:eastAsia="Consolas" w:hAnsi="Consolas" w:cs="Consolas"/>
+          <w:sz w:val="16"/>
+          <w:szCs w:val="16"/>
+        </w:rPr>
+        <w:br/>
+        <w:t xml:space="preserve">[PASS] lambda merge: provisional bills for the running day -- 24 households, total 15491.04 </w:t>
+      </w:r>
+      <w:r>
+        <w:rPr>
+          <w:rFonts w:ascii="Consolas" w:eastAsia="Consolas" w:hAnsi="Consolas" w:cs="Consolas"/>
+          <w:sz w:val="16"/>
+          <w:szCs w:val="16"/>
+        </w:rPr>
+        <w:br/>
+        <w:t xml:space="preserve"> </w:t>
+      </w:r>
+      <w:r>
+        <w:rPr>
+          <w:rFonts w:ascii="Consolas" w:eastAsia="Consolas" w:hAnsi="Consolas" w:cs="Consolas"/>
+          <w:sz w:val="16"/>
+          <w:szCs w:val="16"/>
+        </w:rPr>
+        <w:br/>
+        <w:t>ALL CHEC</w:t>
+      </w:r>
+      <w:r>
+        <w:rPr>
+          <w:rFonts w:ascii="Consolas" w:eastAsia="Consolas" w:hAnsi="Consolas" w:cs="Consolas"/>
+          <w:sz w:val="16"/>
+          <w:szCs w:val="16"/>
+        </w:rPr>
+        <w:t>KS PASSED</w:t>
+      </w:r>
+    </w:p>
+    <w:p>
+      <w:pPr>
+        <w:pStyle w:val="ListParagraph"/>
+        <w:numPr>
+          <w:ilvl w:val="0"/>
+          <w:numId w:val="1"/>
+        </w:numPr>
+        <w:spacing w:after="70" w:line="264" w:lineRule="auto"/>
+      </w:pPr>
+      <w:r>
+        <w:rPr>
+          <w:b/>
+          <w:bCs/>
+        </w:rPr>
+        <w:t>Reproduce:</w:t>
+      </w:r>
+      <w:r>
+        <w:t xml:space="preserve"> </w:t>
+      </w:r>
+      <w:r>
+        <w:rPr>
+          <w:rFonts w:ascii="Consolas" w:eastAsia="Consolas" w:hAnsi="Consolas" w:cs="Consolas"/>
+          <w:color w:val="0B4F8A"/>
+          <w:sz w:val="19"/>
+          <w:szCs w:val="19"/>
+        </w:rPr>
+        <w:t>docker compose up --build -d</w:t>
+      </w:r>
+      <w:r>
+        <w:t xml:space="preserve">, wait ~6 minutes for the first bill, then </w:t>
+      </w:r>
+      <w:r>
+        <w:rPr>
+          <w:rFonts w:ascii="Consolas" w:eastAsia="Consolas" w:hAnsi="Consolas" w:cs="Consolas"/>
+          <w:color w:val="0B4F8A"/>
+          <w:sz w:val="19"/>
+          <w:szCs w:val="19"/>
+        </w:rPr>
+        <w:t>python scripts/smoke_test.py --wait-billing</w:t>
+      </w:r>
+      <w:r>
+        <w:t xml:space="preserve">. All configuration is in </w:t>
+      </w:r>
+      <w:r>
+        <w:rPr>
+          <w:rFonts w:ascii="Consolas" w:eastAsia="Consolas" w:hAnsi="Consolas" w:cs="Consolas"/>
+          <w:color w:val="0B4F8A"/>
+          <w:sz w:val="19"/>
+          <w:szCs w:val="19"/>
+        </w:rPr>
+        <w:t>config.py</w:t>
+      </w:r>
+      <w:r>
+        <w:t xml:space="preserve"> / </w:t>
+      </w:r>
+      <w:r>
+        <w:rPr>
+          <w:rFonts w:ascii="Consolas" w:eastAsia="Consolas" w:hAnsi="Consolas" w:cs="Consolas"/>
+          <w:color w:val="0B4F8A"/>
+          <w:sz w:val="19"/>
+          <w:szCs w:val="19"/>
+        </w:rPr>
+        <w:t>.env</w:t>
+      </w:r>
+      <w:r>
+        <w:t>.</w:t>
+      </w:r>
+    </w:p>
+    <w:p>
+      <w:pPr>
+        <w:pStyle w:val="Heading1"/>
+      </w:pPr>
+      <w:bookmarkStart w:id="18" w:name="_Toc241451130"/>
+      <w:r>
+        <w:t>8. Results</w:t>
+      </w:r>
+      <w:bookmarkEnd w:id="18"/>
+    </w:p>
+    <w:p>
+      <w:pPr>
+        <w:spacing w:after="140" w:line="276" w:lineRule="auto"/>
+        <w:jc w:val="both"/>
+      </w:pPr>
+      <w:r>
+        <w:t xml:space="preserve">The results below come from one continuous run of the stack (5 simulated days, ~25 minutes of real time). Every number was read from the API by </w:t>
+      </w:r>
+      <w:r>
+        <w:rPr>
+          <w:rFonts w:ascii="Consolas" w:eastAsia="Consolas" w:hAnsi="Consolas" w:cs="Consolas"/>
+          <w:color w:val="0B4F8A"/>
+          <w:sz w:val="19"/>
+          <w:szCs w:val="19"/>
+        </w:rPr>
+        <w:t>report/capture_results.py</w:t>
+      </w:r>
+      <w:r>
+        <w:t>.</w:t>
+      </w:r>
+    </w:p>
+    <w:p>
+      <w:pPr>
+        <w:pStyle w:val="Heading2"/>
+      </w:pPr>
+      <w:bookmarkStart w:id="19" w:name="_Toc241451131"/>
+      <w:r>
+        <w:t>8.1 Live dashboard and real-time API</w:t>
+      </w:r>
+      <w:bookmarkEnd w:id="19"/>
     </w:p>
     <w:p>
       <w:pPr>
@@ -9557,12 +9773,11 @@
         <w:rPr>
           <w:noProof/>
         </w:rPr>
-        <w:lastRenderedPageBreak/>
         <w:drawing>
-          <wp:inline distT="0" distB="0" distL="0" distR="0" wp14:anchorId="57690AB9" wp14:editId="73CD2F80">
-            <wp:extent cx="4752975" cy="5124450"/>
+          <wp:inline distT="0" distB="0" distL="0" distR="0" wp14:anchorId="70E4AFA6" wp14:editId="1033699F">
+            <wp:extent cx="5943600" cy="4248150"/>
             <wp:effectExtent l="0" t="0" r="0" b="0"/>
-            <wp:docPr id="61508927" name="Picture 61508927"/>
+            <wp:docPr id="1225395327" name="Picture 1225395327"/>
             <wp:cNvGraphicFramePr>
               <a:graphicFrameLocks xmlns:a="http://schemas.openxmlformats.org/drawingml/2006/main" noChangeAspect="1"/>
             </wp:cNvGraphicFramePr>
@@ -9585,6 +9800,73 @@
                   <pic:spPr bwMode="auto">
                     <a:xfrm>
                       <a:off x="0" y="0"/>
+                      <a:ext cx="5943600" cy="4248150"/>
+                    </a:xfrm>
+                    <a:prstGeom prst="rect">
+                      <a:avLst/>
+                    </a:prstGeom>
+                  </pic:spPr>
+                </pic:pic>
+              </a:graphicData>
+            </a:graphic>
+          </wp:inline>
+        </w:drawing>
+      </w:r>
+    </w:p>
+    <w:p>
+      <w:pPr>
+        <w:spacing w:after="220"/>
+        <w:jc w:val="center"/>
+      </w:pPr>
+      <w:r>
+        <w:rPr>
+          <w:i/>
+          <w:iCs/>
+          <w:color w:val="555555"/>
+          <w:sz w:val="18"/>
+          <w:szCs w:val="18"/>
+        </w:rPr>
+        <w:t>Figure 5. Live dashboard: speed-layer KPIs, per-zone renewable % with the alert threshold, 15-minute history, active alerts and pipeline health.</w:t>
+      </w:r>
+    </w:p>
+    <w:p>
+      <w:pPr>
+        <w:keepNext/>
+        <w:spacing w:before="80" w:after="60"/>
+        <w:jc w:val="center"/>
+      </w:pPr>
+      <w:r>
+        <w:rPr>
+          <w:noProof/>
+        </w:rPr>
+        <w:lastRenderedPageBreak/>
+        <w:drawing>
+          <wp:inline distT="0" distB="0" distL="0" distR="0" wp14:anchorId="1F67A50C" wp14:editId="66337E3F">
+            <wp:extent cx="4752975" cy="5124450"/>
+            <wp:effectExtent l="0" t="0" r="0" b="0"/>
+            <wp:docPr id="373570174" name="Picture 373570174"/>
+            <wp:cNvGraphicFramePr>
+              <a:graphicFrameLocks xmlns:a="http://schemas.openxmlformats.org/drawingml/2006/main" noChangeAspect="1"/>
+            </wp:cNvGraphicFramePr>
+            <a:graphic xmlns:a="http://schemas.openxmlformats.org/drawingml/2006/main">
+              <a:graphicData uri="http://schemas.openxmlformats.org/drawingml/2006/picture">
+                <pic:pic xmlns:pic="http://schemas.openxmlformats.org/drawingml/2006/picture">
+                  <pic:nvPicPr>
+                    <pic:cNvPr id="0" name=""/>
+                    <pic:cNvPicPr>
+                      <a:picLocks noChangeAspect="1" noChangeArrowheads="1"/>
+                    </pic:cNvPicPr>
+                  </pic:nvPicPr>
+                  <pic:blipFill>
+                    <a:blip r:embed="rId13"/>
+                    <a:srcRect/>
+                    <a:stretch>
+                      <a:fillRect/>
+                    </a:stretch>
+                  </pic:blipFill>
+                  <pic:spPr bwMode="auto">
+                    <a:xfrm>
+                      <a:off x="0" y="0"/>
                       <a:ext cx="4752975" cy="5124450"/>
                     </a:xfrm>
                     <a:prstGeom prst="rect">
@@ -9618,7 +9900,7 @@
       <w:pPr>
         <w:pStyle w:val="Heading2"/>
       </w:pPr>
-      <w:bookmarkStart w:id="20" w:name="_Toc241414887"/>
+      <w:bookmarkStart w:id="20" w:name="_Toc241451132"/>
       <w:r>
         <w:t>8.2 Daily billing and solar-contribution report (batch view)</w:t>
       </w:r>
@@ -12224,96 +12506,10 @@
           <w:noProof/>
         </w:rPr>
         <w:drawing>
-          <wp:inline distT="0" distB="0" distL="0" distR="0" wp14:anchorId="21A4289A" wp14:editId="31B67363">
+          <wp:inline distT="0" distB="0" distL="0" distR="0" wp14:anchorId="607F1C43" wp14:editId="076C2D54">
             <wp:extent cx="5667375" cy="6105525"/>
             <wp:effectExtent l="0" t="0" r="0" b="0"/>
-            <wp:docPr id="517171431" name="Picture 517171431"/>
-            <wp:cNvGraphicFramePr>
-              <a:graphicFrameLocks xmlns:a="http://schemas.openxmlformats.org/drawingml/2006/main" noChangeAspect="1"/>
-            </wp:cNvGraphicFramePr>
-            <a:graphic xmlns:a="http://schemas.openxmlformats.org/drawingml/2006/main">
-              <a:graphicData uri="http://schemas.openxmlformats.org/drawingml/2006/picture">
-                <pic:pic xmlns:pic="http://schemas.openxmlformats.org/drawingml/2006/picture">
-                  <pic:nvPicPr>
-                    <pic:cNvPr id="0" name=""/>
-                    <pic:cNvPicPr>
-                      <a:picLocks noChangeAspect="1" noChangeArrowheads="1"/>
-                    </pic:cNvPicPr>
-                  </pic:nvPicPr>
-                  <pic:blipFill>
-                    <a:blip r:embed="rId13"/>
-                    <a:srcRect/>
-                    <a:stretch>
-                      <a:fillRect/>
-                    </a:stretch>
-                  </pic:blipFill>
-                  <pic:spPr bwMode="auto">
-                    <a:xfrm>
-                      <a:off x="0" y="0"/>
-                      <a:ext cx="5667375" cy="6105525"/>
-                    </a:xfrm>
-                    <a:prstGeom prst="rect">
-                      <a:avLst/>
-                    </a:prstGeom>
-                  </pic:spPr>
-                </pic:pic>
-              </a:graphicData>
-            </a:graphic>
-          </wp:inline>
-        </w:drawing>
-      </w:r>
-    </w:p>
-    <w:p>
-      <w:pPr>
-        <w:spacing w:after="220"/>
-        <w:jc w:val="center"/>
-      </w:pPr>
-      <w:r>
-        <w:rPr>
-          <w:i/>
-          <w:iCs/>
-          <w:color w:val="555555"/>
-          <w:sz w:val="18"/>
-          <w:szCs w:val="18"/>
-        </w:rPr>
-        <w:t>Figure 7. Scheduled consolidated report file written by the Airflow publish_report task.</w:t>
-      </w:r>
-    </w:p>
-    <w:p>
-      <w:pPr>
-        <w:pStyle w:val="Heading2"/>
-      </w:pPr>
-      <w:bookmarkStart w:id="21" w:name="_Toc241414888"/>
-      <w:r>
-        <w:t>8.3 Lambda merge: provisional bills during the day</w:t>
-      </w:r>
-      <w:bookmarkEnd w:id="21"/>
-    </w:p>
-    <w:p>
-      <w:pPr>
-        <w:spacing w:after="140" w:line="276" w:lineRule="auto"/>
-        <w:jc w:val="both"/>
-      </w:pPr>
-      <w:r>
-        <w:t>At capture time (sim day 5, 11:33) household H-001 had consumed 28.63 kWh with 1.58 kWh of solar according to the speed layer; applying its latest batch-validated tariff (17.81 LKR/kWh, from day 4) gives a provisional bill so far of LKR 481.81, next to its final bill of LKR 1,591.13 for day 4. The provisional total for all 24 households was LKR 15,491.04. Figure 8 shows the same endpoint for this household, queried a few seconds later (the figures grow as readings arrive).</w:t>
-      </w:r>
-    </w:p>
-    <w:p>
-      <w:pPr>
-        <w:keepNext/>
-        <w:spacing w:before="80" w:after="60"/>
-        <w:jc w:val="center"/>
-      </w:pPr>
-      <w:r>
-        <w:rPr>
-          <w:noProof/>
-        </w:rPr>
-        <w:lastRenderedPageBreak/>
-        <w:drawing>
-          <wp:inline distT="0" distB="0" distL="0" distR="0" wp14:anchorId="3F7575D5" wp14:editId="18363031">
-            <wp:extent cx="4752975" cy="3695700"/>
-            <wp:effectExtent l="0" t="0" r="0" b="0"/>
-            <wp:docPr id="340284865" name="Picture 340284865"/>
+            <wp:docPr id="1790730295" name="Picture 1790730295"/>
             <wp:cNvGraphicFramePr>
               <a:graphicFrameLocks xmlns:a="http://schemas.openxmlformats.org/drawingml/2006/main" noChangeAspect="1"/>
             </wp:cNvGraphicFramePr>
@@ -12336,6 +12532,92 @@
                   <pic:spPr bwMode="auto">
                     <a:xfrm>
                       <a:off x="0" y="0"/>
+                      <a:ext cx="5667375" cy="6105525"/>
+                    </a:xfrm>
+                    <a:prstGeom prst="rect">
+                      <a:avLst/>
+                    </a:prstGeom>
+                  </pic:spPr>
+                </pic:pic>
+              </a:graphicData>
+            </a:graphic>
+          </wp:inline>
+        </w:drawing>
+      </w:r>
+    </w:p>
+    <w:p>
+      <w:pPr>
+        <w:spacing w:after="220"/>
+        <w:jc w:val="center"/>
+      </w:pPr>
+      <w:r>
+        <w:rPr>
+          <w:i/>
+          <w:iCs/>
+          <w:color w:val="555555"/>
+          <w:sz w:val="18"/>
+          <w:szCs w:val="18"/>
+        </w:rPr>
+        <w:t>Figure 7. Scheduled consolidated report file written by the Airflow publish_report task.</w:t>
+      </w:r>
+    </w:p>
+    <w:p>
+      <w:pPr>
+        <w:pStyle w:val="Heading2"/>
+      </w:pPr>
+      <w:bookmarkStart w:id="21" w:name="_Toc241451133"/>
+      <w:r>
+        <w:t>8.3 Lambda merge: provisional bills during the day</w:t>
+      </w:r>
+      <w:bookmarkEnd w:id="21"/>
+    </w:p>
+    <w:p>
+      <w:pPr>
+        <w:spacing w:after="140" w:line="276" w:lineRule="auto"/>
+        <w:jc w:val="both"/>
+      </w:pPr>
+      <w:r>
+        <w:t>At capture time (sim day 5, 11:33) household H-001 had consumed 28.63 kWh with 1.58 kWh of solar according to the speed layer; applying its latest batch-validated tariff (17.81 LKR/kWh, from day 4) gives a provisional bill so far of LKR 481.81, next to its final bill of LKR 1,591.13 for day 4. The provisional total for all 24 households was LKR 15,491.04. Figure 8 shows the same endpoint for this household, queried a few seconds later (the figures grow as readings arrive).</w:t>
+      </w:r>
+    </w:p>
+    <w:p>
+      <w:pPr>
+        <w:keepNext/>
+        <w:spacing w:before="80" w:after="60"/>
+        <w:jc w:val="center"/>
+      </w:pPr>
+      <w:r>
+        <w:rPr>
+          <w:noProof/>
+        </w:rPr>
+        <w:lastRenderedPageBreak/>
+        <w:drawing>
+          <wp:inline distT="0" distB="0" distL="0" distR="0" wp14:anchorId="5C13B413" wp14:editId="7AF01E75">
+            <wp:extent cx="4752975" cy="3695700"/>
+            <wp:effectExtent l="0" t="0" r="0" b="0"/>
+            <wp:docPr id="859517590" name="Picture 859517590"/>
+            <wp:cNvGraphicFramePr>
+              <a:graphicFrameLocks xmlns:a="http://schemas.openxmlformats.org/drawingml/2006/main" noChangeAspect="1"/>
+            </wp:cNvGraphicFramePr>
+            <a:graphic xmlns:a="http://schemas.openxmlformats.org/drawingml/2006/main">
+              <a:graphicData uri="http://schemas.openxmlformats.org/drawingml/2006/picture">
+                <pic:pic xmlns:pic="http://schemas.openxmlformats.org/drawingml/2006/picture">
+                  <pic:nvPicPr>
+                    <pic:cNvPr id="0" name=""/>
+                    <pic:cNvPicPr>
+                      <a:picLocks noChangeAspect="1" noChangeArrowheads="1"/>
+                    </pic:cNvPicPr>
+                  </pic:nvPicPr>
+                  <pic:blipFill>
+                    <a:blip r:embed="rId15"/>
+                    <a:srcRect/>
+                    <a:stretch>
+                      <a:fillRect/>
+                    </a:stretch>
+                  </pic:blipFill>
+                  <pic:spPr bwMode="auto">
+                    <a:xfrm>
+                      <a:off x="0" y="0"/>
                       <a:ext cx="4752975" cy="3695700"/>
                     </a:xfrm>
                     <a:prstGeom prst="rect">
@@ -12369,7 +12651,7 @@
       <w:pPr>
         <w:pStyle w:val="Heading2"/>
       </w:pPr>
-      <w:bookmarkStart w:id="22" w:name="_Toc241414889"/>
+      <w:bookmarkStart w:id="22" w:name="_Toc241451134"/>
       <w:r>
         <w:t>8.4 Speed vs batch reconciliation and data quality</w:t>
       </w:r>
@@ -13655,7 +13937,7 @@
       <w:pPr>
         <w:pStyle w:val="Heading2"/>
       </w:pPr>
-      <w:bookmarkStart w:id="23" w:name="_Toc241414890"/>
+      <w:bookmarkStart w:id="23" w:name="_Toc241451135"/>
       <w:r>
         <w:t>8.5 Alerts, orchestration and monitoring</w:t>
       </w:r>
@@ -13685,76 +13967,10 @@
           <w:noProof/>
         </w:rPr>
         <w:drawing>
-          <wp:inline distT="0" distB="0" distL="0" distR="0" wp14:anchorId="71E38A09" wp14:editId="41336AFD">
+          <wp:inline distT="0" distB="0" distL="0" distR="0" wp14:anchorId="68CD5B5F" wp14:editId="293748DE">
             <wp:extent cx="5762625" cy="2857500"/>
             <wp:effectExtent l="0" t="0" r="0" b="0"/>
-            <wp:docPr id="333616423" name="Picture 333616423"/>
-            <wp:cNvGraphicFramePr>
-              <a:graphicFrameLocks xmlns:a="http://schemas.openxmlformats.org/drawingml/2006/main" noChangeAspect="1"/>
-            </wp:cNvGraphicFramePr>
-            <a:graphic xmlns:a="http://schemas.openxmlformats.org/drawingml/2006/main">
-              <a:graphicData uri="http://schemas.openxmlformats.org/drawingml/2006/picture">
-                <pic:pic xmlns:pic="http://schemas.openxmlformats.org/drawingml/2006/picture">
-                  <pic:nvPicPr>
-                    <pic:cNvPr id="0" name=""/>
-                    <pic:cNvPicPr>
-                      <a:picLocks noChangeAspect="1" noChangeArrowheads="1"/>
-                    </pic:cNvPicPr>
-                  </pic:nvPicPr>
-                  <pic:blipFill>
-                    <a:blip r:embed="rId15"/>
-                    <a:srcRect/>
-                    <a:stretch>
-                      <a:fillRect/>
-                    </a:stretch>
-                  </pic:blipFill>
-                  <pic:spPr bwMode="auto">
-                    <a:xfrm>
-                      <a:off x="0" y="0"/>
-                      <a:ext cx="5762625" cy="2857500"/>
-                    </a:xfrm>
-                    <a:prstGeom prst="rect">
-                      <a:avLst/>
-                    </a:prstGeom>
-                  </pic:spPr>
-                </pic:pic>
-              </a:graphicData>
-            </a:graphic>
-          </wp:inline>
-        </w:drawing>
-      </w:r>
-    </w:p>
-    <w:p>
-      <w:pPr>
-        <w:spacing w:after="220"/>
-        <w:jc w:val="center"/>
-      </w:pPr>
-      <w:r>
-        <w:rPr>
-          <w:i/>
-          <w:iCs/>
-          <w:color w:val="555555"/>
-          <w:sz w:val="18"/>
-          <w:szCs w:val="18"/>
-        </w:rPr>
-        <w:t>Figure 9. Prometheus: alert rules from alert_rules.yml loaded and evaluated.</w:t>
-      </w:r>
-    </w:p>
-    <w:p>
-      <w:pPr>
-        <w:keepNext/>
-        <w:spacing w:before="80" w:after="60"/>
-        <w:jc w:val="center"/>
-      </w:pPr>
-      <w:r>
-        <w:rPr>
-          <w:noProof/>
-        </w:rPr>
-        <w:drawing>
-          <wp:inline distT="0" distB="0" distL="0" distR="0" wp14:anchorId="6C9C3F27" wp14:editId="412FB3CE">
-            <wp:extent cx="5762625" cy="1476375"/>
-            <wp:effectExtent l="0" t="0" r="0" b="0"/>
-            <wp:docPr id="134892382" name="Picture 134892382"/>
+            <wp:docPr id="1380386985" name="Picture 1380386985"/>
             <wp:cNvGraphicFramePr>
               <a:graphicFrameLocks xmlns:a="http://schemas.openxmlformats.org/drawingml/2006/main" noChangeAspect="1"/>
             </wp:cNvGraphicFramePr>
@@ -13777,6 +13993,72 @@
                   <pic:spPr bwMode="auto">
                     <a:xfrm>
                       <a:off x="0" y="0"/>
+                      <a:ext cx="5762625" cy="2857500"/>
+                    </a:xfrm>
+                    <a:prstGeom prst="rect">
+                      <a:avLst/>
+                    </a:prstGeom>
+                  </pic:spPr>
+                </pic:pic>
+              </a:graphicData>
+            </a:graphic>
+          </wp:inline>
+        </w:drawing>
+      </w:r>
+    </w:p>
+    <w:p>
+      <w:pPr>
+        <w:spacing w:after="220"/>
+        <w:jc w:val="center"/>
+      </w:pPr>
+      <w:r>
+        <w:rPr>
+          <w:i/>
+          <w:iCs/>
+          <w:color w:val="555555"/>
+          <w:sz w:val="18"/>
+          <w:szCs w:val="18"/>
+        </w:rPr>
+        <w:t>Figure 9. Prometheus: alert rules from alert_rules.yml loaded and evaluated.</w:t>
+      </w:r>
+    </w:p>
+    <w:p>
+      <w:pPr>
+        <w:keepNext/>
+        <w:spacing w:before="80" w:after="60"/>
+        <w:jc w:val="center"/>
+      </w:pPr>
+      <w:r>
+        <w:rPr>
+          <w:noProof/>
+        </w:rPr>
+        <w:drawing>
+          <wp:inline distT="0" distB="0" distL="0" distR="0" wp14:anchorId="48F34211" wp14:editId="373A62B7">
+            <wp:extent cx="5762625" cy="1476375"/>
+            <wp:effectExtent l="0" t="0" r="0" b="0"/>
+            <wp:docPr id="1443225785" name="Picture 1443225785"/>
+            <wp:cNvGraphicFramePr>
+              <a:graphicFrameLocks xmlns:a="http://schemas.openxmlformats.org/drawingml/2006/main" noChangeAspect="1"/>
+            </wp:cNvGraphicFramePr>
+            <a:graphic xmlns:a="http://schemas.openxmlformats.org/drawingml/2006/main">
+              <a:graphicData uri="http://schemas.openxmlformats.org/drawingml/2006/picture">
+                <pic:pic xmlns:pic="http://schemas.openxmlformats.org/drawingml/2006/picture">
+                  <pic:nvPicPr>
+                    <pic:cNvPr id="0" name=""/>
+                    <pic:cNvPicPr>
+                      <a:picLocks noChangeAspect="1" noChangeArrowheads="1"/>
+                    </pic:cNvPicPr>
+                  </pic:nvPicPr>
+                  <pic:blipFill>
+                    <a:blip r:embed="rId17"/>
+                    <a:srcRect/>
+                    <a:stretch>
+                      <a:fillRect/>
+                    </a:stretch>
+                  </pic:blipFill>
+                  <pic:spPr bwMode="auto">
+                    <a:xfrm>
+                      <a:off x="0" y="0"/>
                       <a:ext cx="5762625" cy="1476375"/>
                     </a:xfrm>
                     <a:prstGeom prst="rect">
@@ -13810,7 +14092,7 @@
       <w:pPr>
         <w:pStyle w:val="Heading1"/>
       </w:pPr>
-      <w:bookmarkStart w:id="24" w:name="_Toc241414891"/>
+      <w:bookmarkStart w:id="24" w:name="_Toc241451136"/>
       <w:r>
         <w:t>9. Limitations, Trade-offs and Production-Scale Changes</w:t>
       </w:r>
@@ -14666,7 +14948,7 @@
       <w:pPr>
         <w:pStyle w:val="Heading1"/>
       </w:pPr>
-      <w:bookmarkStart w:id="25" w:name="_Toc241414892"/>
+      <w:bookmarkStart w:id="25" w:name="_Toc241451137"/>
       <w:r>
         <w:t>10. Conclusion</w:t>
       </w:r>
@@ -14688,7 +14970,7 @@
       <w:pPr>
         <w:pStyle w:val="Heading2"/>
       </w:pPr>
-      <w:bookmarkStart w:id="26" w:name="_Toc241414893"/>
+      <w:bookmarkStart w:id="26" w:name="_Toc241451138"/>
       <w:r>
         <w:t>Statement of contribution and use of AI tools</w:t>
       </w:r>
@@ -14700,15 +14982,213 @@
         <w:jc w:val="both"/>
       </w:pPr>
       <w:r>
-        <w:t>Individual submission: all design, implementation, testing and writing by the author. (For a group submission, replace this with one line per member naming the components they owned.) AI coding assistance was used for boilerplate, as the module rules permit; every architectural decision and all core pipeline logic were reviewed and can be explained and defended by the author.</w:t>
+        <w:t>Group members: Sewvandi M.A.K. (EG/2021/4808) and Peiris P.R.S. (EG/2021/4706).</w:t>
+      </w:r>
+    </w:p>
+    <w:tbl>
+      <w:tblPr>
+        <w:tblW w:w="9850" w:type="dxa"/>
+        <w:tblBorders>
+          <w:top w:val="single" w:sz="4" w:space="0" w:color="auto"/>
+          <w:left w:val="single" w:sz="4" w:space="0" w:color="auto"/>
+          <w:bottom w:val="single" w:sz="4" w:space="0" w:color="auto"/>
+          <w:right w:val="single" w:sz="4" w:space="0" w:color="auto"/>
+          <w:insideH w:val="single" w:sz="4" w:space="0" w:color="auto"/>
+          <w:insideV w:val="single" w:sz="4" w:space="0" w:color="auto"/>
+        </w:tblBorders>
+        <w:tblCellMar>
+          <w:left w:w="10" w:type="dxa"/>
+          <w:right w:w="10" w:type="dxa"/>
+        </w:tblCellMar>
+        <w:tblLook w:val="0000" w:firstRow="0" w:lastRow="0" w:firstColumn="0" w:lastColumn="0" w:noHBand="0" w:noVBand="0"/>
+      </w:tblPr>
+      <w:tblGrid>
+        <w:gridCol w:w="3600"/>
+        <w:gridCol w:w="6250"/>
+      </w:tblGrid>
+      <w:tr>
+        <w:tblPrEx>
+          <w:tblCellMar>
+            <w:top w:w="0" w:type="dxa"/>
+            <w:bottom w:w="0" w:type="dxa"/>
+          </w:tblCellMar>
+        </w:tblPrEx>
+        <w:trPr>
+          <w:tblHeader/>
+        </w:trPr>
+        <w:tc>
+          <w:tcPr>
+            <w:tcW w:w="3600" w:type="dxa"/>
+            <w:shd w:val="clear" w:color="auto" w:fill="1F3B57"/>
+            <w:tcMar>
+              <w:top w:w="50" w:type="dxa"/>
+              <w:left w:w="80" w:type="dxa"/>
+              <w:bottom w:w="50" w:type="dxa"/>
+              <w:right w:w="80" w:type="dxa"/>
+            </w:tcMar>
+          </w:tcPr>
+          <w:p>
+            <w:r>
+              <w:rPr>
+                <w:b/>
+                <w:bCs/>
+                <w:color w:val="FFFFFF"/>
+                <w:sz w:val="18"/>
+                <w:szCs w:val="18"/>
+              </w:rPr>
+              <w:t>Member</w:t>
+            </w:r>
+          </w:p>
+        </w:tc>
+        <w:tc>
+          <w:tcPr>
+            <w:tcW w:w="6250" w:type="dxa"/>
+            <w:shd w:val="clear" w:color="auto" w:fill="1F3B57"/>
+            <w:tcMar>
+              <w:top w:w="50" w:type="dxa"/>
+              <w:left w:w="80" w:type="dxa"/>
+              <w:bottom w:w="50" w:type="dxa"/>
+              <w:right w:w="80" w:type="dxa"/>
+            </w:tcMar>
+          </w:tcPr>
+          <w:p>
+            <w:r>
+              <w:rPr>
+                <w:b/>
+                <w:bCs/>
+                <w:color w:val="FFFFFF"/>
+                <w:sz w:val="18"/>
+                <w:szCs w:val="18"/>
+              </w:rPr>
+              <w:t>Components owned</w:t>
+            </w:r>
+          </w:p>
+        </w:tc>
+      </w:tr>
+      <w:tr>
+        <w:tblPrEx>
+          <w:tblCellMar>
+            <w:top w:w="0" w:type="dxa"/>
+            <w:bottom w:w="0" w:type="dxa"/>
+          </w:tblCellMar>
+        </w:tblPrEx>
+        <w:tc>
+          <w:tcPr>
+            <w:tcW w:w="3600" w:type="dxa"/>
+            <w:shd w:val="clear" w:color="auto" w:fill="FFFFFF"/>
+            <w:tcMar>
+              <w:top w:w="50" w:type="dxa"/>
+              <w:left w:w="80" w:type="dxa"/>
+              <w:bottom w:w="50" w:type="dxa"/>
+              <w:right w:w="80" w:type="dxa"/>
+            </w:tcMar>
+          </w:tcPr>
+          <w:p>
+            <w:r>
+              <w:rPr>
+                <w:sz w:val="18"/>
+                <w:szCs w:val="18"/>
+              </w:rPr>
+              <w:t>Sewvandi M.A.K. (EG/2021/4808)</w:t>
+            </w:r>
+          </w:p>
+        </w:tc>
+        <w:tc>
+          <w:tcPr>
+            <w:tcW w:w="6250" w:type="dxa"/>
+            <w:shd w:val="clear" w:color="auto" w:fill="FFFFFF"/>
+            <w:tcMar>
+              <w:top w:w="50" w:type="dxa"/>
+              <w:left w:w="80" w:type="dxa"/>
+              <w:bottom w:w="50" w:type="dxa"/>
+              <w:right w:w="80" w:type="dxa"/>
+            </w:tcMar>
+          </w:tcPr>
+          <w:p>
+            <w:r>
+              <w:rPr>
+                <w:sz w:val="18"/>
+                <w:szCs w:val="18"/>
+              </w:rPr>
+              <w:t>[to be completed by the group]</w:t>
+            </w:r>
+          </w:p>
+        </w:tc>
+      </w:tr>
+      <w:tr>
+        <w:tblPrEx>
+          <w:tblCellMar>
+            <w:top w:w="0" w:type="dxa"/>
+            <w:bottom w:w="0" w:type="dxa"/>
+          </w:tblCellMar>
+        </w:tblPrEx>
+        <w:tc>
+          <w:tcPr>
+            <w:tcW w:w="3600" w:type="dxa"/>
+            <w:shd w:val="clear" w:color="auto" w:fill="F2F5FA"/>
+            <w:tcMar>
+              <w:top w:w="50" w:type="dxa"/>
+              <w:left w:w="80" w:type="dxa"/>
+              <w:bottom w:w="50" w:type="dxa"/>
+              <w:right w:w="80" w:type="dxa"/>
+            </w:tcMar>
+          </w:tcPr>
+          <w:p>
+            <w:r>
+              <w:rPr>
+                <w:sz w:val="18"/>
+                <w:szCs w:val="18"/>
+              </w:rPr>
+              <w:t>Peiris P.R.S. (EG/2021/4706)</w:t>
+            </w:r>
+          </w:p>
+        </w:tc>
+        <w:tc>
+          <w:tcPr>
+            <w:tcW w:w="6250" w:type="dxa"/>
+            <w:shd w:val="clear" w:color="auto" w:fill="F2F5FA"/>
+            <w:tcMar>
+              <w:top w:w="50" w:type="dxa"/>
+              <w:left w:w="80" w:type="dxa"/>
+              <w:bottom w:w="50" w:type="dxa"/>
+              <w:right w:w="80" w:type="dxa"/>
+            </w:tcMar>
+          </w:tcPr>
+          <w:p>
+            <w:r>
+              <w:rPr>
+                <w:sz w:val="18"/>
+                <w:szCs w:val="18"/>
+              </w:rPr>
+              <w:t>[to be completed by the group]</w:t>
+            </w:r>
+          </w:p>
+        </w:tc>
+      </w:tr>
+    </w:tbl>
+    <w:p>
+      <w:pPr>
+        <w:spacing w:after="80"/>
+      </w:pPr>
+    </w:p>
+    <w:p>
+      <w:pPr>
+        <w:spacing w:after="140" w:line="276" w:lineRule="auto"/>
+        <w:jc w:val="both"/>
+      </w:pPr>
+      <w:r>
+        <w:t>AI coding assistance was used for boilerplate, as the module rules permit; every architectural decision and all core pipeline logic were reviewed by the group and can be explained and defended in the viva.</w:t>
       </w:r>
     </w:p>
     <w:sectPr>
-      <w:headerReference w:type="default" r:id="rId17"/>
-      <w:footerReference w:type="default" r:id="rId18"/>
+      <w:headerReference w:type="default" r:id="rId18"/>
+      <w:footerReference w:type="default" r:id="rId19"/>
+      <w:headerReference w:type="first" r:id="rId20"/>
+      <w:footerReference w:type="first" r:id="rId21"/>
       <w:pgSz w:w="11906" w:h="16838"/>
       <w:pgMar w:top="1000" w:right="1030" w:bottom="1000" w:left="1030" w:header="708" w:footer="708" w:gutter="0"/>
       <w:cols w:space="720"/>
+      <w:titlePg/>
       <w:docGrid w:linePitch="360"/>
     </w:sectPr>
   </w:body>
@@ -14740,6 +15220,13 @@
     <w:pPr>
       <w:jc w:val="center"/>
     </w:pPr>
+    <w:r>
+      <w:rPr>
+        <w:sz w:val="18"/>
+        <w:szCs w:val="18"/>
+      </w:rPr>
+      <w:t xml:space="preserve">Page </w:t>
+    </w:r>
     <w:r>
       <w:rPr>
         <w:sz w:val="18"/>
@@ -14767,7 +15254,7 @@
         <w:sz w:val="18"/>
         <w:szCs w:val="18"/>
       </w:rPr>
-      <w:t>1</w:t>
+      <w:t>2</w:t>
     </w:r>
     <w:r>
       <w:rPr>
@@ -14775,6 +15262,59 @@
         <w:szCs w:val="18"/>
       </w:rPr>
       <w:fldChar w:fldCharType="end"/>
+    </w:r>
+    <w:r>
+      <w:rPr>
+        <w:sz w:val="18"/>
+        <w:szCs w:val="18"/>
+      </w:rPr>
+      <w:t xml:space="preserve"> of </w:t>
+    </w:r>
+    <w:r>
+      <w:rPr>
+        <w:sz w:val="18"/>
+        <w:szCs w:val="18"/>
+      </w:rPr>
+      <w:fldChar w:fldCharType="begin"/>
+    </w:r>
+    <w:r>
+      <w:rPr>
+        <w:sz w:val="18"/>
+        <w:szCs w:val="18"/>
+      </w:rPr>
+      <w:instrText>NUMPAGES</w:instrText>
+    </w:r>
+    <w:r>
+      <w:rPr>
+        <w:sz w:val="18"/>
+        <w:szCs w:val="18"/>
+      </w:rPr>
+      <w:fldChar w:fldCharType="separate"/>
+    </w:r>
+    <w:r>
+      <w:rPr>
+        <w:noProof/>
+        <w:sz w:val="18"/>
+        <w:szCs w:val="18"/>
+      </w:rPr>
+      <w:t>3</w:t>
+    </w:r>
+    <w:r>
+      <w:rPr>
+        <w:sz w:val="18"/>
+        <w:szCs w:val="18"/>
+      </w:rPr>
+      <w:fldChar w:fldCharType="end"/>
+    </w:r>
+  </w:p>
+</w:ftr>
+</file>
+
+<file path=word/footer2.xml><?xml version="1.0" encoding="utf-8"?>
+<w:ftr xmlns:wpc="http://schemas.microsoft.com/office/word/2010/wordprocessingCanvas" xmlns:cx="http://schemas.microsoft.com/office/drawing/2014/chartex" xmlns:cx1="http://schemas.microsoft.com/office/drawing/2015/9/8/chartex" xmlns:cx2="http://schemas.microsoft.com/office/drawing/2015/10/21/chartex" xmlns:cx3="http://schemas.microsoft.com/office/drawing/2016/5/9/chartex" xmlns:cx4="http://schemas.microsoft.com/office/drawing/2016/5/10/chartex" xmlns:cx5="http://schemas.microsoft.com/office/drawing/2016/5/11/chartex" xmlns:cx6="http://schemas.microsoft.com/office/drawing/2016/5/12/chartex" xmlns:cx7="http://schemas.microsoft.com/office/drawing/2016/5/13/chartex" xmlns:cx8="http://schemas.microsoft.com/office/drawing/2016/5/14/chartex" xmlns:mc="http://schemas.openxmlformats.org/markup-compatibility/2006" xmlns:aink="http://schemas.microsoft.com/office/drawing/2016/ink" xmlns:am3d="http://schemas.microsoft.com/office/drawing/2017/model3d" xmlns:o="urn:schemas-microsoft-com:office:office" xmlns:oel="http://schemas.microsoft.com/office/2019/extlst" xmlns:r="http://schemas.openxmlformats.org/officeDocument/2006/relationships" xmlns:m="http://schemas.openxmlformats.org/officeDocument/2006/math" xmlns:v="urn:schemas-microsoft-com:vml" xmlns:wp14="http://schemas.microsoft.com/office/word/2010/wordprocessingDrawing" xmlns:wp="http://schemas.openxmlformats.org/drawingml/2006/wordprocessingDrawing" xmlns:w10="urn:schemas-microsoft-com:office:word" xmlns:w="http://schemas.openxmlformats.org/wordprocessingml/2006/main" xmlns:w14="http://schemas.microsoft.com/office/word/2010/wordml" xmlns:w15="http://schemas.microsoft.com/office/word/2012/wordml" xmlns:w16cex="http://schemas.microsoft.com/office/word/2018/wordml/cex" xmlns:w16cid="http://schemas.microsoft.com/office/word/2016/wordml/cid" xmlns:w16="http://schemas.microsoft.com/office/word/2018/wordml" xmlns:w16du="http://schemas.microsoft.com/office/word/2023/wordml/word16du" xmlns:w16sdtdh="http://schemas.microsoft.com/office/word/2020/wordml/sdtdatahash" xmlns:w16sdtfl="http://schemas.microsoft.com/office/word/2024/wordml/sdtformatlock" xmlns:w16se="http://schemas.microsoft.com/office/word/2015/wordml/symex" xmlns:wpg="http://schemas.microsoft.com/office/word/2010/wordprocessingGroup" xmlns:wpi="http://schemas.microsoft.com/office/word/2010/wordprocessingInk" xmlns:wne="http://schemas.microsoft.com/office/word/2006/wordml" xmlns:wps="http://schemas.microsoft.com/office/word/2010/wordprocessingShape" mc:Ignorable="w14 w15 w16se w16cid w16 w16cex w16sdtdh w16sdtfl w16du wp14">
+  <w:p>
+    <w:r>
+      <w:cr/>
     </w:r>
   </w:p>
 </w:ftr>
@@ -14817,13 +15357,23 @@
 </w:hdr>
 </file>
 
+<file path=word/header2.xml><?xml version="1.0" encoding="utf-8"?>
+<w:hdr xmlns:wpc="http://schemas.microsoft.com/office/word/2010/wordprocessingCanvas" xmlns:cx="http://schemas.microsoft.com/office/drawing/2014/chartex" xmlns:cx1="http://schemas.microsoft.com/office/drawing/2015/9/8/chartex" xmlns:cx2="http://schemas.microsoft.com/office/drawing/2015/10/21/chartex" xmlns:cx3="http://schemas.microsoft.com/office/drawing/2016/5/9/chartex" xmlns:cx4="http://schemas.microsoft.com/office/drawing/2016/5/10/chartex" xmlns:cx5="http://schemas.microsoft.com/office/drawing/2016/5/11/chartex" xmlns:cx6="http://schemas.microsoft.com/office/drawing/2016/5/12/chartex" xmlns:cx7="http://schemas.microsoft.com/office/drawing/2016/5/13/chartex" xmlns:cx8="http://schemas.microsoft.com/office/drawing/2016/5/14/chartex" xmlns:mc="http://schemas.openxmlformats.org/markup-compatibility/2006" xmlns:aink="http://schemas.microsoft.com/office/drawing/2016/ink" xmlns:am3d="http://schemas.microsoft.com/office/drawing/2017/model3d" xmlns:o="urn:schemas-microsoft-com:office:office" xmlns:oel="http://schemas.microsoft.com/office/2019/extlst" xmlns:r="http://schemas.openxmlformats.org/officeDocument/2006/relationships" xmlns:m="http://schemas.openxmlformats.org/officeDocument/2006/math" xmlns:v="urn:schemas-microsoft-com:vml" xmlns:wp14="http://schemas.microsoft.com/office/word/2010/wordprocessingDrawing" xmlns:wp="http://schemas.openxmlformats.org/drawingml/2006/wordprocessingDrawing" xmlns:w10="urn:schemas-microsoft-com:office:word" xmlns:w="http://schemas.openxmlformats.org/wordprocessingml/2006/main" xmlns:w14="http://schemas.microsoft.com/office/word/2010/wordml" xmlns:w15="http://schemas.microsoft.com/office/word/2012/wordml" xmlns:w16cex="http://schemas.microsoft.com/office/word/2018/wordml/cex" xmlns:w16cid="http://schemas.microsoft.com/office/word/2016/wordml/cid" xmlns:w16="http://schemas.microsoft.com/office/word/2018/wordml" xmlns:w16du="http://schemas.microsoft.com/office/word/2023/wordml/word16du" xmlns:w16sdtdh="http://schemas.microsoft.com/office/word/2020/wordml/sdtdatahash" xmlns:w16sdtfl="http://schemas.microsoft.com/office/word/2024/wordml/sdtformatlock" xmlns:w16se="http://schemas.microsoft.com/office/word/2015/wordml/symex" xmlns:wpg="http://schemas.microsoft.com/office/word/2010/wordprocessingGroup" xmlns:wpi="http://schemas.microsoft.com/office/word/2010/wordprocessingInk" xmlns:wne="http://schemas.microsoft.com/office/word/2006/wordml" xmlns:wps="http://schemas.microsoft.com/office/word/2010/wordprocessingShape" mc:Ignorable="w14 w15 w16se w16cid w16 w16cex w16sdtdh w16sdtfl w16du wp14">
+  <w:p>
+    <w:r>
+      <w:cr/>
+    </w:r>
+  </w:p>
+</w:hdr>
+</file>
+
 <file path=word/numbering.xml><?xml version="1.0" encoding="utf-8"?>
 <w:numbering xmlns:wpc="http://schemas.microsoft.com/office/word/2010/wordprocessingCanvas" xmlns:cx="http://schemas.microsoft.com/office/drawing/2014/chartex" xmlns:cx1="http://schemas.microsoft.com/office/drawing/2015/9/8/chartex" xmlns:cx2="http://schemas.microsoft.com/office/drawing/2015/10/21/chartex" xmlns:cx3="http://schemas.microsoft.com/office/drawing/2016/5/9/chartex" xmlns:cx4="http://schemas.microsoft.com/office/drawing/2016/5/10/chartex" xmlns:cx5="http://schemas.microsoft.com/office/drawing/2016/5/11/chartex" xmlns:cx6="http://schemas.microsoft.com/office/drawing/2016/5/12/chartex" xmlns:cx7="http://schemas.microsoft.com/office/drawing/2016/5/13/chartex" xmlns:cx8="http://schemas.microsoft.com/office/drawing/2016/5/14/chartex" xmlns:mc="http://schemas.openxmlformats.org/markup-compatibility/2006" xmlns:aink="http://schemas.microsoft.com/office/drawing/2016/ink" xmlns:am3d="http://schemas.microsoft.com/office/drawing/2017/model3d" xmlns:o="urn:schemas-microsoft-com:office:office" xmlns:oel="http://schemas.microsoft.com/office/2019/extlst" xmlns:r="http://schemas.openxmlformats.org/officeDocument/2006/relationships" xmlns:m="http://schemas.openxmlformats.org/officeDocument/2006/math" xmlns:v="urn:schemas-microsoft-com:vml" xmlns:wp14="http://schemas.microsoft.com/office/word/2010/wordprocessingDrawing" xmlns:wp="http://schemas.openxmlformats.org/drawingml/2006/wordprocessingDrawing" xmlns:w10="urn:schemas-microsoft-com:office:word" xmlns:w="http://schemas.openxmlformats.org/wordprocessingml/2006/main" xmlns:w14="http://schemas.microsoft.com/office/word/2010/wordml" xmlns:w15="http://schemas.microsoft.com/office/word/2012/wordml" xmlns:w16cex="http://schemas.microsoft.com/office/word/2018/wordml/cex" xmlns:w16cid="http://schemas.microsoft.com/office/word/2016/wordml/cid" xmlns:w16="http://schemas.microsoft.com/office/word/2018/wordml" xmlns:w16du="http://schemas.microsoft.com/office/word/2023/wordml/word16du" xmlns:w16sdtdh="http://schemas.microsoft.com/office/word/2020/wordml/sdtdatahash" xmlns:w16sdtfl="http://schemas.microsoft.com/office/word/2024/wordml/sdtformatlock" xmlns:w16se="http://schemas.microsoft.com/office/word/2015/wordml/symex" xmlns:wpg="http://schemas.microsoft.com/office/word/2010/wordprocessingGroup" xmlns:wpi="http://schemas.microsoft.com/office/word/2010/wordprocessingInk" xmlns:wne="http://schemas.microsoft.com/office/word/2006/wordml" xmlns:wps="http://schemas.microsoft.com/office/word/2010/wordprocessingShape" mc:Ignorable="w14 w15 w16se w16cid w16 w16cex w16sdtdh w16sdtfl w16du wp14">
   <w:abstractNum w:abstractNumId="0" w15:restartNumberingAfterBreak="0">
-    <w:nsid w:val="05220A9E"/>
+    <w:nsid w:val="06E24CDA"/>
     <w:multiLevelType w:val="hybridMultilevel"/>
-    <w:tmpl w:val="38129322"/>
-    <w:lvl w:ilvl="0" w:tplc="14AEB85A">
+    <w:tmpl w:val="0166FBF4"/>
+    <w:lvl w:ilvl="0" w:tplc="4CB89360">
       <w:start w:val="1"/>
       <w:numFmt w:val="bullet"/>
       <w:lvlText w:val="●"/>
@@ -14832,7 +15382,7 @@
         <w:ind w:left="720" w:hanging="360"/>
       </w:pPr>
     </w:lvl>
-    <w:lvl w:ilvl="1" w:tplc="FCEC7900">
+    <w:lvl w:ilvl="1" w:tplc="71B6C000">
       <w:start w:val="1"/>
       <w:numFmt w:val="bullet"/>
       <w:lvlText w:val="○"/>
@@ -14841,7 +15391,7 @@
         <w:ind w:left="1440" w:hanging="360"/>
       </w:pPr>
     </w:lvl>
-    <w:lvl w:ilvl="2" w:tplc="79264BF4">
+    <w:lvl w:ilvl="2" w:tplc="535C66A4">
       <w:start w:val="1"/>
       <w:numFmt w:val="bullet"/>
       <w:lvlText w:val="■"/>
@@ -14850,7 +15400,7 @@
         <w:ind w:left="2160" w:hanging="360"/>
       </w:pPr>
     </w:lvl>
-    <w:lvl w:ilvl="3" w:tplc="4C70DC00">
+    <w:lvl w:ilvl="3" w:tplc="04E6297C">
       <w:start w:val="1"/>
       <w:numFmt w:val="bullet"/>
       <w:lvlText w:val="●"/>
@@ -14859,7 +15409,7 @@
         <w:ind w:left="2880" w:hanging="360"/>
       </w:pPr>
     </w:lvl>
-    <w:lvl w:ilvl="4" w:tplc="64662894">
+    <w:lvl w:ilvl="4" w:tplc="E9BEBD36">
       <w:start w:val="1"/>
       <w:numFmt w:val="bullet"/>
       <w:lvlText w:val="○"/>
@@ -14868,7 +15418,7 @@
         <w:ind w:left="3600" w:hanging="360"/>
       </w:pPr>
     </w:lvl>
-    <w:lvl w:ilvl="5" w:tplc="308CCA00">
+    <w:lvl w:ilvl="5" w:tplc="6422D55A">
       <w:start w:val="1"/>
       <w:numFmt w:val="bullet"/>
       <w:lvlText w:val="■"/>
@@ -14877,7 +15427,7 @@
         <w:ind w:left="4320" w:hanging="360"/>
       </w:pPr>
     </w:lvl>
-    <w:lvl w:ilvl="6" w:tplc="121049A6">
+    <w:lvl w:ilvl="6" w:tplc="591AAF64">
       <w:start w:val="1"/>
       <w:numFmt w:val="bullet"/>
       <w:lvlText w:val="●"/>
@@ -14886,7 +15436,7 @@
         <w:ind w:left="5040" w:hanging="360"/>
       </w:pPr>
     </w:lvl>
-    <w:lvl w:ilvl="7" w:tplc="F53CC5D8">
+    <w:lvl w:ilvl="7" w:tplc="4398B3B4">
       <w:start w:val="1"/>
       <w:numFmt w:val="bullet"/>
       <w:lvlText w:val="●"/>
@@ -14895,7 +15445,7 @@
         <w:ind w:left="5760" w:hanging="360"/>
       </w:pPr>
     </w:lvl>
-    <w:lvl w:ilvl="8" w:tplc="975660BA">
+    <w:lvl w:ilvl="8" w:tplc="7924BB44">
       <w:start w:val="1"/>
       <w:numFmt w:val="bullet"/>
       <w:lvlText w:val="●"/>
@@ -14905,7 +15455,7 @@
       </w:pPr>
     </w:lvl>
   </w:abstractNum>
-  <w:num w:numId="1" w16cid:durableId="316686363">
+  <w:num w:numId="1" w16cid:durableId="1868328202">
     <w:abstractNumId w:val="0"/>
     <w:lvlOverride w:ilvl="0">
       <w:startOverride w:val="1"/>
@@ -15529,7 +16079,7 @@
     <w:autoRedefine/>
     <w:uiPriority w:val="39"/>
     <w:unhideWhenUsed/>
-    <w:rsid w:val="00766115"/>
+    <w:rsid w:val="00E715D7"/>
     <w:pPr>
       <w:spacing w:after="100"/>
     </w:pPr>
@@ -15541,7 +16091,7 @@
     <w:autoRedefine/>
     <w:uiPriority w:val="39"/>
     <w:unhideWhenUsed/>
-    <w:rsid w:val="00766115"/>
+    <w:rsid w:val="00E715D7"/>
     <w:pPr>
       <w:spacing w:after="100"/>
       <w:ind w:left="210"/>

--- a/smart-grid-pipeline/report/EC8203_MiniProject_Report.docx
+++ b/smart-grid-pipeline/report/EC8203_MiniProject_Report.docx
@@ -12,7 +12,7 @@
           <w:noProof/>
         </w:rPr>
         <w:drawing>
-          <wp:inline distT="0" distB="0" distL="0" distR="0" wp14:anchorId="3EDEECAD" wp14:editId="092A7D25">
+          <wp:inline distT="0" distB="0" distL="0" distR="0" wp14:anchorId="1774BBD5" wp14:editId="7456AA2D">
             <wp:extent cx="1009650" cy="1428750"/>
             <wp:effectExtent l="0" t="0" r="0" b="0"/>
             <wp:docPr id="1" name="Picture 1"/>
@@ -58,7 +58,6 @@
       </w:pPr>
       <w:r>
         <w:rPr>
-          <w:rFonts w:ascii="Cambria" w:eastAsia="Cambria" w:hAnsi="Cambria" w:cs="Cambria"/>
           <w:sz w:val="40"/>
           <w:szCs w:val="40"/>
         </w:rPr>
@@ -72,7 +71,6 @@
       </w:pPr>
       <w:r>
         <w:rPr>
-          <w:rFonts w:ascii="Cambria" w:eastAsia="Cambria" w:hAnsi="Cambria" w:cs="Cambria"/>
           <w:sz w:val="40"/>
           <w:szCs w:val="40"/>
         </w:rPr>
@@ -86,7 +84,6 @@
       </w:pPr>
       <w:r>
         <w:rPr>
-          <w:rFonts w:ascii="Cambria" w:eastAsia="Cambria" w:hAnsi="Cambria" w:cs="Cambria"/>
           <w:b/>
           <w:bCs/>
           <w:sz w:val="30"/>
@@ -102,7 +99,6 @@
       </w:pPr>
       <w:r>
         <w:rPr>
-          <w:rFonts w:ascii="Cambria" w:eastAsia="Cambria" w:hAnsi="Cambria" w:cs="Cambria"/>
           <w:sz w:val="24"/>
           <w:szCs w:val="24"/>
         </w:rPr>
@@ -115,11 +111,6 @@
         <w:jc w:val="center"/>
       </w:pPr>
       <w:r>
-        <w:rPr>
-          <w:rFonts w:ascii="Cambria" w:eastAsia="Cambria" w:hAnsi="Cambria" w:cs="Cambria"/>
-          <w:sz w:val="22"/>
-          <w:szCs w:val="22"/>
-        </w:rPr>
         <w:t>A mini project report submitted to the</w:t>
       </w:r>
     </w:p>
@@ -129,7 +120,6 @@
       </w:pPr>
       <w:r>
         <w:rPr>
-          <w:rFonts w:ascii="Cambria" w:eastAsia="Cambria" w:hAnsi="Cambria" w:cs="Cambria"/>
           <w:sz w:val="24"/>
           <w:szCs w:val="24"/>
         </w:rPr>
@@ -142,7 +132,6 @@
       </w:pPr>
       <w:r>
         <w:rPr>
-          <w:rFonts w:ascii="Cambria" w:eastAsia="Cambria" w:hAnsi="Cambria" w:cs="Cambria"/>
           <w:sz w:val="24"/>
           <w:szCs w:val="24"/>
         </w:rPr>
@@ -155,7 +144,6 @@
       </w:pPr>
       <w:r>
         <w:rPr>
-          <w:rFonts w:ascii="Cambria" w:eastAsia="Cambria" w:hAnsi="Cambria" w:cs="Cambria"/>
           <w:sz w:val="24"/>
           <w:szCs w:val="24"/>
         </w:rPr>
@@ -169,7 +157,6 @@
       </w:pPr>
       <w:r>
         <w:rPr>
-          <w:rFonts w:ascii="Cambria" w:eastAsia="Cambria" w:hAnsi="Cambria" w:cs="Cambria"/>
           <w:sz w:val="24"/>
           <w:szCs w:val="24"/>
         </w:rPr>
@@ -182,11 +169,6 @@
         <w:jc w:val="center"/>
       </w:pPr>
       <w:r>
-        <w:rPr>
-          <w:rFonts w:ascii="Cambria" w:eastAsia="Cambria" w:hAnsi="Cambria" w:cs="Cambria"/>
-          <w:sz w:val="22"/>
-          <w:szCs w:val="22"/>
-        </w:rPr>
         <w:t>by</w:t>
       </w:r>
     </w:p>
@@ -206,7 +188,7 @@
           <w:left w:w="10" w:type="dxa"/>
           <w:right w:w="10" w:type="dxa"/>
         </w:tblCellMar>
-        <w:tblLook w:val="0000" w:firstRow="0" w:lastRow="0" w:firstColumn="0" w:lastColumn="0" w:noHBand="0" w:noVBand="0"/>
+        <w:tblLook w:val="04A0" w:firstRow="1" w:lastRow="0" w:firstColumn="1" w:lastColumn="0" w:noHBand="0" w:noVBand="1"/>
       </w:tblPr>
       <w:tblGrid>
         <w:gridCol w:w="2600"/>
@@ -238,11 +220,6 @@
               <w:spacing w:after="40"/>
             </w:pPr>
             <w:r>
-              <w:rPr>
-                <w:rFonts w:ascii="Cambria" w:eastAsia="Cambria" w:hAnsi="Cambria" w:cs="Cambria"/>
-                <w:sz w:val="22"/>
-                <w:szCs w:val="22"/>
-              </w:rPr>
               <w:t>Sewvandi M.A.K.</w:t>
             </w:r>
           </w:p>
@@ -263,11 +240,6 @@
               <w:jc w:val="center"/>
             </w:pPr>
             <w:r>
-              <w:rPr>
-                <w:rFonts w:ascii="Cambria" w:eastAsia="Cambria" w:hAnsi="Cambria" w:cs="Cambria"/>
-                <w:sz w:val="22"/>
-                <w:szCs w:val="22"/>
-              </w:rPr>
               <w:t>-</w:t>
             </w:r>
           </w:p>
@@ -287,11 +259,6 @@
               <w:spacing w:after="40"/>
             </w:pPr>
             <w:r>
-              <w:rPr>
-                <w:rFonts w:ascii="Cambria" w:eastAsia="Cambria" w:hAnsi="Cambria" w:cs="Cambria"/>
-                <w:sz w:val="22"/>
-                <w:szCs w:val="22"/>
-              </w:rPr>
               <w:t>EG/2021/4808</w:t>
             </w:r>
           </w:p>
@@ -322,11 +289,6 @@
               <w:spacing w:after="40"/>
             </w:pPr>
             <w:r>
-              <w:rPr>
-                <w:rFonts w:ascii="Cambria" w:eastAsia="Cambria" w:hAnsi="Cambria" w:cs="Cambria"/>
-                <w:sz w:val="22"/>
-                <w:szCs w:val="22"/>
-              </w:rPr>
               <w:t>Peiris P.R.S.</w:t>
             </w:r>
           </w:p>
@@ -347,11 +309,6 @@
               <w:jc w:val="center"/>
             </w:pPr>
             <w:r>
-              <w:rPr>
-                <w:rFonts w:ascii="Cambria" w:eastAsia="Cambria" w:hAnsi="Cambria" w:cs="Cambria"/>
-                <w:sz w:val="22"/>
-                <w:szCs w:val="22"/>
-              </w:rPr>
               <w:t>-</w:t>
             </w:r>
           </w:p>
@@ -371,11 +328,6 @@
               <w:spacing w:after="40"/>
             </w:pPr>
             <w:r>
-              <w:rPr>
-                <w:rFonts w:ascii="Cambria" w:eastAsia="Cambria" w:hAnsi="Cambria" w:cs="Cambria"/>
-                <w:sz w:val="22"/>
-                <w:szCs w:val="22"/>
-              </w:rPr>
               <w:t>EG/2021/4706</w:t>
             </w:r>
           </w:p>
@@ -388,11 +340,6 @@
         <w:jc w:val="center"/>
       </w:pPr>
       <w:r>
-        <w:rPr>
-          <w:rFonts w:ascii="Cambria" w:eastAsia="Cambria" w:hAnsi="Cambria" w:cs="Cambria"/>
-          <w:sz w:val="22"/>
-          <w:szCs w:val="22"/>
-        </w:rPr>
         <w:t>September 2026</w:t>
       </w:r>
     </w:p>
@@ -406,9 +353,8 @@
         <w:rPr>
           <w:b/>
           <w:bCs/>
-          <w:color w:val="1F3B57"/>
-          <w:sz w:val="28"/>
-          <w:szCs w:val="28"/>
+          <w:sz w:val="30"/>
+          <w:szCs w:val="30"/>
         </w:rPr>
         <w:lastRenderedPageBreak/>
         <w:t>Contents</w:t>
@@ -417,7 +363,7 @@
     <w:sdt>
       <w:sdtPr>
         <w:alias w:val="Contents"/>
-        <w:id w:val="348688951"/>
+        <w:id w:val="-433049674"/>
       </w:sdtPr>
       <w:sdtEndPr/>
       <w:sdtContent>
@@ -430,6 +376,7 @@
             <w:rPr>
               <w:rFonts w:asciiTheme="minorHAnsi" w:eastAsiaTheme="minorEastAsia" w:hAnsiTheme="minorHAnsi" w:cstheme="minorBidi"/>
               <w:noProof/>
+              <w:color w:val="auto"/>
               <w:kern w:val="2"/>
               <w:sz w:val="24"/>
               <w:szCs w:val="24"/>
@@ -445,13 +392,13 @@
           <w:r>
             <w:fldChar w:fldCharType="separate"/>
           </w:r>
-          <w:hyperlink w:anchor="_Toc241451112" w:history="1">
+          <w:hyperlink w:anchor="_Toc241528944" w:history="1">
             <w:r>
               <w:rPr>
                 <w:rStyle w:val="Hyperlink"/>
                 <w:noProof/>
               </w:rPr>
-              <w:t>1. Use Case and Business Requirements</w:t>
+              <w:t>1. Introduction and Use Case</w:t>
             </w:r>
             <w:r>
               <w:rPr>
@@ -469,7 +416,7 @@
               <w:rPr>
                 <w:noProof/>
               </w:rPr>
-              <w:instrText xml:space="preserve"> PAGEREF _Toc241451112 \h </w:instrText>
+              <w:instrText xml:space="preserve"> PAGEREF _Toc241528944 \h </w:instrText>
             </w:r>
             <w:r>
               <w:rPr>
@@ -505,13 +452,14 @@
             <w:rPr>
               <w:rFonts w:asciiTheme="minorHAnsi" w:eastAsiaTheme="minorEastAsia" w:hAnsiTheme="minorHAnsi" w:cstheme="minorBidi"/>
               <w:noProof/>
+              <w:color w:val="auto"/>
               <w:kern w:val="2"/>
               <w:sz w:val="24"/>
               <w:szCs w:val="24"/>
               <w14:ligatures w14:val="standardContextual"/>
             </w:rPr>
           </w:pPr>
-          <w:hyperlink w:anchor="_Toc241451113" w:history="1">
+          <w:hyperlink w:anchor="_Toc241528945" w:history="1">
             <w:r>
               <w:rPr>
                 <w:rStyle w:val="Hyperlink"/>
@@ -535,7 +483,7 @@
               <w:rPr>
                 <w:noProof/>
               </w:rPr>
-              <w:instrText xml:space="preserve"> PAGEREF _Toc241451113 \h </w:instrText>
+              <w:instrText xml:space="preserve"> PAGEREF _Toc241528945 \h </w:instrText>
             </w:r>
             <w:r>
               <w:rPr>
@@ -571,13 +519,14 @@
             <w:rPr>
               <w:rFonts w:asciiTheme="minorHAnsi" w:eastAsiaTheme="minorEastAsia" w:hAnsiTheme="minorHAnsi" w:cstheme="minorBidi"/>
               <w:noProof/>
+              <w:color w:val="auto"/>
               <w:kern w:val="2"/>
               <w:sz w:val="24"/>
               <w:szCs w:val="24"/>
               <w14:ligatures w14:val="standardContextual"/>
             </w:rPr>
           </w:pPr>
-          <w:hyperlink w:anchor="_Toc241451114" w:history="1">
+          <w:hyperlink w:anchor="_Toc241528946" w:history="1">
             <w:r>
               <w:rPr>
                 <w:rStyle w:val="Hyperlink"/>
@@ -601,7 +550,7 @@
               <w:rPr>
                 <w:noProof/>
               </w:rPr>
-              <w:instrText xml:space="preserve"> PAGEREF _Toc241451114 \h </w:instrText>
+              <w:instrText xml:space="preserve"> PAGEREF _Toc241528946 \h </w:instrText>
             </w:r>
             <w:r>
               <w:rPr>
@@ -637,13 +586,14 @@
             <w:rPr>
               <w:rFonts w:asciiTheme="minorHAnsi" w:eastAsiaTheme="minorEastAsia" w:hAnsiTheme="minorHAnsi" w:cstheme="minorBidi"/>
               <w:noProof/>
+              <w:color w:val="auto"/>
               <w:kern w:val="2"/>
               <w:sz w:val="24"/>
               <w:szCs w:val="24"/>
               <w14:ligatures w14:val="standardContextual"/>
             </w:rPr>
           </w:pPr>
-          <w:hyperlink w:anchor="_Toc241451115" w:history="1">
+          <w:hyperlink w:anchor="_Toc241528947" w:history="1">
             <w:r>
               <w:rPr>
                 <w:rStyle w:val="Hyperlink"/>
@@ -667,7 +617,7 @@
               <w:rPr>
                 <w:noProof/>
               </w:rPr>
-              <w:instrText xml:space="preserve"> PAGEREF _Toc241451115 \h </w:instrText>
+              <w:instrText xml:space="preserve"> PAGEREF _Toc241528947 \h </w:instrText>
             </w:r>
             <w:r>
               <w:rPr>
@@ -703,13 +653,14 @@
             <w:rPr>
               <w:rFonts w:asciiTheme="minorHAnsi" w:eastAsiaTheme="minorEastAsia" w:hAnsiTheme="minorHAnsi" w:cstheme="minorBidi"/>
               <w:noProof/>
+              <w:color w:val="auto"/>
               <w:kern w:val="2"/>
               <w:sz w:val="24"/>
               <w:szCs w:val="24"/>
               <w14:ligatures w14:val="standardContextual"/>
             </w:rPr>
           </w:pPr>
-          <w:hyperlink w:anchor="_Toc241451116" w:history="1">
+          <w:hyperlink w:anchor="_Toc241528948" w:history="1">
             <w:r>
               <w:rPr>
                 <w:rStyle w:val="Hyperlink"/>
@@ -733,7 +684,7 @@
               <w:rPr>
                 <w:noProof/>
               </w:rPr>
-              <w:instrText xml:space="preserve"> PAGEREF _Toc241451116 \h </w:instrText>
+              <w:instrText xml:space="preserve"> PAGEREF _Toc241528948 \h </w:instrText>
             </w:r>
             <w:r>
               <w:rPr>
@@ -769,13 +720,14 @@
             <w:rPr>
               <w:rFonts w:asciiTheme="minorHAnsi" w:eastAsiaTheme="minorEastAsia" w:hAnsiTheme="minorHAnsi" w:cstheme="minorBidi"/>
               <w:noProof/>
+              <w:color w:val="auto"/>
               <w:kern w:val="2"/>
               <w:sz w:val="24"/>
               <w:szCs w:val="24"/>
               <w14:ligatures w14:val="standardContextual"/>
             </w:rPr>
           </w:pPr>
-          <w:hyperlink w:anchor="_Toc241451117" w:history="1">
+          <w:hyperlink w:anchor="_Toc241528949" w:history="1">
             <w:r>
               <w:rPr>
                 <w:rStyle w:val="Hyperlink"/>
@@ -799,7 +751,7 @@
               <w:rPr>
                 <w:noProof/>
               </w:rPr>
-              <w:instrText xml:space="preserve"> PAGEREF _Toc241451117 \h </w:instrText>
+              <w:instrText xml:space="preserve"> PAGEREF _Toc241528949 \h </w:instrText>
             </w:r>
             <w:r>
               <w:rPr>
@@ -835,13 +787,14 @@
             <w:rPr>
               <w:rFonts w:asciiTheme="minorHAnsi" w:eastAsiaTheme="minorEastAsia" w:hAnsiTheme="minorHAnsi" w:cstheme="minorBidi"/>
               <w:noProof/>
+              <w:color w:val="auto"/>
               <w:kern w:val="2"/>
               <w:sz w:val="24"/>
               <w:szCs w:val="24"/>
               <w14:ligatures w14:val="standardContextual"/>
             </w:rPr>
           </w:pPr>
-          <w:hyperlink w:anchor="_Toc241451118" w:history="1">
+          <w:hyperlink w:anchor="_Toc241528950" w:history="1">
             <w:r>
               <w:rPr>
                 <w:rStyle w:val="Hyperlink"/>
@@ -865,7 +818,7 @@
               <w:rPr>
                 <w:noProof/>
               </w:rPr>
-              <w:instrText xml:space="preserve"> PAGEREF _Toc241451118 \h </w:instrText>
+              <w:instrText xml:space="preserve"> PAGEREF _Toc241528950 \h </w:instrText>
             </w:r>
             <w:r>
               <w:rPr>
@@ -901,13 +854,14 @@
             <w:rPr>
               <w:rFonts w:asciiTheme="minorHAnsi" w:eastAsiaTheme="minorEastAsia" w:hAnsiTheme="minorHAnsi" w:cstheme="minorBidi"/>
               <w:noProof/>
+              <w:color w:val="auto"/>
               <w:kern w:val="2"/>
               <w:sz w:val="24"/>
               <w:szCs w:val="24"/>
               <w14:ligatures w14:val="standardContextual"/>
             </w:rPr>
           </w:pPr>
-          <w:hyperlink w:anchor="_Toc241451119" w:history="1">
+          <w:hyperlink w:anchor="_Toc241528951" w:history="1">
             <w:r>
               <w:rPr>
                 <w:rStyle w:val="Hyperlink"/>
@@ -931,7 +885,7 @@
               <w:rPr>
                 <w:noProof/>
               </w:rPr>
-              <w:instrText xml:space="preserve"> PAGEREF _Toc241451119 \h </w:instrText>
+              <w:instrText xml:space="preserve"> PAGEREF _Toc241528951 \h </w:instrText>
             </w:r>
             <w:r>
               <w:rPr>
@@ -967,13 +921,14 @@
             <w:rPr>
               <w:rFonts w:asciiTheme="minorHAnsi" w:eastAsiaTheme="minorEastAsia" w:hAnsiTheme="minorHAnsi" w:cstheme="minorBidi"/>
               <w:noProof/>
+              <w:color w:val="auto"/>
               <w:kern w:val="2"/>
               <w:sz w:val="24"/>
               <w:szCs w:val="24"/>
               <w14:ligatures w14:val="standardContextual"/>
             </w:rPr>
           </w:pPr>
-          <w:hyperlink w:anchor="_Toc241451120" w:history="1">
+          <w:hyperlink w:anchor="_Toc241528952" w:history="1">
             <w:r>
               <w:rPr>
                 <w:rStyle w:val="Hyperlink"/>
@@ -997,7 +952,7 @@
               <w:rPr>
                 <w:noProof/>
               </w:rPr>
-              <w:instrText xml:space="preserve"> PAGEREF _Toc241451120 \h </w:instrText>
+              <w:instrText xml:space="preserve"> PAGEREF _Toc241528952 \h </w:instrText>
             </w:r>
             <w:r>
               <w:rPr>
@@ -1033,13 +988,14 @@
             <w:rPr>
               <w:rFonts w:asciiTheme="minorHAnsi" w:eastAsiaTheme="minorEastAsia" w:hAnsiTheme="minorHAnsi" w:cstheme="minorBidi"/>
               <w:noProof/>
+              <w:color w:val="auto"/>
               <w:kern w:val="2"/>
               <w:sz w:val="24"/>
               <w:szCs w:val="24"/>
               <w14:ligatures w14:val="standardContextual"/>
             </w:rPr>
           </w:pPr>
-          <w:hyperlink w:anchor="_Toc241451121" w:history="1">
+          <w:hyperlink w:anchor="_Toc241528953" w:history="1">
             <w:r>
               <w:rPr>
                 <w:rStyle w:val="Hyperlink"/>
@@ -1063,7 +1019,7 @@
               <w:rPr>
                 <w:noProof/>
               </w:rPr>
-              <w:instrText xml:space="preserve"> PAGEREF _Toc241451121 \h </w:instrText>
+              <w:instrText xml:space="preserve"> PAGEREF _Toc241528953 \h </w:instrText>
             </w:r>
             <w:r>
               <w:rPr>
@@ -1099,13 +1055,14 @@
             <w:rPr>
               <w:rFonts w:asciiTheme="minorHAnsi" w:eastAsiaTheme="minorEastAsia" w:hAnsiTheme="minorHAnsi" w:cstheme="minorBidi"/>
               <w:noProof/>
+              <w:color w:val="auto"/>
               <w:kern w:val="2"/>
               <w:sz w:val="24"/>
               <w:szCs w:val="24"/>
               <w14:ligatures w14:val="standardContextual"/>
             </w:rPr>
           </w:pPr>
-          <w:hyperlink w:anchor="_Toc241451122" w:history="1">
+          <w:hyperlink w:anchor="_Toc241528954" w:history="1">
             <w:r>
               <w:rPr>
                 <w:rStyle w:val="Hyperlink"/>
@@ -1129,7 +1086,7 @@
               <w:rPr>
                 <w:noProof/>
               </w:rPr>
-              <w:instrText xml:space="preserve"> PAGEREF _Toc241451122 \h </w:instrText>
+              <w:instrText xml:space="preserve"> PAGEREF _Toc241528954 \h </w:instrText>
             </w:r>
             <w:r>
               <w:rPr>
@@ -1165,13 +1122,14 @@
             <w:rPr>
               <w:rFonts w:asciiTheme="minorHAnsi" w:eastAsiaTheme="minorEastAsia" w:hAnsiTheme="minorHAnsi" w:cstheme="minorBidi"/>
               <w:noProof/>
+              <w:color w:val="auto"/>
               <w:kern w:val="2"/>
               <w:sz w:val="24"/>
               <w:szCs w:val="24"/>
               <w14:ligatures w14:val="standardContextual"/>
             </w:rPr>
           </w:pPr>
-          <w:hyperlink w:anchor="_Toc241451123" w:history="1">
+          <w:hyperlink w:anchor="_Toc241528955" w:history="1">
             <w:r>
               <w:rPr>
                 <w:rStyle w:val="Hyperlink"/>
@@ -1195,7 +1153,7 @@
               <w:rPr>
                 <w:noProof/>
               </w:rPr>
-              <w:instrText xml:space="preserve"> PAGEREF _Toc241451123 \h </w:instrText>
+              <w:instrText xml:space="preserve"> PAGEREF _Toc241528955 \h </w:instrText>
             </w:r>
             <w:r>
               <w:rPr>
@@ -1231,19 +1189,20 @@
             <w:rPr>
               <w:rFonts w:asciiTheme="minorHAnsi" w:eastAsiaTheme="minorEastAsia" w:hAnsiTheme="minorHAnsi" w:cstheme="minorBidi"/>
               <w:noProof/>
+              <w:color w:val="auto"/>
               <w:kern w:val="2"/>
               <w:sz w:val="24"/>
               <w:szCs w:val="24"/>
               <w14:ligatures w14:val="standardContextual"/>
             </w:rPr>
           </w:pPr>
-          <w:hyperlink w:anchor="_Toc241451124" w:history="1">
+          <w:hyperlink w:anchor="_Toc241528956" w:history="1">
             <w:r>
               <w:rPr>
                 <w:rStyle w:val="Hyperlink"/>
                 <w:noProof/>
               </w:rPr>
-              <w:t>5.2 Speed layer (processing/speed_layer_spark.py)</w:t>
+              <w:t>5.2 Speed layer</w:t>
             </w:r>
             <w:r>
               <w:rPr>
@@ -1261,7 +1220,7 @@
               <w:rPr>
                 <w:noProof/>
               </w:rPr>
-              <w:instrText xml:space="preserve"> PAGEREF _Toc241451124 \h </w:instrText>
+              <w:instrText xml:space="preserve"> PAGEREF _Toc241528956 \h </w:instrText>
             </w:r>
             <w:r>
               <w:rPr>
@@ -1297,19 +1256,20 @@
             <w:rPr>
               <w:rFonts w:asciiTheme="minorHAnsi" w:eastAsiaTheme="minorEastAsia" w:hAnsiTheme="minorHAnsi" w:cstheme="minorBidi"/>
               <w:noProof/>
+              <w:color w:val="auto"/>
               <w:kern w:val="2"/>
               <w:sz w:val="24"/>
               <w:szCs w:val="24"/>
               <w14:ligatures w14:val="standardContextual"/>
             </w:rPr>
           </w:pPr>
-          <w:hyperlink w:anchor="_Toc241451125" w:history="1">
+          <w:hyperlink w:anchor="_Toc241528957" w:history="1">
             <w:r>
               <w:rPr>
                 <w:rStyle w:val="Hyperlink"/>
                 <w:noProof/>
               </w:rPr>
-              <w:t>5.3 Batch layer (processing/batch_layer_spark.py) and orchestration</w:t>
+              <w:t>5.3 Batch layer and orchestration</w:t>
             </w:r>
             <w:r>
               <w:rPr>
@@ -1327,7 +1287,7 @@
               <w:rPr>
                 <w:noProof/>
               </w:rPr>
-              <w:instrText xml:space="preserve"> PAGEREF _Toc241451125 \h </w:instrText>
+              <w:instrText xml:space="preserve"> PAGEREF _Toc241528957 \h </w:instrText>
             </w:r>
             <w:r>
               <w:rPr>
@@ -1363,13 +1323,14 @@
             <w:rPr>
               <w:rFonts w:asciiTheme="minorHAnsi" w:eastAsiaTheme="minorEastAsia" w:hAnsiTheme="minorHAnsi" w:cstheme="minorBidi"/>
               <w:noProof/>
+              <w:color w:val="auto"/>
               <w:kern w:val="2"/>
               <w:sz w:val="24"/>
               <w:szCs w:val="24"/>
               <w14:ligatures w14:val="standardContextual"/>
             </w:rPr>
           </w:pPr>
-          <w:hyperlink w:anchor="_Toc241451126" w:history="1">
+          <w:hyperlink w:anchor="_Toc241528958" w:history="1">
             <w:r>
               <w:rPr>
                 <w:rStyle w:val="Hyperlink"/>
@@ -1393,7 +1354,7 @@
               <w:rPr>
                 <w:noProof/>
               </w:rPr>
-              <w:instrText xml:space="preserve"> PAGEREF _Toc241451126 \h </w:instrText>
+              <w:instrText xml:space="preserve"> PAGEREF _Toc241528958 \h </w:instrText>
             </w:r>
             <w:r>
               <w:rPr>
@@ -1429,13 +1390,14 @@
             <w:rPr>
               <w:rFonts w:asciiTheme="minorHAnsi" w:eastAsiaTheme="minorEastAsia" w:hAnsiTheme="minorHAnsi" w:cstheme="minorBidi"/>
               <w:noProof/>
+              <w:color w:val="auto"/>
               <w:kern w:val="2"/>
               <w:sz w:val="24"/>
               <w:szCs w:val="24"/>
               <w14:ligatures w14:val="standardContextual"/>
             </w:rPr>
           </w:pPr>
-          <w:hyperlink w:anchor="_Toc241451127" w:history="1">
+          <w:hyperlink w:anchor="_Toc241528959" w:history="1">
             <w:r>
               <w:rPr>
                 <w:rStyle w:val="Hyperlink"/>
@@ -1459,7 +1421,7 @@
               <w:rPr>
                 <w:noProof/>
               </w:rPr>
-              <w:instrText xml:space="preserve"> PAGEREF _Toc241451127 \h </w:instrText>
+              <w:instrText xml:space="preserve"> PAGEREF _Toc241528959 \h </w:instrText>
             </w:r>
             <w:r>
               <w:rPr>
@@ -1495,13 +1457,14 @@
             <w:rPr>
               <w:rFonts w:asciiTheme="minorHAnsi" w:eastAsiaTheme="minorEastAsia" w:hAnsiTheme="minorHAnsi" w:cstheme="minorBidi"/>
               <w:noProof/>
+              <w:color w:val="auto"/>
               <w:kern w:val="2"/>
               <w:sz w:val="24"/>
               <w:szCs w:val="24"/>
               <w14:ligatures w14:val="standardContextual"/>
             </w:rPr>
           </w:pPr>
-          <w:hyperlink w:anchor="_Toc241451128" w:history="1">
+          <w:hyperlink w:anchor="_Toc241528960" w:history="1">
             <w:r>
               <w:rPr>
                 <w:rStyle w:val="Hyperlink"/>
@@ -1525,7 +1488,7 @@
               <w:rPr>
                 <w:noProof/>
               </w:rPr>
-              <w:instrText xml:space="preserve"> PAGEREF _Toc241451128 \h </w:instrText>
+              <w:instrText xml:space="preserve"> PAGEREF _Toc241528960 \h </w:instrText>
             </w:r>
             <w:r>
               <w:rPr>
@@ -1561,13 +1524,14 @@
             <w:rPr>
               <w:rFonts w:asciiTheme="minorHAnsi" w:eastAsiaTheme="minorEastAsia" w:hAnsiTheme="minorHAnsi" w:cstheme="minorBidi"/>
               <w:noProof/>
+              <w:color w:val="auto"/>
               <w:kern w:val="2"/>
               <w:sz w:val="24"/>
               <w:szCs w:val="24"/>
               <w14:ligatures w14:val="standardContextual"/>
             </w:rPr>
           </w:pPr>
-          <w:hyperlink w:anchor="_Toc241451129" w:history="1">
+          <w:hyperlink w:anchor="_Toc241528961" w:history="1">
             <w:r>
               <w:rPr>
                 <w:rStyle w:val="Hyperlink"/>
@@ -1591,7 +1555,7 @@
               <w:rPr>
                 <w:noProof/>
               </w:rPr>
-              <w:instrText xml:space="preserve"> PAGEREF _Toc241451129 \h </w:instrText>
+              <w:instrText xml:space="preserve"> PAGEREF _Toc241528961 \h </w:instrText>
             </w:r>
             <w:r>
               <w:rPr>
@@ -1608,7 +1572,7 @@
               <w:rPr>
                 <w:noProof/>
               </w:rPr>
-              <w:t>10</w:t>
+              <w:t>11</w:t>
             </w:r>
             <w:r>
               <w:rPr>
@@ -1627,13 +1591,14 @@
             <w:rPr>
               <w:rFonts w:asciiTheme="minorHAnsi" w:eastAsiaTheme="minorEastAsia" w:hAnsiTheme="minorHAnsi" w:cstheme="minorBidi"/>
               <w:noProof/>
+              <w:color w:val="auto"/>
               <w:kern w:val="2"/>
               <w:sz w:val="24"/>
               <w:szCs w:val="24"/>
               <w14:ligatures w14:val="standardContextual"/>
             </w:rPr>
           </w:pPr>
-          <w:hyperlink w:anchor="_Toc241451130" w:history="1">
+          <w:hyperlink w:anchor="_Toc241528962" w:history="1">
             <w:r>
               <w:rPr>
                 <w:rStyle w:val="Hyperlink"/>
@@ -1657,7 +1622,7 @@
               <w:rPr>
                 <w:noProof/>
               </w:rPr>
-              <w:instrText xml:space="preserve"> PAGEREF _Toc241451130 \h </w:instrText>
+              <w:instrText xml:space="preserve"> PAGEREF _Toc241528962 \h </w:instrText>
             </w:r>
             <w:r>
               <w:rPr>
@@ -1693,13 +1658,14 @@
             <w:rPr>
               <w:rFonts w:asciiTheme="minorHAnsi" w:eastAsiaTheme="minorEastAsia" w:hAnsiTheme="minorHAnsi" w:cstheme="minorBidi"/>
               <w:noProof/>
+              <w:color w:val="auto"/>
               <w:kern w:val="2"/>
               <w:sz w:val="24"/>
               <w:szCs w:val="24"/>
               <w14:ligatures w14:val="standardContextual"/>
             </w:rPr>
           </w:pPr>
-          <w:hyperlink w:anchor="_Toc241451131" w:history="1">
+          <w:hyperlink w:anchor="_Toc241528963" w:history="1">
             <w:r>
               <w:rPr>
                 <w:rStyle w:val="Hyperlink"/>
@@ -1723,7 +1689,7 @@
               <w:rPr>
                 <w:noProof/>
               </w:rPr>
-              <w:instrText xml:space="preserve"> PAGEREF _Toc241451131 \h </w:instrText>
+              <w:instrText xml:space="preserve"> PAGEREF _Toc241528963 \h </w:instrText>
             </w:r>
             <w:r>
               <w:rPr>
@@ -1759,13 +1725,14 @@
             <w:rPr>
               <w:rFonts w:asciiTheme="minorHAnsi" w:eastAsiaTheme="minorEastAsia" w:hAnsiTheme="minorHAnsi" w:cstheme="minorBidi"/>
               <w:noProof/>
+              <w:color w:val="auto"/>
               <w:kern w:val="2"/>
               <w:sz w:val="24"/>
               <w:szCs w:val="24"/>
               <w14:ligatures w14:val="standardContextual"/>
             </w:rPr>
           </w:pPr>
-          <w:hyperlink w:anchor="_Toc241451132" w:history="1">
+          <w:hyperlink w:anchor="_Toc241528964" w:history="1">
             <w:r>
               <w:rPr>
                 <w:rStyle w:val="Hyperlink"/>
@@ -1789,7 +1756,7 @@
               <w:rPr>
                 <w:noProof/>
               </w:rPr>
-              <w:instrText xml:space="preserve"> PAGEREF _Toc241451132 \h </w:instrText>
+              <w:instrText xml:space="preserve"> PAGEREF _Toc241528964 \h </w:instrText>
             </w:r>
             <w:r>
               <w:rPr>
@@ -1825,13 +1792,14 @@
             <w:rPr>
               <w:rFonts w:asciiTheme="minorHAnsi" w:eastAsiaTheme="minorEastAsia" w:hAnsiTheme="minorHAnsi" w:cstheme="minorBidi"/>
               <w:noProof/>
+              <w:color w:val="auto"/>
               <w:kern w:val="2"/>
               <w:sz w:val="24"/>
               <w:szCs w:val="24"/>
               <w14:ligatures w14:val="standardContextual"/>
             </w:rPr>
           </w:pPr>
-          <w:hyperlink w:anchor="_Toc241451133" w:history="1">
+          <w:hyperlink w:anchor="_Toc241528965" w:history="1">
             <w:r>
               <w:rPr>
                 <w:rStyle w:val="Hyperlink"/>
@@ -1855,7 +1823,7 @@
               <w:rPr>
                 <w:noProof/>
               </w:rPr>
-              <w:instrText xml:space="preserve"> PAGEREF _Toc241451133 \h </w:instrText>
+              <w:instrText xml:space="preserve"> PAGEREF _Toc241528965 \h </w:instrText>
             </w:r>
             <w:r>
               <w:rPr>
@@ -1891,13 +1859,14 @@
             <w:rPr>
               <w:rFonts w:asciiTheme="minorHAnsi" w:eastAsiaTheme="minorEastAsia" w:hAnsiTheme="minorHAnsi" w:cstheme="minorBidi"/>
               <w:noProof/>
+              <w:color w:val="auto"/>
               <w:kern w:val="2"/>
               <w:sz w:val="24"/>
               <w:szCs w:val="24"/>
               <w14:ligatures w14:val="standardContextual"/>
             </w:rPr>
           </w:pPr>
-          <w:hyperlink w:anchor="_Toc241451134" w:history="1">
+          <w:hyperlink w:anchor="_Toc241528966" w:history="1">
             <w:r>
               <w:rPr>
                 <w:rStyle w:val="Hyperlink"/>
@@ -1921,7 +1890,7 @@
               <w:rPr>
                 <w:noProof/>
               </w:rPr>
-              <w:instrText xml:space="preserve"> PAGEREF _Toc241451134 \h </w:instrText>
+              <w:instrText xml:space="preserve"> PAGEREF _Toc241528966 \h </w:instrText>
             </w:r>
             <w:r>
               <w:rPr>
@@ -1957,13 +1926,14 @@
             <w:rPr>
               <w:rFonts w:asciiTheme="minorHAnsi" w:eastAsiaTheme="minorEastAsia" w:hAnsiTheme="minorHAnsi" w:cstheme="minorBidi"/>
               <w:noProof/>
+              <w:color w:val="auto"/>
               <w:kern w:val="2"/>
               <w:sz w:val="24"/>
               <w:szCs w:val="24"/>
               <w14:ligatures w14:val="standardContextual"/>
             </w:rPr>
           </w:pPr>
-          <w:hyperlink w:anchor="_Toc241451135" w:history="1">
+          <w:hyperlink w:anchor="_Toc241528967" w:history="1">
             <w:r>
               <w:rPr>
                 <w:rStyle w:val="Hyperlink"/>
@@ -1987,7 +1957,7 @@
               <w:rPr>
                 <w:noProof/>
               </w:rPr>
-              <w:instrText xml:space="preserve"> PAGEREF _Toc241451135 \h </w:instrText>
+              <w:instrText xml:space="preserve"> PAGEREF _Toc241528967 \h </w:instrText>
             </w:r>
             <w:r>
               <w:rPr>
@@ -2023,13 +1993,14 @@
             <w:rPr>
               <w:rFonts w:asciiTheme="minorHAnsi" w:eastAsiaTheme="minorEastAsia" w:hAnsiTheme="minorHAnsi" w:cstheme="minorBidi"/>
               <w:noProof/>
+              <w:color w:val="auto"/>
               <w:kern w:val="2"/>
               <w:sz w:val="24"/>
               <w:szCs w:val="24"/>
               <w14:ligatures w14:val="standardContextual"/>
             </w:rPr>
           </w:pPr>
-          <w:hyperlink w:anchor="_Toc241451136" w:history="1">
+          <w:hyperlink w:anchor="_Toc241528968" w:history="1">
             <w:r>
               <w:rPr>
                 <w:rStyle w:val="Hyperlink"/>
@@ -2053,7 +2024,7 @@
               <w:rPr>
                 <w:noProof/>
               </w:rPr>
-              <w:instrText xml:space="preserve"> PAGEREF _Toc241451136 \h </w:instrText>
+              <w:instrText xml:space="preserve"> PAGEREF _Toc241528968 \h </w:instrText>
             </w:r>
             <w:r>
               <w:rPr>
@@ -2089,13 +2060,14 @@
             <w:rPr>
               <w:rFonts w:asciiTheme="minorHAnsi" w:eastAsiaTheme="minorEastAsia" w:hAnsiTheme="minorHAnsi" w:cstheme="minorBidi"/>
               <w:noProof/>
+              <w:color w:val="auto"/>
               <w:kern w:val="2"/>
               <w:sz w:val="24"/>
               <w:szCs w:val="24"/>
               <w14:ligatures w14:val="standardContextual"/>
             </w:rPr>
           </w:pPr>
-          <w:hyperlink w:anchor="_Toc241451137" w:history="1">
+          <w:hyperlink w:anchor="_Toc241528969" w:history="1">
             <w:r>
               <w:rPr>
                 <w:rStyle w:val="Hyperlink"/>
@@ -2119,7 +2091,7 @@
               <w:rPr>
                 <w:noProof/>
               </w:rPr>
-              <w:instrText xml:space="preserve"> PAGEREF _Toc241451137 \h </w:instrText>
+              <w:instrText xml:space="preserve"> PAGEREF _Toc241528969 \h </w:instrText>
             </w:r>
             <w:r>
               <w:rPr>
@@ -2155,19 +2127,20 @@
             <w:rPr>
               <w:rFonts w:asciiTheme="minorHAnsi" w:eastAsiaTheme="minorEastAsia" w:hAnsiTheme="minorHAnsi" w:cstheme="minorBidi"/>
               <w:noProof/>
+              <w:color w:val="auto"/>
               <w:kern w:val="2"/>
               <w:sz w:val="24"/>
               <w:szCs w:val="24"/>
               <w14:ligatures w14:val="standardContextual"/>
             </w:rPr>
           </w:pPr>
-          <w:hyperlink w:anchor="_Toc241451138" w:history="1">
+          <w:hyperlink w:anchor="_Toc241528970" w:history="1">
             <w:r>
               <w:rPr>
                 <w:rStyle w:val="Hyperlink"/>
                 <w:noProof/>
               </w:rPr>
-              <w:t>Statement of contribution and use of AI tools</w:t>
+              <w:t>Individual contributions</w:t>
             </w:r>
             <w:r>
               <w:rPr>
@@ -2185,7 +2158,7 @@
               <w:rPr>
                 <w:noProof/>
               </w:rPr>
-              <w:instrText xml:space="preserve"> PAGEREF _Toc241451138 \h </w:instrText>
+              <w:instrText xml:space="preserve"> PAGEREF _Toc241528970 \h </w:instrText>
             </w:r>
             <w:r>
               <w:rPr>
@@ -2228,10 +2201,10 @@
       <w:pPr>
         <w:pStyle w:val="Heading1"/>
       </w:pPr>
-      <w:bookmarkStart w:id="0" w:name="_Toc241451112"/>
+      <w:bookmarkStart w:id="0" w:name="_Toc241528944"/>
       <w:r>
         <w:lastRenderedPageBreak/>
-        <w:t>1. Use Case and Business Requirements</w:t>
+        <w:t>1. Introduction and Use Case</w:t>
       </w:r>
       <w:bookmarkEnd w:id="0"/>
     </w:p>
@@ -2258,7 +2231,7 @@
       <w:pPr>
         <w:pStyle w:val="Heading2"/>
       </w:pPr>
-      <w:bookmarkStart w:id="1" w:name="_Toc241451113"/>
+      <w:bookmarkStart w:id="1" w:name="_Toc241528945"/>
       <w:r>
         <w:t>1.1 Business question and derived requirements</w:t>
       </w:r>
@@ -2295,12 +2268,12 @@
           <w:left w:w="10" w:type="dxa"/>
           <w:right w:w="10" w:type="dxa"/>
         </w:tblCellMar>
-        <w:tblLook w:val="0000" w:firstRow="0" w:lastRow="0" w:firstColumn="0" w:lastColumn="0" w:noHBand="0" w:noVBand="0"/>
+        <w:tblLook w:val="04A0" w:firstRow="1" w:lastRow="0" w:firstColumn="1" w:lastColumn="0" w:noHBand="0" w:noVBand="1"/>
       </w:tblPr>
       <w:tblGrid>
-        <w:gridCol w:w="1150"/>
-        <w:gridCol w:w="4700"/>
-        <w:gridCol w:w="4000"/>
+        <w:gridCol w:w="1195"/>
+        <w:gridCol w:w="4672"/>
+        <w:gridCol w:w="3983"/>
       </w:tblGrid>
       <w:tr>
         <w:tblPrEx>
@@ -2329,8 +2302,8 @@
                 <w:b/>
                 <w:bCs/>
                 <w:color w:val="FFFFFF"/>
-                <w:sz w:val="18"/>
-                <w:szCs w:val="18"/>
+                <w:sz w:val="19"/>
+                <w:szCs w:val="19"/>
               </w:rPr>
               <w:t>ID</w:t>
             </w:r>
@@ -2353,8 +2326,8 @@
                 <w:b/>
                 <w:bCs/>
                 <w:color w:val="FFFFFF"/>
-                <w:sz w:val="18"/>
-                <w:szCs w:val="18"/>
+                <w:sz w:val="19"/>
+                <w:szCs w:val="19"/>
               </w:rPr>
               <w:t>Requirement</w:t>
             </w:r>
@@ -2377,8 +2350,8 @@
                 <w:b/>
                 <w:bCs/>
                 <w:color w:val="FFFFFF"/>
-                <w:sz w:val="18"/>
-                <w:szCs w:val="18"/>
+                <w:sz w:val="19"/>
+                <w:szCs w:val="19"/>
               </w:rPr>
               <w:t>Where it is met</w:t>
             </w:r>
@@ -2406,8 +2379,8 @@
           <w:p>
             <w:r>
               <w:rPr>
-                <w:sz w:val="18"/>
-                <w:szCs w:val="18"/>
+                <w:sz w:val="19"/>
+                <w:szCs w:val="19"/>
               </w:rPr>
               <w:t>FR1</w:t>
             </w:r>
@@ -2427,8 +2400,8 @@
           <w:p>
             <w:r>
               <w:rPr>
-                <w:sz w:val="18"/>
-                <w:szCs w:val="18"/>
+                <w:sz w:val="19"/>
+                <w:szCs w:val="19"/>
               </w:rPr>
               <w:t>Live load, solar generation and renewable % per grid zone</w:t>
             </w:r>
@@ -2448,25 +2421,10 @@
           <w:p>
             <w:r>
               <w:rPr>
-                <w:sz w:val="18"/>
-                <w:szCs w:val="18"/>
-              </w:rPr>
-              <w:t xml:space="preserve">Speed layer → </w:t>
-            </w:r>
-            <w:r>
-              <w:rPr>
-                <w:rFonts w:ascii="Consolas" w:eastAsia="Consolas" w:hAnsi="Consolas" w:cs="Consolas"/>
-                <w:sz w:val="18"/>
-                <w:szCs w:val="18"/>
-              </w:rPr>
-              <w:t>/api/grid/live</w:t>
-            </w:r>
-            <w:r>
-              <w:rPr>
-                <w:sz w:val="18"/>
-                <w:szCs w:val="18"/>
-              </w:rPr>
-              <w:t>, dashboard</w:t>
+                <w:sz w:val="19"/>
+                <w:szCs w:val="19"/>
+              </w:rPr>
+              <w:t>Speed layer → /api/grid/live, dashboard</w:t>
             </w:r>
           </w:p>
         </w:tc>
@@ -2492,8 +2450,8 @@
           <w:p>
             <w:r>
               <w:rPr>
-                <w:sz w:val="18"/>
-                <w:szCs w:val="18"/>
+                <w:sz w:val="19"/>
+                <w:szCs w:val="19"/>
               </w:rPr>
               <w:t>FR2</w:t>
             </w:r>
@@ -2513,8 +2471,8 @@
           <w:p>
             <w:r>
               <w:rPr>
-                <w:sz w:val="18"/>
-                <w:szCs w:val="18"/>
+                <w:sz w:val="19"/>
+                <w:szCs w:val="19"/>
               </w:rPr>
               <w:t>Alert when renewable contribution is considerably low</w:t>
             </w:r>
@@ -2534,18 +2492,10 @@
           <w:p>
             <w:r>
               <w:rPr>
-                <w:rFonts w:ascii="Consolas" w:eastAsia="Consolas" w:hAnsi="Consolas" w:cs="Consolas"/>
-                <w:sz w:val="18"/>
-                <w:szCs w:val="18"/>
-              </w:rPr>
-              <w:t>LOW_RENEWABLE</w:t>
-            </w:r>
-            <w:r>
-              <w:rPr>
-                <w:sz w:val="18"/>
-                <w:szCs w:val="18"/>
-              </w:rPr>
-              <w:t xml:space="preserve"> rule (daylight only)</w:t>
+                <w:sz w:val="19"/>
+                <w:szCs w:val="19"/>
+              </w:rPr>
+              <w:t>LOW_RENEWABLE rule (daylight only)</w:t>
             </w:r>
           </w:p>
         </w:tc>
@@ -2571,8 +2521,8 @@
           <w:p>
             <w:r>
               <w:rPr>
-                <w:sz w:val="18"/>
-                <w:szCs w:val="18"/>
+                <w:sz w:val="19"/>
+                <w:szCs w:val="19"/>
               </w:rPr>
               <w:t>FR3</w:t>
             </w:r>
@@ -2592,8 +2542,8 @@
           <w:p>
             <w:r>
               <w:rPr>
-                <w:sz w:val="18"/>
-                <w:szCs w:val="18"/>
+                <w:sz w:val="19"/>
+                <w:szCs w:val="19"/>
               </w:rPr>
               <w:t>Daily per-household bill and solar-contribution report once the tariff arrives</w:t>
             </w:r>
@@ -2613,25 +2563,10 @@
           <w:p>
             <w:r>
               <w:rPr>
-                <w:sz w:val="18"/>
-                <w:szCs w:val="18"/>
-              </w:rPr>
-              <w:t xml:space="preserve">Batch layer → </w:t>
-            </w:r>
-            <w:r>
-              <w:rPr>
-                <w:rFonts w:ascii="Consolas" w:eastAsia="Consolas" w:hAnsi="Consolas" w:cs="Consolas"/>
-                <w:sz w:val="18"/>
-                <w:szCs w:val="18"/>
-              </w:rPr>
-              <w:t>daily_billing_report</w:t>
-            </w:r>
-            <w:r>
-              <w:rPr>
-                <w:sz w:val="18"/>
-                <w:szCs w:val="18"/>
-              </w:rPr>
-              <w:t>, CSV/HTML report files</w:t>
+                <w:sz w:val="19"/>
+                <w:szCs w:val="19"/>
+              </w:rPr>
+              <w:t>Batch layer → daily_billing_report, CSV/HTML report files</w:t>
             </w:r>
           </w:p>
         </w:tc>
@@ -2657,8 +2592,8 @@
           <w:p>
             <w:r>
               <w:rPr>
-                <w:sz w:val="18"/>
-                <w:szCs w:val="18"/>
+                <w:sz w:val="19"/>
+                <w:szCs w:val="19"/>
               </w:rPr>
               <w:t>FR4</w:t>
             </w:r>
@@ -2678,8 +2613,8 @@
           <w:p>
             <w:r>
               <w:rPr>
-                <w:sz w:val="18"/>
-                <w:szCs w:val="18"/>
+                <w:sz w:val="19"/>
+                <w:szCs w:val="19"/>
               </w:rPr>
               <w:t>An estimate of today's bill before the day closes</w:t>
             </w:r>
@@ -2699,18 +2634,10 @@
           <w:p>
             <w:r>
               <w:rPr>
-                <w:sz w:val="18"/>
-                <w:szCs w:val="18"/>
-              </w:rPr>
-              <w:t xml:space="preserve">Lambda merge → </w:t>
-            </w:r>
-            <w:r>
-              <w:rPr>
-                <w:rFonts w:ascii="Consolas" w:eastAsia="Consolas" w:hAnsi="Consolas" w:cs="Consolas"/>
-                <w:sz w:val="18"/>
-                <w:szCs w:val="18"/>
-              </w:rPr>
-              <w:t>/api/billing/projection</w:t>
+                <w:sz w:val="19"/>
+                <w:szCs w:val="19"/>
+              </w:rPr>
+              <w:t>Lambda merge → /api/billing/projection</w:t>
             </w:r>
           </w:p>
         </w:tc>
@@ -2736,8 +2663,8 @@
           <w:p>
             <w:r>
               <w:rPr>
-                <w:sz w:val="18"/>
-                <w:szCs w:val="18"/>
+                <w:sz w:val="19"/>
+                <w:szCs w:val="19"/>
               </w:rPr>
               <w:t>FR5</w:t>
             </w:r>
@@ -2757,8 +2684,8 @@
           <w:p>
             <w:r>
               <w:rPr>
-                <w:sz w:val="18"/>
-                <w:szCs w:val="18"/>
+                <w:sz w:val="19"/>
+                <w:szCs w:val="19"/>
               </w:rPr>
               <w:t>Tolerate dirty data in both feeds</w:t>
             </w:r>
@@ -2778,8 +2705,8 @@
           <w:p>
             <w:r>
               <w:rPr>
-                <w:sz w:val="18"/>
-                <w:szCs w:val="18"/>
+                <w:sz w:val="19"/>
+                <w:szCs w:val="19"/>
               </w:rPr>
               <w:t>Quarantine, dedup, tariff validation + fallback</w:t>
             </w:r>
@@ -2807,8 +2734,8 @@
           <w:p>
             <w:r>
               <w:rPr>
-                <w:sz w:val="18"/>
-                <w:szCs w:val="18"/>
+                <w:sz w:val="19"/>
+                <w:szCs w:val="19"/>
               </w:rPr>
               <w:t>NFR1 Latency</w:t>
             </w:r>
@@ -2828,8 +2755,8 @@
           <w:p>
             <w:r>
               <w:rPr>
-                <w:sz w:val="18"/>
-                <w:szCs w:val="18"/>
+                <w:sz w:val="19"/>
+                <w:szCs w:val="19"/>
               </w:rPr>
               <w:t>Live view within seconds; bills within minutes of the tariff file</w:t>
             </w:r>
@@ -2849,8 +2776,8 @@
           <w:p>
             <w:r>
               <w:rPr>
-                <w:sz w:val="18"/>
-                <w:szCs w:val="18"/>
+                <w:sz w:val="19"/>
+                <w:szCs w:val="19"/>
               </w:rPr>
               <w:t>10 s micro-batches; DAG polls every 60 s</w:t>
             </w:r>
@@ -2878,8 +2805,8 @@
           <w:p>
             <w:r>
               <w:rPr>
-                <w:sz w:val="18"/>
-                <w:szCs w:val="18"/>
+                <w:sz w:val="19"/>
+                <w:szCs w:val="19"/>
               </w:rPr>
               <w:t>NFR2 Correctness / replay</w:t>
             </w:r>
@@ -2899,8 +2826,8 @@
           <w:p>
             <w:r>
               <w:rPr>
-                <w:sz w:val="18"/>
-                <w:szCs w:val="18"/>
+                <w:sz w:val="19"/>
+                <w:szCs w:val="19"/>
               </w:rPr>
               <w:t>Bills must be exact, reproducible and re-runnable</w:t>
             </w:r>
@@ -2920,8 +2847,8 @@
           <w:p>
             <w:r>
               <w:rPr>
-                <w:sz w:val="18"/>
-                <w:szCs w:val="18"/>
+                <w:sz w:val="19"/>
+                <w:szCs w:val="19"/>
               </w:rPr>
               <w:t>Immutable Parquet lake + idempotent per-day overwrite</w:t>
             </w:r>
@@ -2949,8 +2876,8 @@
           <w:p>
             <w:r>
               <w:rPr>
-                <w:sz w:val="18"/>
-                <w:szCs w:val="18"/>
+                <w:sz w:val="19"/>
+                <w:szCs w:val="19"/>
               </w:rPr>
               <w:t>NFR3 Consistency</w:t>
             </w:r>
@@ -2970,8 +2897,8 @@
           <w:p>
             <w:r>
               <w:rPr>
-                <w:sz w:val="18"/>
-                <w:szCs w:val="18"/>
+                <w:sz w:val="19"/>
+                <w:szCs w:val="19"/>
               </w:rPr>
               <w:t>Readers never see half a day; speed and batch comparable</w:t>
             </w:r>
@@ -2991,8 +2918,8 @@
           <w:p>
             <w:r>
               <w:rPr>
-                <w:sz w:val="18"/>
-                <w:szCs w:val="18"/>
+                <w:sz w:val="19"/>
+                <w:szCs w:val="19"/>
               </w:rPr>
               <w:t>Single-transaction day write; reconciliation table</w:t>
             </w:r>
@@ -3020,8 +2947,8 @@
           <w:p>
             <w:r>
               <w:rPr>
-                <w:sz w:val="18"/>
-                <w:szCs w:val="18"/>
+                <w:sz w:val="19"/>
+                <w:szCs w:val="19"/>
               </w:rPr>
               <w:t>NFR4 Observability</w:t>
             </w:r>
@@ -3041,8 +2968,8 @@
           <w:p>
             <w:r>
               <w:rPr>
-                <w:sz w:val="18"/>
-                <w:szCs w:val="18"/>
+                <w:sz w:val="19"/>
+                <w:szCs w:val="19"/>
               </w:rPr>
               <w:t>Detect and diagnose failures in any stage</w:t>
             </w:r>
@@ -3062,8 +2989,8 @@
           <w:p>
             <w:r>
               <w:rPr>
-                <w:sz w:val="18"/>
-                <w:szCs w:val="18"/>
+                <w:sz w:val="19"/>
+                <w:szCs w:val="19"/>
               </w:rPr>
               <w:t>JSON logs, heartbeats, 7 alert rules, Prometheus</w:t>
             </w:r>
@@ -3091,8 +3018,8 @@
           <w:p>
             <w:r>
               <w:rPr>
-                <w:sz w:val="18"/>
-                <w:szCs w:val="18"/>
+                <w:sz w:val="19"/>
+                <w:szCs w:val="19"/>
               </w:rPr>
               <w:t>NFR5 Cost / operability</w:t>
             </w:r>
@@ -3112,8 +3039,8 @@
           <w:p>
             <w:r>
               <w:rPr>
-                <w:sz w:val="18"/>
-                <w:szCs w:val="18"/>
+                <w:sz w:val="19"/>
+                <w:szCs w:val="19"/>
               </w:rPr>
               <w:t>Runs on one laptop with one command</w:t>
             </w:r>
@@ -3133,8 +3060,8 @@
           <w:p>
             <w:r>
               <w:rPr>
-                <w:sz w:val="18"/>
-                <w:szCs w:val="18"/>
+                <w:sz w:val="19"/>
+                <w:szCs w:val="19"/>
               </w:rPr>
               <w:t>Docker Compose, 9 containers</w:t>
             </w:r>
@@ -3151,7 +3078,7 @@
       <w:pPr>
         <w:pStyle w:val="Heading2"/>
       </w:pPr>
-      <w:bookmarkStart w:id="2" w:name="_Toc241451114"/>
+      <w:bookmarkStart w:id="2" w:name="_Toc241528946"/>
       <w:r>
         <w:t>1.2 Data sources (simulated, Python)</w:t>
       </w:r>
@@ -3167,37 +3094,13 @@
           <w:b/>
           <w:bCs/>
         </w:rPr>
-        <w:t>Streaming source</w:t>
-      </w:r>
-      <w:r>
-        <w:t xml:space="preserve"> (</w:t>
-      </w:r>
-      <w:r>
-        <w:rPr>
-          <w:rFonts w:ascii="Consolas" w:eastAsia="Consolas" w:hAnsi="Consolas" w:cs="Consolas"/>
-          <w:color w:val="0B4F8A"/>
-          <w:sz w:val="19"/>
-          <w:szCs w:val="19"/>
-        </w:rPr>
-        <w:t>sources/smart_meter_producer.py</w:t>
-      </w:r>
-      <w:r>
-        <w:t xml:space="preserve">): 24 households in 4 zones each emit a JSON reading every 2 s — </w:t>
-      </w:r>
-      <w:r>
-        <w:rPr>
-          <w:rFonts w:ascii="Consolas" w:eastAsia="Consolas" w:hAnsi="Consolas" w:cs="Consolas"/>
-          <w:color w:val="0B4F8A"/>
-          <w:sz w:val="19"/>
-          <w:szCs w:val="19"/>
-        </w:rPr>
-        <w:t>event_id, meter_id, household_id, power_consumption_kwh, solar_generation_kwh, grid_zone, timestamp</w:t>
-      </w:r>
-      <w:r>
-        <w:t xml:space="preserve">. Consumption follows morning/evening peaks with noise and ~1% demand spikes; solar follows a daylight curve scaled by zone capacity (South has few panels) and a deterministic daily cloud factor, and each simulated day one zone suffers an overcast spell. ~1% of events are deliberately dirty (missing field, negative </w:t>
-      </w:r>
-      <w:r>
-        <w:t>or impossible value, unparsable timestamp, or an exact duplicate simulating at-least-once redelivery).</w:t>
+        <w:t>Streaming source:</w:t>
+      </w:r>
+      <w:r>
+        <w:t xml:space="preserve"> 24 households in 4 zones each emit a JSON reading every 2 s — event_id, meter_id, household_id, power_consumption_kwh, solar_generation_kwh, grid_zone, timestamp. Consumption follows morning/evening peaks with noise and ~1% demand spikes; solar follows a daylight curve scaled by zone capacity (South has few panels) and a deterministic daily cloud factor, and each simulated day one zone suffers an overcast spell. ~1% of events are deliberately dirty (missing field, negative or impossible value, unparsable t</w:t>
+      </w:r>
+      <w:r>
+        <w:t>imestamp, or an exact duplicate simulating at-least-once redelivery).</w:t>
       </w:r>
     </w:p>
     <w:p>
@@ -3210,68 +3113,20 @@
           <w:b/>
           <w:bCs/>
         </w:rPr>
-        <w:t>Daily-batch source</w:t>
-      </w:r>
-      <w:r>
-        <w:t xml:space="preserve"> (</w:t>
-      </w:r>
-      <w:r>
-        <w:rPr>
-          <w:rFonts w:ascii="Consolas" w:eastAsia="Consolas" w:hAnsi="Consolas" w:cs="Consolas"/>
-          <w:color w:val="0B4F8A"/>
-          <w:sz w:val="19"/>
-          <w:szCs w:val="19"/>
-        </w:rPr>
-        <w:t>sources/tariff_batch_source.py</w:t>
-      </w:r>
-      <w:r>
-        <w:t xml:space="preserve">): 20 s after each simulated day ends it publishes that day's end-of-day extract </w:t>
-      </w:r>
-      <w:r>
-        <w:rPr>
-          <w:rFonts w:ascii="Consolas" w:eastAsia="Consolas" w:hAnsi="Consolas" w:cs="Consolas"/>
-          <w:color w:val="0B4F8A"/>
-          <w:sz w:val="19"/>
-          <w:szCs w:val="19"/>
-        </w:rPr>
-        <w:t>tariff_simdayN.csv</w:t>
-      </w:r>
-      <w:r>
-        <w:t xml:space="preserve"> (</w:t>
-      </w:r>
-      <w:r>
-        <w:rPr>
-          <w:rFonts w:ascii="Consolas" w:eastAsia="Consolas" w:hAnsi="Consolas" w:cs="Consolas"/>
-          <w:color w:val="0B4F8A"/>
-          <w:sz w:val="19"/>
-          <w:szCs w:val="19"/>
-        </w:rPr>
-        <w:t>household_id, tariff_rate, billing_tier, subsidy_flag, sim_day, published_at</w:t>
-      </w:r>
-      <w:r>
-        <w:t xml:space="preserve">). The file is written to a temporary name, atomically renamed, and only then is a </w:t>
-      </w:r>
-      <w:r>
-        <w:rPr>
-          <w:rFonts w:ascii="Consolas" w:eastAsia="Consolas" w:hAnsi="Consolas" w:cs="Consolas"/>
-          <w:color w:val="0B4F8A"/>
-          <w:sz w:val="19"/>
-          <w:szCs w:val="19"/>
-        </w:rPr>
-        <w:t>_SUCCESS_simdayN</w:t>
-      </w:r>
-      <w:r>
-        <w:t xml:space="preserve"> marker written. Tier and subsidy are fixed per household and the daily rate drift is seeded by (household, day), so regenerating a day yields an identical file. About one file in three contains an invali</w:t>
-      </w:r>
-      <w:r>
-        <w:t>d rate and some contain a duplicated household row; on restart the source back-fills any missing days.</w:t>
+        <w:t>Daily-batch source:</w:t>
+      </w:r>
+      <w:r>
+        <w:t xml:space="preserve"> 20 s after each simulated day ends it publishes that day's end-of-day tariff extract as a CSV file (household_id, tariff_rate, billing_tier, subsidy_flag, sim_day, published_at). The file is written to a temporary name, atomically renamed, and only then is a completion marker written. Tier and subsidy are fixed per household and the daily rate drift is seeded by (household, day), so regenerating a day yields an identical file. About one file in three contains an invalid rate and some contain a duplicated h</w:t>
+      </w:r>
+      <w:r>
+        <w:t>ousehold row; on restart the source back-fills any missing days.</w:t>
       </w:r>
     </w:p>
     <w:p>
       <w:pPr>
         <w:pStyle w:val="Heading2"/>
       </w:pPr>
-      <w:bookmarkStart w:id="3" w:name="_Toc241451115"/>
+      <w:bookmarkStart w:id="3" w:name="_Toc241528947"/>
       <w:r>
         <w:t>1.3 Simulated clock and assumptions</w:t>
       </w:r>
@@ -3294,19 +3149,7 @@
         <w:t>1 simulated day = 300 s of real time</w:t>
       </w:r>
       <w:r>
-        <w:t xml:space="preserve"> (</w:t>
-      </w:r>
-      <w:r>
-        <w:rPr>
-          <w:rFonts w:ascii="Consolas" w:eastAsia="Consolas" w:hAnsi="Consolas" w:cs="Consolas"/>
-          <w:color w:val="0B4F8A"/>
-          <w:sz w:val="19"/>
-          <w:szCs w:val="19"/>
-        </w:rPr>
-        <w:t>SIMULATED_DAY_SECONDS</w:t>
-      </w:r>
-      <w:r>
-        <w:t>, configurable). Day fraction 0.5 is simulated noon; daylight for alerting is fraction 0.40–0.60.</w:t>
+        <w:t xml:space="preserve"> (configurable). Day fraction 0.5 is simulated noon; daylight for alerting is fraction 0.40–0.60.</w:t>
       </w:r>
     </w:p>
     <w:p>
@@ -3320,31 +3163,7 @@
       </w:pPr>
       <w:r>
         <w:lastRenderedPageBreak/>
-        <w:t>Day numbers come from ONE epoch stored in Postgres (</w:t>
-      </w:r>
-      <w:r>
-        <w:rPr>
-          <w:rFonts w:ascii="Consolas" w:eastAsia="Consolas" w:hAnsi="Consolas" w:cs="Consolas"/>
-          <w:color w:val="0B4F8A"/>
-          <w:sz w:val="19"/>
-          <w:szCs w:val="19"/>
-        </w:rPr>
-        <w:t>sim_clock</w:t>
-      </w:r>
-      <w:r>
-        <w:t xml:space="preserve">) when the database is created: </w:t>
-      </w:r>
-      <w:r>
-        <w:rPr>
-          <w:rFonts w:ascii="Consolas" w:eastAsia="Consolas" w:hAnsi="Consolas" w:cs="Consolas"/>
-          <w:color w:val="0B4F8A"/>
-          <w:sz w:val="19"/>
-          <w:szCs w:val="19"/>
-        </w:rPr>
-        <w:t>sim_day = floor((event_time − epoch) / 300)</w:t>
-      </w:r>
-      <w:r>
-        <w:t>. Using event time (not processing time) means a late event is still attributed to the correct day and every container agrees on day boundaries.</w:t>
+        <w:t>Day numbers come from ONE epoch stored in Postgres (sim_clock) when the database is created: sim_day = floor((event_time − epoch) / 300). Using event time (not processing time) means a late event is still attributed to the correct day and every container agrees on day boundaries.</w:t>
       </w:r>
     </w:p>
     <w:p>
@@ -3357,26 +3176,14 @@
         <w:spacing w:after="70" w:line="264" w:lineRule="auto"/>
       </w:pPr>
       <w:r>
-        <w:t xml:space="preserve">Billing: </w:t>
-      </w:r>
-      <w:r>
-        <w:rPr>
-          <w:rFonts w:ascii="Consolas" w:eastAsia="Consolas" w:hAnsi="Consolas" w:cs="Consolas"/>
-          <w:color w:val="0B4F8A"/>
-          <w:sz w:val="19"/>
-          <w:szCs w:val="19"/>
-        </w:rPr>
-        <w:t>bill = max(consumption − solar, 0) × tariff_rate × (1 − 15% if subsidised)</w:t>
-      </w:r>
-      <w:r>
-        <w:t>; no export credit. Renewable contribution = solar ÷ demand, capped at 100%. Currency LKR. All data is synthetic.</w:t>
+        <w:t>Billing: bill = max(consumption − solar, 0) × tariff_rate × (1 − 15% if subsidised); no export credit. Renewable contribution = solar ÷ demand, capped at 100%. Currency LKR. All data is synthetic.</w:t>
       </w:r>
     </w:p>
     <w:p>
       <w:pPr>
         <w:pStyle w:val="Heading1"/>
       </w:pPr>
-      <w:bookmarkStart w:id="4" w:name="_Toc241451116"/>
+      <w:bookmarkStart w:id="4" w:name="_Toc241528948"/>
       <w:r>
         <w:t>2. Architecture Decision: Lambda vs Kappa</w:t>
       </w:r>
@@ -3426,7 +3233,7 @@
           <w:left w:w="10" w:type="dxa"/>
           <w:right w:w="10" w:type="dxa"/>
         </w:tblCellMar>
-        <w:tblLook w:val="0000" w:firstRow="0" w:lastRow="0" w:firstColumn="0" w:lastColumn="0" w:noHBand="0" w:noVBand="0"/>
+        <w:tblLook w:val="04A0" w:firstRow="1" w:lastRow="0" w:firstColumn="1" w:lastColumn="0" w:noHBand="0" w:noVBand="1"/>
       </w:tblPr>
       <w:tblGrid>
         <w:gridCol w:w="1400"/>
@@ -3461,8 +3268,8 @@
                 <w:b/>
                 <w:bCs/>
                 <w:color w:val="FFFFFF"/>
-                <w:sz w:val="18"/>
-                <w:szCs w:val="18"/>
+                <w:sz w:val="19"/>
+                <w:szCs w:val="19"/>
               </w:rPr>
               <w:t>Dimension</w:t>
             </w:r>
@@ -3485,8 +3292,8 @@
                 <w:b/>
                 <w:bCs/>
                 <w:color w:val="FFFFFF"/>
-                <w:sz w:val="18"/>
-                <w:szCs w:val="18"/>
+                <w:sz w:val="19"/>
+                <w:szCs w:val="19"/>
               </w:rPr>
               <w:t>What this use case needs</w:t>
             </w:r>
@@ -3509,8 +3316,8 @@
                 <w:b/>
                 <w:bCs/>
                 <w:color w:val="FFFFFF"/>
-                <w:sz w:val="18"/>
-                <w:szCs w:val="18"/>
+                <w:sz w:val="19"/>
+                <w:szCs w:val="19"/>
               </w:rPr>
               <w:t>Lambda</w:t>
             </w:r>
@@ -3533,8 +3340,8 @@
                 <w:b/>
                 <w:bCs/>
                 <w:color w:val="FFFFFF"/>
-                <w:sz w:val="18"/>
-                <w:szCs w:val="18"/>
+                <w:sz w:val="19"/>
+                <w:szCs w:val="19"/>
               </w:rPr>
               <w:t>Kappa</w:t>
             </w:r>
@@ -3562,8 +3369,8 @@
           <w:p>
             <w:r>
               <w:rPr>
-                <w:sz w:val="18"/>
-                <w:szCs w:val="18"/>
+                <w:sz w:val="19"/>
+                <w:szCs w:val="19"/>
               </w:rPr>
               <w:t>Latency</w:t>
             </w:r>
@@ -3583,8 +3390,8 @@
           <w:p>
             <w:r>
               <w:rPr>
-                <w:sz w:val="18"/>
-                <w:szCs w:val="18"/>
+                <w:sz w:val="19"/>
+                <w:szCs w:val="19"/>
               </w:rPr>
               <w:t>Seconds for the grid view; minutes for bills</w:t>
             </w:r>
@@ -3604,8 +3411,8 @@
           <w:p>
             <w:r>
               <w:rPr>
-                <w:sz w:val="18"/>
-                <w:szCs w:val="18"/>
+                <w:sz w:val="19"/>
+                <w:szCs w:val="19"/>
               </w:rPr>
               <w:t>Speed layer: ~10–15 s end-to-end (measured). Batch: bill ~1 min after the tariff file</w:t>
             </w:r>
@@ -3625,8 +3432,8 @@
           <w:p>
             <w:r>
               <w:rPr>
-                <w:sz w:val="18"/>
-                <w:szCs w:val="18"/>
+                <w:sz w:val="19"/>
+                <w:szCs w:val="19"/>
               </w:rPr>
               <w:t>Same stream latency; bills also streaming</w:t>
             </w:r>
@@ -3654,8 +3461,8 @@
           <w:p>
             <w:r>
               <w:rPr>
-                <w:sz w:val="18"/>
-                <w:szCs w:val="18"/>
+                <w:sz w:val="19"/>
+                <w:szCs w:val="19"/>
               </w:rPr>
               <w:t>Replay / correction</w:t>
             </w:r>
@@ -3675,8 +3482,8 @@
           <w:p>
             <w:r>
               <w:rPr>
-                <w:sz w:val="18"/>
-                <w:szCs w:val="18"/>
+                <w:sz w:val="19"/>
+                <w:szCs w:val="19"/>
               </w:rPr>
               <w:t>Re-bill one day after a corrected tariff file or a code fix</w:t>
             </w:r>
@@ -3696,25 +3503,10 @@
           <w:p>
             <w:r>
               <w:rPr>
-                <w:sz w:val="18"/>
-                <w:szCs w:val="18"/>
-              </w:rPr>
-              <w:t>Re-run one Spark job over one Parquet partition (</w:t>
-            </w:r>
-            <w:r>
-              <w:rPr>
-                <w:rFonts w:ascii="Consolas" w:eastAsia="Consolas" w:hAnsi="Consolas" w:cs="Consolas"/>
-                <w:sz w:val="18"/>
-                <w:szCs w:val="18"/>
-              </w:rPr>
-              <w:t>sim_day=N</w:t>
-            </w:r>
-            <w:r>
-              <w:rPr>
-                <w:sz w:val="18"/>
-                <w:szCs w:val="18"/>
-              </w:rPr>
-              <w:t>), idempotent</w:t>
+                <w:sz w:val="19"/>
+                <w:szCs w:val="19"/>
+              </w:rPr>
+              <w:t>Re-run one Spark job over one Parquet partition (sim_day=N), idempotent</w:t>
             </w:r>
           </w:p>
         </w:tc>
@@ -3732,8 +3524,8 @@
           <w:p>
             <w:r>
               <w:rPr>
-                <w:sz w:val="18"/>
-                <w:szCs w:val="18"/>
+                <w:sz w:val="19"/>
+                <w:szCs w:val="19"/>
               </w:rPr>
               <w:t>Replay the retained Kafka log from before day N through a new job version, then swap outputs</w:t>
             </w:r>
@@ -3761,8 +3553,8 @@
           <w:p>
             <w:r>
               <w:rPr>
-                <w:sz w:val="18"/>
-                <w:szCs w:val="18"/>
+                <w:sz w:val="19"/>
+                <w:szCs w:val="19"/>
               </w:rPr>
               <w:t>Consistency</w:t>
             </w:r>
@@ -3782,8 +3574,8 @@
           <w:p>
             <w:r>
               <w:rPr>
-                <w:sz w:val="18"/>
-                <w:szCs w:val="18"/>
+                <w:sz w:val="19"/>
+                <w:szCs w:val="19"/>
               </w:rPr>
               <w:t>Exact, auditable, all-or-nothing daily bills; duplicates removed</w:t>
             </w:r>
@@ -3803,25 +3595,10 @@
           <w:p>
             <w:r>
               <w:rPr>
-                <w:sz w:val="18"/>
-                <w:szCs w:val="18"/>
-              </w:rPr>
-              <w:t xml:space="preserve">Global dedup on </w:t>
-            </w:r>
-            <w:r>
-              <w:rPr>
-                <w:rFonts w:ascii="Consolas" w:eastAsia="Consolas" w:hAnsi="Consolas" w:cs="Consolas"/>
-                <w:sz w:val="18"/>
-                <w:szCs w:val="18"/>
-              </w:rPr>
-              <w:t>event_id</w:t>
-            </w:r>
-            <w:r>
-              <w:rPr>
-                <w:sz w:val="18"/>
-                <w:szCs w:val="18"/>
-              </w:rPr>
-              <w:t xml:space="preserve"> + single-transaction day overwrite</w:t>
+                <w:sz w:val="19"/>
+                <w:szCs w:val="19"/>
+              </w:rPr>
+              <w:t>Global dedup on event_id + single-transaction day overwrite</w:t>
             </w:r>
           </w:p>
         </w:tc>
@@ -3839,8 +3616,8 @@
           <w:p>
             <w:r>
               <w:rPr>
-                <w:sz w:val="18"/>
-                <w:szCs w:val="18"/>
+                <w:sz w:val="19"/>
+                <w:szCs w:val="19"/>
               </w:rPr>
               <w:t>Needs exactly-once state + careful watermarking to finalise a day</w:t>
             </w:r>
@@ -3868,8 +3645,8 @@
           <w:p>
             <w:r>
               <w:rPr>
-                <w:sz w:val="18"/>
-                <w:szCs w:val="18"/>
+                <w:sz w:val="19"/>
+                <w:szCs w:val="19"/>
               </w:rPr>
               <w:t>Cost / complexity</w:t>
             </w:r>
@@ -3889,8 +3666,8 @@
           <w:p>
             <w:r>
               <w:rPr>
-                <w:sz w:val="18"/>
-                <w:szCs w:val="18"/>
+                <w:sz w:val="19"/>
+                <w:szCs w:val="19"/>
               </w:rPr>
               <w:t>Laptop-scale, 2-week build, defendable line by line</w:t>
             </w:r>
@@ -3910,8 +3687,8 @@
           <w:p>
             <w:r>
               <w:rPr>
-                <w:sz w:val="18"/>
-                <w:szCs w:val="18"/>
+                <w:sz w:val="19"/>
+                <w:szCs w:val="19"/>
               </w:rPr>
               <w:t>Two code paths (mitigated: one engine, shared rule modules)</w:t>
             </w:r>
@@ -3931,8 +3708,8 @@
           <w:p>
             <w:r>
               <w:rPr>
-                <w:sz w:val="18"/>
-                <w:szCs w:val="18"/>
+                <w:sz w:val="19"/>
+                <w:szCs w:val="19"/>
               </w:rPr>
               <w:t>One code path, but a long-state stream-to-file join</w:t>
             </w:r>
@@ -3949,7 +3726,7 @@
       <w:pPr>
         <w:pStyle w:val="Heading2"/>
       </w:pPr>
-      <w:bookmarkStart w:id="5" w:name="_Toc241451117"/>
+      <w:bookmarkStart w:id="5" w:name="_Toc241528949"/>
       <w:r>
         <w:t>2.1 Why Lambda fits this problem</w:t>
       </w:r>
@@ -3992,19 +3769,7 @@
         <w:t>Billing is correctness-critical and must be replayable.</w:t>
       </w:r>
       <w:r>
-        <w:t xml:space="preserve"> A bill must be reproducible from source data. Our batch layer recomputes each household's total from the immutable lake with a global dedup on </w:t>
-      </w:r>
-      <w:r>
-        <w:rPr>
-          <w:rFonts w:ascii="Consolas" w:eastAsia="Consolas" w:hAnsi="Consolas" w:cs="Consolas"/>
-          <w:color w:val="0B4F8A"/>
-          <w:sz w:val="19"/>
-          <w:szCs w:val="19"/>
-        </w:rPr>
-        <w:t>event_id</w:t>
-      </w:r>
-      <w:r>
-        <w:t xml:space="preserve"> and replaces the day's rows in one transaction; re-running it for the same day gives identical bills. The speed layer is explicitly allowed to be approximate — it only dedups within a micro-batch and keeps additive running totals, which double-count if Kafka redelivers after a crash.</w:t>
+        <w:t xml:space="preserve"> A bill must be reproducible from source data. Our batch layer recomputes each household's total from the immutable lake with a global dedup on event_id and replaces the day's rows in one transaction; re-running it for the same day gives identical bills. The speed layer is explicitly allowed to be approximate — it only dedups within a micro-batch and keeps additive running totals, which double-count if Kafka redelivers after a crash.</w:t>
       </w:r>
     </w:p>
     <w:p>
@@ -4024,19 +3789,7 @@
         <w:t>We can measure the difference, not just claim it.</w:t>
       </w:r>
       <w:r>
-        <w:t xml:space="preserve"> For every billed day the batch job writes speed-vs-batch drift to </w:t>
-      </w:r>
-      <w:r>
-        <w:rPr>
-          <w:rFonts w:ascii="Consolas" w:eastAsia="Consolas" w:hAnsi="Consolas" w:cs="Consolas"/>
-          <w:color w:val="0B4F8A"/>
-          <w:sz w:val="19"/>
-          <w:szCs w:val="19"/>
-        </w:rPr>
-        <w:t>batch_reconciliation</w:t>
-      </w:r>
-      <w:r>
-        <w:t>. Across the 5 simulated days of our run, drift ranged from 0.00% to 0.27% and the batch layer removed 15 duplicate events that the speed layer had counted (section 8).</w:t>
+        <w:t xml:space="preserve"> For every billed day the batch job writes speed-vs-batch drift to batch_reconciliation. Across the 5 simulated days of our run, drift ranged from 0.00% to 0.27% and the batch layer removed 15 duplicate events that the speed layer had counted (section 8).</w:t>
       </w:r>
     </w:p>
     <w:p>
@@ -4083,7 +3836,7 @@
       <w:pPr>
         <w:pStyle w:val="Heading2"/>
       </w:pPr>
-      <w:bookmarkStart w:id="6" w:name="_Toc241451118"/>
+      <w:bookmarkStart w:id="6" w:name="_Toc241528950"/>
       <w:r>
         <w:t>2.2 The rejected alternative: Kappa</w:t>
       </w:r>
@@ -4105,14 +3858,14 @@
         <w:t>all</w:t>
       </w:r>
       <w:r>
-        <w:t xml:space="preserve"> inputs were naturally streams, if bills were needed continuously rather than per day, or if keeping two code paths consistent were the dominant cost. Its genuine advantages are one code path, no batch/speed divergence by construction, and simpler operations. We rejected it here because (1) the daily tariff snapshot is not a natural stream, (2) finalising a day exactly in a stream requires exactly-once state and a watermark </w:t>
+        <w:t xml:space="preserve"> inputs were naturally streams, if bills were needed continuously rather than per day, or if keeping two code paths consistent were the dominant cost. Its genuine advantages are one code path, no batch/speed divergence by construction, and simpler operations. We rejected it here because (1) the daily tariff snapshot is not a natural stream, (2) finalising a day exactly in a stream requires exactly-once state and a watermark tuned to a file that arrives after the day ends, and (3) correcting one day would me</w:t>
+      </w:r>
+      <w:r>
+        <w:t xml:space="preserve">an replaying the </w:t>
       </w:r>
       <w:r>
         <w:lastRenderedPageBreak/>
-        <w:t>tuned to a file that arrives after the day ends, and (3) correcting one day would me</w:t>
-      </w:r>
-      <w:r>
-        <w:t>an replaying the log through a new job version and swapping outputs — disproportionate for a one-day fix. We keep the replayable Kafka log anyway, so a future move towards Kappa is possible.</w:t>
+        <w:t>log through a new job version and swapping outputs — disproportionate for a one-day fix. We keep the replayable Kafka log anyway, so a future move towards Kappa is possible.</w:t>
       </w:r>
     </w:p>
     <w:p>
@@ -4126,10 +3879,10 @@
           <w:noProof/>
         </w:rPr>
         <w:drawing>
-          <wp:inline distT="0" distB="0" distL="0" distR="0" wp14:anchorId="3E0FB52E" wp14:editId="7BA67D26">
-            <wp:extent cx="5762625" cy="2371725"/>
+          <wp:inline distT="0" distB="0" distL="0" distR="0" wp14:anchorId="3BCB6B59" wp14:editId="05E1F77F">
+            <wp:extent cx="5762625" cy="2476500"/>
             <wp:effectExtent l="0" t="0" r="0" b="0"/>
-            <wp:docPr id="1557573113" name="Picture 1557573113"/>
+            <wp:docPr id="1650648046" name="Picture 1650648046"/>
             <wp:cNvGraphicFramePr>
               <a:graphicFrameLocks xmlns:a="http://schemas.openxmlformats.org/drawingml/2006/main" noChangeAspect="1"/>
             </wp:cNvGraphicFramePr>
@@ -4152,7 +3905,7 @@
                   <pic:spPr bwMode="auto">
                     <a:xfrm>
                       <a:off x="0" y="0"/>
-                      <a:ext cx="5762625" cy="2371725"/>
+                      <a:ext cx="5762625" cy="2476500"/>
                     </a:xfrm>
                     <a:prstGeom prst="rect">
                       <a:avLst/>
@@ -4174,9 +3927,8 @@
         <w:rPr>
           <w:i/>
           <w:iCs/>
-          <w:color w:val="555555"/>
-          <w:sz w:val="18"/>
-          <w:szCs w:val="18"/>
+          <w:sz w:val="19"/>
+          <w:szCs w:val="19"/>
         </w:rPr>
         <w:t>Figure 1. Lambda (chosen) versus Kappa (rejected) for this use case.</w:t>
       </w:r>
@@ -4185,7 +3937,7 @@
       <w:pPr>
         <w:pStyle w:val="Heading2"/>
       </w:pPr>
-      <w:bookmarkStart w:id="7" w:name="_Toc241451119"/>
+      <w:bookmarkStart w:id="7" w:name="_Toc241528951"/>
       <w:r>
         <w:t>2.3 Trade-offs we accepted and how we contain them</w:t>
       </w:r>
@@ -4208,43 +3960,7 @@
         <w:t>Two code paths that could diverge.</w:t>
       </w:r>
       <w:r>
-        <w:t xml:space="preserve"> Mitigated by using Spark for both layers and by sharing the rules: </w:t>
-      </w:r>
-      <w:r>
-        <w:rPr>
-          <w:rFonts w:ascii="Consolas" w:eastAsia="Consolas" w:hAnsi="Consolas" w:cs="Consolas"/>
-          <w:color w:val="0B4F8A"/>
-          <w:sz w:val="19"/>
-          <w:szCs w:val="19"/>
-        </w:rPr>
-        <w:t>processing/quality_rules.py</w:t>
-      </w:r>
-      <w:r>
-        <w:t xml:space="preserve"> (validation) and </w:t>
-      </w:r>
-      <w:r>
-        <w:rPr>
-          <w:rFonts w:ascii="Consolas" w:eastAsia="Consolas" w:hAnsi="Consolas" w:cs="Consolas"/>
-          <w:color w:val="0B4F8A"/>
-          <w:sz w:val="19"/>
-          <w:szCs w:val="19"/>
-        </w:rPr>
-        <w:t>processing/billing_rules.py</w:t>
-      </w:r>
-      <w:r>
-        <w:t xml:space="preserve"> (the bill formula, used by the batch job and by the API's projection). The end-to-end smoke test re-checks every produced bill against </w:t>
-      </w:r>
-      <w:r>
-        <w:rPr>
-          <w:rFonts w:ascii="Consolas" w:eastAsia="Consolas" w:hAnsi="Consolas" w:cs="Consolas"/>
-          <w:color w:val="0B4F8A"/>
-          <w:sz w:val="19"/>
-          <w:szCs w:val="19"/>
-        </w:rPr>
-        <w:t>compute_bill()</w:t>
-      </w:r>
-      <w:r>
-        <w:t>.</w:t>
+        <w:t xml:space="preserve"> Mitigated by using Spark for both layers and by sharing the rules: one validation module and one billing-formula module, used by the batch job and by the API's projection. The end-to-end smoke test re-checks every produced bill against the billing formula.</w:t>
       </w:r>
     </w:p>
     <w:p>
@@ -4264,19 +3980,7 @@
         <w:t>The speed view can be briefly wrong</w:t>
       </w:r>
       <w:r>
-        <w:t xml:space="preserve"> (duplicates, late events beyond the 1-minute watermark). Accepted because it is only used for monitoring and provisional estimates, which the API labels </w:t>
-      </w:r>
-      <w:r>
-        <w:rPr>
-          <w:rFonts w:ascii="Consolas" w:eastAsia="Consolas" w:hAnsi="Consolas" w:cs="Consolas"/>
-          <w:color w:val="0B4F8A"/>
-          <w:sz w:val="19"/>
-          <w:szCs w:val="19"/>
-        </w:rPr>
-        <w:t>provisional</w:t>
-      </w:r>
-      <w:r>
-        <w:t>; final bills come from the batch layer only.</w:t>
+        <w:t xml:space="preserve"> (duplicates, late events beyond the 1-minute watermark). Accepted because it is only used for monitoring and provisional estimates, which the API labels provisional; final bills come from the batch layer only.</w:t>
       </w:r>
     </w:p>
     <w:p>
@@ -4296,26 +4000,14 @@
         <w:t>Bills are only available after the day closes (plus ~1 min).</w:t>
       </w:r>
       <w:r>
-        <w:t xml:space="preserve"> Accepted: the business asks for daily bills, and </w:t>
-      </w:r>
-      <w:r>
-        <w:rPr>
-          <w:rFonts w:ascii="Consolas" w:eastAsia="Consolas" w:hAnsi="Consolas" w:cs="Consolas"/>
-          <w:color w:val="0B4F8A"/>
-          <w:sz w:val="19"/>
-          <w:szCs w:val="19"/>
-        </w:rPr>
-        <w:t>/api/billing/projection</w:t>
-      </w:r>
-      <w:r>
-        <w:t xml:space="preserve"> covers the intra-day need.</w:t>
+        <w:t xml:space="preserve"> Accepted: the business asks for daily bills, and /api/billing/projection covers the intra-day need.</w:t>
       </w:r>
     </w:p>
     <w:p>
       <w:pPr>
         <w:pStyle w:val="Heading1"/>
       </w:pPr>
-      <w:bookmarkStart w:id="8" w:name="_Toc241451120"/>
+      <w:bookmarkStart w:id="8" w:name="_Toc241528952"/>
       <w:r>
         <w:lastRenderedPageBreak/>
         <w:t>3. System Architecture</w:t>
@@ -4333,10 +4025,10 @@
           <w:noProof/>
         </w:rPr>
         <w:drawing>
-          <wp:inline distT="0" distB="0" distL="0" distR="0" wp14:anchorId="3D1C1A09" wp14:editId="7A1F8F3A">
+          <wp:inline distT="0" distB="0" distL="0" distR="0" wp14:anchorId="48E08586" wp14:editId="686F3CF8">
             <wp:extent cx="6038850" cy="3638550"/>
             <wp:effectExtent l="0" t="0" r="0" b="0"/>
-            <wp:docPr id="1990943543" name="Picture 1990943543"/>
+            <wp:docPr id="1350964094" name="Picture 1350964094"/>
             <wp:cNvGraphicFramePr>
               <a:graphicFrameLocks xmlns:a="http://schemas.openxmlformats.org/drawingml/2006/main" noChangeAspect="1"/>
             </wp:cNvGraphicFramePr>
@@ -4381,9 +4073,8 @@
         <w:rPr>
           <w:i/>
           <w:iCs/>
-          <w:color w:val="555555"/>
-          <w:sz w:val="18"/>
-          <w:szCs w:val="18"/>
+          <w:sz w:val="19"/>
+          <w:szCs w:val="19"/>
         </w:rPr>
         <w:t>Figure 2. End-to-end architecture across the ingestion, processing, storage and serving layers, with observability as a cross-cutting concern.</w:t>
       </w:r>
@@ -4401,89 +4092,17 @@
         <w:t>Data flow.</w:t>
       </w:r>
       <w:r>
-        <w:t xml:space="preserve"> (1) The producer writes readings to Kafka topic </w:t>
-      </w:r>
-      <w:r>
-        <w:rPr>
-          <w:rFonts w:ascii="Consolas" w:eastAsia="Consolas" w:hAnsi="Consolas" w:cs="Consolas"/>
-          <w:color w:val="0B4F8A"/>
-          <w:sz w:val="19"/>
-          <w:szCs w:val="19"/>
-        </w:rPr>
-        <w:t>smart-meter-readings</w:t>
-      </w:r>
-      <w:r>
-        <w:t xml:space="preserve"> (3 partitions, keyed by </w:t>
-      </w:r>
-      <w:r>
-        <w:rPr>
-          <w:rFonts w:ascii="Consolas" w:eastAsia="Consolas" w:hAnsi="Consolas" w:cs="Consolas"/>
-          <w:color w:val="0B4F8A"/>
-          <w:sz w:val="19"/>
-          <w:szCs w:val="19"/>
-        </w:rPr>
-        <w:t>household_id</w:t>
-      </w:r>
-      <w:r>
-        <w:t xml:space="preserve">). (2) The speed layer runs two Structured Streaming queries from checkpointed offsets: a windowed aggregate per zone that is upserted into </w:t>
-      </w:r>
-      <w:r>
-        <w:rPr>
-          <w:rFonts w:ascii="Consolas" w:eastAsia="Consolas" w:hAnsi="Consolas" w:cs="Consolas"/>
-          <w:color w:val="0B4F8A"/>
-          <w:sz w:val="19"/>
-          <w:szCs w:val="19"/>
-        </w:rPr>
-        <w:t>live_zone_metrics</w:t>
-      </w:r>
-      <w:r>
-        <w:t xml:space="preserve">, and a </w:t>
-      </w:r>
-      <w:r>
-        <w:rPr>
-          <w:rFonts w:ascii="Consolas" w:eastAsia="Consolas" w:hAnsi="Consolas" w:cs="Consolas"/>
-          <w:color w:val="0B4F8A"/>
-          <w:sz w:val="19"/>
-          <w:szCs w:val="19"/>
-        </w:rPr>
-        <w:t>foreachBatch</w:t>
-      </w:r>
-      <w:r>
-        <w:t xml:space="preserve"> sink that quarantines invalid events, appends clean events to the Parquet lake partitioned by </w:t>
-      </w:r>
-      <w:r>
-        <w:rPr>
-          <w:rFonts w:ascii="Consolas" w:eastAsia="Consolas" w:hAnsi="Consolas" w:cs="Consolas"/>
-          <w:color w:val="0B4F8A"/>
-          <w:sz w:val="19"/>
-          <w:szCs w:val="19"/>
-        </w:rPr>
-        <w:t>sim_day</w:t>
-      </w:r>
-      <w:r>
-        <w:t>, adds per-household running totals and records data-quality/lag metrics. (3) After day N ends, the tariff source drops its CSV</w:t>
-      </w:r>
-      <w:r>
-        <w:t xml:space="preserve"> and </w:t>
-      </w:r>
-      <w:r>
-        <w:rPr>
-          <w:rFonts w:ascii="Consolas" w:eastAsia="Consolas" w:hAnsi="Consolas" w:cs="Consolas"/>
-          <w:color w:val="0B4F8A"/>
-          <w:sz w:val="19"/>
-          <w:szCs w:val="19"/>
-        </w:rPr>
-        <w:t>_SUCCESS</w:t>
-      </w:r>
-      <w:r>
-        <w:t xml:space="preserve"> marker. (4) The Airflow DAG detects the oldest unbilled finished day, waits for the marker, runs the Spark batch job and publishes report files. (5) The batch job writes the whole day to PostgreSQL in one transaction. (6) FastAPI serves the speed view, the batch view and their merge; the dashboard, the report files and Prometheus consume it.</w:t>
+        <w:t xml:space="preserve"> (1) The producer writes readings to Kafka topic smart-meter-readings (3 partitions, keyed by household_id). (2) The speed layer runs two Structured Streaming queries from checkpointed offsets: a windowed aggregate per zone that is upserted into live_zone_metrics, and a foreachBatch sink that quarantines invalid events, appends clean events to the Parquet lake partitioned by sim_day, adds per-household running totals and records data-quality/lag metrics. (3) After day N ends, the tariff source drops its CSV</w:t>
+      </w:r>
+      <w:r>
+        <w:t xml:space="preserve"> and completion marker. (4) The Airflow DAG detects the oldest unbilled finished day, waits for the marker, runs the Spark batch job and publishes report files. (5) The batch job writes the whole day to PostgreSQL in one transaction. (6) FastAPI serves the speed view, the batch view and their merge; the dashboard, the report files and Prometheus consume it.</w:t>
       </w:r>
     </w:p>
     <w:p>
       <w:pPr>
         <w:pStyle w:val="Heading1"/>
       </w:pPr>
-      <w:bookmarkStart w:id="9" w:name="_Toc241451121"/>
+      <w:bookmarkStart w:id="9" w:name="_Toc241528953"/>
       <w:r>
         <w:t>4. Technology Stack and Justification</w:t>
       </w:r>
@@ -4504,7 +4123,7 @@
           <w:left w:w="10" w:type="dxa"/>
           <w:right w:w="10" w:type="dxa"/>
         </w:tblCellMar>
-        <w:tblLook w:val="0000" w:firstRow="0" w:lastRow="0" w:firstColumn="0" w:lastColumn="0" w:noHBand="0" w:noVBand="0"/>
+        <w:tblLook w:val="04A0" w:firstRow="1" w:lastRow="0" w:firstColumn="1" w:lastColumn="0" w:noHBand="0" w:noVBand="1"/>
       </w:tblPr>
       <w:tblGrid>
         <w:gridCol w:w="1250"/>
@@ -4539,8 +4158,8 @@
                 <w:b/>
                 <w:bCs/>
                 <w:color w:val="FFFFFF"/>
-                <w:sz w:val="18"/>
-                <w:szCs w:val="18"/>
+                <w:sz w:val="19"/>
+                <w:szCs w:val="19"/>
               </w:rPr>
               <w:t>Layer</w:t>
             </w:r>
@@ -4563,8 +4182,8 @@
                 <w:b/>
                 <w:bCs/>
                 <w:color w:val="FFFFFF"/>
-                <w:sz w:val="18"/>
-                <w:szCs w:val="18"/>
+                <w:sz w:val="19"/>
+                <w:szCs w:val="19"/>
               </w:rPr>
               <w:t>Choice</w:t>
             </w:r>
@@ -4587,8 +4206,8 @@
                 <w:b/>
                 <w:bCs/>
                 <w:color w:val="FFFFFF"/>
-                <w:sz w:val="18"/>
-                <w:szCs w:val="18"/>
+                <w:sz w:val="19"/>
+                <w:szCs w:val="19"/>
               </w:rPr>
               <w:t>Why this fits the use case</w:t>
             </w:r>
@@ -4611,8 +4230,8 @@
                 <w:b/>
                 <w:bCs/>
                 <w:color w:val="FFFFFF"/>
-                <w:sz w:val="18"/>
-                <w:szCs w:val="18"/>
+                <w:sz w:val="19"/>
+                <w:szCs w:val="19"/>
               </w:rPr>
               <w:t>Alternatives considered</w:t>
             </w:r>
@@ -4640,8 +4259,8 @@
           <w:p>
             <w:r>
               <w:rPr>
-                <w:sz w:val="18"/>
-                <w:szCs w:val="18"/>
+                <w:sz w:val="19"/>
+                <w:szCs w:val="19"/>
               </w:rPr>
               <w:t>Ingestion</w:t>
             </w:r>
@@ -4661,8 +4280,8 @@
           <w:p>
             <w:r>
               <w:rPr>
-                <w:sz w:val="18"/>
-                <w:szCs w:val="18"/>
+                <w:sz w:val="19"/>
+                <w:szCs w:val="19"/>
               </w:rPr>
               <w:t>Apache Kafka 3.7 (KRaft, 1 broker), 3 partitions, key = household_id, acks=all, 7-day retention</w:t>
             </w:r>
@@ -4682,8 +4301,8 @@
           <w:p>
             <w:r>
               <w:rPr>
-                <w:sz w:val="18"/>
-                <w:szCs w:val="18"/>
+                <w:sz w:val="19"/>
+                <w:szCs w:val="19"/>
               </w:rPr>
               <w:t>Durable, replayable buffer for continuous telemetry; keying keeps each household's readings ordered while spreading 24 meters across partitions for parallel consumers; retention lets the speed layer catch up after an outage (it starts from checkpointed offsets)</w:t>
             </w:r>
@@ -4703,8 +4322,8 @@
           <w:p>
             <w:r>
               <w:rPr>
-                <w:sz w:val="18"/>
-                <w:szCs w:val="18"/>
+                <w:sz w:val="19"/>
+                <w:szCs w:val="19"/>
               </w:rPr>
               <w:t>RabbitMQ (no replay/offsets); Kafka+ZooKeeper (KRaft removes a component)</w:t>
             </w:r>
@@ -4732,8 +4351,8 @@
           <w:p>
             <w:r>
               <w:rPr>
-                <w:sz w:val="18"/>
-                <w:szCs w:val="18"/>
+                <w:sz w:val="19"/>
+                <w:szCs w:val="19"/>
               </w:rPr>
               <w:t>Stream processing</w:t>
             </w:r>
@@ -4753,8 +4372,8 @@
           <w:p>
             <w:r>
               <w:rPr>
-                <w:sz w:val="18"/>
-                <w:szCs w:val="18"/>
+                <w:sz w:val="19"/>
+                <w:szCs w:val="19"/>
               </w:rPr>
               <w:t>Spark Structured Streaming 3.5</w:t>
             </w:r>
@@ -4774,25 +4393,10 @@
           <w:p>
             <w:r>
               <w:rPr>
-                <w:sz w:val="18"/>
-                <w:szCs w:val="18"/>
-              </w:rPr>
-              <w:t xml:space="preserve">Event-time windows with watermarks for late meter data, checkpointed exactly-once source offsets, micro-batch </w:t>
-            </w:r>
-            <w:r>
-              <w:rPr>
-                <w:rFonts w:ascii="Consolas" w:eastAsia="Consolas" w:hAnsi="Consolas" w:cs="Consolas"/>
-                <w:sz w:val="18"/>
-                <w:szCs w:val="18"/>
-              </w:rPr>
-              <w:t>foreachBatch</w:t>
-            </w:r>
-            <w:r>
-              <w:rPr>
-                <w:sz w:val="18"/>
-                <w:szCs w:val="18"/>
-              </w:rPr>
-              <w:t xml:space="preserve"> for multi-sink writes, and the same DataFrame API as the batch job — one engine to learn and defend</w:t>
+                <w:sz w:val="19"/>
+                <w:szCs w:val="19"/>
+              </w:rPr>
+              <w:t>Event-time windows with watermarks for late meter data, checkpointed exactly-once source offsets, micro-batch foreachBatch for multi-sink writes, and the same DataFrame API as the batch job — one engine to learn and defend</w:t>
             </w:r>
           </w:p>
         </w:tc>
@@ -4810,8 +4414,8 @@
           <w:p>
             <w:r>
               <w:rPr>
-                <w:sz w:val="18"/>
-                <w:szCs w:val="18"/>
+                <w:sz w:val="19"/>
+                <w:szCs w:val="19"/>
               </w:rPr>
               <w:t>Apache Storm (tuple-at-a-time, no shared batch API); Flink (not in the preferred stack; lower latency we do not need)</w:t>
             </w:r>
@@ -4839,8 +4443,8 @@
           <w:p>
             <w:r>
               <w:rPr>
-                <w:sz w:val="18"/>
-                <w:szCs w:val="18"/>
+                <w:sz w:val="19"/>
+                <w:szCs w:val="19"/>
               </w:rPr>
               <w:t>Batch processing</w:t>
             </w:r>
@@ -4860,8 +4464,8 @@
           <w:p>
             <w:r>
               <w:rPr>
-                <w:sz w:val="18"/>
-                <w:szCs w:val="18"/>
+                <w:sz w:val="19"/>
+                <w:szCs w:val="19"/>
               </w:rPr>
               <w:t>Spark (local[2]) via spark-submit</w:t>
             </w:r>
@@ -4881,8 +4485,8 @@
           <w:p>
             <w:r>
               <w:rPr>
-                <w:sz w:val="18"/>
-                <w:szCs w:val="18"/>
+                <w:sz w:val="19"/>
+                <w:szCs w:val="19"/>
               </w:rPr>
               <w:t>Scans one Parquet partition per day, global dedup, joins with the tariff file; scales to a cluster unchanged</w:t>
             </w:r>
@@ -4902,8 +4506,8 @@
           <w:p>
             <w:r>
               <w:rPr>
-                <w:sz w:val="18"/>
-                <w:szCs w:val="18"/>
+                <w:sz w:val="19"/>
+                <w:szCs w:val="19"/>
               </w:rPr>
               <w:t>Plain pandas (would not scale; different API from the speed layer)</w:t>
             </w:r>
@@ -4931,9 +4535,10 @@
           <w:p>
             <w:r>
               <w:rPr>
-                <w:sz w:val="18"/>
-                <w:szCs w:val="18"/>
-              </w:rPr>
+                <w:sz w:val="19"/>
+                <w:szCs w:val="19"/>
+              </w:rPr>
+              <w:lastRenderedPageBreak/>
               <w:t>Orchestration</w:t>
             </w:r>
           </w:p>
@@ -4952,8 +4557,8 @@
           <w:p>
             <w:r>
               <w:rPr>
-                <w:sz w:val="18"/>
-                <w:szCs w:val="18"/>
+                <w:sz w:val="19"/>
+                <w:szCs w:val="19"/>
               </w:rPr>
               <w:t>Apache Airflow 2.9</w:t>
             </w:r>
@@ -4973,8 +4578,8 @@
           <w:p>
             <w:r>
               <w:rPr>
-                <w:sz w:val="18"/>
-                <w:szCs w:val="18"/>
+                <w:sz w:val="19"/>
+                <w:szCs w:val="19"/>
               </w:rPr>
               <w:t>Daily dependency chain with a file sensor, retries, failure callbacks, backfill (look-back of 3 days) and a UI for demo/diagnosis</w:t>
             </w:r>
@@ -4994,8 +4599,8 @@
           <w:p>
             <w:r>
               <w:rPr>
-                <w:sz w:val="18"/>
-                <w:szCs w:val="18"/>
+                <w:sz w:val="19"/>
+                <w:szCs w:val="19"/>
               </w:rPr>
               <w:t>Cron (no dependencies, retries or visibility)</w:t>
             </w:r>
@@ -5023,10 +4628,9 @@
           <w:p>
             <w:r>
               <w:rPr>
-                <w:sz w:val="18"/>
-                <w:szCs w:val="18"/>
-              </w:rPr>
-              <w:lastRenderedPageBreak/>
+                <w:sz w:val="19"/>
+                <w:szCs w:val="19"/>
+              </w:rPr>
               <w:t>Master dataset</w:t>
             </w:r>
           </w:p>
@@ -5045,18 +4649,10 @@
           <w:p>
             <w:r>
               <w:rPr>
-                <w:sz w:val="18"/>
-                <w:szCs w:val="18"/>
-              </w:rPr>
-              <w:t xml:space="preserve">Parquet data lake partitioned by </w:t>
-            </w:r>
-            <w:r>
-              <w:rPr>
-                <w:rFonts w:ascii="Consolas" w:eastAsia="Consolas" w:hAnsi="Consolas" w:cs="Consolas"/>
-                <w:sz w:val="18"/>
-                <w:szCs w:val="18"/>
-              </w:rPr>
-              <w:t>sim_day</w:t>
+                <w:sz w:val="19"/>
+                <w:szCs w:val="19"/>
+              </w:rPr>
+              <w:t>Parquet data lake partitioned by sim_day</w:t>
             </w:r>
           </w:p>
         </w:tc>
@@ -5074,8 +4670,8 @@
           <w:p>
             <w:r>
               <w:rPr>
-                <w:sz w:val="18"/>
-                <w:szCs w:val="18"/>
+                <w:sz w:val="19"/>
+                <w:szCs w:val="19"/>
               </w:rPr>
               <w:t>Immutable, columnar, cheap; partition pruning means a day's recompute reads only that day</w:t>
             </w:r>
@@ -5095,8 +4691,8 @@
           <w:p>
             <w:r>
               <w:rPr>
-                <w:sz w:val="18"/>
-                <w:szCs w:val="18"/>
+                <w:sz w:val="19"/>
+                <w:szCs w:val="19"/>
               </w:rPr>
               <w:t>Keeping raw events in Postgres (row store, grows unbounded)</w:t>
             </w:r>
@@ -5124,8 +4720,8 @@
           <w:p>
             <w:r>
               <w:rPr>
-                <w:sz w:val="18"/>
-                <w:szCs w:val="18"/>
+                <w:sz w:val="19"/>
+                <w:szCs w:val="19"/>
               </w:rPr>
               <w:t>Serving store</w:t>
             </w:r>
@@ -5145,8 +4741,8 @@
           <w:p>
             <w:r>
               <w:rPr>
-                <w:sz w:val="18"/>
-                <w:szCs w:val="18"/>
+                <w:sz w:val="19"/>
+                <w:szCs w:val="19"/>
               </w:rPr>
               <w:t>PostgreSQL 16</w:t>
             </w:r>
@@ -5166,8 +4762,8 @@
           <w:p>
             <w:r>
               <w:rPr>
-                <w:sz w:val="18"/>
-                <w:szCs w:val="18"/>
+                <w:sz w:val="19"/>
+                <w:szCs w:val="19"/>
               </w:rPr>
               <w:t>Outputs are small and relational and are queried with filters, joins (projection = live totals × latest tariff) and aggregates; transactions and upserts make both layers idempotent</w:t>
             </w:r>
@@ -5187,8 +4783,8 @@
           <w:p>
             <w:r>
               <w:rPr>
-                <w:sz w:val="18"/>
-                <w:szCs w:val="18"/>
+                <w:sz w:val="19"/>
+                <w:szCs w:val="19"/>
               </w:rPr>
               <w:t>Cassandra (write-optimised, no joins/transactions — our reads need both); HDFS/S3 alone (not a low-latency query store)</w:t>
             </w:r>
@@ -5216,8 +4812,8 @@
           <w:p>
             <w:r>
               <w:rPr>
-                <w:sz w:val="18"/>
-                <w:szCs w:val="18"/>
+                <w:sz w:val="19"/>
+                <w:szCs w:val="19"/>
               </w:rPr>
               <w:t>Serving API / UI</w:t>
             </w:r>
@@ -5237,8 +4833,8 @@
           <w:p>
             <w:r>
               <w:rPr>
-                <w:sz w:val="18"/>
-                <w:szCs w:val="18"/>
+                <w:sz w:val="19"/>
+                <w:szCs w:val="19"/>
               </w:rPr>
               <w:t>FastAPI + static HTML dashboard</w:t>
             </w:r>
@@ -5258,8 +4854,8 @@
           <w:p>
             <w:r>
               <w:rPr>
-                <w:sz w:val="18"/>
-                <w:szCs w:val="18"/>
+                <w:sz w:val="19"/>
+                <w:szCs w:val="19"/>
               </w:rPr>
               <w:t>Typed endpoints and generated OpenAPI docs; dashboard uses only the public API</w:t>
             </w:r>
@@ -5279,8 +4875,8 @@
           <w:p>
             <w:r>
               <w:rPr>
-                <w:sz w:val="18"/>
-                <w:szCs w:val="18"/>
+                <w:sz w:val="19"/>
+                <w:szCs w:val="19"/>
               </w:rPr>
               <w:t>Grafana-only (cannot express the billing merge)</w:t>
             </w:r>
@@ -5308,8 +4904,8 @@
           <w:p>
             <w:r>
               <w:rPr>
-                <w:sz w:val="18"/>
-                <w:szCs w:val="18"/>
+                <w:sz w:val="19"/>
+                <w:szCs w:val="19"/>
               </w:rPr>
               <w:t>Observability</w:t>
             </w:r>
@@ -5329,8 +4925,8 @@
           <w:p>
             <w:r>
               <w:rPr>
-                <w:sz w:val="18"/>
-                <w:szCs w:val="18"/>
+                <w:sz w:val="19"/>
+                <w:szCs w:val="19"/>
               </w:rPr>
               <w:t>JSON logging, Postgres heartbeats, Python rule engine, Prometheus</w:t>
             </w:r>
@@ -5350,8 +4946,8 @@
           <w:p>
             <w:r>
               <w:rPr>
-                <w:sz w:val="18"/>
-                <w:szCs w:val="18"/>
+                <w:sz w:val="19"/>
+                <w:szCs w:val="19"/>
               </w:rPr>
               <w:t>Business- and pipeline-aware rules (daylight-aware renewable rule, per-component staleness budgets) plus a standard metrics/alerting stack</w:t>
             </w:r>
@@ -5371,8 +4967,8 @@
           <w:p>
             <w:r>
               <w:rPr>
-                <w:sz w:val="18"/>
-                <w:szCs w:val="18"/>
+                <w:sz w:val="19"/>
+                <w:szCs w:val="19"/>
               </w:rPr>
               <w:t>ELK/Grafana (heavier than needed for one machine)</w:t>
             </w:r>
@@ -5400,8 +4996,8 @@
           <w:p>
             <w:r>
               <w:rPr>
-                <w:sz w:val="18"/>
-                <w:szCs w:val="18"/>
+                <w:sz w:val="19"/>
+                <w:szCs w:val="19"/>
               </w:rPr>
               <w:t>Packaging</w:t>
             </w:r>
@@ -5421,8 +5017,8 @@
           <w:p>
             <w:r>
               <w:rPr>
-                <w:sz w:val="18"/>
-                <w:szCs w:val="18"/>
+                <w:sz w:val="19"/>
+                <w:szCs w:val="19"/>
               </w:rPr>
               <w:t>Docker Compose (9 services)</w:t>
             </w:r>
@@ -5442,10 +5038,10 @@
           <w:p>
             <w:r>
               <w:rPr>
-                <w:sz w:val="18"/>
-                <w:szCs w:val="18"/>
-              </w:rPr>
-              <w:t>One-command reproducible environment; images built from official bases (apache/kafka, apache/airflow, python + pyspark wheel)</w:t>
+                <w:sz w:val="19"/>
+                <w:szCs w:val="19"/>
+              </w:rPr>
+              <w:t>One-command reproducible environment; images built from official bases (Apache Kafka, Apache Airflow, Python + PySpark)</w:t>
             </w:r>
           </w:p>
         </w:tc>
@@ -5463,8 +5059,8 @@
           <w:p>
             <w:r>
               <w:rPr>
-                <w:sz w:val="18"/>
-                <w:szCs w:val="18"/>
+                <w:sz w:val="19"/>
+                <w:szCs w:val="19"/>
               </w:rPr>
               <w:t>Manual installs</w:t>
             </w:r>
@@ -5476,7 +5072,7 @@
       <w:pPr>
         <w:pStyle w:val="Heading1"/>
       </w:pPr>
-      <w:bookmarkStart w:id="10" w:name="_Toc241451122"/>
+      <w:bookmarkStart w:id="10" w:name="_Toc241528954"/>
       <w:r>
         <w:t>5. Implementation</w:t>
       </w:r>
@@ -5486,7 +5082,7 @@
       <w:pPr>
         <w:pStyle w:val="Heading2"/>
       </w:pPr>
-      <w:bookmarkStart w:id="11" w:name="_Toc241451123"/>
+      <w:bookmarkStart w:id="11" w:name="_Toc241528955"/>
       <w:r>
         <w:t>5.1 Ingestion</w:t>
       </w:r>
@@ -5502,43 +5098,7 @@
         <w:spacing w:after="70" w:line="264" w:lineRule="auto"/>
       </w:pPr>
       <w:r>
-        <w:t xml:space="preserve">The producer creates the topic explicitly with </w:t>
-      </w:r>
-      <w:r>
-        <w:rPr>
-          <w:rFonts w:ascii="Consolas" w:eastAsia="Consolas" w:hAnsi="Consolas" w:cs="Consolas"/>
-          <w:color w:val="0B4F8A"/>
-          <w:sz w:val="19"/>
-          <w:szCs w:val="19"/>
-        </w:rPr>
-        <w:t>KafkaAdminClient</w:t>
-      </w:r>
-      <w:r>
-        <w:t xml:space="preserve"> (3 partitions), retries while the broker starts, uses </w:t>
-      </w:r>
-      <w:r>
-        <w:rPr>
-          <w:rFonts w:ascii="Consolas" w:eastAsia="Consolas" w:hAnsi="Consolas" w:cs="Consolas"/>
-          <w:color w:val="0B4F8A"/>
-          <w:sz w:val="19"/>
-          <w:szCs w:val="19"/>
-        </w:rPr>
-        <w:t>acks=all</w:t>
-      </w:r>
-      <w:r>
-        <w:t xml:space="preserve">, </w:t>
-      </w:r>
-      <w:r>
-        <w:rPr>
-          <w:rFonts w:ascii="Consolas" w:eastAsia="Consolas" w:hAnsi="Consolas" w:cs="Consolas"/>
-          <w:color w:val="0B4F8A"/>
-          <w:sz w:val="19"/>
-          <w:szCs w:val="19"/>
-        </w:rPr>
-        <w:t>max_in_flight_requests_per_connection=1</w:t>
-      </w:r>
-      <w:r>
-        <w:t xml:space="preserve"> (ordering on retry) and delivery callbacks that count acknowledged/failed sends; it flushes and closes cleanly on SIGTERM and exposes Prometheus counters on port 8001.</w:t>
+        <w:t>The producer creates the topic explicitly with KafkaAdminClient (3 partitions), retries while the broker starts, uses acks=all, max_in_flight_requests_per_connection=1 (ordering on retry) and delivery callbacks that count acknowledged/failed sends; it flushes and closes cleanly on SIGTERM and exposes Prometheus counters on port 8001.</w:t>
       </w:r>
     </w:p>
     <w:p>
@@ -5558,9 +5118,9 @@
       <w:pPr>
         <w:pStyle w:val="Heading2"/>
       </w:pPr>
-      <w:bookmarkStart w:id="12" w:name="_Toc241451124"/>
-      <w:r>
-        <w:t>5.2 Speed layer (processing/speed_layer_spark.py)</w:t>
+      <w:bookmarkStart w:id="12" w:name="_Toc241528956"/>
+      <w:r>
+        <w:t>5.2 Speed layer</w:t>
       </w:r>
       <w:bookmarkEnd w:id="12"/>
     </w:p>
@@ -5574,19 +5134,7 @@
         <w:spacing w:after="70" w:line="264" w:lineRule="auto"/>
       </w:pPr>
       <w:r>
-        <w:t xml:space="preserve">Reads Kafka from </w:t>
-      </w:r>
-      <w:r>
-        <w:rPr>
-          <w:rFonts w:ascii="Consolas" w:eastAsia="Consolas" w:hAnsi="Consolas" w:cs="Consolas"/>
-          <w:color w:val="0B4F8A"/>
-          <w:sz w:val="19"/>
-          <w:szCs w:val="19"/>
-        </w:rPr>
-        <w:t>earliest</w:t>
-      </w:r>
-      <w:r>
-        <w:t xml:space="preserve"> on first start and from checkpointed offsets afterwards (checkpoints live on the lake volume), so nothing produced before Spark is ready is lost and restarts resume where they stopped.</w:t>
+        <w:t>Reads Kafka from earliest on first start and from checkpointed offsets afterwards (checkpoints live on the lake volume), so nothing produced before Spark is ready is lost and restarts resume where they stopped.</w:t>
       </w:r>
     </w:p>
     <w:p>
@@ -5606,19 +5154,7 @@
         <w:t>Cleaning:</w:t>
       </w:r>
       <w:r>
-        <w:t xml:space="preserve"> every event is parsed against an explicit schema and validated by the same rules as </w:t>
-      </w:r>
-      <w:r>
-        <w:rPr>
-          <w:rFonts w:ascii="Consolas" w:eastAsia="Consolas" w:hAnsi="Consolas" w:cs="Consolas"/>
-          <w:color w:val="0B4F8A"/>
-          <w:sz w:val="19"/>
-          <w:szCs w:val="19"/>
-        </w:rPr>
-        <w:t>quality_rules.py</w:t>
-      </w:r>
-      <w:r>
-        <w:t xml:space="preserve"> (missing field, bad timestamp, unknown zone, negative, above 50 kWh). Invalid events are written with their reason to a quarantine Parquet path — never silently dropped.</w:t>
+        <w:t xml:space="preserve"> every event is parsed against an explicit schema and validated by the shared data-quality rules (missing field, bad timestamp, unknown zone, negative, above 50 kWh). Invalid events are written with their reason to a quarantine Parquet path — never silently dropped.</w:t>
       </w:r>
     </w:p>
     <w:p>
@@ -5638,19 +5174,7 @@
         <w:t>Windowing and aggregation:</w:t>
       </w:r>
       <w:r>
-        <w:t xml:space="preserve"> clean events → 1-minute watermark → 30 s windows sliding every 15 s per zone → load, solar, renewable % and distinct households → idempotent upsert into </w:t>
-      </w:r>
-      <w:r>
-        <w:rPr>
-          <w:rFonts w:ascii="Consolas" w:eastAsia="Consolas" w:hAnsi="Consolas" w:cs="Consolas"/>
-          <w:color w:val="0B4F8A"/>
-          <w:sz w:val="19"/>
-          <w:szCs w:val="19"/>
-        </w:rPr>
-        <w:t>live_zone_metrics</w:t>
-      </w:r>
-      <w:r>
-        <w:t xml:space="preserve"> (update output mode).</w:t>
+        <w:t xml:space="preserve"> clean events → 1-minute watermark → 30 s windows sliding every 15 s per zone → load, solar, renewable % and distinct households → idempotent upsert into live_zone_metrics (update output mode).</w:t>
       </w:r>
     </w:p>
     <w:p>
@@ -5670,88 +5194,16 @@
         <w:t>Master dataset and enrichment:</w:t>
       </w:r>
       <w:r>
-        <w:t xml:space="preserve"> in the second query each micro-batch is deduplicated on </w:t>
-      </w:r>
-      <w:r>
-        <w:rPr>
-          <w:rFonts w:ascii="Consolas" w:eastAsia="Consolas" w:hAnsi="Consolas" w:cs="Consolas"/>
-          <w:color w:val="0B4F8A"/>
-          <w:sz w:val="19"/>
-          <w:szCs w:val="19"/>
-        </w:rPr>
-        <w:t>event_id</w:t>
-      </w:r>
-      <w:r>
-        <w:t xml:space="preserve">, tagged with its event-time </w:t>
-      </w:r>
-      <w:r>
-        <w:rPr>
-          <w:rFonts w:ascii="Consolas" w:eastAsia="Consolas" w:hAnsi="Consolas" w:cs="Consolas"/>
-          <w:color w:val="0B4F8A"/>
-          <w:sz w:val="19"/>
-          <w:szCs w:val="19"/>
-        </w:rPr>
-        <w:t>sim_day</w:t>
-      </w:r>
-      <w:r>
-        <w:t xml:space="preserve"> and appended to </w:t>
-      </w:r>
-      <w:r>
-        <w:rPr>
-          <w:rFonts w:ascii="Consolas" w:eastAsia="Consolas" w:hAnsi="Consolas" w:cs="Consolas"/>
-          <w:color w:val="0B4F8A"/>
-          <w:sz w:val="19"/>
-          <w:szCs w:val="19"/>
-        </w:rPr>
-        <w:t>raw_meter_events/sim_day=N</w:t>
-      </w:r>
-      <w:r>
-        <w:t xml:space="preserve">; per-household running totals for the day are added into </w:t>
-      </w:r>
-      <w:r>
-        <w:rPr>
-          <w:rFonts w:ascii="Consolas" w:eastAsia="Consolas" w:hAnsi="Consolas" w:cs="Consolas"/>
-          <w:color w:val="0B4F8A"/>
-          <w:sz w:val="19"/>
-          <w:szCs w:val="19"/>
-        </w:rPr>
-        <w:t>live_household_consumption</w:t>
-      </w:r>
-      <w:r>
-        <w:t xml:space="preserve">; volume, invalid counts by reason, duplicates and event-to-sink lag go to </w:t>
-      </w:r>
-      <w:r>
-        <w:rPr>
-          <w:rFonts w:ascii="Consolas" w:eastAsia="Consolas" w:hAnsi="Consolas" w:cs="Consolas"/>
-          <w:color w:val="0B4F8A"/>
-          <w:sz w:val="19"/>
-          <w:szCs w:val="19"/>
-        </w:rPr>
-        <w:t>stream_quality_metrics</w:t>
-      </w:r>
-      <w:r>
-        <w:t xml:space="preserve">, and a heartbeat to </w:t>
-      </w:r>
-      <w:r>
-        <w:rPr>
-          <w:rFonts w:ascii="Consolas" w:eastAsia="Consolas" w:hAnsi="Consolas" w:cs="Consolas"/>
-          <w:color w:val="0B4F8A"/>
-          <w:sz w:val="19"/>
-          <w:szCs w:val="19"/>
-        </w:rPr>
-        <w:t>pipeline_health</w:t>
-      </w:r>
-      <w:r>
-        <w:t>.</w:t>
+        <w:t xml:space="preserve"> in the second query each micro-batch is deduplicated on event_id, tagged with its event-time sim_day and appended to that day's partition of the raw-event lake; per-household running totals for the day are added into live_household_consumption; volume, invalid counts by reason, duplicates and event-to-sink lag go to stream_quality_metrics, and a heartbeat to pipeline_health.</w:t>
       </w:r>
     </w:p>
     <w:p>
       <w:pPr>
         <w:pStyle w:val="Heading2"/>
       </w:pPr>
-      <w:bookmarkStart w:id="13" w:name="_Toc241451125"/>
-      <w:r>
-        <w:t>5.3 Batch layer (processing/batch_layer_spark.py) and orchestration</w:t>
+      <w:bookmarkStart w:id="13" w:name="_Toc241528957"/>
+      <w:r>
+        <w:t>5.3 Batch layer and orchestration</w:t>
       </w:r>
       <w:bookmarkEnd w:id="13"/>
     </w:p>
@@ -5765,19 +5217,7 @@
         <w:spacing w:after="70" w:line="264" w:lineRule="auto"/>
       </w:pPr>
       <w:r>
-        <w:t xml:space="preserve">Reads only partition </w:t>
-      </w:r>
-      <w:r>
-        <w:rPr>
-          <w:rFonts w:ascii="Consolas" w:eastAsia="Consolas" w:hAnsi="Consolas" w:cs="Consolas"/>
-          <w:color w:val="0B4F8A"/>
-          <w:sz w:val="19"/>
-          <w:szCs w:val="19"/>
-        </w:rPr>
-        <w:t>sim_day=N</w:t>
-      </w:r>
-      <w:r>
-        <w:t xml:space="preserve">, removes duplicates </w:t>
+        <w:t xml:space="preserve">Reads only partition sim_day=N, removes duplicates </w:t>
       </w:r>
       <w:r>
         <w:rPr>
@@ -5787,16 +5227,7 @@
         <w:t>globally</w:t>
       </w:r>
       <w:r>
-        <w:t xml:space="preserve"> on </w:t>
-      </w:r>
-      <w:r>
-        <w:rPr>
-          <w:rFonts w:ascii="Consolas" w:eastAsia="Consolas" w:hAnsi="Consolas" w:cs="Consolas"/>
-          <w:color w:val="0B4F8A"/>
-          <w:sz w:val="19"/>
-          <w:szCs w:val="19"/>
-        </w:rPr>
-        <w:t>event_id</w:t>
+        <w:t xml:space="preserve"> on event_id</w:t>
       </w:r>
       <w:r>
         <w:t>, and computes exact totals: consumption, solar, net, solar export, solar-contribution %, peak reading and reading count per household.</w:t>
@@ -5812,6 +5243,7 @@
         <w:spacing w:after="70" w:line="264" w:lineRule="auto"/>
       </w:pPr>
       <w:r>
+        <w:lastRenderedPageBreak/>
         <w:t xml:space="preserve">Reads the tariff CSV with an explicit all-string schema, rejects rows with blank, non-numeric or non-positive rates or unknown tiers, keeps one row per household, and </w:t>
       </w:r>
       <w:r>
@@ -5822,16 +5254,7 @@
         <w:t>falls back to the household's last valid tariff</w:t>
       </w:r>
       <w:r>
-        <w:t xml:space="preserve"> from earlier days (flagged </w:t>
-      </w:r>
-      <w:r>
-        <w:rPr>
-          <w:rFonts w:ascii="Consolas" w:eastAsia="Consolas" w:hAnsi="Consolas" w:cs="Consolas"/>
-          <w:color w:val="0B4F8A"/>
-          <w:sz w:val="19"/>
-          <w:szCs w:val="19"/>
-        </w:rPr>
-        <w:t>tariff_source = fallback_previous_day</w:t>
+        <w:t xml:space="preserve"> from earlier days (flagged tariff_source = fallback_previous_day</w:t>
       </w:r>
       <w:r>
         <w:t>). Households with no tariff at all are logged and counted, not billed with a guess.</w:t>
@@ -5847,56 +5270,7 @@
         <w:spacing w:after="70" w:line="264" w:lineRule="auto"/>
       </w:pPr>
       <w:r>
-        <w:lastRenderedPageBreak/>
-        <w:t xml:space="preserve">Joins consumption with tariffs, applies the billing formula and writes </w:t>
-      </w:r>
-      <w:r>
-        <w:rPr>
-          <w:rFonts w:ascii="Consolas" w:eastAsia="Consolas" w:hAnsi="Consolas" w:cs="Consolas"/>
-          <w:color w:val="0B4F8A"/>
-          <w:sz w:val="19"/>
-          <w:szCs w:val="19"/>
-        </w:rPr>
-        <w:t>household_daily_consumption</w:t>
-      </w:r>
-      <w:r>
-        <w:t xml:space="preserve">, </w:t>
-      </w:r>
-      <w:r>
-        <w:rPr>
-          <w:rFonts w:ascii="Consolas" w:eastAsia="Consolas" w:hAnsi="Consolas" w:cs="Consolas"/>
-          <w:color w:val="0B4F8A"/>
-          <w:sz w:val="19"/>
-          <w:szCs w:val="19"/>
-        </w:rPr>
-        <w:t>tariff_reference</w:t>
-      </w:r>
-      <w:r>
-        <w:t xml:space="preserve">, </w:t>
-      </w:r>
-      <w:r>
-        <w:rPr>
-          <w:rFonts w:ascii="Consolas" w:eastAsia="Consolas" w:hAnsi="Consolas" w:cs="Consolas"/>
-          <w:color w:val="0B4F8A"/>
-          <w:sz w:val="19"/>
-          <w:szCs w:val="19"/>
-        </w:rPr>
-        <w:t>daily_billing_report</w:t>
-      </w:r>
-      <w:r>
-        <w:t xml:space="preserve"> and </w:t>
-      </w:r>
-      <w:r>
-        <w:rPr>
-          <w:rFonts w:ascii="Consolas" w:eastAsia="Consolas" w:hAnsi="Consolas" w:cs="Consolas"/>
-          <w:color w:val="0B4F8A"/>
-          <w:sz w:val="19"/>
-          <w:szCs w:val="19"/>
-        </w:rPr>
-        <w:t>batch_reconciliation</w:t>
-      </w:r>
-      <w:r>
-        <w:t xml:space="preserve"> with delete-then-insert for day N </w:t>
+        <w:t xml:space="preserve">Joins consumption with tariffs, applies the billing formula and writes household_daily_consumption, tariff_reference, daily_billing_report and batch_reconciliation with delete-then-insert for day N </w:t>
       </w:r>
       <w:r>
         <w:rPr>
@@ -5906,19 +5280,7 @@
         <w:t>in one transaction</w:t>
       </w:r>
       <w:r>
-        <w:t xml:space="preserve"> — the day appears atomically and re-runs are idempotent. Each run has a </w:t>
-      </w:r>
-      <w:r>
-        <w:rPr>
-          <w:rFonts w:ascii="Consolas" w:eastAsia="Consolas" w:hAnsi="Consolas" w:cs="Consolas"/>
-          <w:color w:val="0B4F8A"/>
-          <w:sz w:val="19"/>
-          <w:szCs w:val="19"/>
-        </w:rPr>
-        <w:t>run_id</w:t>
-      </w:r>
-      <w:r>
-        <w:t xml:space="preserve"> that appears in every log line and in the bills.</w:t>
+        <w:t xml:space="preserve"> — the day appears atomically and re-runs are idempotent. Each run has a run_id that appears in every log line and in the bills.</w:t>
       </w:r>
     </w:p>
     <w:p>
@@ -5931,115 +5293,10 @@
         <w:spacing w:after="70" w:line="264" w:lineRule="auto"/>
       </w:pPr>
       <w:r>
-        <w:t xml:space="preserve">The Airflow DAG </w:t>
-      </w:r>
-      <w:r>
-        <w:rPr>
-          <w:rFonts w:ascii="Consolas" w:eastAsia="Consolas" w:hAnsi="Consolas" w:cs="Consolas"/>
-          <w:color w:val="0B4F8A"/>
-          <w:sz w:val="19"/>
-          <w:szCs w:val="19"/>
-        </w:rPr>
-        <w:t>daily_batch_pipeline</w:t>
-      </w:r>
-      <w:r>
-        <w:t xml:space="preserve"> runs every 60 s: </w:t>
-      </w:r>
-      <w:r>
-        <w:rPr>
-          <w:rFonts w:ascii="Consolas" w:eastAsia="Consolas" w:hAnsi="Consolas" w:cs="Consolas"/>
-          <w:color w:val="0B4F8A"/>
-          <w:sz w:val="19"/>
-          <w:szCs w:val="19"/>
-        </w:rPr>
-        <w:t>resolve_sim_day</w:t>
-      </w:r>
-      <w:r>
-        <w:t xml:space="preserve"> (ShortCircuit: oldest finished, unbilled day with raw data, 3-day look-back) → </w:t>
-      </w:r>
-      <w:r>
-        <w:rPr>
-          <w:rFonts w:ascii="Consolas" w:eastAsia="Consolas" w:hAnsi="Consolas" w:cs="Consolas"/>
-          <w:color w:val="0B4F8A"/>
-          <w:sz w:val="19"/>
-          <w:szCs w:val="19"/>
-        </w:rPr>
-        <w:t>wait_for_tariff_file</w:t>
-      </w:r>
-      <w:r>
-        <w:t xml:space="preserve"> (sensor) → </w:t>
-      </w:r>
-      <w:r>
-        <w:rPr>
-          <w:rFonts w:ascii="Consolas" w:eastAsia="Consolas" w:hAnsi="Consolas" w:cs="Consolas"/>
-          <w:color w:val="0B4F8A"/>
-          <w:sz w:val="19"/>
-          <w:szCs w:val="19"/>
-        </w:rPr>
-        <w:t>run_batch_layer</w:t>
-      </w:r>
-      <w:r>
-        <w:t xml:space="preserve"> (spark-submit) → </w:t>
-      </w:r>
-      <w:r>
-        <w:rPr>
-          <w:rFonts w:ascii="Consolas" w:eastAsia="Consolas" w:hAnsi="Consolas" w:cs="Consolas"/>
-          <w:color w:val="0B4F8A"/>
-          <w:sz w:val="19"/>
-          <w:szCs w:val="19"/>
-        </w:rPr>
-        <w:t>publish_report</w:t>
-      </w:r>
-      <w:r>
-        <w:t xml:space="preserve"> (CSV + HTML) → </w:t>
-      </w:r>
-      <w:r>
-        <w:rPr>
-          <w:rFonts w:ascii="Consolas" w:eastAsia="Consolas" w:hAnsi="Consolas" w:cs="Consolas"/>
-          <w:color w:val="0B4F8A"/>
-          <w:sz w:val="19"/>
-          <w:szCs w:val="19"/>
-        </w:rPr>
-        <w:t>run_alert_check</w:t>
-      </w:r>
-      <w:r>
-        <w:t xml:space="preserve"> → </w:t>
-      </w:r>
-      <w:r>
-        <w:rPr>
-          <w:rFonts w:ascii="Consolas" w:eastAsia="Consolas" w:hAnsi="Consolas" w:cs="Consolas"/>
-          <w:color w:val="0B4F8A"/>
-          <w:sz w:val="19"/>
-          <w:szCs w:val="19"/>
-        </w:rPr>
-        <w:t>notify_complete</w:t>
-      </w:r>
-      <w:r>
-        <w:t xml:space="preserve">. Retries (2 × 20 s) and an </w:t>
-      </w:r>
-      <w:r>
-        <w:rPr>
-          <w:rFonts w:ascii="Consolas" w:eastAsia="Consolas" w:hAnsi="Consolas" w:cs="Consolas"/>
-          <w:color w:val="0B4F8A"/>
-          <w:sz w:val="19"/>
-          <w:szCs w:val="19"/>
-        </w:rPr>
-        <w:t>on_failure_callback</w:t>
-      </w:r>
-      <w:r>
-        <w:t xml:space="preserve"> that raises a CRITICAL </w:t>
-      </w:r>
-      <w:r>
-        <w:rPr>
-          <w:rFonts w:ascii="Consolas" w:eastAsia="Consolas" w:hAnsi="Consolas" w:cs="Consolas"/>
-          <w:color w:val="0B4F8A"/>
-          <w:sz w:val="19"/>
-          <w:szCs w:val="19"/>
-        </w:rPr>
-        <w:t>PIPELINE_TASK_FAILED</w:t>
-      </w:r>
-      <w:r>
-        <w:t xml:space="preserve"> alert make failures visible. Polling + ShortCircuit is used instead of a daily cron because with the compressed clock days end every 5 minutes at arbitrary offsets.</w:t>
+        <w:t xml:space="preserve">The Airflow DAG daily_batch_pipeline runs every 60 s: resolve_sim_day (ShortCircuit: oldest finished, unbilled day with raw data, 3-day look-back) → wait_for_tariff_file (sensor) → run_batch_layer (spark-submit) → publish_report (CSV + HTML) → run_alert_check → notify_complete. Retries (2 × 20 s) and an on_failure_callback that raises a CRITICAL PIPELINE_TASK_FAILED alert make failures visible. Polling + ShortCircuit is used instead of a daily cron because with the compressed clock days end every 5 minutes </w:t>
+      </w:r>
+      <w:r>
+        <w:t>at arbitrary offsets.</w:t>
       </w:r>
     </w:p>
     <w:p>
@@ -6053,10 +5310,10 @@
           <w:noProof/>
         </w:rPr>
         <w:drawing>
-          <wp:inline distT="0" distB="0" distL="0" distR="0" wp14:anchorId="27C69A9C" wp14:editId="092613F0">
+          <wp:inline distT="0" distB="0" distL="0" distR="0" wp14:anchorId="0E82E763" wp14:editId="4EF38D04">
             <wp:extent cx="5943600" cy="3562350"/>
             <wp:effectExtent l="0" t="0" r="0" b="0"/>
-            <wp:docPr id="363745777" name="Picture 363745777"/>
+            <wp:docPr id="364083636" name="Picture 364083636"/>
             <wp:cNvGraphicFramePr>
               <a:graphicFrameLocks xmlns:a="http://schemas.openxmlformats.org/drawingml/2006/main" noChangeAspect="1"/>
             </wp:cNvGraphicFramePr>
@@ -6101,9 +5358,8 @@
         <w:rPr>
           <w:i/>
           <w:iCs/>
-          <w:color w:val="555555"/>
-          <w:sz w:val="18"/>
-          <w:szCs w:val="18"/>
+          <w:sz w:val="19"/>
+          <w:szCs w:val="19"/>
         </w:rPr>
         <w:t>Figure 3. Airflow grid view of daily_batch_pipeline: full runs (green) bill a finished simulated day; polls in between short-circuit and skip downstream tasks (pink).</w:t>
       </w:r>
@@ -6112,7 +5368,7 @@
       <w:pPr>
         <w:pStyle w:val="Heading2"/>
       </w:pPr>
-      <w:bookmarkStart w:id="14" w:name="_Toc241451126"/>
+      <w:bookmarkStart w:id="14" w:name="_Toc241528958"/>
       <w:r>
         <w:t>5.4 Storage and serving layer</w:t>
       </w:r>
@@ -6133,12 +5389,12 @@
           <w:left w:w="10" w:type="dxa"/>
           <w:right w:w="10" w:type="dxa"/>
         </w:tblCellMar>
-        <w:tblLook w:val="0000" w:firstRow="0" w:lastRow="0" w:firstColumn="0" w:lastColumn="0" w:noHBand="0" w:noVBand="0"/>
+        <w:tblLook w:val="04A0" w:firstRow="1" w:lastRow="0" w:firstColumn="1" w:lastColumn="0" w:noHBand="0" w:noVBand="1"/>
       </w:tblPr>
       <w:tblGrid>
-        <w:gridCol w:w="4119"/>
-        <w:gridCol w:w="1634"/>
-        <w:gridCol w:w="4097"/>
+        <w:gridCol w:w="3700"/>
+        <w:gridCol w:w="1700"/>
+        <w:gridCol w:w="4450"/>
       </w:tblGrid>
       <w:tr>
         <w:tblPrEx>
@@ -6167,10 +5423,10 @@
                 <w:b/>
                 <w:bCs/>
                 <w:color w:val="FFFFFF"/>
-                <w:sz w:val="18"/>
-                <w:szCs w:val="18"/>
-              </w:rPr>
-              <w:t>Table / path</w:t>
+                <w:sz w:val="19"/>
+                <w:szCs w:val="19"/>
+              </w:rPr>
+              <w:t>Table / data</w:t>
             </w:r>
           </w:p>
         </w:tc>
@@ -6191,8 +5447,8 @@
                 <w:b/>
                 <w:bCs/>
                 <w:color w:val="FFFFFF"/>
-                <w:sz w:val="18"/>
-                <w:szCs w:val="18"/>
+                <w:sz w:val="19"/>
+                <w:szCs w:val="19"/>
               </w:rPr>
               <w:t>Written by</w:t>
             </w:r>
@@ -6215,8 +5471,8 @@
                 <w:b/>
                 <w:bCs/>
                 <w:color w:val="FFFFFF"/>
-                <w:sz w:val="18"/>
-                <w:szCs w:val="18"/>
+                <w:sz w:val="19"/>
+                <w:szCs w:val="19"/>
               </w:rPr>
               <w:t>Purpose</w:t>
             </w:r>
@@ -6244,18 +5500,10 @@
           <w:p>
             <w:r>
               <w:rPr>
-                <w:sz w:val="18"/>
-                <w:szCs w:val="18"/>
-              </w:rPr>
-              <w:t xml:space="preserve">Parquet </w:t>
-            </w:r>
-            <w:r>
-              <w:rPr>
-                <w:rFonts w:ascii="Consolas" w:eastAsia="Consolas" w:hAnsi="Consolas" w:cs="Consolas"/>
-                <w:sz w:val="18"/>
-                <w:szCs w:val="18"/>
-              </w:rPr>
-              <w:t>raw_meter_events/sim_day=N</w:t>
+                <w:sz w:val="19"/>
+                <w:szCs w:val="19"/>
+              </w:rPr>
+              <w:t>Parquet raw events, partitioned by sim_day</w:t>
             </w:r>
           </w:p>
         </w:tc>
@@ -6273,8 +5521,8 @@
           <w:p>
             <w:r>
               <w:rPr>
-                <w:sz w:val="18"/>
-                <w:szCs w:val="18"/>
+                <w:sz w:val="19"/>
+                <w:szCs w:val="19"/>
               </w:rPr>
               <w:t>Speed layer</w:t>
             </w:r>
@@ -6294,8 +5542,8 @@
           <w:p>
             <w:r>
               <w:rPr>
-                <w:sz w:val="18"/>
-                <w:szCs w:val="18"/>
+                <w:sz w:val="19"/>
+                <w:szCs w:val="19"/>
               </w:rPr>
               <w:t>Immutable master dataset for the batch layer</w:t>
             </w:r>
@@ -6323,18 +5571,10 @@
           <w:p>
             <w:r>
               <w:rPr>
-                <w:sz w:val="18"/>
-                <w:szCs w:val="18"/>
-              </w:rPr>
-              <w:t xml:space="preserve">Parquet </w:t>
-            </w:r>
-            <w:r>
-              <w:rPr>
-                <w:rFonts w:ascii="Consolas" w:eastAsia="Consolas" w:hAnsi="Consolas" w:cs="Consolas"/>
-                <w:sz w:val="18"/>
-                <w:szCs w:val="18"/>
-              </w:rPr>
-              <w:t>quarantine_meter_events/invalid_reason=…</w:t>
+                <w:sz w:val="19"/>
+                <w:szCs w:val="19"/>
+              </w:rPr>
+              <w:t>Parquet quarantine, partitioned by invalid reason</w:t>
             </w:r>
           </w:p>
         </w:tc>
@@ -6352,8 +5592,8 @@
           <w:p>
             <w:r>
               <w:rPr>
-                <w:sz w:val="18"/>
-                <w:szCs w:val="18"/>
+                <w:sz w:val="19"/>
+                <w:szCs w:val="19"/>
               </w:rPr>
               <w:t>Speed layer</w:t>
             </w:r>
@@ -6373,8 +5613,8 @@
           <w:p>
             <w:r>
               <w:rPr>
-                <w:sz w:val="18"/>
-                <w:szCs w:val="18"/>
+                <w:sz w:val="19"/>
+                <w:szCs w:val="19"/>
               </w:rPr>
               <w:t>Rejected events kept for diagnosis</w:t>
             </w:r>
@@ -6402,9 +5642,8 @@
           <w:p>
             <w:r>
               <w:rPr>
-                <w:rFonts w:ascii="Consolas" w:eastAsia="Consolas" w:hAnsi="Consolas" w:cs="Consolas"/>
-                <w:sz w:val="18"/>
-                <w:szCs w:val="18"/>
+                <w:sz w:val="19"/>
+                <w:szCs w:val="19"/>
               </w:rPr>
               <w:t>live_zone_metrics</w:t>
             </w:r>
@@ -6424,8 +5663,8 @@
           <w:p>
             <w:r>
               <w:rPr>
-                <w:sz w:val="18"/>
-                <w:szCs w:val="18"/>
+                <w:sz w:val="19"/>
+                <w:szCs w:val="19"/>
               </w:rPr>
               <w:t>Speed layer</w:t>
             </w:r>
@@ -6445,8 +5684,8 @@
           <w:p>
             <w:r>
               <w:rPr>
-                <w:sz w:val="18"/>
-                <w:szCs w:val="18"/>
+                <w:sz w:val="19"/>
+                <w:szCs w:val="19"/>
               </w:rPr>
               <w:t>Windowed load / solar / renewable % per zone (6 h retention)</w:t>
             </w:r>
@@ -6474,9 +5713,8 @@
           <w:p>
             <w:r>
               <w:rPr>
-                <w:rFonts w:ascii="Consolas" w:eastAsia="Consolas" w:hAnsi="Consolas" w:cs="Consolas"/>
-                <w:sz w:val="18"/>
-                <w:szCs w:val="18"/>
+                <w:sz w:val="19"/>
+                <w:szCs w:val="19"/>
               </w:rPr>
               <w:t>live_household_consumption</w:t>
             </w:r>
@@ -6496,8 +5734,8 @@
           <w:p>
             <w:r>
               <w:rPr>
-                <w:sz w:val="18"/>
-                <w:szCs w:val="18"/>
+                <w:sz w:val="19"/>
+                <w:szCs w:val="19"/>
               </w:rPr>
               <w:t>Speed layer</w:t>
             </w:r>
@@ -6517,8 +5755,8 @@
           <w:p>
             <w:r>
               <w:rPr>
-                <w:sz w:val="18"/>
-                <w:szCs w:val="18"/>
+                <w:sz w:val="19"/>
+                <w:szCs w:val="19"/>
               </w:rPr>
               <w:t>Approximate running totals for the current day</w:t>
             </w:r>
@@ -6546,9 +5784,8 @@
           <w:p>
             <w:r>
               <w:rPr>
-                <w:rFonts w:ascii="Consolas" w:eastAsia="Consolas" w:hAnsi="Consolas" w:cs="Consolas"/>
-                <w:sz w:val="18"/>
-                <w:szCs w:val="18"/>
+                <w:sz w:val="19"/>
+                <w:szCs w:val="19"/>
               </w:rPr>
               <w:t>stream_quality_metrics</w:t>
             </w:r>
@@ -6568,8 +5805,8 @@
           <w:p>
             <w:r>
               <w:rPr>
-                <w:sz w:val="18"/>
-                <w:szCs w:val="18"/>
+                <w:sz w:val="19"/>
+                <w:szCs w:val="19"/>
               </w:rPr>
               <w:t>Speed layer</w:t>
             </w:r>
@@ -6589,8 +5826,8 @@
           <w:p>
             <w:r>
               <w:rPr>
-                <w:sz w:val="18"/>
-                <w:szCs w:val="18"/>
+                <w:sz w:val="19"/>
+                <w:szCs w:val="19"/>
               </w:rPr>
               <w:t>Per micro-batch volume, invalid/duplicate counts, lag</w:t>
             </w:r>
@@ -6618,41 +5855,10 @@
           <w:p>
             <w:r>
               <w:rPr>
-                <w:rFonts w:ascii="Consolas" w:eastAsia="Consolas" w:hAnsi="Consolas" w:cs="Consolas"/>
-                <w:sz w:val="18"/>
-                <w:szCs w:val="18"/>
-              </w:rPr>
-              <w:t>household_daily_consumption</w:t>
-            </w:r>
-            <w:r>
-              <w:rPr>
-                <w:sz w:val="18"/>
-                <w:szCs w:val="18"/>
-              </w:rPr>
-              <w:t xml:space="preserve">, </w:t>
-            </w:r>
-            <w:r>
-              <w:rPr>
-                <w:rFonts w:ascii="Consolas" w:eastAsia="Consolas" w:hAnsi="Consolas" w:cs="Consolas"/>
-                <w:sz w:val="18"/>
-                <w:szCs w:val="18"/>
-              </w:rPr>
-              <w:t>tariff_reference</w:t>
-            </w:r>
-            <w:r>
-              <w:rPr>
-                <w:sz w:val="18"/>
-                <w:szCs w:val="18"/>
-              </w:rPr>
-              <w:t xml:space="preserve">, </w:t>
-            </w:r>
-            <w:r>
-              <w:rPr>
-                <w:rFonts w:ascii="Consolas" w:eastAsia="Consolas" w:hAnsi="Consolas" w:cs="Consolas"/>
-                <w:sz w:val="18"/>
-                <w:szCs w:val="18"/>
-              </w:rPr>
-              <w:t>daily_billing_report</w:t>
+                <w:sz w:val="19"/>
+                <w:szCs w:val="19"/>
+              </w:rPr>
+              <w:t>household_daily_consumption, tariff_reference, daily_billing_report</w:t>
             </w:r>
           </w:p>
         </w:tc>
@@ -6670,8 +5876,8 @@
           <w:p>
             <w:r>
               <w:rPr>
-                <w:sz w:val="18"/>
-                <w:szCs w:val="18"/>
+                <w:sz w:val="19"/>
+                <w:szCs w:val="19"/>
               </w:rPr>
               <w:t>Batch layer</w:t>
             </w:r>
@@ -6691,8 +5897,8 @@
           <w:p>
             <w:r>
               <w:rPr>
-                <w:sz w:val="18"/>
-                <w:szCs w:val="18"/>
+                <w:sz w:val="19"/>
+                <w:szCs w:val="19"/>
               </w:rPr>
               <w:t>Exact daily view and bills</w:t>
             </w:r>
@@ -6720,9 +5926,8 @@
           <w:p>
             <w:r>
               <w:rPr>
-                <w:rFonts w:ascii="Consolas" w:eastAsia="Consolas" w:hAnsi="Consolas" w:cs="Consolas"/>
-                <w:sz w:val="18"/>
-                <w:szCs w:val="18"/>
+                <w:sz w:val="19"/>
+                <w:szCs w:val="19"/>
               </w:rPr>
               <w:t>batch_reconciliation</w:t>
             </w:r>
@@ -6742,8 +5947,8 @@
           <w:p>
             <w:r>
               <w:rPr>
-                <w:sz w:val="18"/>
-                <w:szCs w:val="18"/>
+                <w:sz w:val="19"/>
+                <w:szCs w:val="19"/>
               </w:rPr>
               <w:t>Batch layer</w:t>
             </w:r>
@@ -6763,8 +5968,8 @@
           <w:p>
             <w:r>
               <w:rPr>
-                <w:sz w:val="18"/>
-                <w:szCs w:val="18"/>
+                <w:sz w:val="19"/>
+                <w:szCs w:val="19"/>
               </w:rPr>
               <w:t>Speed vs batch drift and data-quality counters per day</w:t>
             </w:r>
@@ -6792,41 +5997,10 @@
           <w:p>
             <w:r>
               <w:rPr>
-                <w:rFonts w:ascii="Consolas" w:eastAsia="Consolas" w:hAnsi="Consolas" w:cs="Consolas"/>
-                <w:sz w:val="18"/>
-                <w:szCs w:val="18"/>
-              </w:rPr>
-              <w:t>alerts</w:t>
-            </w:r>
-            <w:r>
-              <w:rPr>
-                <w:sz w:val="18"/>
-                <w:szCs w:val="18"/>
-              </w:rPr>
-              <w:t xml:space="preserve">, </w:t>
-            </w:r>
-            <w:r>
-              <w:rPr>
-                <w:rFonts w:ascii="Consolas" w:eastAsia="Consolas" w:hAnsi="Consolas" w:cs="Consolas"/>
-                <w:sz w:val="18"/>
-                <w:szCs w:val="18"/>
-              </w:rPr>
-              <w:t>pipeline_health</w:t>
-            </w:r>
-            <w:r>
-              <w:rPr>
-                <w:sz w:val="18"/>
-                <w:szCs w:val="18"/>
-              </w:rPr>
-              <w:t xml:space="preserve">, </w:t>
-            </w:r>
-            <w:r>
-              <w:rPr>
-                <w:rFonts w:ascii="Consolas" w:eastAsia="Consolas" w:hAnsi="Consolas" w:cs="Consolas"/>
-                <w:sz w:val="18"/>
-                <w:szCs w:val="18"/>
-              </w:rPr>
-              <w:t>sim_clock</w:t>
+                <w:sz w:val="19"/>
+                <w:szCs w:val="19"/>
+              </w:rPr>
+              <w:t>alerts, pipeline_health, sim_clock</w:t>
             </w:r>
           </w:p>
         </w:tc>
@@ -6844,8 +6018,8 @@
           <w:p>
             <w:r>
               <w:rPr>
-                <w:sz w:val="18"/>
-                <w:szCs w:val="18"/>
+                <w:sz w:val="19"/>
+                <w:szCs w:val="19"/>
               </w:rPr>
               <w:t>Observability / shared</w:t>
             </w:r>
@@ -6865,8 +6039,8 @@
           <w:p>
             <w:r>
               <w:rPr>
-                <w:sz w:val="18"/>
-                <w:szCs w:val="18"/>
+                <w:sz w:val="19"/>
+                <w:szCs w:val="19"/>
               </w:rPr>
               <w:t>Alert lifecycle, heartbeats, shared epoch</w:t>
             </w:r>
@@ -6894,7 +6068,7 @@
           <w:left w:w="10" w:type="dxa"/>
           <w:right w:w="10" w:type="dxa"/>
         </w:tblCellMar>
-        <w:tblLook w:val="0000" w:firstRow="0" w:lastRow="0" w:firstColumn="0" w:lastColumn="0" w:noHBand="0" w:noVBand="0"/>
+        <w:tblLook w:val="04A0" w:firstRow="1" w:lastRow="0" w:firstColumn="1" w:lastColumn="0" w:noHBand="0" w:noVBand="1"/>
       </w:tblPr>
       <w:tblGrid>
         <w:gridCol w:w="3900"/>
@@ -6928,10 +6102,9 @@
                 <w:b/>
                 <w:bCs/>
                 <w:color w:val="FFFFFF"/>
-                <w:sz w:val="18"/>
-                <w:szCs w:val="18"/>
-              </w:rPr>
-              <w:lastRenderedPageBreak/>
+                <w:sz w:val="19"/>
+                <w:szCs w:val="19"/>
+              </w:rPr>
               <w:t>Endpoint</w:t>
             </w:r>
           </w:p>
@@ -6953,8 +6126,8 @@
                 <w:b/>
                 <w:bCs/>
                 <w:color w:val="FFFFFF"/>
-                <w:sz w:val="18"/>
-                <w:szCs w:val="18"/>
+                <w:sz w:val="19"/>
+                <w:szCs w:val="19"/>
               </w:rPr>
               <w:t>View</w:t>
             </w:r>
@@ -6977,8 +6150,8 @@
                 <w:b/>
                 <w:bCs/>
                 <w:color w:val="FFFFFF"/>
-                <w:sz w:val="18"/>
-                <w:szCs w:val="18"/>
+                <w:sz w:val="19"/>
+                <w:szCs w:val="19"/>
               </w:rPr>
               <w:t>Answers</w:t>
             </w:r>
@@ -7006,26 +6179,10 @@
           <w:p>
             <w:r>
               <w:rPr>
-                <w:rFonts w:ascii="Consolas" w:eastAsia="Consolas" w:hAnsi="Consolas" w:cs="Consolas"/>
-                <w:sz w:val="18"/>
-                <w:szCs w:val="18"/>
-              </w:rPr>
-              <w:t>GET /api/grid/live</w:t>
-            </w:r>
-            <w:r>
-              <w:rPr>
-                <w:sz w:val="18"/>
-                <w:szCs w:val="18"/>
-              </w:rPr>
-              <w:t xml:space="preserve">, </w:t>
-            </w:r>
-            <w:r>
-              <w:rPr>
-                <w:rFonts w:ascii="Consolas" w:eastAsia="Consolas" w:hAnsi="Consolas" w:cs="Consolas"/>
-                <w:sz w:val="18"/>
-                <w:szCs w:val="18"/>
-              </w:rPr>
-              <w:t>/api/grid/history</w:t>
+                <w:sz w:val="19"/>
+                <w:szCs w:val="19"/>
+              </w:rPr>
+              <w:t>GET /api/grid/live, /api/grid/history</w:t>
             </w:r>
           </w:p>
         </w:tc>
@@ -7043,8 +6200,8 @@
           <w:p>
             <w:r>
               <w:rPr>
-                <w:sz w:val="18"/>
-                <w:szCs w:val="18"/>
+                <w:sz w:val="19"/>
+                <w:szCs w:val="19"/>
               </w:rPr>
               <w:t>Speed</w:t>
             </w:r>
@@ -7064,8 +6221,8 @@
           <w:p>
             <w:r>
               <w:rPr>
-                <w:sz w:val="18"/>
-                <w:szCs w:val="18"/>
+                <w:sz w:val="19"/>
+                <w:szCs w:val="19"/>
               </w:rPr>
               <w:t>Current load, solar and renewable % per zone; 15-minute history</w:t>
             </w:r>
@@ -7093,9 +6250,8 @@
           <w:p>
             <w:r>
               <w:rPr>
-                <w:rFonts w:ascii="Consolas" w:eastAsia="Consolas" w:hAnsi="Consolas" w:cs="Consolas"/>
-                <w:sz w:val="18"/>
-                <w:szCs w:val="18"/>
+                <w:sz w:val="19"/>
+                <w:szCs w:val="19"/>
               </w:rPr>
               <w:t>GET /api/households/live</w:t>
             </w:r>
@@ -7115,8 +6271,8 @@
           <w:p>
             <w:r>
               <w:rPr>
-                <w:sz w:val="18"/>
-                <w:szCs w:val="18"/>
+                <w:sz w:val="19"/>
+                <w:szCs w:val="19"/>
               </w:rPr>
               <w:t>Speed</w:t>
             </w:r>
@@ -7136,8 +6292,8 @@
           <w:p>
             <w:r>
               <w:rPr>
-                <w:sz w:val="18"/>
-                <w:szCs w:val="18"/>
+                <w:sz w:val="19"/>
+                <w:szCs w:val="19"/>
               </w:rPr>
               <w:t>Today's running consumption per household</w:t>
             </w:r>
@@ -7165,41 +6321,10 @@
           <w:p>
             <w:r>
               <w:rPr>
-                <w:rFonts w:ascii="Consolas" w:eastAsia="Consolas" w:hAnsi="Consolas" w:cs="Consolas"/>
-                <w:sz w:val="18"/>
-                <w:szCs w:val="18"/>
-              </w:rPr>
-              <w:t>GET /api/billing/daily</w:t>
-            </w:r>
-            <w:r>
-              <w:rPr>
-                <w:sz w:val="18"/>
-                <w:szCs w:val="18"/>
-              </w:rPr>
-              <w:t xml:space="preserve">, </w:t>
-            </w:r>
-            <w:r>
-              <w:rPr>
-                <w:rFonts w:ascii="Consolas" w:eastAsia="Consolas" w:hAnsi="Consolas" w:cs="Consolas"/>
-                <w:sz w:val="18"/>
-                <w:szCs w:val="18"/>
-              </w:rPr>
-              <w:t>/summary</w:t>
-            </w:r>
-            <w:r>
-              <w:rPr>
-                <w:sz w:val="18"/>
-                <w:szCs w:val="18"/>
-              </w:rPr>
-              <w:t xml:space="preserve">, </w:t>
-            </w:r>
-            <w:r>
-              <w:rPr>
-                <w:rFonts w:ascii="Consolas" w:eastAsia="Consolas" w:hAnsi="Consolas" w:cs="Consolas"/>
-                <w:sz w:val="18"/>
-                <w:szCs w:val="18"/>
-              </w:rPr>
-              <w:t>/days</w:t>
+                <w:sz w:val="19"/>
+                <w:szCs w:val="19"/>
+              </w:rPr>
+              <w:t>GET /api/billing/daily, /summary, /days</w:t>
             </w:r>
           </w:p>
         </w:tc>
@@ -7217,8 +6342,8 @@
           <w:p>
             <w:r>
               <w:rPr>
-                <w:sz w:val="18"/>
-                <w:szCs w:val="18"/>
+                <w:sz w:val="19"/>
+                <w:szCs w:val="19"/>
               </w:rPr>
               <w:t>Batch</w:t>
             </w:r>
@@ -7238,8 +6363,8 @@
           <w:p>
             <w:r>
               <w:rPr>
-                <w:sz w:val="18"/>
-                <w:szCs w:val="18"/>
+                <w:sz w:val="19"/>
+                <w:szCs w:val="19"/>
               </w:rPr>
               <w:t>Per-household bill and solar contribution; zone roll-up; billed days</w:t>
             </w:r>
@@ -7267,9 +6392,8 @@
           <w:p>
             <w:r>
               <w:rPr>
-                <w:rFonts w:ascii="Consolas" w:eastAsia="Consolas" w:hAnsi="Consolas" w:cs="Consolas"/>
-                <w:sz w:val="18"/>
-                <w:szCs w:val="18"/>
+                <w:sz w:val="19"/>
+                <w:szCs w:val="19"/>
               </w:rPr>
               <w:t>GET /api/billing/projection</w:t>
             </w:r>
@@ -7289,8 +6413,8 @@
           <w:p>
             <w:r>
               <w:rPr>
-                <w:sz w:val="18"/>
-                <w:szCs w:val="18"/>
+                <w:sz w:val="19"/>
+                <w:szCs w:val="19"/>
               </w:rPr>
               <w:t>Merge</w:t>
             </w:r>
@@ -7310,8 +6434,8 @@
           <w:p>
             <w:r>
               <w:rPr>
-                <w:sz w:val="18"/>
-                <w:szCs w:val="18"/>
+                <w:sz w:val="19"/>
+                <w:szCs w:val="19"/>
               </w:rPr>
               <w:t>Provisional bill so far today = speed consumption × latest batch-validated tariff, beside the last final bill</w:t>
             </w:r>
@@ -7339,9 +6463,8 @@
           <w:p>
             <w:r>
               <w:rPr>
-                <w:rFonts w:ascii="Consolas" w:eastAsia="Consolas" w:hAnsi="Consolas" w:cs="Consolas"/>
-                <w:sz w:val="18"/>
-                <w:szCs w:val="18"/>
+                <w:sz w:val="19"/>
+                <w:szCs w:val="19"/>
               </w:rPr>
               <w:t>GET /api/reconciliation</w:t>
             </w:r>
@@ -7361,8 +6484,8 @@
           <w:p>
             <w:r>
               <w:rPr>
-                <w:sz w:val="18"/>
-                <w:szCs w:val="18"/>
+                <w:sz w:val="19"/>
+                <w:szCs w:val="19"/>
               </w:rPr>
               <w:t>Batch</w:t>
             </w:r>
@@ -7382,8 +6505,8 @@
           <w:p>
             <w:r>
               <w:rPr>
-                <w:sz w:val="18"/>
-                <w:szCs w:val="18"/>
+                <w:sz w:val="19"/>
+                <w:szCs w:val="19"/>
               </w:rPr>
               <w:t>Speed-vs-batch drift and data-quality counters</w:t>
             </w:r>
@@ -7411,56 +6534,10 @@
           <w:p>
             <w:r>
               <w:rPr>
-                <w:rFonts w:ascii="Consolas" w:eastAsia="Consolas" w:hAnsi="Consolas" w:cs="Consolas"/>
-                <w:sz w:val="18"/>
-                <w:szCs w:val="18"/>
-              </w:rPr>
-              <w:t>GET /api/alerts</w:t>
-            </w:r>
-            <w:r>
-              <w:rPr>
-                <w:sz w:val="18"/>
-                <w:szCs w:val="18"/>
-              </w:rPr>
-              <w:t xml:space="preserve">, </w:t>
-            </w:r>
-            <w:r>
-              <w:rPr>
-                <w:rFonts w:ascii="Consolas" w:eastAsia="Consolas" w:hAnsi="Consolas" w:cs="Consolas"/>
-                <w:sz w:val="18"/>
-                <w:szCs w:val="18"/>
-              </w:rPr>
-              <w:t>/api/pipeline/status</w:t>
-            </w:r>
-            <w:r>
-              <w:rPr>
-                <w:sz w:val="18"/>
-                <w:szCs w:val="18"/>
-              </w:rPr>
-              <w:t xml:space="preserve">, </w:t>
-            </w:r>
-            <w:r>
-              <w:rPr>
-                <w:rFonts w:ascii="Consolas" w:eastAsia="Consolas" w:hAnsi="Consolas" w:cs="Consolas"/>
-                <w:sz w:val="18"/>
-                <w:szCs w:val="18"/>
-              </w:rPr>
-              <w:t>/health</w:t>
-            </w:r>
-            <w:r>
-              <w:rPr>
-                <w:sz w:val="18"/>
-                <w:szCs w:val="18"/>
-              </w:rPr>
-              <w:t xml:space="preserve">, </w:t>
-            </w:r>
-            <w:r>
-              <w:rPr>
-                <w:rFonts w:ascii="Consolas" w:eastAsia="Consolas" w:hAnsi="Consolas" w:cs="Consolas"/>
-                <w:sz w:val="18"/>
-                <w:szCs w:val="18"/>
-              </w:rPr>
-              <w:t>/metrics</w:t>
+                <w:sz w:val="19"/>
+                <w:szCs w:val="19"/>
+              </w:rPr>
+              <w:t>GET /api/alerts, /api/pipeline/status, /health, /metrics</w:t>
             </w:r>
           </w:p>
         </w:tc>
@@ -7478,8 +6555,8 @@
           <w:p>
             <w:r>
               <w:rPr>
-                <w:sz w:val="18"/>
-                <w:szCs w:val="18"/>
+                <w:sz w:val="19"/>
+                <w:szCs w:val="19"/>
               </w:rPr>
               <w:t>Observability</w:t>
             </w:r>
@@ -7499,8 +6576,8 @@
           <w:p>
             <w:r>
               <w:rPr>
-                <w:sz w:val="18"/>
-                <w:szCs w:val="18"/>
+                <w:sz w:val="19"/>
+                <w:szCs w:val="19"/>
               </w:rPr>
               <w:t>Open/resolved alerts, heartbeats, stream quality, Prometheus metrics</w:t>
             </w:r>
@@ -7536,7 +6613,7 @@
       <w:pPr>
         <w:pStyle w:val="Heading1"/>
       </w:pPr>
-      <w:bookmarkStart w:id="15" w:name="_Toc241451127"/>
+      <w:bookmarkStart w:id="15" w:name="_Toc241528959"/>
       <w:r>
         <w:t>6. Observability Design</w:t>
       </w:r>
@@ -7568,7 +6645,7 @@
         <w:t>diagnosed</w:t>
       </w:r>
       <w:r>
-        <w:t xml:space="preserve"> from a single place. We instrument four signal types:</w:t>
+        <w:t xml:space="preserve"> from a single place. We instrument four signal types, and use shared correlation IDs for end-to-end tracing:</w:t>
       </w:r>
     </w:p>
     <w:tbl>
@@ -7586,7 +6663,7 @@
           <w:left w:w="10" w:type="dxa"/>
           <w:right w:w="10" w:type="dxa"/>
         </w:tblCellMar>
-        <w:tblLook w:val="0000" w:firstRow="0" w:lastRow="0" w:firstColumn="0" w:lastColumn="0" w:noHBand="0" w:noVBand="0"/>
+        <w:tblLook w:val="04A0" w:firstRow="1" w:lastRow="0" w:firstColumn="1" w:lastColumn="0" w:noHBand="0" w:noVBand="1"/>
       </w:tblPr>
       <w:tblGrid>
         <w:gridCol w:w="1500"/>
@@ -7620,8 +6697,8 @@
                 <w:b/>
                 <w:bCs/>
                 <w:color w:val="FFFFFF"/>
-                <w:sz w:val="18"/>
-                <w:szCs w:val="18"/>
+                <w:sz w:val="19"/>
+                <w:szCs w:val="19"/>
               </w:rPr>
               <w:t>Signal</w:t>
             </w:r>
@@ -7644,8 +6721,8 @@
                 <w:b/>
                 <w:bCs/>
                 <w:color w:val="FFFFFF"/>
-                <w:sz w:val="18"/>
-                <w:szCs w:val="18"/>
+                <w:sz w:val="19"/>
+                <w:szCs w:val="19"/>
               </w:rPr>
               <w:t>How it is produced</w:t>
             </w:r>
@@ -7668,8 +6745,8 @@
                 <w:b/>
                 <w:bCs/>
                 <w:color w:val="FFFFFF"/>
-                <w:sz w:val="18"/>
-                <w:szCs w:val="18"/>
+                <w:sz w:val="19"/>
+                <w:szCs w:val="19"/>
               </w:rPr>
               <w:t>Why</w:t>
             </w:r>
@@ -7697,8 +6774,8 @@
           <w:p>
             <w:r>
               <w:rPr>
-                <w:sz w:val="18"/>
-                <w:szCs w:val="18"/>
+                <w:sz w:val="19"/>
+                <w:szCs w:val="19"/>
               </w:rPr>
               <w:t>Structured logs</w:t>
             </w:r>
@@ -7718,108 +6795,17 @@
           <w:p>
             <w:r>
               <w:rPr>
-                <w:sz w:val="18"/>
-                <w:szCs w:val="18"/>
-              </w:rPr>
-              <w:t>Every component logs one JSON object per event (</w:t>
-            </w:r>
-            <w:r>
-              <w:rPr>
-                <w:rFonts w:ascii="Consolas" w:eastAsia="Consolas" w:hAnsi="Consolas" w:cs="Consolas"/>
-                <w:sz w:val="18"/>
-                <w:szCs w:val="18"/>
-              </w:rPr>
-              <w:t>time, level, component, msg</w:t>
-            </w:r>
-            <w:r>
-              <w:rPr>
-                <w:sz w:val="18"/>
-                <w:szCs w:val="18"/>
-              </w:rPr>
-              <w:t xml:space="preserve"> + fields) to stdout and </w:t>
-            </w:r>
-            <w:r>
-              <w:rPr>
-                <w:rFonts w:ascii="Consolas" w:eastAsia="Consolas" w:hAnsi="Consolas" w:cs="Consolas"/>
-                <w:sz w:val="18"/>
-                <w:szCs w:val="18"/>
-              </w:rPr>
-              <w:t>logs/&lt;component&gt;.log</w:t>
-            </w:r>
-            <w:r>
-              <w:rPr>
-                <w:sz w:val="18"/>
-                <w:szCs w:val="18"/>
-              </w:rPr>
-              <w:t xml:space="preserve">; correlation keys </w:t>
-            </w:r>
-            <w:r>
-              <w:rPr>
-                <w:rFonts w:ascii="Consolas" w:eastAsia="Consolas" w:hAnsi="Consolas" w:cs="Consolas"/>
-                <w:sz w:val="18"/>
-                <w:szCs w:val="18"/>
-              </w:rPr>
-              <w:t>sim_day</w:t>
-            </w:r>
-            <w:r>
-              <w:rPr>
-                <w:sz w:val="18"/>
-                <w:szCs w:val="18"/>
-              </w:rPr>
-              <w:t xml:space="preserve">, </w:t>
-            </w:r>
-            <w:r>
-              <w:rPr>
-                <w:rFonts w:ascii="Consolas" w:eastAsia="Consolas" w:hAnsi="Consolas" w:cs="Consolas"/>
-                <w:sz w:val="18"/>
-                <w:szCs w:val="18"/>
-              </w:rPr>
-              <w:t>batch_id</w:t>
-            </w:r>
-            <w:r>
-              <w:rPr>
-                <w:sz w:val="18"/>
-                <w:szCs w:val="18"/>
-              </w:rPr>
-              <w:t xml:space="preserve">, </w:t>
-            </w:r>
-            <w:r>
-              <w:rPr>
-                <w:rFonts w:ascii="Consolas" w:eastAsia="Consolas" w:hAnsi="Consolas" w:cs="Consolas"/>
-                <w:sz w:val="18"/>
-                <w:szCs w:val="18"/>
-              </w:rPr>
-              <w:t>run_id</w:t>
-            </w:r>
-            <w:r>
-              <w:rPr>
-                <w:sz w:val="18"/>
-                <w:szCs w:val="18"/>
-              </w:rPr>
-              <w:t xml:space="preserve">, </w:t>
-            </w:r>
-            <w:r>
-              <w:rPr>
-                <w:rFonts w:ascii="Consolas" w:eastAsia="Consolas" w:hAnsi="Consolas" w:cs="Consolas"/>
-                <w:sz w:val="18"/>
-                <w:szCs w:val="18"/>
-              </w:rPr>
-              <w:t>event_id</w:t>
-            </w:r>
-            <w:r>
-              <w:rPr>
-                <w:sz w:val="18"/>
-                <w:szCs w:val="18"/>
-              </w:rPr>
-              <w:t xml:space="preserve">, </w:t>
-            </w:r>
-            <w:r>
-              <w:rPr>
-                <w:rFonts w:ascii="Consolas" w:eastAsia="Consolas" w:hAnsi="Consolas" w:cs="Consolas"/>
-                <w:sz w:val="18"/>
-                <w:szCs w:val="18"/>
-              </w:rPr>
-              <w:t>household_id</w:t>
+                <w:sz w:val="19"/>
+                <w:szCs w:val="19"/>
+              </w:rPr>
+              <w:t>Every component logs one JSON object per event (time, level, component, msg</w:t>
+            </w:r>
+            <w:r>
+              <w:rPr>
+                <w:sz w:val="19"/>
+                <w:szCs w:val="19"/>
+              </w:rPr>
+              <w:t xml:space="preserve"> + fields) to standard output and a per-component log file; correlation keys sim_day, batch_id, run_id, event_id, household_id</w:t>
             </w:r>
           </w:p>
         </w:tc>
@@ -7837,8 +6823,8 @@
           <w:p>
             <w:r>
               <w:rPr>
-                <w:sz w:val="18"/>
-                <w:szCs w:val="18"/>
+                <w:sz w:val="19"/>
+                <w:szCs w:val="19"/>
               </w:rPr>
               <w:t>Trace one day or one batch run across producer → Spark → Airflow → API; machine-parseable for a log shipper</w:t>
             </w:r>
@@ -7866,8 +6852,8 @@
           <w:p>
             <w:r>
               <w:rPr>
-                <w:sz w:val="18"/>
-                <w:szCs w:val="18"/>
+                <w:sz w:val="19"/>
+                <w:szCs w:val="19"/>
               </w:rPr>
               <w:t>Heartbeats</w:t>
             </w:r>
@@ -7887,25 +6873,10 @@
           <w:p>
             <w:r>
               <w:rPr>
-                <w:sz w:val="18"/>
-                <w:szCs w:val="18"/>
-              </w:rPr>
-              <w:t xml:space="preserve">Each long-running component upserts </w:t>
-            </w:r>
-            <w:r>
-              <w:rPr>
-                <w:rFonts w:ascii="Consolas" w:eastAsia="Consolas" w:hAnsi="Consolas" w:cs="Consolas"/>
-                <w:sz w:val="18"/>
-                <w:szCs w:val="18"/>
-              </w:rPr>
-              <w:t>pipeline_health</w:t>
-            </w:r>
-            <w:r>
-              <w:rPr>
-                <w:sz w:val="18"/>
-                <w:szCs w:val="18"/>
-              </w:rPr>
-              <w:t xml:space="preserve"> (status + detail); each component has its own staleness budget</w:t>
+                <w:sz w:val="19"/>
+                <w:szCs w:val="19"/>
+              </w:rPr>
+              <w:t>Each long-running component upserts pipeline_health (status + detail); each component has its own staleness budget</w:t>
             </w:r>
           </w:p>
         </w:tc>
@@ -7923,8 +6894,8 @@
           <w:p>
             <w:r>
               <w:rPr>
-                <w:sz w:val="18"/>
-                <w:szCs w:val="18"/>
+                <w:sz w:val="19"/>
+                <w:szCs w:val="19"/>
               </w:rPr>
               <w:t>Liveness per stage; the batch layer is legitimately silent for a day, so one global threshold would give false alarms</w:t>
             </w:r>
@@ -7952,8 +6923,8 @@
           <w:p>
             <w:r>
               <w:rPr>
-                <w:sz w:val="18"/>
-                <w:szCs w:val="18"/>
+                <w:sz w:val="19"/>
+                <w:szCs w:val="19"/>
               </w:rPr>
               <w:t>Pipeline metrics</w:t>
             </w:r>
@@ -7973,56 +6944,10 @@
           <w:p>
             <w:r>
               <w:rPr>
-                <w:rFonts w:ascii="Consolas" w:eastAsia="Consolas" w:hAnsi="Consolas" w:cs="Consolas"/>
-                <w:sz w:val="18"/>
-                <w:szCs w:val="18"/>
-              </w:rPr>
-              <w:t>stream_quality_metrics</w:t>
-            </w:r>
-            <w:r>
-              <w:rPr>
-                <w:sz w:val="18"/>
-                <w:szCs w:val="18"/>
-              </w:rPr>
-              <w:t xml:space="preserve"> per micro-batch; </w:t>
-            </w:r>
-            <w:r>
-              <w:rPr>
-                <w:rFonts w:ascii="Consolas" w:eastAsia="Consolas" w:hAnsi="Consolas" w:cs="Consolas"/>
-                <w:sz w:val="18"/>
-                <w:szCs w:val="18"/>
-              </w:rPr>
-              <w:t>batch_reconciliation</w:t>
-            </w:r>
-            <w:r>
-              <w:rPr>
-                <w:sz w:val="18"/>
-                <w:szCs w:val="18"/>
-              </w:rPr>
-              <w:t xml:space="preserve"> per day; exported by </w:t>
-            </w:r>
-            <w:r>
-              <w:rPr>
-                <w:rFonts w:ascii="Consolas" w:eastAsia="Consolas" w:hAnsi="Consolas" w:cs="Consolas"/>
-                <w:sz w:val="18"/>
-                <w:szCs w:val="18"/>
-              </w:rPr>
-              <w:t>/metrics</w:t>
-            </w:r>
-            <w:r>
-              <w:rPr>
-                <w:sz w:val="18"/>
-                <w:szCs w:val="18"/>
-              </w:rPr>
-              <w:t xml:space="preserve"> (refreshed from Postgres on each scrape) and the producer's </w:t>
-            </w:r>
-            <w:r>
-              <w:rPr>
-                <w:rFonts w:ascii="Consolas" w:eastAsia="Consolas" w:hAnsi="Consolas" w:cs="Consolas"/>
-                <w:sz w:val="18"/>
-                <w:szCs w:val="18"/>
-              </w:rPr>
-              <w:t>:8001</w:t>
+                <w:sz w:val="19"/>
+                <w:szCs w:val="19"/>
+              </w:rPr>
+              <w:t>stream_quality_metrics per micro-batch; batch_reconciliation per day; exported by /metrics (refreshed from Postgres on each scrape) and the producer's :8001</w:t>
             </w:r>
           </w:p>
         </w:tc>
@@ -8040,8 +6965,8 @@
           <w:p>
             <w:r>
               <w:rPr>
-                <w:sz w:val="18"/>
-                <w:szCs w:val="18"/>
+                <w:sz w:val="19"/>
+                <w:szCs w:val="19"/>
               </w:rPr>
               <w:t>Volume, invalid rate by reason, duplicates, event-time lag, speed-vs-batch drift, delivery failures, request latency</w:t>
             </w:r>
@@ -8069,8 +6994,8 @@
           <w:p>
             <w:r>
               <w:rPr>
-                <w:sz w:val="18"/>
-                <w:szCs w:val="18"/>
+                <w:sz w:val="19"/>
+                <w:szCs w:val="19"/>
               </w:rPr>
               <w:t>Alerts</w:t>
             </w:r>
@@ -8090,33 +7015,10 @@
           <w:p>
             <w:r>
               <w:rPr>
-                <w:sz w:val="18"/>
-                <w:szCs w:val="18"/>
-              </w:rPr>
-              <w:t xml:space="preserve">Rule engine </w:t>
-            </w:r>
-            <w:r>
-              <w:rPr>
-                <w:rFonts w:ascii="Consolas" w:eastAsia="Consolas" w:hAnsi="Consolas" w:cs="Consolas"/>
-                <w:sz w:val="18"/>
-                <w:szCs w:val="18"/>
-              </w:rPr>
-              <w:t>observability/alerts.py</w:t>
-            </w:r>
-            <w:r>
-              <w:rPr>
-                <w:sz w:val="18"/>
-                <w:szCs w:val="18"/>
-              </w:rPr>
-              <w:t xml:space="preserve"> every 15 s and after each batch run; Prometheus evaluates the equivalent </w:t>
-            </w:r>
-            <w:r>
-              <w:rPr>
-                <w:rFonts w:ascii="Consolas" w:eastAsia="Consolas" w:hAnsi="Consolas" w:cs="Consolas"/>
-                <w:sz w:val="18"/>
-                <w:szCs w:val="18"/>
-              </w:rPr>
-              <w:t>alert_rules.yml</w:t>
+                <w:sz w:val="19"/>
+                <w:szCs w:val="19"/>
+              </w:rPr>
+              <w:t>A Python rule engine every 15 s and after each batch run; Prometheus evaluates the equivalent alert rules</w:t>
             </w:r>
           </w:p>
         </w:tc>
@@ -8134,8 +7036,8 @@
           <w:p>
             <w:r>
               <w:rPr>
-                <w:sz w:val="18"/>
-                <w:szCs w:val="18"/>
+                <w:sz w:val="19"/>
+                <w:szCs w:val="19"/>
               </w:rPr>
               <w:t>Turns signals into de-duplicated, auto-resolving, optionally webhook-notified alerts</w:t>
             </w:r>
@@ -8163,12 +7065,12 @@
           <w:left w:w="10" w:type="dxa"/>
           <w:right w:w="10" w:type="dxa"/>
         </w:tblCellMar>
-        <w:tblLook w:val="0000" w:firstRow="0" w:lastRow="0" w:firstColumn="0" w:lastColumn="0" w:noHBand="0" w:noVBand="0"/>
+        <w:tblLook w:val="04A0" w:firstRow="1" w:lastRow="0" w:firstColumn="1" w:lastColumn="0" w:noHBand="0" w:noVBand="1"/>
       </w:tblPr>
       <w:tblGrid>
-        <w:gridCol w:w="2300"/>
-        <w:gridCol w:w="4300"/>
-        <w:gridCol w:w="3250"/>
+        <w:gridCol w:w="2409"/>
+        <w:gridCol w:w="4238"/>
+        <w:gridCol w:w="3203"/>
       </w:tblGrid>
       <w:tr>
         <w:tblPrEx>
@@ -8197,8 +7099,8 @@
                 <w:b/>
                 <w:bCs/>
                 <w:color w:val="FFFFFF"/>
-                <w:sz w:val="18"/>
-                <w:szCs w:val="18"/>
+                <w:sz w:val="19"/>
+                <w:szCs w:val="19"/>
               </w:rPr>
               <w:t>Rule</w:t>
             </w:r>
@@ -8221,8 +7123,8 @@
                 <w:b/>
                 <w:bCs/>
                 <w:color w:val="FFFFFF"/>
-                <w:sz w:val="18"/>
-                <w:szCs w:val="18"/>
+                <w:sz w:val="19"/>
+                <w:szCs w:val="19"/>
               </w:rPr>
               <w:t>Condition (default threshold)</w:t>
             </w:r>
@@ -8245,8 +7147,8 @@
                 <w:b/>
                 <w:bCs/>
                 <w:color w:val="FFFFFF"/>
-                <w:sz w:val="18"/>
-                <w:szCs w:val="18"/>
+                <w:sz w:val="19"/>
+                <w:szCs w:val="19"/>
               </w:rPr>
               <w:t>Detects</w:t>
             </w:r>
@@ -8274,8 +7176,8 @@
           <w:p>
             <w:r>
               <w:rPr>
-                <w:sz w:val="18"/>
-                <w:szCs w:val="18"/>
+                <w:sz w:val="19"/>
+                <w:szCs w:val="19"/>
               </w:rPr>
               <w:t>LOW_RENEWABLE (business)</w:t>
             </w:r>
@@ -8295,8 +7197,8 @@
           <w:p>
             <w:r>
               <w:rPr>
-                <w:sz w:val="18"/>
-                <w:szCs w:val="18"/>
+                <w:sz w:val="19"/>
+                <w:szCs w:val="19"/>
               </w:rPr>
               <w:t>zone renewable % &lt; 10% in the latest complete window, during simulated daylight only</w:t>
             </w:r>
@@ -8316,8 +7218,8 @@
           <w:p>
             <w:r>
               <w:rPr>
-                <w:sz w:val="18"/>
-                <w:szCs w:val="18"/>
+                <w:sz w:val="19"/>
+                <w:szCs w:val="19"/>
               </w:rPr>
               <w:t>Grid leaning on non-renewable supply (e.g. overcast zone)</w:t>
             </w:r>
@@ -8345,8 +7247,8 @@
           <w:p>
             <w:r>
               <w:rPr>
-                <w:sz w:val="18"/>
-                <w:szCs w:val="18"/>
+                <w:sz w:val="19"/>
+                <w:szCs w:val="19"/>
               </w:rPr>
               <w:t>NO_DATA</w:t>
             </w:r>
@@ -8366,8 +7268,8 @@
           <w:p>
             <w:r>
               <w:rPr>
-                <w:sz w:val="18"/>
-                <w:szCs w:val="18"/>
+                <w:sz w:val="19"/>
+                <w:szCs w:val="19"/>
               </w:rPr>
               <w:t>heartbeat older than the component's budget (2 min streaming; 2 days + 2 min for the batch layer)</w:t>
             </w:r>
@@ -8387,8 +7289,8 @@
           <w:p>
             <w:r>
               <w:rPr>
-                <w:sz w:val="18"/>
-                <w:szCs w:val="18"/>
+                <w:sz w:val="19"/>
+                <w:szCs w:val="19"/>
               </w:rPr>
               <w:t>Dead/stuck producer, Spark query, alerts engine or batch layer</w:t>
             </w:r>
@@ -8416,8 +7318,8 @@
           <w:p>
             <w:r>
               <w:rPr>
-                <w:sz w:val="18"/>
-                <w:szCs w:val="18"/>
+                <w:sz w:val="19"/>
+                <w:szCs w:val="19"/>
               </w:rPr>
               <w:t>COMPONENT_FAILED</w:t>
             </w:r>
@@ -8437,8 +7339,8 @@
           <w:p>
             <w:r>
               <w:rPr>
-                <w:sz w:val="18"/>
-                <w:szCs w:val="18"/>
+                <w:sz w:val="19"/>
+                <w:szCs w:val="19"/>
               </w:rPr>
               <w:t>component reported status ≠ OK (e.g. batch job exception)</w:t>
             </w:r>
@@ -8458,8 +7360,8 @@
           <w:p>
             <w:r>
               <w:rPr>
-                <w:sz w:val="18"/>
-                <w:szCs w:val="18"/>
+                <w:sz w:val="19"/>
+                <w:szCs w:val="19"/>
               </w:rPr>
               <w:t>Crashes that still heartbeat</w:t>
             </w:r>
@@ -8487,8 +7389,8 @@
           <w:p>
             <w:r>
               <w:rPr>
-                <w:sz w:val="18"/>
-                <w:szCs w:val="18"/>
+                <w:sz w:val="19"/>
+                <w:szCs w:val="19"/>
               </w:rPr>
               <w:t>HIGH_INVALID_RATE</w:t>
             </w:r>
@@ -8508,8 +7410,8 @@
           <w:p>
             <w:r>
               <w:rPr>
-                <w:sz w:val="18"/>
-                <w:szCs w:val="18"/>
+                <w:sz w:val="19"/>
+                <w:szCs w:val="19"/>
               </w:rPr>
               <w:t>&gt; 5% of events quarantined in 5 min</w:t>
             </w:r>
@@ -8529,8 +7431,8 @@
           <w:p>
             <w:r>
               <w:rPr>
-                <w:sz w:val="18"/>
-                <w:szCs w:val="18"/>
+                <w:sz w:val="19"/>
+                <w:szCs w:val="19"/>
               </w:rPr>
               <w:t>Upstream schema/sensor problem</w:t>
             </w:r>
@@ -8558,8 +7460,8 @@
           <w:p>
             <w:r>
               <w:rPr>
-                <w:sz w:val="18"/>
-                <w:szCs w:val="18"/>
+                <w:sz w:val="19"/>
+                <w:szCs w:val="19"/>
               </w:rPr>
               <w:t>HIGH_STREAM_LAG</w:t>
             </w:r>
@@ -8579,8 +7481,8 @@
           <w:p>
             <w:r>
               <w:rPr>
-                <w:sz w:val="18"/>
-                <w:szCs w:val="18"/>
+                <w:sz w:val="19"/>
+                <w:szCs w:val="19"/>
               </w:rPr>
               <w:t>average event→sink lag &gt; 60 s</w:t>
             </w:r>
@@ -8600,8 +7502,8 @@
           <w:p>
             <w:r>
               <w:rPr>
-                <w:sz w:val="18"/>
-                <w:szCs w:val="18"/>
+                <w:sz w:val="19"/>
+                <w:szCs w:val="19"/>
               </w:rPr>
               <w:t>Speed layer falling behind</w:t>
             </w:r>
@@ -8629,8 +7531,8 @@
           <w:p>
             <w:r>
               <w:rPr>
-                <w:sz w:val="18"/>
-                <w:szCs w:val="18"/>
+                <w:sz w:val="19"/>
+                <w:szCs w:val="19"/>
               </w:rPr>
               <w:t>RECONCILIATION_DRIFT</w:t>
             </w:r>
@@ -8650,8 +7552,8 @@
           <w:p>
             <w:r>
               <w:rPr>
-                <w:sz w:val="18"/>
-                <w:szCs w:val="18"/>
+                <w:sz w:val="19"/>
+                <w:szCs w:val="19"/>
               </w:rPr>
               <w:t>|speed − batch| / batch &gt; 10% for the last billed day</w:t>
             </w:r>
@@ -8671,8 +7573,8 @@
           <w:p>
             <w:r>
               <w:rPr>
-                <w:sz w:val="18"/>
-                <w:szCs w:val="18"/>
+                <w:sz w:val="19"/>
+                <w:szCs w:val="19"/>
               </w:rPr>
               <w:t>Speed-layer double counting / data loss</w:t>
             </w:r>
@@ -8700,8 +7602,8 @@
           <w:p>
             <w:r>
               <w:rPr>
-                <w:sz w:val="18"/>
-                <w:szCs w:val="18"/>
+                <w:sz w:val="19"/>
+                <w:szCs w:val="19"/>
               </w:rPr>
               <w:t>PIPELINE_TASK_FAILED</w:t>
             </w:r>
@@ -8721,18 +7623,10 @@
           <w:p>
             <w:r>
               <w:rPr>
-                <w:sz w:val="18"/>
-                <w:szCs w:val="18"/>
-              </w:rPr>
-              <w:t xml:space="preserve">Airflow </w:t>
-            </w:r>
-            <w:r>
-              <w:rPr>
-                <w:rFonts w:ascii="Consolas" w:eastAsia="Consolas" w:hAnsi="Consolas" w:cs="Consolas"/>
-                <w:sz w:val="18"/>
-                <w:szCs w:val="18"/>
-              </w:rPr>
-              <w:t>on_failure_callback</w:t>
+                <w:sz w:val="19"/>
+                <w:szCs w:val="19"/>
+              </w:rPr>
+              <w:t>Airflow on_failure_callback</w:t>
             </w:r>
           </w:p>
         </w:tc>
@@ -8750,8 +7644,8 @@
           <w:p>
             <w:r>
               <w:rPr>
-                <w:sz w:val="18"/>
-                <w:szCs w:val="18"/>
+                <w:sz w:val="19"/>
+                <w:szCs w:val="19"/>
               </w:rPr>
               <w:t>Batch orchestration failure</w:t>
             </w:r>
@@ -8765,40 +7659,32 @@
         <w:jc w:val="both"/>
       </w:pPr>
       <w:r>
-        <w:t xml:space="preserve">Alerts are stored with a partial unique index so that at most one alert per (type, scope) is open; while the condition persists its </w:t>
-      </w:r>
+        <w:t>Alerts are stored with a partial unique index so that at most one alert per (type, scope) is open; while the condition persists its last_seen_at and value are refreshed, and when it clears the alert is auto-resolved. Every transition is logged, and posted to a Slack/Teams-compatible webhook when one is configured.</w:t>
+      </w:r>
+    </w:p>
+    <w:p>
+      <w:pPr>
+        <w:spacing w:after="140" w:line="276" w:lineRule="auto"/>
+        <w:jc w:val="both"/>
+      </w:pPr>
       <w:r>
         <w:rPr>
-          <w:rFonts w:ascii="Consolas" w:eastAsia="Consolas" w:hAnsi="Consolas" w:cs="Consolas"/>
-          <w:color w:val="0B4F8A"/>
-          <w:sz w:val="19"/>
-          <w:szCs w:val="19"/>
+          <w:b/>
+          <w:bCs/>
         </w:rPr>
-        <w:t>last_seen_at</w:t>
-      </w:r>
-      <w:r>
-        <w:t xml:space="preserve"> and value are refreshed, and when it clears the alert is auto-resolved. Every transition is logged, and posted to a Slack/Teams-compatible webhook when </w:t>
-      </w:r>
-      <w:r>
-        <w:rPr>
-          <w:rFonts w:ascii="Consolas" w:eastAsia="Consolas" w:hAnsi="Consolas" w:cs="Consolas"/>
-          <w:color w:val="0B4F8A"/>
-          <w:sz w:val="19"/>
-          <w:szCs w:val="19"/>
-        </w:rPr>
-        <w:t>ALERT_WEBHOOK_URL</w:t>
-      </w:r>
-      <w:r>
-        <w:t xml:space="preserve"> is set.</w:t>
+        <w:lastRenderedPageBreak/>
+        <w:t>Tracing.</w:t>
+      </w:r>
+      <w:r>
+        <w:t xml:space="preserve"> Every reading carries an event_id, every speed-layer micro-batch a batch_id and every batch-layer run a run_id, and all of them, together with sim_day and household_id, are written into the structured logs and stored with the results (each bill records the run_id that produced it). This lets a single reading, micro-batch or daily billing run be traced end to end from the producer through Kafka, Spark and Airflow to PostgreSQL and the API, which is how a failure is located to the stage where it happened.</w:t>
       </w:r>
     </w:p>
     <w:p>
       <w:pPr>
         <w:pStyle w:val="Heading2"/>
       </w:pPr>
-      <w:bookmarkStart w:id="16" w:name="_Toc241451128"/>
-      <w:r>
-        <w:lastRenderedPageBreak/>
+      <w:bookmarkStart w:id="16" w:name="_Toc241528960"/>
+      <w:r>
         <w:t>6.1 Failure drill: stopping the streaming source</w:t>
       </w:r>
       <w:bookmarkEnd w:id="16"/>
@@ -8809,19 +7695,7 @@
         <w:jc w:val="both"/>
       </w:pPr>
       <w:r>
-        <w:t>To show that failures are detected and diagnosable, we stopped the producer container (</w:t>
-      </w:r>
-      <w:r>
-        <w:rPr>
-          <w:rFonts w:ascii="Consolas" w:eastAsia="Consolas" w:hAnsi="Consolas" w:cs="Consolas"/>
-          <w:color w:val="0B4F8A"/>
-          <w:sz w:val="19"/>
-          <w:szCs w:val="19"/>
-        </w:rPr>
-        <w:t>docker compose stop meter-producer</w:t>
-      </w:r>
-      <w:r>
-        <w:t>) at 09:26:21 UTC. The rule engine raised 2 NO_DATA alert(s) (meter_producer, speed_layer) and /health reported the affected components as stale; after restarting the producer the speed layer resumed from its Kafka offsets and every NO_DATA alert auto-resolved without manual action.</w:t>
+        <w:t>To show that failures are detected and diagnosable, we stopped the producer container at 09:26:21 UTC. The rule engine raised 2 NO_DATA alert(s) (meter_producer, speed_layer) and /health reported the affected components as stale; after restarting the producer the speed layer resumed from its Kafka offsets and every NO_DATA alert auto-resolved without manual action.</w:t>
       </w:r>
     </w:p>
     <w:tbl>
@@ -8839,7 +7713,7 @@
           <w:left w:w="10" w:type="dxa"/>
           <w:right w:w="10" w:type="dxa"/>
         </w:tblCellMar>
-        <w:tblLook w:val="0000" w:firstRow="0" w:lastRow="0" w:firstColumn="0" w:lastColumn="0" w:noHBand="0" w:noVBand="0"/>
+        <w:tblLook w:val="04A0" w:firstRow="1" w:lastRow="0" w:firstColumn="1" w:lastColumn="0" w:noHBand="0" w:noVBand="1"/>
       </w:tblPr>
       <w:tblGrid>
         <w:gridCol w:w="1800"/>
@@ -8872,8 +7746,8 @@
                 <w:b/>
                 <w:bCs/>
                 <w:color w:val="FFFFFF"/>
-                <w:sz w:val="18"/>
-                <w:szCs w:val="18"/>
+                <w:sz w:val="19"/>
+                <w:szCs w:val="19"/>
               </w:rPr>
               <w:t>Time (UTC)</w:t>
             </w:r>
@@ -8896,8 +7770,8 @@
                 <w:b/>
                 <w:bCs/>
                 <w:color w:val="FFFFFF"/>
-                <w:sz w:val="18"/>
-                <w:szCs w:val="18"/>
+                <w:sz w:val="19"/>
+                <w:szCs w:val="19"/>
               </w:rPr>
               <w:t>Observation</w:t>
             </w:r>
@@ -8925,8 +7799,8 @@
           <w:p>
             <w:r>
               <w:rPr>
-                <w:sz w:val="18"/>
-                <w:szCs w:val="18"/>
+                <w:sz w:val="19"/>
+                <w:szCs w:val="19"/>
               </w:rPr>
               <w:t>09:26:21</w:t>
             </w:r>
@@ -8946,8 +7820,8 @@
           <w:p>
             <w:r>
               <w:rPr>
-                <w:sz w:val="18"/>
-                <w:szCs w:val="18"/>
+                <w:sz w:val="19"/>
+                <w:szCs w:val="19"/>
               </w:rPr>
               <w:t>docker compose stop meter-producer (streaming source killed)</w:t>
             </w:r>
@@ -8975,8 +7849,8 @@
           <w:p>
             <w:r>
               <w:rPr>
-                <w:sz w:val="18"/>
-                <w:szCs w:val="18"/>
+                <w:sz w:val="19"/>
+                <w:szCs w:val="19"/>
               </w:rPr>
               <w:t>09:28:23</w:t>
             </w:r>
@@ -8996,8 +7870,8 @@
           <w:p>
             <w:r>
               <w:rPr>
-                <w:sz w:val="18"/>
-                <w:szCs w:val="18"/>
+                <w:sz w:val="19"/>
+                <w:szCs w:val="19"/>
               </w:rPr>
               <w:t>/health marks meter_producer STALE (last heartbeat 127 s ago); overall DEGRADED</w:t>
             </w:r>
@@ -9025,8 +7899,8 @@
           <w:p>
             <w:r>
               <w:rPr>
-                <w:sz w:val="18"/>
-                <w:szCs w:val="18"/>
+                <w:sz w:val="19"/>
+                <w:szCs w:val="19"/>
               </w:rPr>
               <w:t>09:28:33</w:t>
             </w:r>
@@ -9046,8 +7920,8 @@
           <w:p>
             <w:r>
               <w:rPr>
-                <w:sz w:val="18"/>
-                <w:szCs w:val="18"/>
+                <w:sz w:val="19"/>
+                <w:szCs w:val="19"/>
               </w:rPr>
               <w:t>/health marks speed_layer STALE (last heartbeat 122 s ago); overall DEGRADED</w:t>
             </w:r>
@@ -9075,8 +7949,8 @@
           <w:p>
             <w:r>
               <w:rPr>
-                <w:sz w:val="18"/>
-                <w:szCs w:val="18"/>
+                <w:sz w:val="19"/>
+                <w:szCs w:val="19"/>
               </w:rPr>
               <w:t>09:28:33</w:t>
             </w:r>
@@ -9096,8 +7970,8 @@
           <w:p>
             <w:r>
               <w:rPr>
-                <w:sz w:val="18"/>
-                <w:szCs w:val="18"/>
+                <w:sz w:val="19"/>
+                <w:szCs w:val="19"/>
               </w:rPr>
               <w:t>Alert NO_DATA (CRITICAL) raised for meter_producer: No heartbeat from meter_producer for 2.2 min (budget 2.0 min)</w:t>
             </w:r>
@@ -9125,8 +7999,8 @@
           <w:p>
             <w:r>
               <w:rPr>
-                <w:sz w:val="18"/>
-                <w:szCs w:val="18"/>
+                <w:sz w:val="19"/>
+                <w:szCs w:val="19"/>
               </w:rPr>
               <w:t>09:28:43</w:t>
             </w:r>
@@ -9146,8 +8020,8 @@
           <w:p>
             <w:r>
               <w:rPr>
-                <w:sz w:val="18"/>
-                <w:szCs w:val="18"/>
+                <w:sz w:val="19"/>
+                <w:szCs w:val="19"/>
               </w:rPr>
               <w:t>Alert NO_DATA (CRITICAL) raised for speed_layer: No heartbeat from speed_layer for 2.0 min (budget 2.0 min)</w:t>
             </w:r>
@@ -9175,8 +8049,8 @@
           <w:p>
             <w:r>
               <w:rPr>
-                <w:sz w:val="18"/>
-                <w:szCs w:val="18"/>
+                <w:sz w:val="19"/>
+                <w:szCs w:val="19"/>
               </w:rPr>
               <w:t>09:28:51</w:t>
             </w:r>
@@ -9196,8 +8070,8 @@
           <w:p>
             <w:r>
               <w:rPr>
-                <w:sz w:val="18"/>
-                <w:szCs w:val="18"/>
+                <w:sz w:val="19"/>
+                <w:szCs w:val="19"/>
               </w:rPr>
               <w:t>Dashboard screenshot taken (status pill DEGRADED, NO_DATA alerts listed)</w:t>
             </w:r>
@@ -9225,8 +8099,8 @@
           <w:p>
             <w:r>
               <w:rPr>
-                <w:sz w:val="18"/>
-                <w:szCs w:val="18"/>
+                <w:sz w:val="19"/>
+                <w:szCs w:val="19"/>
               </w:rPr>
               <w:t>09:29:52</w:t>
             </w:r>
@@ -9246,8 +8120,8 @@
           <w:p>
             <w:r>
               <w:rPr>
-                <w:sz w:val="18"/>
-                <w:szCs w:val="18"/>
+                <w:sz w:val="19"/>
+                <w:szCs w:val="19"/>
               </w:rPr>
               <w:t>docker compose start meter-producer (source restored)</w:t>
             </w:r>
@@ -9275,8 +8149,8 @@
           <w:p>
             <w:r>
               <w:rPr>
-                <w:sz w:val="18"/>
-                <w:szCs w:val="18"/>
+                <w:sz w:val="19"/>
+                <w:szCs w:val="19"/>
               </w:rPr>
               <w:t>09:30:12</w:t>
             </w:r>
@@ -9296,8 +8170,8 @@
           <w:p>
             <w:r>
               <w:rPr>
-                <w:sz w:val="18"/>
-                <w:szCs w:val="18"/>
+                <w:sz w:val="19"/>
+                <w:szCs w:val="19"/>
               </w:rPr>
               <w:t>All NO_DATA alerts auto-resolved; /health back to OK</w:t>
             </w:r>
@@ -9321,10 +8195,10 @@
           <w:noProof/>
         </w:rPr>
         <w:drawing>
-          <wp:inline distT="0" distB="0" distL="0" distR="0" wp14:anchorId="14D799AF" wp14:editId="2E2F8A98">
-            <wp:extent cx="5848350" cy="4181475"/>
+          <wp:inline distT="0" distB="0" distL="0" distR="0" wp14:anchorId="7075BA4D" wp14:editId="6F7912BB">
+            <wp:extent cx="5391150" cy="3857625"/>
             <wp:effectExtent l="0" t="0" r="0" b="0"/>
-            <wp:docPr id="943013048" name="Picture 943013048"/>
+            <wp:docPr id="1258557433" name="Picture 1258557433"/>
             <wp:cNvGraphicFramePr>
               <a:graphicFrameLocks xmlns:a="http://schemas.openxmlformats.org/drawingml/2006/main" noChangeAspect="1"/>
             </wp:cNvGraphicFramePr>
@@ -9347,7 +8221,7 @@
                   <pic:spPr bwMode="auto">
                     <a:xfrm>
                       <a:off x="0" y="0"/>
-                      <a:ext cx="5848350" cy="4181475"/>
+                      <a:ext cx="5391150" cy="3857625"/>
                     </a:xfrm>
                     <a:prstGeom prst="rect">
                       <a:avLst/>
@@ -9369,9 +8243,8 @@
         <w:rPr>
           <w:i/>
           <w:iCs/>
-          <w:color w:val="555555"/>
-          <w:sz w:val="18"/>
-          <w:szCs w:val="18"/>
+          <w:sz w:val="19"/>
+          <w:szCs w:val="19"/>
         </w:rPr>
         <w:t>Figure 4. Dashboard during the drill: NO_DATA alerts and stale components.</w:t>
       </w:r>
@@ -9380,8 +8253,9 @@
       <w:pPr>
         <w:pStyle w:val="Heading1"/>
       </w:pPr>
-      <w:bookmarkStart w:id="17" w:name="_Toc241451129"/>
-      <w:r>
+      <w:bookmarkStart w:id="17" w:name="_Toc241528961"/>
+      <w:r>
+        <w:lastRenderedPageBreak/>
         <w:t>7. Testing and Reproducibility</w:t>
       </w:r>
       <w:bookmarkEnd w:id="17"/>
@@ -9403,19 +8277,7 @@
         <w:t>Unit tests</w:t>
       </w:r>
       <w:r>
-        <w:t xml:space="preserve"> (</w:t>
-      </w:r>
-      <w:r>
-        <w:rPr>
-          <w:rFonts w:ascii="Consolas" w:eastAsia="Consolas" w:hAnsi="Consolas" w:cs="Consolas"/>
-          <w:color w:val="0B4F8A"/>
-          <w:sz w:val="19"/>
-          <w:szCs w:val="19"/>
-        </w:rPr>
-        <w:t>tests/</w:t>
-      </w:r>
-      <w:r>
-        <w:t>, no infrastructure): data-quality rules, billing formula, simulated clock, both simulators (fields, value ranges, determinism, overcast spell, every dirty kind fails validation, atomic file drop), alert predicates, API endpoints with a stubbed database (projection merge, health staleness, DB-outage 503, metrics) and the report renderer.</w:t>
+        <w:t xml:space="preserve"> (no infrastructure needed): data-quality rules, billing formula, simulated clock, both simulators (fields, value ranges, determinism, overcast spell, every dirty kind fails validation, atomic file drop), alert predicates, API endpoints with a stubbed database (projection merge, health staleness, DB-outage 503, metrics) and the report renderer.</w:t>
       </w:r>
     </w:p>
     <w:p>
@@ -9425,27 +8287,15 @@
       </w:pPr>
       <w:r>
         <w:rPr>
-          <w:rFonts w:ascii="Consolas" w:eastAsia="Consolas" w:hAnsi="Consolas" w:cs="Consolas"/>
-          <w:sz w:val="16"/>
-          <w:szCs w:val="16"/>
+          <w:sz w:val="18"/>
+          <w:szCs w:val="18"/>
         </w:rPr>
-        <w:lastRenderedPageBreak/>
-        <w:t>$ pytest tests -q</w:t>
+        <w:t>collected tests: 44</w:t>
       </w:r>
       <w:r>
         <w:rPr>
-          <w:rFonts w:ascii="Consolas" w:eastAsia="Consolas" w:hAnsi="Consolas" w:cs="Consolas"/>
-          <w:sz w:val="16"/>
-          <w:szCs w:val="16"/>
-        </w:rPr>
-        <w:br/>
-        <w:t>collected tests: 44</w:t>
-      </w:r>
-      <w:r>
-        <w:rPr>
-          <w:rFonts w:ascii="Consolas" w:eastAsia="Consolas" w:hAnsi="Consolas" w:cs="Consolas"/>
-          <w:sz w:val="16"/>
-          <w:szCs w:val="16"/>
+          <w:sz w:val="18"/>
+          <w:szCs w:val="18"/>
         </w:rPr>
         <w:br/>
         <w:t>44 passed in 1.04s</w:t>
@@ -9468,43 +8318,7 @@
         <w:t>End-to-end smoke test</w:t>
       </w:r>
       <w:r>
-        <w:t xml:space="preserve"> (</w:t>
-      </w:r>
-      <w:r>
-        <w:rPr>
-          <w:rFonts w:ascii="Consolas" w:eastAsia="Consolas" w:hAnsi="Consolas" w:cs="Consolas"/>
-          <w:color w:val="0B4F8A"/>
-          <w:sz w:val="19"/>
-          <w:szCs w:val="19"/>
-        </w:rPr>
-        <w:t>scripts/smoke_test.py</w:t>
-      </w:r>
-      <w:r>
-        <w:t xml:space="preserve">) against the running stack: events delivered, live windows for all zones, quarantine working, </w:t>
-      </w:r>
-      <w:r>
-        <w:rPr>
-          <w:rFonts w:ascii="Consolas" w:eastAsia="Consolas" w:hAnsi="Consolas" w:cs="Consolas"/>
-          <w:color w:val="0B4F8A"/>
-          <w:sz w:val="19"/>
-          <w:szCs w:val="19"/>
-        </w:rPr>
-        <w:t>/health</w:t>
-      </w:r>
-      <w:r>
-        <w:t xml:space="preserve"> OK, Prometheus rules loaded and targets up, every bill equal to </w:t>
-      </w:r>
-      <w:r>
-        <w:rPr>
-          <w:rFonts w:ascii="Consolas" w:eastAsia="Consolas" w:hAnsi="Consolas" w:cs="Consolas"/>
-          <w:color w:val="0B4F8A"/>
-          <w:sz w:val="19"/>
-          <w:szCs w:val="19"/>
-        </w:rPr>
-        <w:t>compute_bill()</w:t>
-      </w:r>
-      <w:r>
-        <w:t>, reconciliation present, projection populated.</w:t>
+        <w:t xml:space="preserve"> against the running stack: events delivered, live windows for all zones, quarantine working, health check OK, Prometheus rules loaded and targets up, every bill equal to the billing formula, reconciliation present, projection populated.</w:t>
       </w:r>
     </w:p>
     <w:p>
@@ -9514,144 +8328,113 @@
       </w:pPr>
       <w:r>
         <w:rPr>
-          <w:rFonts w:ascii="Consolas" w:eastAsia="Consolas" w:hAnsi="Consolas" w:cs="Consolas"/>
-          <w:sz w:val="16"/>
-          <w:szCs w:val="16"/>
+          <w:sz w:val="18"/>
+          <w:szCs w:val="18"/>
         </w:rPr>
-        <w:t>$ python scripts/smoke_test.py</w:t>
+        <w:t xml:space="preserve">[PASS] ingestion: producer delivered events to Kafka -- 10490 delivered </w:t>
       </w:r>
       <w:r>
         <w:rPr>
-          <w:rFonts w:ascii="Consolas" w:eastAsia="Consolas" w:hAnsi="Consolas" w:cs="Consolas"/>
-          <w:sz w:val="16"/>
-          <w:szCs w:val="16"/>
-        </w:rPr>
-        <w:br/>
-        <w:t xml:space="preserve">[PASS] ingestion: producer delivered events to Kafka -- 10490 delivered </w:t>
-      </w:r>
-      <w:r>
-        <w:rPr>
-          <w:rFonts w:ascii="Consolas" w:eastAsia="Consolas" w:hAnsi="Consolas" w:cs="Consolas"/>
-          <w:sz w:val="16"/>
-          <w:szCs w:val="16"/>
+          <w:sz w:val="18"/>
+          <w:szCs w:val="18"/>
         </w:rPr>
         <w:br/>
         <w:t xml:space="preserve">[PASS] speed layer: live window for all 4 zones -- ['East', 'North', 'South', 'West'] </w:t>
       </w:r>
       <w:r>
         <w:rPr>
-          <w:rFonts w:ascii="Consolas" w:eastAsia="Consolas" w:hAnsi="Consolas" w:cs="Consolas"/>
-          <w:sz w:val="16"/>
-          <w:szCs w:val="16"/>
+          <w:sz w:val="18"/>
+          <w:szCs w:val="18"/>
         </w:rPr>
         <w:br/>
         <w:t xml:space="preserve">[PASS] speed layer: events processed in last 5 min -- 3679 events </w:t>
       </w:r>
       <w:r>
         <w:rPr>
-          <w:rFonts w:ascii="Consolas" w:eastAsia="Consolas" w:hAnsi="Consolas" w:cs="Consolas"/>
-          <w:sz w:val="16"/>
-          <w:szCs w:val="16"/>
+          <w:sz w:val="18"/>
+          <w:szCs w:val="18"/>
         </w:rPr>
         <w:br/>
         <w:t xml:space="preserve">[PASS] processing: dirty events are quarantined -- {"bad_timestamp": 16, "out_of_range": 12, "missing_field": 10, "negative_value": 7} </w:t>
       </w:r>
       <w:r>
         <w:rPr>
-          <w:rFonts w:ascii="Consolas" w:eastAsia="Consolas" w:hAnsi="Consolas" w:cs="Consolas"/>
-          <w:sz w:val="16"/>
-          <w:szCs w:val="16"/>
+          <w:sz w:val="18"/>
+          <w:szCs w:val="18"/>
         </w:rPr>
         <w:br/>
-        <w:t>[PASS] observability: /health reports every component OK -- alerts_engine=OK, batch_layer=OK, meter_producer=OK, speed_layer=OK, tariff_batch_source</w:t>
+        <w:t xml:space="preserve">[PASS] observability: /health reports every component OK -- alerts_engine=OK, batch_layer=OK, meter_producer=OK, speed_layer=OK, tariff_batch_source=OK </w:t>
       </w:r>
       <w:r>
         <w:rPr>
-          <w:rFonts w:ascii="Consolas" w:eastAsia="Consolas" w:hAnsi="Consolas" w:cs="Consolas"/>
-          <w:sz w:val="16"/>
-          <w:szCs w:val="16"/>
-        </w:rPr>
-        <w:t xml:space="preserve">=OK </w:t>
-      </w:r>
-      <w:r>
-        <w:rPr>
-          <w:rFonts w:ascii="Consolas" w:eastAsia="Consolas" w:hAnsi="Consolas" w:cs="Consolas"/>
-          <w:sz w:val="16"/>
-          <w:szCs w:val="16"/>
+          <w:sz w:val="18"/>
+          <w:szCs w:val="18"/>
         </w:rPr>
         <w:br/>
         <w:t xml:space="preserve">[PASS] observability: /metrics exports pipeline gauges </w:t>
       </w:r>
       <w:r>
         <w:rPr>
-          <w:rFonts w:ascii="Consolas" w:eastAsia="Consolas" w:hAnsi="Consolas" w:cs="Consolas"/>
-          <w:sz w:val="16"/>
-          <w:szCs w:val="16"/>
+          <w:sz w:val="18"/>
+          <w:szCs w:val="18"/>
         </w:rPr>
         <w:br/>
-        <w:t xml:space="preserve">[PASS] observability: Prometheus alert rules loaded -- 9 rules </w:t>
+        <w:t>[PASS] obser</w:t>
       </w:r>
       <w:r>
         <w:rPr>
-          <w:rFonts w:ascii="Consolas" w:eastAsia="Consolas" w:hAnsi="Consolas" w:cs="Consolas"/>
-          <w:sz w:val="16"/>
-          <w:szCs w:val="16"/>
+          <w:sz w:val="18"/>
+          <w:szCs w:val="18"/>
+        </w:rPr>
+        <w:t xml:space="preserve">vability: Prometheus alert rules loaded -- 9 rules </w:t>
+      </w:r>
+      <w:r>
+        <w:rPr>
+          <w:sz w:val="18"/>
+          <w:szCs w:val="18"/>
         </w:rPr>
         <w:br/>
         <w:t xml:space="preserve">[PASS] observability: Prometheus scrape targets up -- meter-producer=up, prometheus=up, serving-api=up </w:t>
       </w:r>
       <w:r>
         <w:rPr>
-          <w:rFonts w:ascii="Consolas" w:eastAsia="Consolas" w:hAnsi="Consolas" w:cs="Consolas"/>
-          <w:sz w:val="16"/>
-          <w:szCs w:val="16"/>
+          <w:sz w:val="18"/>
+          <w:szCs w:val="18"/>
         </w:rPr>
         <w:br/>
-        <w:t xml:space="preserve">[PASS] batch layer: every bill matches billing_rules.compute_bill -- 24 bills for sim_day 4, mismatches=[] </w:t>
+        <w:t xml:space="preserve">[PASS] batch layer: every bill matches the billing formula -- 24 bills for sim_day 4, mismatches=[] </w:t>
       </w:r>
       <w:r>
         <w:rPr>
-          <w:rFonts w:ascii="Consolas" w:eastAsia="Consolas" w:hAnsi="Consolas" w:cs="Consolas"/>
-          <w:sz w:val="16"/>
-          <w:szCs w:val="16"/>
+          <w:sz w:val="18"/>
+          <w:szCs w:val="18"/>
         </w:rPr>
         <w:br/>
         <w:t xml:space="preserve">[PASS] batch layer: speed/batch reconciliation recorded -- drift=0.14% </w:t>
       </w:r>
       <w:r>
         <w:rPr>
-          <w:rFonts w:ascii="Consolas" w:eastAsia="Consolas" w:hAnsi="Consolas" w:cs="Consolas"/>
-          <w:sz w:val="16"/>
-          <w:szCs w:val="16"/>
+          <w:sz w:val="18"/>
+          <w:szCs w:val="18"/>
         </w:rPr>
         <w:br/>
         <w:t xml:space="preserve">[PASS] lambda merge: provisional bills for the running day -- 24 households, total 15491.04 </w:t>
       </w:r>
       <w:r>
         <w:rPr>
-          <w:rFonts w:ascii="Consolas" w:eastAsia="Consolas" w:hAnsi="Consolas" w:cs="Consolas"/>
-          <w:sz w:val="16"/>
-          <w:szCs w:val="16"/>
+          <w:sz w:val="18"/>
+          <w:szCs w:val="18"/>
         </w:rPr>
         <w:br/>
         <w:t xml:space="preserve"> </w:t>
       </w:r>
       <w:r>
         <w:rPr>
-          <w:rFonts w:ascii="Consolas" w:eastAsia="Consolas" w:hAnsi="Consolas" w:cs="Consolas"/>
-          <w:sz w:val="16"/>
-          <w:szCs w:val="16"/>
+          <w:sz w:val="18"/>
+          <w:szCs w:val="18"/>
         </w:rPr>
         <w:br/>
-        <w:t>ALL CHEC</w:t>
-      </w:r>
-      <w:r>
-        <w:rPr>
-          <w:rFonts w:ascii="Consolas" w:eastAsia="Consolas" w:hAnsi="Consolas" w:cs="Consolas"/>
-          <w:sz w:val="16"/>
-          <w:szCs w:val="16"/>
-        </w:rPr>
-        <w:t>KS PASSED</w:t>
+        <w:t>ALL CHECKS PASSED</w:t>
       </w:r>
     </w:p>
     <w:p>
@@ -9671,62 +8454,14 @@
         <w:t>Reproduce:</w:t>
       </w:r>
       <w:r>
-        <w:t xml:space="preserve"> </w:t>
-      </w:r>
-      <w:r>
-        <w:rPr>
-          <w:rFonts w:ascii="Consolas" w:eastAsia="Consolas" w:hAnsi="Consolas" w:cs="Consolas"/>
-          <w:color w:val="0B4F8A"/>
-          <w:sz w:val="19"/>
-          <w:szCs w:val="19"/>
-        </w:rPr>
-        <w:t>docker compose up --build -d</w:t>
-      </w:r>
-      <w:r>
-        <w:t xml:space="preserve">, wait ~6 minutes for the first bill, then </w:t>
-      </w:r>
-      <w:r>
-        <w:rPr>
-          <w:rFonts w:ascii="Consolas" w:eastAsia="Consolas" w:hAnsi="Consolas" w:cs="Consolas"/>
-          <w:color w:val="0B4F8A"/>
-          <w:sz w:val="19"/>
-          <w:szCs w:val="19"/>
-        </w:rPr>
-        <w:t>python scripts/smoke_test.py --wait-billing</w:t>
-      </w:r>
-      <w:r>
-        <w:t xml:space="preserve">. All configuration is in </w:t>
-      </w:r>
-      <w:r>
-        <w:rPr>
-          <w:rFonts w:ascii="Consolas" w:eastAsia="Consolas" w:hAnsi="Consolas" w:cs="Consolas"/>
-          <w:color w:val="0B4F8A"/>
-          <w:sz w:val="19"/>
-          <w:szCs w:val="19"/>
-        </w:rPr>
-        <w:t>config.py</w:t>
-      </w:r>
-      <w:r>
-        <w:t xml:space="preserve"> / </w:t>
-      </w:r>
-      <w:r>
-        <w:rPr>
-          <w:rFonts w:ascii="Consolas" w:eastAsia="Consolas" w:hAnsi="Consolas" w:cs="Consolas"/>
-          <w:color w:val="0B4F8A"/>
-          <w:sz w:val="19"/>
-          <w:szCs w:val="19"/>
-        </w:rPr>
-        <w:t>.env</w:t>
-      </w:r>
-      <w:r>
-        <w:t>.</w:t>
+        <w:t xml:space="preserve"> start the whole stack with one Docker Compose command, wait about six minutes for the first bill, then run the end-to-end smoke test. All configuration is set through environment variables.</w:t>
       </w:r>
     </w:p>
     <w:p>
       <w:pPr>
         <w:pStyle w:val="Heading1"/>
       </w:pPr>
-      <w:bookmarkStart w:id="18" w:name="_Toc241451130"/>
+      <w:bookmarkStart w:id="18" w:name="_Toc241528962"/>
       <w:r>
         <w:t>8. Results</w:t>
       </w:r>
@@ -9738,26 +8473,14 @@
         <w:jc w:val="both"/>
       </w:pPr>
       <w:r>
-        <w:t xml:space="preserve">The results below come from one continuous run of the stack (5 simulated days, ~25 minutes of real time). Every number was read from the API by </w:t>
-      </w:r>
-      <w:r>
-        <w:rPr>
-          <w:rFonts w:ascii="Consolas" w:eastAsia="Consolas" w:hAnsi="Consolas" w:cs="Consolas"/>
-          <w:color w:val="0B4F8A"/>
-          <w:sz w:val="19"/>
-          <w:szCs w:val="19"/>
-        </w:rPr>
-        <w:t>report/capture_results.py</w:t>
-      </w:r>
-      <w:r>
-        <w:t>.</w:t>
+        <w:t>The results below come from one continuous run of the stack (5 simulated days, ~25 minutes of real time). Every number was read from the API by an automated capture script.</w:t>
       </w:r>
     </w:p>
     <w:p>
       <w:pPr>
         <w:pStyle w:val="Heading2"/>
       </w:pPr>
-      <w:bookmarkStart w:id="19" w:name="_Toc241451131"/>
+      <w:bookmarkStart w:id="19" w:name="_Toc241528963"/>
       <w:r>
         <w:t>8.1 Live dashboard and real-time API</w:t>
       </w:r>
@@ -9774,10 +8497,10 @@
           <w:noProof/>
         </w:rPr>
         <w:drawing>
-          <wp:inline distT="0" distB="0" distL="0" distR="0" wp14:anchorId="70E4AFA6" wp14:editId="1033699F">
-            <wp:extent cx="5943600" cy="4248150"/>
+          <wp:inline distT="0" distB="0" distL="0" distR="0" wp14:anchorId="12D08C64" wp14:editId="65A6A6ED">
+            <wp:extent cx="4476750" cy="3200400"/>
             <wp:effectExtent l="0" t="0" r="0" b="0"/>
-            <wp:docPr id="1225395327" name="Picture 1225395327"/>
+            <wp:docPr id="1711440799" name="Picture 1711440799"/>
             <wp:cNvGraphicFramePr>
               <a:graphicFrameLocks xmlns:a="http://schemas.openxmlformats.org/drawingml/2006/main" noChangeAspect="1"/>
             </wp:cNvGraphicFramePr>
@@ -9800,7 +8523,7 @@
                   <pic:spPr bwMode="auto">
                     <a:xfrm>
                       <a:off x="0" y="0"/>
-                      <a:ext cx="5943600" cy="4248150"/>
+                      <a:ext cx="4476750" cy="3200400"/>
                     </a:xfrm>
                     <a:prstGeom prst="rect">
                       <a:avLst/>
@@ -9822,9 +8545,8 @@
         <w:rPr>
           <w:i/>
           <w:iCs/>
-          <w:color w:val="555555"/>
-          <w:sz w:val="18"/>
-          <w:szCs w:val="18"/>
+          <w:sz w:val="19"/>
+          <w:szCs w:val="19"/>
         </w:rPr>
         <w:t>Figure 5. Live dashboard: speed-layer KPIs, per-zone renewable % with the alert threshold, 15-minute history, active alerts and pipeline health.</w:t>
       </w:r>
@@ -9841,10 +8563,10 @@
         </w:rPr>
         <w:lastRenderedPageBreak/>
         <w:drawing>
-          <wp:inline distT="0" distB="0" distL="0" distR="0" wp14:anchorId="1F67A50C" wp14:editId="66337E3F">
+          <wp:inline distT="0" distB="0" distL="0" distR="0" wp14:anchorId="455EC0B1" wp14:editId="5F132409">
             <wp:extent cx="4752975" cy="5124450"/>
             <wp:effectExtent l="0" t="0" r="0" b="0"/>
-            <wp:docPr id="373570174" name="Picture 373570174"/>
+            <wp:docPr id="1598214909" name="Picture 1598214909"/>
             <wp:cNvGraphicFramePr>
               <a:graphicFrameLocks xmlns:a="http://schemas.openxmlformats.org/drawingml/2006/main" noChangeAspect="1"/>
             </wp:cNvGraphicFramePr>
@@ -9889,9 +8611,8 @@
         <w:rPr>
           <w:i/>
           <w:iCs/>
-          <w:color w:val="555555"/>
-          <w:sz w:val="18"/>
-          <w:szCs w:val="18"/>
+          <w:sz w:val="19"/>
+          <w:szCs w:val="19"/>
         </w:rPr>
         <w:t>Figure 6. GET /api/grid/live — latest complete window per zone (speed view).</w:t>
       </w:r>
@@ -9900,7 +8621,7 @@
       <w:pPr>
         <w:pStyle w:val="Heading2"/>
       </w:pPr>
-      <w:bookmarkStart w:id="20" w:name="_Toc241451132"/>
+      <w:bookmarkStart w:id="20" w:name="_Toc241528964"/>
       <w:r>
         <w:t>8.2 Daily billing and solar-contribution report (batch view)</w:t>
       </w:r>
@@ -9930,7 +8651,7 @@
           <w:left w:w="10" w:type="dxa"/>
           <w:right w:w="10" w:type="dxa"/>
         </w:tblCellMar>
-        <w:tblLook w:val="0000" w:firstRow="0" w:lastRow="0" w:firstColumn="0" w:lastColumn="0" w:noHBand="0" w:noVBand="0"/>
+        <w:tblLook w:val="04A0" w:firstRow="1" w:lastRow="0" w:firstColumn="1" w:lastColumn="0" w:noHBand="0" w:noVBand="1"/>
       </w:tblPr>
       <w:tblGrid>
         <w:gridCol w:w="1400"/>
@@ -9967,8 +8688,8 @@
                 <w:b/>
                 <w:bCs/>
                 <w:color w:val="FFFFFF"/>
-                <w:sz w:val="18"/>
-                <w:szCs w:val="18"/>
+                <w:sz w:val="19"/>
+                <w:szCs w:val="19"/>
               </w:rPr>
               <w:t>Zone</w:t>
             </w:r>
@@ -9991,8 +8712,8 @@
                 <w:b/>
                 <w:bCs/>
                 <w:color w:val="FFFFFF"/>
-                <w:sz w:val="18"/>
-                <w:szCs w:val="18"/>
+                <w:sz w:val="19"/>
+                <w:szCs w:val="19"/>
               </w:rPr>
               <w:t>Households</w:t>
             </w:r>
@@ -10015,8 +8736,8 @@
                 <w:b/>
                 <w:bCs/>
                 <w:color w:val="FFFFFF"/>
-                <w:sz w:val="18"/>
-                <w:szCs w:val="18"/>
+                <w:sz w:val="19"/>
+                <w:szCs w:val="19"/>
               </w:rPr>
               <w:t>Consumption kWh</w:t>
             </w:r>
@@ -10039,8 +8760,8 @@
                 <w:b/>
                 <w:bCs/>
                 <w:color w:val="FFFFFF"/>
-                <w:sz w:val="18"/>
-                <w:szCs w:val="18"/>
+                <w:sz w:val="19"/>
+                <w:szCs w:val="19"/>
               </w:rPr>
               <w:t>Solar kWh</w:t>
             </w:r>
@@ -10063,8 +8784,8 @@
                 <w:b/>
                 <w:bCs/>
                 <w:color w:val="FFFFFF"/>
-                <w:sz w:val="18"/>
-                <w:szCs w:val="18"/>
+                <w:sz w:val="19"/>
+                <w:szCs w:val="19"/>
               </w:rPr>
               <w:t>Avg solar contribution %</w:t>
             </w:r>
@@ -10087,8 +8808,8 @@
                 <w:b/>
                 <w:bCs/>
                 <w:color w:val="FFFFFF"/>
-                <w:sz w:val="18"/>
-                <w:szCs w:val="18"/>
+                <w:sz w:val="19"/>
+                <w:szCs w:val="19"/>
               </w:rPr>
               <w:t>Billed (LKR)</w:t>
             </w:r>
@@ -10116,8 +8837,8 @@
           <w:p>
             <w:r>
               <w:rPr>
-                <w:sz w:val="18"/>
-                <w:szCs w:val="18"/>
+                <w:sz w:val="19"/>
+                <w:szCs w:val="19"/>
               </w:rPr>
               <w:t>East</w:t>
             </w:r>
@@ -10137,8 +8858,8 @@
           <w:p>
             <w:r>
               <w:rPr>
-                <w:sz w:val="18"/>
-                <w:szCs w:val="18"/>
+                <w:sz w:val="19"/>
+                <w:szCs w:val="19"/>
               </w:rPr>
               <w:t>6</w:t>
             </w:r>
@@ -10158,8 +8879,8 @@
           <w:p>
             <w:r>
               <w:rPr>
-                <w:sz w:val="18"/>
-                <w:szCs w:val="18"/>
+                <w:sz w:val="19"/>
+                <w:szCs w:val="19"/>
               </w:rPr>
               <w:t>567.85</w:t>
             </w:r>
@@ -10179,8 +8900,8 @@
           <w:p>
             <w:r>
               <w:rPr>
-                <w:sz w:val="18"/>
-                <w:szCs w:val="18"/>
+                <w:sz w:val="19"/>
+                <w:szCs w:val="19"/>
               </w:rPr>
               <w:t>70.06</w:t>
             </w:r>
@@ -10200,8 +8921,8 @@
           <w:p>
             <w:r>
               <w:rPr>
-                <w:sz w:val="18"/>
-                <w:szCs w:val="18"/>
+                <w:sz w:val="19"/>
+                <w:szCs w:val="19"/>
               </w:rPr>
               <w:t>12.3</w:t>
             </w:r>
@@ -10221,8 +8942,8 @@
           <w:p>
             <w:r>
               <w:rPr>
-                <w:sz w:val="18"/>
-                <w:szCs w:val="18"/>
+                <w:sz w:val="19"/>
+                <w:szCs w:val="19"/>
               </w:rPr>
               <w:t>12,339.32</w:t>
             </w:r>
@@ -10250,8 +8971,8 @@
           <w:p>
             <w:r>
               <w:rPr>
-                <w:sz w:val="18"/>
-                <w:szCs w:val="18"/>
+                <w:sz w:val="19"/>
+                <w:szCs w:val="19"/>
               </w:rPr>
               <w:t>North</w:t>
             </w:r>
@@ -10271,8 +8992,8 @@
           <w:p>
             <w:r>
               <w:rPr>
-                <w:sz w:val="18"/>
-                <w:szCs w:val="18"/>
+                <w:sz w:val="19"/>
+                <w:szCs w:val="19"/>
               </w:rPr>
               <w:t>6</w:t>
             </w:r>
@@ -10292,8 +9013,8 @@
           <w:p>
             <w:r>
               <w:rPr>
-                <w:sz w:val="18"/>
-                <w:szCs w:val="18"/>
+                <w:sz w:val="19"/>
+                <w:szCs w:val="19"/>
               </w:rPr>
               <w:t>558.27</w:t>
             </w:r>
@@ -10313,8 +9034,8 @@
           <w:p>
             <w:r>
               <w:rPr>
-                <w:sz w:val="18"/>
-                <w:szCs w:val="18"/>
+                <w:sz w:val="19"/>
+                <w:szCs w:val="19"/>
               </w:rPr>
               <w:t>70.17</w:t>
             </w:r>
@@ -10334,8 +9055,8 @@
           <w:p>
             <w:r>
               <w:rPr>
-                <w:sz w:val="18"/>
-                <w:szCs w:val="18"/>
+                <w:sz w:val="19"/>
+                <w:szCs w:val="19"/>
               </w:rPr>
               <w:t>12.6</w:t>
             </w:r>
@@ -10355,8 +9076,8 @@
           <w:p>
             <w:r>
               <w:rPr>
-                <w:sz w:val="18"/>
-                <w:szCs w:val="18"/>
+                <w:sz w:val="19"/>
+                <w:szCs w:val="19"/>
               </w:rPr>
               <w:t>10,960.30</w:t>
             </w:r>
@@ -10384,8 +9105,8 @@
           <w:p>
             <w:r>
               <w:rPr>
-                <w:sz w:val="18"/>
-                <w:szCs w:val="18"/>
+                <w:sz w:val="19"/>
+                <w:szCs w:val="19"/>
               </w:rPr>
               <w:t>South</w:t>
             </w:r>
@@ -10405,8 +9126,8 @@
           <w:p>
             <w:r>
               <w:rPr>
-                <w:sz w:val="18"/>
-                <w:szCs w:val="18"/>
+                <w:sz w:val="19"/>
+                <w:szCs w:val="19"/>
               </w:rPr>
               <w:t>6</w:t>
             </w:r>
@@ -10426,8 +9147,8 @@
           <w:p>
             <w:r>
               <w:rPr>
-                <w:sz w:val="18"/>
-                <w:szCs w:val="18"/>
+                <w:sz w:val="19"/>
+                <w:szCs w:val="19"/>
               </w:rPr>
               <w:t>562.47</w:t>
             </w:r>
@@ -10447,8 +9168,8 @@
           <w:p>
             <w:r>
               <w:rPr>
-                <w:sz w:val="18"/>
-                <w:szCs w:val="18"/>
+                <w:sz w:val="19"/>
+                <w:szCs w:val="19"/>
               </w:rPr>
               <w:t>25.92</w:t>
             </w:r>
@@ -10468,8 +9189,8 @@
           <w:p>
             <w:r>
               <w:rPr>
-                <w:sz w:val="18"/>
-                <w:szCs w:val="18"/>
+                <w:sz w:val="19"/>
+                <w:szCs w:val="19"/>
               </w:rPr>
               <w:t>4.6</w:t>
             </w:r>
@@ -10489,8 +9210,8 @@
           <w:p>
             <w:r>
               <w:rPr>
-                <w:sz w:val="18"/>
-                <w:szCs w:val="18"/>
+                <w:sz w:val="19"/>
+                <w:szCs w:val="19"/>
               </w:rPr>
               <w:t>12,609.07</w:t>
             </w:r>
@@ -10518,8 +9239,8 @@
           <w:p>
             <w:r>
               <w:rPr>
-                <w:sz w:val="18"/>
-                <w:szCs w:val="18"/>
+                <w:sz w:val="19"/>
+                <w:szCs w:val="19"/>
               </w:rPr>
               <w:t>West</w:t>
             </w:r>
@@ -10539,8 +9260,8 @@
           <w:p>
             <w:r>
               <w:rPr>
-                <w:sz w:val="18"/>
-                <w:szCs w:val="18"/>
+                <w:sz w:val="19"/>
+                <w:szCs w:val="19"/>
               </w:rPr>
               <w:t>6</w:t>
             </w:r>
@@ -10560,8 +9281,8 @@
           <w:p>
             <w:r>
               <w:rPr>
-                <w:sz w:val="18"/>
-                <w:szCs w:val="18"/>
+                <w:sz w:val="19"/>
+                <w:szCs w:val="19"/>
               </w:rPr>
               <w:t>552.53</w:t>
             </w:r>
@@ -10581,8 +9302,8 @@
           <w:p>
             <w:r>
               <w:rPr>
-                <w:sz w:val="18"/>
-                <w:szCs w:val="18"/>
+                <w:sz w:val="19"/>
+                <w:szCs w:val="19"/>
               </w:rPr>
               <w:t>35.68</w:t>
             </w:r>
@@ -10602,8 +9323,8 @@
           <w:p>
             <w:r>
               <w:rPr>
-                <w:sz w:val="18"/>
-                <w:szCs w:val="18"/>
+                <w:sz w:val="19"/>
+                <w:szCs w:val="19"/>
               </w:rPr>
               <w:t>6.5</w:t>
             </w:r>
@@ -10623,8 +9344,8 @@
           <w:p>
             <w:r>
               <w:rPr>
-                <w:sz w:val="18"/>
-                <w:szCs w:val="18"/>
+                <w:sz w:val="19"/>
+                <w:szCs w:val="19"/>
               </w:rPr>
               <w:t>12,489.72</w:t>
             </w:r>
@@ -10643,19 +9364,7 @@
         <w:jc w:val="both"/>
       </w:pPr>
       <w:r>
-        <w:t>First rows of the per-household report (</w:t>
-      </w:r>
-      <w:r>
-        <w:rPr>
-          <w:rFonts w:ascii="Consolas" w:eastAsia="Consolas" w:hAnsi="Consolas" w:cs="Consolas"/>
-          <w:color w:val="0B4F8A"/>
-          <w:sz w:val="19"/>
-          <w:szCs w:val="19"/>
-        </w:rPr>
-        <w:t>reports/daily_billing_report_simdayN.csv</w:t>
-      </w:r>
-      <w:r>
-        <w:t>):</w:t>
+        <w:t>First rows of the per-household billing report:</w:t>
       </w:r>
     </w:p>
     <w:tbl>
@@ -10673,7 +9382,7 @@
           <w:left w:w="10" w:type="dxa"/>
           <w:right w:w="10" w:type="dxa"/>
         </w:tblCellMar>
-        <w:tblLook w:val="0000" w:firstRow="0" w:lastRow="0" w:firstColumn="0" w:lastColumn="0" w:noHBand="0" w:noVBand="0"/>
+        <w:tblLook w:val="04A0" w:firstRow="1" w:lastRow="0" w:firstColumn="1" w:lastColumn="0" w:noHBand="0" w:noVBand="1"/>
       </w:tblPr>
       <w:tblGrid>
         <w:gridCol w:w="1100"/>
@@ -10713,8 +9422,8 @@
                 <w:b/>
                 <w:bCs/>
                 <w:color w:val="FFFFFF"/>
-                <w:sz w:val="18"/>
-                <w:szCs w:val="18"/>
+                <w:sz w:val="19"/>
+                <w:szCs w:val="19"/>
               </w:rPr>
               <w:t>Household</w:t>
             </w:r>
@@ -10737,8 +9446,8 @@
                 <w:b/>
                 <w:bCs/>
                 <w:color w:val="FFFFFF"/>
-                <w:sz w:val="18"/>
-                <w:szCs w:val="18"/>
+                <w:sz w:val="19"/>
+                <w:szCs w:val="19"/>
               </w:rPr>
               <w:t>Zone</w:t>
             </w:r>
@@ -10761,8 +9470,8 @@
                 <w:b/>
                 <w:bCs/>
                 <w:color w:val="FFFFFF"/>
-                <w:sz w:val="18"/>
-                <w:szCs w:val="18"/>
+                <w:sz w:val="19"/>
+                <w:szCs w:val="19"/>
               </w:rPr>
               <w:t>Tier</w:t>
             </w:r>
@@ -10785,8 +9494,8 @@
                 <w:b/>
                 <w:bCs/>
                 <w:color w:val="FFFFFF"/>
-                <w:sz w:val="18"/>
-                <w:szCs w:val="18"/>
+                <w:sz w:val="19"/>
+                <w:szCs w:val="19"/>
               </w:rPr>
               <w:t>Net kWh</w:t>
             </w:r>
@@ -10809,8 +9518,8 @@
                 <w:b/>
                 <w:bCs/>
                 <w:color w:val="FFFFFF"/>
-                <w:sz w:val="18"/>
-                <w:szCs w:val="18"/>
+                <w:sz w:val="19"/>
+                <w:szCs w:val="19"/>
               </w:rPr>
               <w:t>Solar %</w:t>
             </w:r>
@@ -10833,8 +9542,8 @@
                 <w:b/>
                 <w:bCs/>
                 <w:color w:val="FFFFFF"/>
-                <w:sz w:val="18"/>
-                <w:szCs w:val="18"/>
+                <w:sz w:val="19"/>
+                <w:szCs w:val="19"/>
               </w:rPr>
               <w:t>Tariff</w:t>
             </w:r>
@@ -10857,8 +9566,8 @@
                 <w:b/>
                 <w:bCs/>
                 <w:color w:val="FFFFFF"/>
-                <w:sz w:val="18"/>
-                <w:szCs w:val="18"/>
+                <w:sz w:val="19"/>
+                <w:szCs w:val="19"/>
               </w:rPr>
               <w:t>Source</w:t>
             </w:r>
@@ -10881,8 +9590,8 @@
                 <w:b/>
                 <w:bCs/>
                 <w:color w:val="FFFFFF"/>
-                <w:sz w:val="18"/>
-                <w:szCs w:val="18"/>
+                <w:sz w:val="19"/>
+                <w:szCs w:val="19"/>
               </w:rPr>
               <w:t>Subsidy</w:t>
             </w:r>
@@ -10905,8 +9614,8 @@
                 <w:b/>
                 <w:bCs/>
                 <w:color w:val="FFFFFF"/>
-                <w:sz w:val="18"/>
-                <w:szCs w:val="18"/>
+                <w:sz w:val="19"/>
+                <w:szCs w:val="19"/>
               </w:rPr>
               <w:t>Bill (LKR)</w:t>
             </w:r>
@@ -10934,8 +9643,8 @@
           <w:p>
             <w:r>
               <w:rPr>
-                <w:sz w:val="18"/>
-                <w:szCs w:val="18"/>
+                <w:sz w:val="19"/>
+                <w:szCs w:val="19"/>
               </w:rPr>
               <w:t>H-000</w:t>
             </w:r>
@@ -10955,8 +9664,8 @@
           <w:p>
             <w:r>
               <w:rPr>
-                <w:sz w:val="18"/>
-                <w:szCs w:val="18"/>
+                <w:sz w:val="19"/>
+                <w:szCs w:val="19"/>
               </w:rPr>
               <w:t>North</w:t>
             </w:r>
@@ -10976,8 +9685,8 @@
           <w:p>
             <w:r>
               <w:rPr>
-                <w:sz w:val="18"/>
-                <w:szCs w:val="18"/>
+                <w:sz w:val="19"/>
+                <w:szCs w:val="19"/>
               </w:rPr>
               <w:t>standard</w:t>
             </w:r>
@@ -10997,8 +9706,8 @@
           <w:p>
             <w:r>
               <w:rPr>
-                <w:sz w:val="18"/>
-                <w:szCs w:val="18"/>
+                <w:sz w:val="19"/>
+                <w:szCs w:val="19"/>
               </w:rPr>
               <w:t>79.86</w:t>
             </w:r>
@@ -11018,8 +9727,8 @@
           <w:p>
             <w:r>
               <w:rPr>
-                <w:sz w:val="18"/>
-                <w:szCs w:val="18"/>
+                <w:sz w:val="19"/>
+                <w:szCs w:val="19"/>
               </w:rPr>
               <w:t>12.6</w:t>
             </w:r>
@@ -11039,8 +9748,8 @@
           <w:p>
             <w:r>
               <w:rPr>
-                <w:sz w:val="18"/>
-                <w:szCs w:val="18"/>
+                <w:sz w:val="19"/>
+                <w:szCs w:val="19"/>
               </w:rPr>
               <w:t>26.50</w:t>
             </w:r>
@@ -11060,8 +9769,8 @@
           <w:p>
             <w:r>
               <w:rPr>
-                <w:sz w:val="18"/>
-                <w:szCs w:val="18"/>
+                <w:sz w:val="19"/>
+                <w:szCs w:val="19"/>
               </w:rPr>
               <w:t>today</w:t>
             </w:r>
@@ -11081,8 +9790,8 @@
           <w:p>
             <w:r>
               <w:rPr>
-                <w:sz w:val="18"/>
-                <w:szCs w:val="18"/>
+                <w:sz w:val="19"/>
+                <w:szCs w:val="19"/>
               </w:rPr>
               <w:t>no</w:t>
             </w:r>
@@ -11102,8 +9811,8 @@
           <w:p>
             <w:r>
               <w:rPr>
-                <w:sz w:val="18"/>
-                <w:szCs w:val="18"/>
+                <w:sz w:val="19"/>
+                <w:szCs w:val="19"/>
               </w:rPr>
               <w:t>2,116.32</w:t>
             </w:r>
@@ -11131,8 +9840,8 @@
           <w:p>
             <w:r>
               <w:rPr>
-                <w:sz w:val="18"/>
-                <w:szCs w:val="18"/>
+                <w:sz w:val="19"/>
+                <w:szCs w:val="19"/>
               </w:rPr>
               <w:t>H-001</w:t>
             </w:r>
@@ -11152,8 +9861,8 @@
           <w:p>
             <w:r>
               <w:rPr>
-                <w:sz w:val="18"/>
-                <w:szCs w:val="18"/>
+                <w:sz w:val="19"/>
+                <w:szCs w:val="19"/>
               </w:rPr>
               <w:t>South</w:t>
             </w:r>
@@ -11173,8 +9882,8 @@
           <w:p>
             <w:r>
               <w:rPr>
-                <w:sz w:val="18"/>
-                <w:szCs w:val="18"/>
+                <w:sz w:val="19"/>
+                <w:szCs w:val="19"/>
               </w:rPr>
               <w:t>low</w:t>
             </w:r>
@@ -11194,8 +9903,8 @@
           <w:p>
             <w:r>
               <w:rPr>
-                <w:sz w:val="18"/>
-                <w:szCs w:val="18"/>
+                <w:sz w:val="19"/>
+                <w:szCs w:val="19"/>
               </w:rPr>
               <w:t>89.34</w:t>
             </w:r>
@@ -11215,8 +9924,8 @@
           <w:p>
             <w:r>
               <w:rPr>
-                <w:sz w:val="18"/>
-                <w:szCs w:val="18"/>
+                <w:sz w:val="19"/>
+                <w:szCs w:val="19"/>
               </w:rPr>
               <w:t>4.6</w:t>
             </w:r>
@@ -11236,8 +9945,8 @@
           <w:p>
             <w:r>
               <w:rPr>
-                <w:sz w:val="18"/>
-                <w:szCs w:val="18"/>
+                <w:sz w:val="19"/>
+                <w:szCs w:val="19"/>
               </w:rPr>
               <w:t>17.81</w:t>
             </w:r>
@@ -11257,8 +9966,8 @@
           <w:p>
             <w:r>
               <w:rPr>
-                <w:sz w:val="18"/>
-                <w:szCs w:val="18"/>
+                <w:sz w:val="19"/>
+                <w:szCs w:val="19"/>
               </w:rPr>
               <w:t>today</w:t>
             </w:r>
@@ -11278,8 +9987,8 @@
           <w:p>
             <w:r>
               <w:rPr>
-                <w:sz w:val="18"/>
-                <w:szCs w:val="18"/>
+                <w:sz w:val="19"/>
+                <w:szCs w:val="19"/>
               </w:rPr>
               <w:t>no</w:t>
             </w:r>
@@ -11299,8 +10008,8 @@
           <w:p>
             <w:r>
               <w:rPr>
-                <w:sz w:val="18"/>
-                <w:szCs w:val="18"/>
+                <w:sz w:val="19"/>
+                <w:szCs w:val="19"/>
               </w:rPr>
               <w:t>1,591.13</w:t>
             </w:r>
@@ -11328,8 +10037,8 @@
           <w:p>
             <w:r>
               <w:rPr>
-                <w:sz w:val="18"/>
-                <w:szCs w:val="18"/>
+                <w:sz w:val="19"/>
+                <w:szCs w:val="19"/>
               </w:rPr>
               <w:t>H-002</w:t>
             </w:r>
@@ -11349,8 +10058,8 @@
           <w:p>
             <w:r>
               <w:rPr>
-                <w:sz w:val="18"/>
-                <w:szCs w:val="18"/>
+                <w:sz w:val="19"/>
+                <w:szCs w:val="19"/>
               </w:rPr>
               <w:t>East</w:t>
             </w:r>
@@ -11370,8 +10079,8 @@
           <w:p>
             <w:r>
               <w:rPr>
-                <w:sz w:val="18"/>
-                <w:szCs w:val="18"/>
+                <w:sz w:val="19"/>
+                <w:szCs w:val="19"/>
               </w:rPr>
               <w:t>high</w:t>
             </w:r>
@@ -11391,8 +10100,8 @@
           <w:p>
             <w:r>
               <w:rPr>
-                <w:sz w:val="18"/>
-                <w:szCs w:val="18"/>
+                <w:sz w:val="19"/>
+                <w:szCs w:val="19"/>
               </w:rPr>
               <w:t>83.32</w:t>
             </w:r>
@@ -11412,8 +10121,8 @@
           <w:p>
             <w:r>
               <w:rPr>
-                <w:sz w:val="18"/>
-                <w:szCs w:val="18"/>
+                <w:sz w:val="19"/>
+                <w:szCs w:val="19"/>
               </w:rPr>
               <w:t>12.3</w:t>
             </w:r>
@@ -11433,8 +10142,8 @@
           <w:p>
             <w:r>
               <w:rPr>
-                <w:sz w:val="18"/>
-                <w:szCs w:val="18"/>
+                <w:sz w:val="19"/>
+                <w:szCs w:val="19"/>
               </w:rPr>
               <w:t>31.74</w:t>
             </w:r>
@@ -11454,8 +10163,8 @@
           <w:p>
             <w:r>
               <w:rPr>
-                <w:sz w:val="18"/>
-                <w:szCs w:val="18"/>
+                <w:sz w:val="19"/>
+                <w:szCs w:val="19"/>
               </w:rPr>
               <w:t>today</w:t>
             </w:r>
@@ -11475,8 +10184,8 @@
           <w:p>
             <w:r>
               <w:rPr>
-                <w:sz w:val="18"/>
-                <w:szCs w:val="18"/>
+                <w:sz w:val="19"/>
+                <w:szCs w:val="19"/>
               </w:rPr>
               <w:t>no</w:t>
             </w:r>
@@ -11496,8 +10205,8 @@
           <w:p>
             <w:r>
               <w:rPr>
-                <w:sz w:val="18"/>
-                <w:szCs w:val="18"/>
+                <w:sz w:val="19"/>
+                <w:szCs w:val="19"/>
               </w:rPr>
               <w:t>2,644.42</w:t>
             </w:r>
@@ -11525,8 +10234,8 @@
           <w:p>
             <w:r>
               <w:rPr>
-                <w:sz w:val="18"/>
-                <w:szCs w:val="18"/>
+                <w:sz w:val="19"/>
+                <w:szCs w:val="19"/>
               </w:rPr>
               <w:t>H-003</w:t>
             </w:r>
@@ -11546,8 +10255,8 @@
           <w:p>
             <w:r>
               <w:rPr>
-                <w:sz w:val="18"/>
-                <w:szCs w:val="18"/>
+                <w:sz w:val="19"/>
+                <w:szCs w:val="19"/>
               </w:rPr>
               <w:t>West</w:t>
             </w:r>
@@ -11567,8 +10276,8 @@
           <w:p>
             <w:r>
               <w:rPr>
-                <w:sz w:val="18"/>
-                <w:szCs w:val="18"/>
+                <w:sz w:val="19"/>
+                <w:szCs w:val="19"/>
               </w:rPr>
               <w:t>low</w:t>
             </w:r>
@@ -11588,8 +10297,8 @@
           <w:p>
             <w:r>
               <w:rPr>
-                <w:sz w:val="18"/>
-                <w:szCs w:val="18"/>
+                <w:sz w:val="19"/>
+                <w:szCs w:val="19"/>
               </w:rPr>
               <w:t>86.44</w:t>
             </w:r>
@@ -11609,8 +10318,8 @@
           <w:p>
             <w:r>
               <w:rPr>
-                <w:sz w:val="18"/>
-                <w:szCs w:val="18"/>
+                <w:sz w:val="19"/>
+                <w:szCs w:val="19"/>
               </w:rPr>
               <w:t>6.6</w:t>
             </w:r>
@@ -11630,8 +10339,8 @@
           <w:p>
             <w:r>
               <w:rPr>
-                <w:sz w:val="18"/>
-                <w:szCs w:val="18"/>
+                <w:sz w:val="19"/>
+                <w:szCs w:val="19"/>
               </w:rPr>
               <w:t>17.33</w:t>
             </w:r>
@@ -11651,8 +10360,8 @@
           <w:p>
             <w:r>
               <w:rPr>
-                <w:sz w:val="18"/>
-                <w:szCs w:val="18"/>
+                <w:sz w:val="19"/>
+                <w:szCs w:val="19"/>
               </w:rPr>
               <w:t>today</w:t>
             </w:r>
@@ -11672,8 +10381,8 @@
           <w:p>
             <w:r>
               <w:rPr>
-                <w:sz w:val="18"/>
-                <w:szCs w:val="18"/>
+                <w:sz w:val="19"/>
+                <w:szCs w:val="19"/>
               </w:rPr>
               <w:t>no</w:t>
             </w:r>
@@ -11693,8 +10402,8 @@
           <w:p>
             <w:r>
               <w:rPr>
-                <w:sz w:val="18"/>
-                <w:szCs w:val="18"/>
+                <w:sz w:val="19"/>
+                <w:szCs w:val="19"/>
               </w:rPr>
               <w:t>1,498.01</w:t>
             </w:r>
@@ -11722,8 +10431,8 @@
           <w:p>
             <w:r>
               <w:rPr>
-                <w:sz w:val="18"/>
-                <w:szCs w:val="18"/>
+                <w:sz w:val="19"/>
+                <w:szCs w:val="19"/>
               </w:rPr>
               <w:t>H-004</w:t>
             </w:r>
@@ -11743,8 +10452,8 @@
           <w:p>
             <w:r>
               <w:rPr>
-                <w:sz w:val="18"/>
-                <w:szCs w:val="18"/>
+                <w:sz w:val="19"/>
+                <w:szCs w:val="19"/>
               </w:rPr>
               <w:t>North</w:t>
             </w:r>
@@ -11764,8 +10473,8 @@
           <w:p>
             <w:r>
               <w:rPr>
-                <w:sz w:val="18"/>
-                <w:szCs w:val="18"/>
+                <w:sz w:val="19"/>
+                <w:szCs w:val="19"/>
               </w:rPr>
               <w:t>low</w:t>
             </w:r>
@@ -11785,8 +10494,8 @@
           <w:p>
             <w:r>
               <w:rPr>
-                <w:sz w:val="18"/>
-                <w:szCs w:val="18"/>
+                <w:sz w:val="19"/>
+                <w:szCs w:val="19"/>
               </w:rPr>
               <w:t>77.51</w:t>
             </w:r>
@@ -11806,8 +10515,8 @@
           <w:p>
             <w:r>
               <w:rPr>
-                <w:sz w:val="18"/>
-                <w:szCs w:val="18"/>
+                <w:sz w:val="19"/>
+                <w:szCs w:val="19"/>
               </w:rPr>
               <w:t>13.1</w:t>
             </w:r>
@@ -11827,8 +10536,8 @@
           <w:p>
             <w:r>
               <w:rPr>
-                <w:sz w:val="18"/>
-                <w:szCs w:val="18"/>
+                <w:sz w:val="19"/>
+                <w:szCs w:val="19"/>
               </w:rPr>
               <w:t>18.81</w:t>
             </w:r>
@@ -11848,8 +10557,8 @@
           <w:p>
             <w:r>
               <w:rPr>
-                <w:sz w:val="18"/>
-                <w:szCs w:val="18"/>
+                <w:sz w:val="19"/>
+                <w:szCs w:val="19"/>
               </w:rPr>
               <w:t>today</w:t>
             </w:r>
@@ -11869,8 +10578,8 @@
           <w:p>
             <w:r>
               <w:rPr>
-                <w:sz w:val="18"/>
-                <w:szCs w:val="18"/>
+                <w:sz w:val="19"/>
+                <w:szCs w:val="19"/>
               </w:rPr>
               <w:t>no</w:t>
             </w:r>
@@ -11890,8 +10599,8 @@
           <w:p>
             <w:r>
               <w:rPr>
-                <w:sz w:val="18"/>
-                <w:szCs w:val="18"/>
+                <w:sz w:val="19"/>
+                <w:szCs w:val="19"/>
               </w:rPr>
               <w:t>1,457.96</w:t>
             </w:r>
@@ -11919,8 +10628,8 @@
           <w:p>
             <w:r>
               <w:rPr>
-                <w:sz w:val="18"/>
-                <w:szCs w:val="18"/>
+                <w:sz w:val="19"/>
+                <w:szCs w:val="19"/>
               </w:rPr>
               <w:t>H-005</w:t>
             </w:r>
@@ -11940,8 +10649,8 @@
           <w:p>
             <w:r>
               <w:rPr>
-                <w:sz w:val="18"/>
-                <w:szCs w:val="18"/>
+                <w:sz w:val="19"/>
+                <w:szCs w:val="19"/>
               </w:rPr>
               <w:t>South</w:t>
             </w:r>
@@ -11961,8 +10670,8 @@
           <w:p>
             <w:r>
               <w:rPr>
-                <w:sz w:val="18"/>
-                <w:szCs w:val="18"/>
+                <w:sz w:val="19"/>
+                <w:szCs w:val="19"/>
               </w:rPr>
               <w:t>standard</w:t>
             </w:r>
@@ -11982,8 +10691,8 @@
           <w:p>
             <w:r>
               <w:rPr>
-                <w:sz w:val="18"/>
-                <w:szCs w:val="18"/>
+                <w:sz w:val="19"/>
+                <w:szCs w:val="19"/>
               </w:rPr>
               <w:t>87.78</w:t>
             </w:r>
@@ -12003,8 +10712,8 @@
           <w:p>
             <w:r>
               <w:rPr>
-                <w:sz w:val="18"/>
-                <w:szCs w:val="18"/>
+                <w:sz w:val="19"/>
+                <w:szCs w:val="19"/>
               </w:rPr>
               <w:t>4.8</w:t>
             </w:r>
@@ -12024,8 +10733,8 @@
           <w:p>
             <w:r>
               <w:rPr>
-                <w:sz w:val="18"/>
-                <w:szCs w:val="18"/>
+                <w:sz w:val="19"/>
+                <w:szCs w:val="19"/>
               </w:rPr>
               <w:t>26.20</w:t>
             </w:r>
@@ -12045,8 +10754,8 @@
           <w:p>
             <w:r>
               <w:rPr>
-                <w:sz w:val="18"/>
-                <w:szCs w:val="18"/>
+                <w:sz w:val="19"/>
+                <w:szCs w:val="19"/>
               </w:rPr>
               <w:t>today</w:t>
             </w:r>
@@ -12066,8 +10775,8 @@
           <w:p>
             <w:r>
               <w:rPr>
-                <w:sz w:val="18"/>
-                <w:szCs w:val="18"/>
+                <w:sz w:val="19"/>
+                <w:szCs w:val="19"/>
               </w:rPr>
               <w:t>no</w:t>
             </w:r>
@@ -12087,8 +10796,8 @@
           <w:p>
             <w:r>
               <w:rPr>
-                <w:sz w:val="18"/>
-                <w:szCs w:val="18"/>
+                <w:sz w:val="19"/>
+                <w:szCs w:val="19"/>
               </w:rPr>
               <w:t>2,299.94</w:t>
             </w:r>
@@ -12116,8 +10825,8 @@
           <w:p>
             <w:r>
               <w:rPr>
-                <w:sz w:val="18"/>
-                <w:szCs w:val="18"/>
+                <w:sz w:val="19"/>
+                <w:szCs w:val="19"/>
               </w:rPr>
               <w:t>H-006</w:t>
             </w:r>
@@ -12137,8 +10846,8 @@
           <w:p>
             <w:r>
               <w:rPr>
-                <w:sz w:val="18"/>
-                <w:szCs w:val="18"/>
+                <w:sz w:val="19"/>
+                <w:szCs w:val="19"/>
               </w:rPr>
               <w:t>East</w:t>
             </w:r>
@@ -12158,8 +10867,8 @@
           <w:p>
             <w:r>
               <w:rPr>
-                <w:sz w:val="18"/>
-                <w:szCs w:val="18"/>
+                <w:sz w:val="19"/>
+                <w:szCs w:val="19"/>
               </w:rPr>
               <w:t>low</w:t>
             </w:r>
@@ -12179,8 +10888,8 @@
           <w:p>
             <w:r>
               <w:rPr>
-                <w:sz w:val="18"/>
-                <w:szCs w:val="18"/>
+                <w:sz w:val="19"/>
+                <w:szCs w:val="19"/>
               </w:rPr>
               <w:t>79.61</w:t>
             </w:r>
@@ -12200,8 +10909,8 @@
           <w:p>
             <w:r>
               <w:rPr>
-                <w:sz w:val="18"/>
-                <w:szCs w:val="18"/>
+                <w:sz w:val="19"/>
+                <w:szCs w:val="19"/>
               </w:rPr>
               <w:t>12.9</w:t>
             </w:r>
@@ -12221,8 +10930,8 @@
           <w:p>
             <w:r>
               <w:rPr>
-                <w:sz w:val="18"/>
-                <w:szCs w:val="18"/>
+                <w:sz w:val="19"/>
+                <w:szCs w:val="19"/>
               </w:rPr>
               <w:t>17.52</w:t>
             </w:r>
@@ -12242,8 +10951,8 @@
           <w:p>
             <w:r>
               <w:rPr>
-                <w:sz w:val="18"/>
-                <w:szCs w:val="18"/>
+                <w:sz w:val="19"/>
+                <w:szCs w:val="19"/>
               </w:rPr>
               <w:t>today</w:t>
             </w:r>
@@ -12263,8 +10972,8 @@
           <w:p>
             <w:r>
               <w:rPr>
-                <w:sz w:val="18"/>
-                <w:szCs w:val="18"/>
+                <w:sz w:val="19"/>
+                <w:szCs w:val="19"/>
               </w:rPr>
               <w:t>no</w:t>
             </w:r>
@@ -12284,8 +10993,8 @@
           <w:p>
             <w:r>
               <w:rPr>
-                <w:sz w:val="18"/>
-                <w:szCs w:val="18"/>
+                <w:sz w:val="19"/>
+                <w:szCs w:val="19"/>
               </w:rPr>
               <w:t>1,394.84</w:t>
             </w:r>
@@ -12313,9 +11022,10 @@
           <w:p>
             <w:r>
               <w:rPr>
-                <w:sz w:val="18"/>
-                <w:szCs w:val="18"/>
-              </w:rPr>
+                <w:sz w:val="19"/>
+                <w:szCs w:val="19"/>
+              </w:rPr>
+              <w:lastRenderedPageBreak/>
               <w:t>H-007</w:t>
             </w:r>
           </w:p>
@@ -12334,8 +11044,8 @@
           <w:p>
             <w:r>
               <w:rPr>
-                <w:sz w:val="18"/>
-                <w:szCs w:val="18"/>
+                <w:sz w:val="19"/>
+                <w:szCs w:val="19"/>
               </w:rPr>
               <w:t>West</w:t>
             </w:r>
@@ -12355,8 +11065,8 @@
           <w:p>
             <w:r>
               <w:rPr>
-                <w:sz w:val="18"/>
-                <w:szCs w:val="18"/>
+                <w:sz w:val="19"/>
+                <w:szCs w:val="19"/>
               </w:rPr>
               <w:t>high</w:t>
             </w:r>
@@ -12376,8 +11086,8 @@
           <w:p>
             <w:r>
               <w:rPr>
-                <w:sz w:val="18"/>
-                <w:szCs w:val="18"/>
+                <w:sz w:val="19"/>
+                <w:szCs w:val="19"/>
               </w:rPr>
               <w:t>91.30</w:t>
             </w:r>
@@ -12397,8 +11107,8 @@
           <w:p>
             <w:r>
               <w:rPr>
-                <w:sz w:val="18"/>
-                <w:szCs w:val="18"/>
+                <w:sz w:val="19"/>
+                <w:szCs w:val="19"/>
               </w:rPr>
               <w:t>6.3</w:t>
             </w:r>
@@ -12418,8 +11128,8 @@
           <w:p>
             <w:r>
               <w:rPr>
-                <w:sz w:val="18"/>
-                <w:szCs w:val="18"/>
+                <w:sz w:val="19"/>
+                <w:szCs w:val="19"/>
               </w:rPr>
               <w:t>31.24</w:t>
             </w:r>
@@ -12439,8 +11149,8 @@
           <w:p>
             <w:r>
               <w:rPr>
-                <w:sz w:val="18"/>
-                <w:szCs w:val="18"/>
+                <w:sz w:val="19"/>
+                <w:szCs w:val="19"/>
               </w:rPr>
               <w:t>today</w:t>
             </w:r>
@@ -12460,8 +11170,8 @@
           <w:p>
             <w:r>
               <w:rPr>
-                <w:sz w:val="18"/>
-                <w:szCs w:val="18"/>
+                <w:sz w:val="19"/>
+                <w:szCs w:val="19"/>
               </w:rPr>
               <w:t>no</w:t>
             </w:r>
@@ -12481,8 +11191,8 @@
           <w:p>
             <w:r>
               <w:rPr>
-                <w:sz w:val="18"/>
-                <w:szCs w:val="18"/>
+                <w:sz w:val="19"/>
+                <w:szCs w:val="19"/>
               </w:rPr>
               <w:t>2,852.24</w:t>
             </w:r>
@@ -12506,10 +11216,10 @@
           <w:noProof/>
         </w:rPr>
         <w:drawing>
-          <wp:inline distT="0" distB="0" distL="0" distR="0" wp14:anchorId="607F1C43" wp14:editId="076C2D54">
+          <wp:inline distT="0" distB="0" distL="0" distR="0" wp14:anchorId="7C5A5006" wp14:editId="2FBCDF75">
             <wp:extent cx="5667375" cy="6105525"/>
             <wp:effectExtent l="0" t="0" r="0" b="0"/>
-            <wp:docPr id="1790730295" name="Picture 1790730295"/>
+            <wp:docPr id="1090593137" name="Picture 1090593137"/>
             <wp:cNvGraphicFramePr>
               <a:graphicFrameLocks xmlns:a="http://schemas.openxmlformats.org/drawingml/2006/main" noChangeAspect="1"/>
             </wp:cNvGraphicFramePr>
@@ -12554,9 +11264,8 @@
         <w:rPr>
           <w:i/>
           <w:iCs/>
-          <w:color w:val="555555"/>
-          <w:sz w:val="18"/>
-          <w:szCs w:val="18"/>
+          <w:sz w:val="19"/>
+          <w:szCs w:val="19"/>
         </w:rPr>
         <w:t>Figure 7. Scheduled consolidated report file written by the Airflow publish_report task.</w:t>
       </w:r>
@@ -12565,7 +11274,7 @@
       <w:pPr>
         <w:pStyle w:val="Heading2"/>
       </w:pPr>
-      <w:bookmarkStart w:id="21" w:name="_Toc241451133"/>
+      <w:bookmarkStart w:id="21" w:name="_Toc241528965"/>
       <w:r>
         <w:t>8.3 Lambda merge: provisional bills during the day</w:t>
       </w:r>
@@ -12592,10 +11301,10 @@
         </w:rPr>
         <w:lastRenderedPageBreak/>
         <w:drawing>
-          <wp:inline distT="0" distB="0" distL="0" distR="0" wp14:anchorId="5C13B413" wp14:editId="7AF01E75">
+          <wp:inline distT="0" distB="0" distL="0" distR="0" wp14:anchorId="7BD546EB" wp14:editId="400EA726">
             <wp:extent cx="4752975" cy="3695700"/>
             <wp:effectExtent l="0" t="0" r="0" b="0"/>
-            <wp:docPr id="859517590" name="Picture 859517590"/>
+            <wp:docPr id="924516945" name="Picture 924516945"/>
             <wp:cNvGraphicFramePr>
               <a:graphicFrameLocks xmlns:a="http://schemas.openxmlformats.org/drawingml/2006/main" noChangeAspect="1"/>
             </wp:cNvGraphicFramePr>
@@ -12640,9 +11349,8 @@
         <w:rPr>
           <w:i/>
           <w:iCs/>
-          <w:color w:val="555555"/>
-          <w:sz w:val="18"/>
-          <w:szCs w:val="18"/>
+          <w:sz w:val="19"/>
+          <w:szCs w:val="19"/>
         </w:rPr>
         <w:t>Figure 8. GET /api/billing/projection — speed-layer consumption merged with the batch-layer tariff.</w:t>
       </w:r>
@@ -12651,7 +11359,7 @@
       <w:pPr>
         <w:pStyle w:val="Heading2"/>
       </w:pPr>
-      <w:bookmarkStart w:id="22" w:name="_Toc241451134"/>
+      <w:bookmarkStart w:id="22" w:name="_Toc241528966"/>
       <w:r>
         <w:t>8.4 Speed vs batch reconciliation and data quality</w:t>
       </w:r>
@@ -12672,7 +11380,7 @@
           <w:left w:w="10" w:type="dxa"/>
           <w:right w:w="10" w:type="dxa"/>
         </w:tblCellMar>
-        <w:tblLook w:val="0000" w:firstRow="0" w:lastRow="0" w:firstColumn="0" w:lastColumn="0" w:noHBand="0" w:noVBand="0"/>
+        <w:tblLook w:val="04A0" w:firstRow="1" w:lastRow="0" w:firstColumn="1" w:lastColumn="0" w:noHBand="0" w:noVBand="1"/>
       </w:tblPr>
       <w:tblGrid>
         <w:gridCol w:w="800"/>
@@ -12712,8 +11420,8 @@
                 <w:b/>
                 <w:bCs/>
                 <w:color w:val="FFFFFF"/>
-                <w:sz w:val="18"/>
-                <w:szCs w:val="18"/>
+                <w:sz w:val="19"/>
+                <w:szCs w:val="19"/>
               </w:rPr>
               <w:t>Sim day</w:t>
             </w:r>
@@ -12736,8 +11444,8 @@
                 <w:b/>
                 <w:bCs/>
                 <w:color w:val="FFFFFF"/>
-                <w:sz w:val="18"/>
-                <w:szCs w:val="18"/>
+                <w:sz w:val="19"/>
+                <w:szCs w:val="19"/>
               </w:rPr>
               <w:t>Raw events</w:t>
             </w:r>
@@ -12760,8 +11468,8 @@
                 <w:b/>
                 <w:bCs/>
                 <w:color w:val="FFFFFF"/>
-                <w:sz w:val="18"/>
-                <w:szCs w:val="18"/>
+                <w:sz w:val="19"/>
+                <w:szCs w:val="19"/>
               </w:rPr>
               <w:t>Dup. removed</w:t>
             </w:r>
@@ -12784,8 +11492,8 @@
                 <w:b/>
                 <w:bCs/>
                 <w:color w:val="FFFFFF"/>
-                <w:sz w:val="18"/>
-                <w:szCs w:val="18"/>
+                <w:sz w:val="19"/>
+                <w:szCs w:val="19"/>
               </w:rPr>
               <w:t>Speed kWh</w:t>
             </w:r>
@@ -12808,8 +11516,8 @@
                 <w:b/>
                 <w:bCs/>
                 <w:color w:val="FFFFFF"/>
-                <w:sz w:val="18"/>
-                <w:szCs w:val="18"/>
+                <w:sz w:val="19"/>
+                <w:szCs w:val="19"/>
               </w:rPr>
               <w:t>Batch kWh</w:t>
             </w:r>
@@ -12832,8 +11540,8 @@
                 <w:b/>
                 <w:bCs/>
                 <w:color w:val="FFFFFF"/>
-                <w:sz w:val="18"/>
-                <w:szCs w:val="18"/>
+                <w:sz w:val="19"/>
+                <w:szCs w:val="19"/>
               </w:rPr>
               <w:t>Drift %</w:t>
             </w:r>
@@ -12856,8 +11564,8 @@
                 <w:b/>
                 <w:bCs/>
                 <w:color w:val="FFFFFF"/>
-                <w:sz w:val="18"/>
-                <w:szCs w:val="18"/>
+                <w:sz w:val="19"/>
+                <w:szCs w:val="19"/>
               </w:rPr>
               <w:t>Invalid tariff rows</w:t>
             </w:r>
@@ -12880,8 +11588,8 @@
                 <w:b/>
                 <w:bCs/>
                 <w:color w:val="FFFFFF"/>
-                <w:sz w:val="18"/>
-                <w:szCs w:val="18"/>
+                <w:sz w:val="19"/>
+                <w:szCs w:val="19"/>
               </w:rPr>
               <w:t>Fallback tariffs</w:t>
             </w:r>
@@ -12904,8 +11612,8 @@
                 <w:b/>
                 <w:bCs/>
                 <w:color w:val="FFFFFF"/>
-                <w:sz w:val="18"/>
-                <w:szCs w:val="18"/>
+                <w:sz w:val="19"/>
+                <w:szCs w:val="19"/>
               </w:rPr>
               <w:t>Billed (LKR)</w:t>
             </w:r>
@@ -12933,8 +11641,8 @@
           <w:p>
             <w:r>
               <w:rPr>
-                <w:sz w:val="18"/>
-                <w:szCs w:val="18"/>
+                <w:sz w:val="19"/>
+                <w:szCs w:val="19"/>
               </w:rPr>
               <w:t>0</w:t>
             </w:r>
@@ -12954,8 +11662,8 @@
           <w:p>
             <w:r>
               <w:rPr>
-                <w:sz w:val="18"/>
-                <w:szCs w:val="18"/>
+                <w:sz w:val="19"/>
+                <w:szCs w:val="19"/>
               </w:rPr>
               <w:t>3599</w:t>
             </w:r>
@@ -12975,8 +11683,8 @@
           <w:p>
             <w:r>
               <w:rPr>
-                <w:sz w:val="18"/>
-                <w:szCs w:val="18"/>
+                <w:sz w:val="19"/>
+                <w:szCs w:val="19"/>
               </w:rPr>
               <w:t>0</w:t>
             </w:r>
@@ -12996,8 +11704,8 @@
           <w:p>
             <w:r>
               <w:rPr>
-                <w:sz w:val="18"/>
-                <w:szCs w:val="18"/>
+                <w:sz w:val="19"/>
+                <w:szCs w:val="19"/>
               </w:rPr>
               <w:t>2236.16</w:t>
             </w:r>
@@ -13017,8 +11725,8 @@
           <w:p>
             <w:r>
               <w:rPr>
-                <w:sz w:val="18"/>
-                <w:szCs w:val="18"/>
+                <w:sz w:val="19"/>
+                <w:szCs w:val="19"/>
               </w:rPr>
               <w:t>2236.16</w:t>
             </w:r>
@@ -13038,8 +11746,8 @@
           <w:p>
             <w:r>
               <w:rPr>
-                <w:sz w:val="18"/>
-                <w:szCs w:val="18"/>
+                <w:sz w:val="19"/>
+                <w:szCs w:val="19"/>
               </w:rPr>
               <w:t>0.00</w:t>
             </w:r>
@@ -13059,8 +11767,8 @@
           <w:p>
             <w:r>
               <w:rPr>
-                <w:sz w:val="18"/>
-                <w:szCs w:val="18"/>
+                <w:sz w:val="19"/>
+                <w:szCs w:val="19"/>
               </w:rPr>
               <w:t>0</w:t>
             </w:r>
@@ -13080,8 +11788,8 @@
           <w:p>
             <w:r>
               <w:rPr>
-                <w:sz w:val="18"/>
-                <w:szCs w:val="18"/>
+                <w:sz w:val="19"/>
+                <w:szCs w:val="19"/>
               </w:rPr>
               <w:t>0</w:t>
             </w:r>
@@ -13101,8 +11809,8 @@
           <w:p>
             <w:r>
               <w:rPr>
-                <w:sz w:val="18"/>
-                <w:szCs w:val="18"/>
+                <w:sz w:val="19"/>
+                <w:szCs w:val="19"/>
               </w:rPr>
               <w:t>48,392.51</w:t>
             </w:r>
@@ -13130,8 +11838,8 @@
           <w:p>
             <w:r>
               <w:rPr>
-                <w:sz w:val="18"/>
-                <w:szCs w:val="18"/>
+                <w:sz w:val="19"/>
+                <w:szCs w:val="19"/>
               </w:rPr>
               <w:t>1</w:t>
             </w:r>
@@ -13151,8 +11859,8 @@
           <w:p>
             <w:r>
               <w:rPr>
-                <w:sz w:val="18"/>
-                <w:szCs w:val="18"/>
+                <w:sz w:val="19"/>
+                <w:szCs w:val="19"/>
               </w:rPr>
               <w:t>3003</w:t>
             </w:r>
@@ -13172,8 +11880,8 @@
           <w:p>
             <w:r>
               <w:rPr>
-                <w:sz w:val="18"/>
-                <w:szCs w:val="18"/>
+                <w:sz w:val="19"/>
+                <w:szCs w:val="19"/>
               </w:rPr>
               <w:t>0</w:t>
             </w:r>
@@ -13193,8 +11901,8 @@
           <w:p>
             <w:r>
               <w:rPr>
-                <w:sz w:val="18"/>
-                <w:szCs w:val="18"/>
+                <w:sz w:val="19"/>
+                <w:szCs w:val="19"/>
               </w:rPr>
               <w:t>1821.50</w:t>
             </w:r>
@@ -13214,8 +11922,8 @@
           <w:p>
             <w:r>
               <w:rPr>
-                <w:sz w:val="18"/>
-                <w:szCs w:val="18"/>
+                <w:sz w:val="19"/>
+                <w:szCs w:val="19"/>
               </w:rPr>
               <w:t>1821.50</w:t>
             </w:r>
@@ -13235,8 +11943,8 @@
           <w:p>
             <w:r>
               <w:rPr>
-                <w:sz w:val="18"/>
-                <w:szCs w:val="18"/>
+                <w:sz w:val="19"/>
+                <w:szCs w:val="19"/>
               </w:rPr>
               <w:t>0.00</w:t>
             </w:r>
@@ -13256,8 +11964,8 @@
           <w:p>
             <w:r>
               <w:rPr>
-                <w:sz w:val="18"/>
-                <w:szCs w:val="18"/>
+                <w:sz w:val="19"/>
+                <w:szCs w:val="19"/>
               </w:rPr>
               <w:t>0</w:t>
             </w:r>
@@ -13277,8 +11985,8 @@
           <w:p>
             <w:r>
               <w:rPr>
-                <w:sz w:val="18"/>
-                <w:szCs w:val="18"/>
+                <w:sz w:val="19"/>
+                <w:szCs w:val="19"/>
               </w:rPr>
               <w:t>0</w:t>
             </w:r>
@@ -13298,8 +12006,8 @@
           <w:p>
             <w:r>
               <w:rPr>
-                <w:sz w:val="18"/>
-                <w:szCs w:val="18"/>
+                <w:sz w:val="19"/>
+                <w:szCs w:val="19"/>
               </w:rPr>
               <w:t>38,471.54</w:t>
             </w:r>
@@ -13327,8 +12035,8 @@
           <w:p>
             <w:r>
               <w:rPr>
-                <w:sz w:val="18"/>
-                <w:szCs w:val="18"/>
+                <w:sz w:val="19"/>
+                <w:szCs w:val="19"/>
               </w:rPr>
               <w:t>2</w:t>
             </w:r>
@@ -13348,8 +12056,8 @@
           <w:p>
             <w:r>
               <w:rPr>
-                <w:sz w:val="18"/>
-                <w:szCs w:val="18"/>
+                <w:sz w:val="19"/>
+                <w:szCs w:val="19"/>
               </w:rPr>
               <w:t>1716</w:t>
             </w:r>
@@ -13369,8 +12077,8 @@
           <w:p>
             <w:r>
               <w:rPr>
-                <w:sz w:val="18"/>
-                <w:szCs w:val="18"/>
+                <w:sz w:val="19"/>
+                <w:szCs w:val="19"/>
               </w:rPr>
               <w:t>5</w:t>
             </w:r>
@@ -13390,8 +12098,8 @@
           <w:p>
             <w:r>
               <w:rPr>
-                <w:sz w:val="18"/>
-                <w:szCs w:val="18"/>
+                <w:sz w:val="19"/>
+                <w:szCs w:val="19"/>
               </w:rPr>
               <w:t>1409.65</w:t>
             </w:r>
@@ -13411,8 +12119,8 @@
           <w:p>
             <w:r>
               <w:rPr>
-                <w:sz w:val="18"/>
-                <w:szCs w:val="18"/>
+                <w:sz w:val="19"/>
+                <w:szCs w:val="19"/>
               </w:rPr>
               <w:t>1405.80</w:t>
             </w:r>
@@ -13432,8 +12140,8 @@
           <w:p>
             <w:r>
               <w:rPr>
-                <w:sz w:val="18"/>
-                <w:szCs w:val="18"/>
+                <w:sz w:val="19"/>
+                <w:szCs w:val="19"/>
               </w:rPr>
               <w:t>0.27</w:t>
             </w:r>
@@ -13453,8 +12161,8 @@
           <w:p>
             <w:r>
               <w:rPr>
-                <w:sz w:val="18"/>
-                <w:szCs w:val="18"/>
+                <w:sz w:val="19"/>
+                <w:szCs w:val="19"/>
               </w:rPr>
               <w:t>0</w:t>
             </w:r>
@@ -13474,8 +12182,8 @@
           <w:p>
             <w:r>
               <w:rPr>
-                <w:sz w:val="18"/>
-                <w:szCs w:val="18"/>
+                <w:sz w:val="19"/>
+                <w:szCs w:val="19"/>
               </w:rPr>
               <w:t>0</w:t>
             </w:r>
@@ -13495,8 +12203,8 @@
           <w:p>
             <w:r>
               <w:rPr>
-                <w:sz w:val="18"/>
-                <w:szCs w:val="18"/>
+                <w:sz w:val="19"/>
+                <w:szCs w:val="19"/>
               </w:rPr>
               <w:t>31,798.40</w:t>
             </w:r>
@@ -13524,8 +12232,8 @@
           <w:p>
             <w:r>
               <w:rPr>
-                <w:sz w:val="18"/>
-                <w:szCs w:val="18"/>
+                <w:sz w:val="19"/>
+                <w:szCs w:val="19"/>
               </w:rPr>
               <w:t>3</w:t>
             </w:r>
@@ -13545,8 +12253,8 @@
           <w:p>
             <w:r>
               <w:rPr>
-                <w:sz w:val="18"/>
-                <w:szCs w:val="18"/>
+                <w:sz w:val="19"/>
+                <w:szCs w:val="19"/>
               </w:rPr>
               <w:t>3669</w:t>
             </w:r>
@@ -13566,8 +12274,8 @@
           <w:p>
             <w:r>
               <w:rPr>
-                <w:sz w:val="18"/>
-                <w:szCs w:val="18"/>
+                <w:sz w:val="19"/>
+                <w:szCs w:val="19"/>
               </w:rPr>
               <w:t>6</w:t>
             </w:r>
@@ -13587,8 +12295,8 @@
           <w:p>
             <w:r>
               <w:rPr>
-                <w:sz w:val="18"/>
-                <w:szCs w:val="18"/>
+                <w:sz w:val="19"/>
+                <w:szCs w:val="19"/>
               </w:rPr>
               <w:t>2271.84</w:t>
             </w:r>
@@ -13608,8 +12316,8 @@
           <w:p>
             <w:r>
               <w:rPr>
-                <w:sz w:val="18"/>
-                <w:szCs w:val="18"/>
+                <w:sz w:val="19"/>
+                <w:szCs w:val="19"/>
               </w:rPr>
               <w:t>2268.20</w:t>
             </w:r>
@@ -13629,8 +12337,8 @@
           <w:p>
             <w:r>
               <w:rPr>
-                <w:sz w:val="18"/>
-                <w:szCs w:val="18"/>
+                <w:sz w:val="19"/>
+                <w:szCs w:val="19"/>
               </w:rPr>
               <w:t>0.16</w:t>
             </w:r>
@@ -13650,8 +12358,8 @@
           <w:p>
             <w:r>
               <w:rPr>
-                <w:sz w:val="18"/>
-                <w:szCs w:val="18"/>
+                <w:sz w:val="19"/>
+                <w:szCs w:val="19"/>
               </w:rPr>
               <w:t>0</w:t>
             </w:r>
@@ -13671,8 +12379,8 @@
           <w:p>
             <w:r>
               <w:rPr>
-                <w:sz w:val="18"/>
-                <w:szCs w:val="18"/>
+                <w:sz w:val="19"/>
+                <w:szCs w:val="19"/>
               </w:rPr>
               <w:t>0</w:t>
             </w:r>
@@ -13692,8 +12400,8 @@
           <w:p>
             <w:r>
               <w:rPr>
-                <w:sz w:val="18"/>
-                <w:szCs w:val="18"/>
+                <w:sz w:val="19"/>
+                <w:szCs w:val="19"/>
               </w:rPr>
               <w:t>49,030.64</w:t>
             </w:r>
@@ -13721,8 +12429,8 @@
           <w:p>
             <w:r>
               <w:rPr>
-                <w:sz w:val="18"/>
-                <w:szCs w:val="18"/>
+                <w:sz w:val="19"/>
+                <w:szCs w:val="19"/>
               </w:rPr>
               <w:t>4</w:t>
             </w:r>
@@ -13742,8 +12450,8 @@
           <w:p>
             <w:r>
               <w:rPr>
-                <w:sz w:val="18"/>
-                <w:szCs w:val="18"/>
+                <w:sz w:val="19"/>
+                <w:szCs w:val="19"/>
               </w:rPr>
               <w:t>3641</w:t>
             </w:r>
@@ -13763,8 +12471,8 @@
           <w:p>
             <w:r>
               <w:rPr>
-                <w:sz w:val="18"/>
-                <w:szCs w:val="18"/>
+                <w:sz w:val="19"/>
+                <w:szCs w:val="19"/>
               </w:rPr>
               <w:t>4</w:t>
             </w:r>
@@ -13784,8 +12492,8 @@
           <w:p>
             <w:r>
               <w:rPr>
-                <w:sz w:val="18"/>
-                <w:szCs w:val="18"/>
+                <w:sz w:val="19"/>
+                <w:szCs w:val="19"/>
               </w:rPr>
               <w:t>2244.16</w:t>
             </w:r>
@@ -13805,8 +12513,8 @@
           <w:p>
             <w:r>
               <w:rPr>
-                <w:sz w:val="18"/>
-                <w:szCs w:val="18"/>
+                <w:sz w:val="19"/>
+                <w:szCs w:val="19"/>
               </w:rPr>
               <w:t>2241.12</w:t>
             </w:r>
@@ -13826,8 +12534,8 @@
           <w:p>
             <w:r>
               <w:rPr>
-                <w:sz w:val="18"/>
-                <w:szCs w:val="18"/>
+                <w:sz w:val="19"/>
+                <w:szCs w:val="19"/>
               </w:rPr>
               <w:t>0.14</w:t>
             </w:r>
@@ -13847,8 +12555,8 @@
           <w:p>
             <w:r>
               <w:rPr>
-                <w:sz w:val="18"/>
-                <w:szCs w:val="18"/>
+                <w:sz w:val="19"/>
+                <w:szCs w:val="19"/>
               </w:rPr>
               <w:t>2</w:t>
             </w:r>
@@ -13868,8 +12576,8 @@
           <w:p>
             <w:r>
               <w:rPr>
-                <w:sz w:val="18"/>
-                <w:szCs w:val="18"/>
+                <w:sz w:val="19"/>
+                <w:szCs w:val="19"/>
               </w:rPr>
               <w:t>1</w:t>
             </w:r>
@@ -13889,8 +12597,8 @@
           <w:p>
             <w:r>
               <w:rPr>
-                <w:sz w:val="18"/>
-                <w:szCs w:val="18"/>
+                <w:sz w:val="19"/>
+                <w:szCs w:val="19"/>
               </w:rPr>
               <w:t>48,398.41</w:t>
             </w:r>
@@ -13909,19 +12617,10 @@
         <w:jc w:val="both"/>
       </w:pPr>
       <w:r>
-        <w:t xml:space="preserve">Over the run the batch layer read 15,628 events from the lake and removed 15 duplicates (days 2, 3, 4). These are redelivered readings that arrived in a later micro-batch than the original, so the speed layer's in-batch dedup could not see them and its running total counted them twice — a positive drift is exactly that over-count, and the batch layer's global dedup on </w:t>
-      </w:r>
-      <w:r>
-        <w:rPr>
-          <w:rFonts w:ascii="Consolas" w:eastAsia="Consolas" w:hAnsi="Consolas" w:cs="Consolas"/>
-          <w:color w:val="0B4F8A"/>
-          <w:sz w:val="19"/>
-          <w:szCs w:val="19"/>
-        </w:rPr>
-        <w:t>event_id</w:t>
-      </w:r>
-      <w:r>
-        <w:t xml:space="preserve"> removes it from the final bill. Days with zero drift had no cross-batch duplicates. Tariff defects occurred on day(s) 3, 4: the invalid or duplicated rows were rejected and 1 household(s) were billed with their previous valid tariff instead. Days 1 and 2 also span the 3.5-minute producer outage of the failure drill (section 6.1), which lowers their consumption and bills but not their correctness: both layers saw the same, smaller set of events.</w:t>
+        <w:t>Over the run the batch layer read 15,628 events from the lake and removed 15 duplicates (days 2, 3, 4). These are redelivered readings that arrived in a later micro-batch than the original, so the speed layer's in-batch dedup could not see them and its running total counted them twice — a positive drift is exactly that over-count, and the batch layer's global dedup on event_id removes it from the final bill. Days with zero drift had no cross-batch duplicates. Tariff defects occurred on day(s) 3, 4: the inva</w:t>
+      </w:r>
+      <w:r>
+        <w:t>lid or duplicated rows were rejected and 1 household(s) were billed with their previous valid tariff instead. Days 1 and 2 also span the 3.5-minute producer outage of the failure drill (section 6.1), which lowers their consumption and bills but not their correctness: both layers saw the same, smaller set of events.</w:t>
       </w:r>
     </w:p>
     <w:p>
@@ -13937,7 +12636,7 @@
       <w:pPr>
         <w:pStyle w:val="Heading2"/>
       </w:pPr>
-      <w:bookmarkStart w:id="23" w:name="_Toc241451135"/>
+      <w:bookmarkStart w:id="23" w:name="_Toc241528967"/>
       <w:r>
         <w:t>8.5 Alerts, orchestration and monitoring</w:t>
       </w:r>
@@ -13949,11 +12648,11 @@
         <w:jc w:val="both"/>
       </w:pPr>
       <w:r>
-        <w:t xml:space="preserve">Alerts raised during the run, by type: LOW_RENEWABLE × 8, NO_DATA × 2. The LOW_RENEWABLE alerts by zone were South × 5, West × 1, East × 1, North × 1: South, which has the least installed solar, drops below 10% at the start of simulated daylight every day, and the other zones triggered only while under that day's overcast spell. Every one auto-resolved within one or two 15 s checks once the next window recovered. The two NO_DATA alerts are the </w:t>
+        <w:t xml:space="preserve">Alerts raised during the run, by type: LOW_RENEWABLE × 8, NO_DATA × 2. The LOW_RENEWABLE alerts by zone were South × 5, West × 1, East × 1, North × 1: South, which has the least installed solar, drops below 10% at the start of simulated daylight every day, and the other zones triggered only while under that day's overcast spell. Every one auto-resolved within one or two 15 s checks once the next window recovered. The two </w:t>
       </w:r>
       <w:r>
         <w:lastRenderedPageBreak/>
-        <w:t>failure drill of section 6.1. Because the rule has no minimum duration, a zone hovering around the threshold can raise short alerts; section 9 lists the fix.</w:t>
+        <w:t>NO_DATA alerts are the failure drill of section 6.1. Because the rule has no minimum duration, a zone hovering around the threshold can raise short alerts; section 9 lists the fix.</w:t>
       </w:r>
     </w:p>
     <w:p>
@@ -13967,10 +12666,10 @@
           <w:noProof/>
         </w:rPr>
         <w:drawing>
-          <wp:inline distT="0" distB="0" distL="0" distR="0" wp14:anchorId="68CD5B5F" wp14:editId="293748DE">
+          <wp:inline distT="0" distB="0" distL="0" distR="0" wp14:anchorId="0D2F275D" wp14:editId="6505C3FE">
             <wp:extent cx="5762625" cy="2857500"/>
             <wp:effectExtent l="0" t="0" r="0" b="0"/>
-            <wp:docPr id="1380386985" name="Picture 1380386985"/>
+            <wp:docPr id="1828581187" name="Picture 1828581187"/>
             <wp:cNvGraphicFramePr>
               <a:graphicFrameLocks xmlns:a="http://schemas.openxmlformats.org/drawingml/2006/main" noChangeAspect="1"/>
             </wp:cNvGraphicFramePr>
@@ -14015,11 +12714,10 @@
         <w:rPr>
           <w:i/>
           <w:iCs/>
-          <w:color w:val="555555"/>
-          <w:sz w:val="18"/>
-          <w:szCs w:val="18"/>
+          <w:sz w:val="19"/>
+          <w:szCs w:val="19"/>
         </w:rPr>
-        <w:t>Figure 9. Prometheus: alert rules from alert_rules.yml loaded and evaluated.</w:t>
+        <w:t>Figure 9. Prometheus: the pipeline's alert rules loaded and evaluated.</w:t>
       </w:r>
     </w:p>
     <w:p>
@@ -14033,10 +12731,10 @@
           <w:noProof/>
         </w:rPr>
         <w:drawing>
-          <wp:inline distT="0" distB="0" distL="0" distR="0" wp14:anchorId="48F34211" wp14:editId="373A62B7">
+          <wp:inline distT="0" distB="0" distL="0" distR="0" wp14:anchorId="293CE3BB" wp14:editId="1FF94B76">
             <wp:extent cx="5762625" cy="1476375"/>
             <wp:effectExtent l="0" t="0" r="0" b="0"/>
-            <wp:docPr id="1443225785" name="Picture 1443225785"/>
+            <wp:docPr id="1762154832" name="Picture 1762154832"/>
             <wp:cNvGraphicFramePr>
               <a:graphicFrameLocks xmlns:a="http://schemas.openxmlformats.org/drawingml/2006/main" noChangeAspect="1"/>
             </wp:cNvGraphicFramePr>
@@ -14081,9 +12779,8 @@
         <w:rPr>
           <w:i/>
           <w:iCs/>
-          <w:color w:val="555555"/>
-          <w:sz w:val="18"/>
-          <w:szCs w:val="18"/>
+          <w:sz w:val="19"/>
+          <w:szCs w:val="19"/>
         </w:rPr>
         <w:t>Figure 10. Spark UI: the two Structured Streaming queries (zone_metrics, raw_lake).</w:t>
       </w:r>
@@ -14092,7 +12789,7 @@
       <w:pPr>
         <w:pStyle w:val="Heading1"/>
       </w:pPr>
-      <w:bookmarkStart w:id="24" w:name="_Toc241451136"/>
+      <w:bookmarkStart w:id="24" w:name="_Toc241528968"/>
       <w:r>
         <w:t>9. Limitations, Trade-offs and Production-Scale Changes</w:t>
       </w:r>
@@ -14113,7 +12810,7 @@
           <w:left w:w="10" w:type="dxa"/>
           <w:right w:w="10" w:type="dxa"/>
         </w:tblCellMar>
-        <w:tblLook w:val="0000" w:firstRow="0" w:lastRow="0" w:firstColumn="0" w:lastColumn="0" w:noHBand="0" w:noVBand="0"/>
+        <w:tblLook w:val="04A0" w:firstRow="1" w:lastRow="0" w:firstColumn="1" w:lastColumn="0" w:noHBand="0" w:noVBand="1"/>
       </w:tblPr>
       <w:tblGrid>
         <w:gridCol w:w="1400"/>
@@ -14147,8 +12844,8 @@
                 <w:b/>
                 <w:bCs/>
                 <w:color w:val="FFFFFF"/>
-                <w:sz w:val="18"/>
-                <w:szCs w:val="18"/>
+                <w:sz w:val="19"/>
+                <w:szCs w:val="19"/>
               </w:rPr>
               <w:t>Area</w:t>
             </w:r>
@@ -14171,8 +12868,8 @@
                 <w:b/>
                 <w:bCs/>
                 <w:color w:val="FFFFFF"/>
-                <w:sz w:val="18"/>
-                <w:szCs w:val="18"/>
+                <w:sz w:val="19"/>
+                <w:szCs w:val="19"/>
               </w:rPr>
               <w:t>Simplification in this project</w:t>
             </w:r>
@@ -14195,8 +12892,8 @@
                 <w:b/>
                 <w:bCs/>
                 <w:color w:val="FFFFFF"/>
-                <w:sz w:val="18"/>
-                <w:szCs w:val="18"/>
+                <w:sz w:val="19"/>
+                <w:szCs w:val="19"/>
               </w:rPr>
               <w:t>What we would do at production scale</w:t>
             </w:r>
@@ -14224,8 +12921,8 @@
           <w:p>
             <w:r>
               <w:rPr>
-                <w:sz w:val="18"/>
-                <w:szCs w:val="18"/>
+                <w:sz w:val="19"/>
+                <w:szCs w:val="19"/>
               </w:rPr>
               <w:t>Kafka</w:t>
             </w:r>
@@ -14245,8 +12942,8 @@
           <w:p>
             <w:r>
               <w:rPr>
-                <w:sz w:val="18"/>
-                <w:szCs w:val="18"/>
+                <w:sz w:val="19"/>
+                <w:szCs w:val="19"/>
               </w:rPr>
               <w:t>1 broker, replication factor 1, no auth</w:t>
             </w:r>
@@ -14266,8 +12963,8 @@
           <w:p>
             <w:r>
               <w:rPr>
-                <w:sz w:val="18"/>
-                <w:szCs w:val="18"/>
+                <w:sz w:val="19"/>
+                <w:szCs w:val="19"/>
               </w:rPr>
               <w:t>≥3 brokers, RF=3, min.insync.replicas=2, idempotent producer, TLS/SASL, schema registry (Avro) for evolvable event schemas</w:t>
             </w:r>
@@ -14295,8 +12992,8 @@
           <w:p>
             <w:r>
               <w:rPr>
-                <w:sz w:val="18"/>
-                <w:szCs w:val="18"/>
+                <w:sz w:val="19"/>
+                <w:szCs w:val="19"/>
               </w:rPr>
               <w:t>Spark</w:t>
             </w:r>
@@ -14316,8 +13013,8 @@
           <w:p>
             <w:r>
               <w:rPr>
-                <w:sz w:val="18"/>
-                <w:szCs w:val="18"/>
+                <w:sz w:val="19"/>
+                <w:szCs w:val="19"/>
               </w:rPr>
               <w:t>local[2] in a container; batch Spark runs inside the Airflow container</w:t>
             </w:r>
@@ -14337,8 +13034,8 @@
           <w:p>
             <w:r>
               <w:rPr>
-                <w:sz w:val="18"/>
-                <w:szCs w:val="18"/>
+                <w:sz w:val="19"/>
+                <w:szCs w:val="19"/>
               </w:rPr>
               <w:t>Spark on Kubernetes/YARN; SparkSubmitOperator or KubernetesPodOperator; autoscaling</w:t>
             </w:r>
@@ -14366,8 +13063,8 @@
           <w:p>
             <w:r>
               <w:rPr>
-                <w:sz w:val="18"/>
-                <w:szCs w:val="18"/>
+                <w:sz w:val="19"/>
+                <w:szCs w:val="19"/>
               </w:rPr>
               <w:t>Speed-layer accuracy</w:t>
             </w:r>
@@ -14387,8 +13084,8 @@
           <w:p>
             <w:r>
               <w:rPr>
-                <w:sz w:val="18"/>
-                <w:szCs w:val="18"/>
+                <w:sz w:val="19"/>
+                <w:szCs w:val="19"/>
               </w:rPr>
               <w:t>At-least-once: in-batch dedup only; additive running totals can double count after a crash</w:t>
             </w:r>
@@ -14408,8 +13105,8 @@
           <w:p>
             <w:r>
               <w:rPr>
-                <w:sz w:val="18"/>
-                <w:szCs w:val="18"/>
+                <w:sz w:val="19"/>
+                <w:szCs w:val="19"/>
               </w:rPr>
               <w:t>Stateful dedup with watermark or transactional sinks for exactly-once; keep the batch layer as the source of truth either way</w:t>
             </w:r>
@@ -14437,8 +13134,8 @@
           <w:p>
             <w:r>
               <w:rPr>
-                <w:sz w:val="18"/>
-                <w:szCs w:val="18"/>
+                <w:sz w:val="19"/>
+                <w:szCs w:val="19"/>
               </w:rPr>
               <w:t>Late data</w:t>
             </w:r>
@@ -14458,8 +13155,8 @@
           <w:p>
             <w:r>
               <w:rPr>
-                <w:sz w:val="18"/>
-                <w:szCs w:val="18"/>
+                <w:sz w:val="19"/>
+                <w:szCs w:val="19"/>
               </w:rPr>
               <w:t>Events later than the 1-minute watermark are dropped from windows (still in the lake)</w:t>
             </w:r>
@@ -14479,8 +13176,8 @@
           <w:p>
             <w:r>
               <w:rPr>
-                <w:sz w:val="18"/>
-                <w:szCs w:val="18"/>
+                <w:sz w:val="19"/>
+                <w:szCs w:val="19"/>
               </w:rPr>
               <w:t>Tune watermark from observed lateness; re-run the batch day if late data arrives after billing</w:t>
             </w:r>
@@ -14508,8 +13205,8 @@
           <w:p>
             <w:r>
               <w:rPr>
-                <w:sz w:val="18"/>
-                <w:szCs w:val="18"/>
+                <w:sz w:val="19"/>
+                <w:szCs w:val="19"/>
               </w:rPr>
               <w:t>Airflow</w:t>
             </w:r>
@@ -14529,8 +13226,8 @@
           <w:p>
             <w:r>
               <w:rPr>
-                <w:sz w:val="18"/>
-                <w:szCs w:val="18"/>
+                <w:sz w:val="19"/>
+                <w:szCs w:val="19"/>
               </w:rPr>
               <w:t>Standalone, SequentialExecutor, SQLite metadata</w:t>
             </w:r>
@@ -14550,8 +13247,8 @@
           <w:p>
             <w:r>
               <w:rPr>
-                <w:sz w:val="18"/>
-                <w:szCs w:val="18"/>
+                <w:sz w:val="19"/>
+                <w:szCs w:val="19"/>
               </w:rPr>
               <w:t>Celery/Kubernetes executor with a Postgres metadata DB; data-aware scheduling (Datasets) triggered by the tariff file</w:t>
             </w:r>
@@ -14579,8 +13276,8 @@
           <w:p>
             <w:r>
               <w:rPr>
-                <w:sz w:val="18"/>
-                <w:szCs w:val="18"/>
+                <w:sz w:val="19"/>
+                <w:szCs w:val="19"/>
               </w:rPr>
               <w:t>Data lake</w:t>
             </w:r>
@@ -14600,8 +13297,8 @@
           <w:p>
             <w:r>
               <w:rPr>
-                <w:sz w:val="18"/>
-                <w:szCs w:val="18"/>
+                <w:sz w:val="19"/>
+                <w:szCs w:val="19"/>
               </w:rPr>
               <w:t>Local Docker volume, Parquet</w:t>
             </w:r>
@@ -14621,8 +13318,8 @@
           <w:p>
             <w:r>
               <w:rPr>
-                <w:sz w:val="18"/>
-                <w:szCs w:val="18"/>
+                <w:sz w:val="19"/>
+                <w:szCs w:val="19"/>
               </w:rPr>
               <w:t>S3/HDFS with a table format (Delta/Iceberg) for ACID appends, compaction and time travel</w:t>
             </w:r>
@@ -14650,8 +13347,8 @@
           <w:p>
             <w:r>
               <w:rPr>
-                <w:sz w:val="18"/>
-                <w:szCs w:val="18"/>
+                <w:sz w:val="19"/>
+                <w:szCs w:val="19"/>
               </w:rPr>
               <w:t>Serving</w:t>
             </w:r>
@@ -14671,8 +13368,8 @@
           <w:p>
             <w:r>
               <w:rPr>
-                <w:sz w:val="18"/>
-                <w:szCs w:val="18"/>
+                <w:sz w:val="19"/>
+                <w:szCs w:val="19"/>
               </w:rPr>
               <w:t>Single Postgres, no auth, dashboard polls every 5 s</w:t>
             </w:r>
@@ -14692,8 +13389,8 @@
           <w:p>
             <w:r>
               <w:rPr>
-                <w:sz w:val="18"/>
-                <w:szCs w:val="18"/>
+                <w:sz w:val="19"/>
+                <w:szCs w:val="19"/>
               </w:rPr>
               <w:t>Read replicas or a time-series store (TimescaleDB) for live metrics; API auth; push updates (WebSocket)</w:t>
             </w:r>
@@ -14721,8 +13418,8 @@
           <w:p>
             <w:r>
               <w:rPr>
-                <w:sz w:val="18"/>
-                <w:szCs w:val="18"/>
+                <w:sz w:val="19"/>
+                <w:szCs w:val="19"/>
               </w:rPr>
               <w:t>Observability</w:t>
             </w:r>
@@ -14742,18 +13439,18 @@
           <w:p>
             <w:r>
               <w:rPr>
-                <w:sz w:val="18"/>
-                <w:szCs w:val="18"/>
-              </w:rPr>
-              <w:t xml:space="preserve">Home-grown rule engine + single Prometheus, no Grafana/Alertmanager; LOW_RENEWABLE has no </w:t>
-            </w:r>
-            <w:r>
-              <w:rPr>
-                <w:sz w:val="18"/>
-                <w:szCs w:val="18"/>
+                <w:sz w:val="19"/>
+                <w:szCs w:val="19"/>
+              </w:rPr>
+              <w:t xml:space="preserve">Home-grown rule engine + single Prometheus, no Grafana/Alertmanager; </w:t>
+            </w:r>
+            <w:r>
+              <w:rPr>
+                <w:sz w:val="19"/>
+                <w:szCs w:val="19"/>
               </w:rPr>
               <w:lastRenderedPageBreak/>
-              <w:t>minimum duration, so it can flap near the threshold</w:t>
+              <w:t>LOW_RENEWABLE has no minimum duration, so it can flap near the threshold</w:t>
             </w:r>
           </w:p>
         </w:tc>
@@ -14771,8 +13468,8 @@
           <w:p>
             <w:r>
               <w:rPr>
-                <w:sz w:val="18"/>
-                <w:szCs w:val="18"/>
+                <w:sz w:val="19"/>
+                <w:szCs w:val="19"/>
               </w:rPr>
               <w:lastRenderedPageBreak/>
               <w:t>Alert hysteresis (e.g. breach for 2 min, clear above 12%), Alertmanager routing/on-call, Grafana dashboards, OpenTelemetry tracing, central log store</w:t>
@@ -14801,8 +13498,8 @@
           <w:p>
             <w:r>
               <w:rPr>
-                <w:sz w:val="18"/>
-                <w:szCs w:val="18"/>
+                <w:sz w:val="19"/>
+                <w:szCs w:val="19"/>
               </w:rPr>
               <w:t>Billing</w:t>
             </w:r>
@@ -14822,8 +13519,8 @@
           <w:p>
             <w:r>
               <w:rPr>
-                <w:sz w:val="18"/>
-                <w:szCs w:val="18"/>
+                <w:sz w:val="19"/>
+                <w:szCs w:val="19"/>
               </w:rPr>
               <w:t>Flat per-kWh tariff, one subsidy rule, no export credit</w:t>
             </w:r>
@@ -14843,8 +13540,8 @@
           <w:p>
             <w:r>
               <w:rPr>
-                <w:sz w:val="18"/>
-                <w:szCs w:val="18"/>
+                <w:sz w:val="19"/>
+                <w:szCs w:val="19"/>
               </w:rPr>
               <w:t>Tiered/time-of-use tariffs, net-metering credits, versioned tariffs and an audit trail</w:t>
             </w:r>
@@ -14872,8 +13569,8 @@
           <w:p>
             <w:r>
               <w:rPr>
-                <w:sz w:val="18"/>
-                <w:szCs w:val="18"/>
+                <w:sz w:val="19"/>
+                <w:szCs w:val="19"/>
               </w:rPr>
               <w:t>Simulation</w:t>
             </w:r>
@@ -14893,8 +13590,8 @@
           <w:p>
             <w:r>
               <w:rPr>
-                <w:sz w:val="18"/>
-                <w:szCs w:val="18"/>
+                <w:sz w:val="19"/>
+                <w:szCs w:val="19"/>
               </w:rPr>
               <w:t>24 households, 5-minute days</w:t>
             </w:r>
@@ -14914,8 +13611,8 @@
           <w:p>
             <w:r>
               <w:rPr>
-                <w:sz w:val="18"/>
-                <w:szCs w:val="18"/>
+                <w:sz w:val="19"/>
+                <w:szCs w:val="19"/>
               </w:rPr>
               <w:t>Real meter volumes need more partitions and a partitioning scheme by zone/date</w:t>
             </w:r>
@@ -14948,7 +13645,7 @@
       <w:pPr>
         <w:pStyle w:val="Heading1"/>
       </w:pPr>
-      <w:bookmarkStart w:id="25" w:name="_Toc241451137"/>
+      <w:bookmarkStart w:id="25" w:name="_Toc241528969"/>
       <w:r>
         <w:t>10. Conclusion</w:t>
       </w:r>
@@ -14970,214 +13667,50 @@
       <w:pPr>
         <w:pStyle w:val="Heading2"/>
       </w:pPr>
-      <w:bookmarkStart w:id="26" w:name="_Toc241451138"/>
-      <w:r>
-        <w:t>Statement of contribution and use of AI tools</w:t>
+      <w:bookmarkStart w:id="26" w:name="_Toc241528970"/>
+      <w:r>
+        <w:t>Individual contributions</w:t>
       </w:r>
       <w:bookmarkEnd w:id="26"/>
     </w:p>
     <w:p>
       <w:pPr>
-        <w:spacing w:after="140" w:line="276" w:lineRule="auto"/>
-        <w:jc w:val="both"/>
+        <w:pStyle w:val="ListParagraph"/>
+        <w:numPr>
+          <w:ilvl w:val="0"/>
+          <w:numId w:val="1"/>
+        </w:numPr>
+        <w:spacing w:after="70" w:line="264" w:lineRule="auto"/>
       </w:pPr>
       <w:r>
-        <w:t>Group members: Sewvandi M.A.K. (EG/2021/4808) and Peiris P.R.S. (EG/2021/4706).</w:t>
-      </w:r>
-    </w:p>
-    <w:tbl>
-      <w:tblPr>
-        <w:tblW w:w="9850" w:type="dxa"/>
-        <w:tblBorders>
-          <w:top w:val="single" w:sz="4" w:space="0" w:color="auto"/>
-          <w:left w:val="single" w:sz="4" w:space="0" w:color="auto"/>
-          <w:bottom w:val="single" w:sz="4" w:space="0" w:color="auto"/>
-          <w:right w:val="single" w:sz="4" w:space="0" w:color="auto"/>
-          <w:insideH w:val="single" w:sz="4" w:space="0" w:color="auto"/>
-          <w:insideV w:val="single" w:sz="4" w:space="0" w:color="auto"/>
-        </w:tblBorders>
-        <w:tblCellMar>
-          <w:left w:w="10" w:type="dxa"/>
-          <w:right w:w="10" w:type="dxa"/>
-        </w:tblCellMar>
-        <w:tblLook w:val="0000" w:firstRow="0" w:lastRow="0" w:firstColumn="0" w:lastColumn="0" w:noHBand="0" w:noVBand="0"/>
-      </w:tblPr>
-      <w:tblGrid>
-        <w:gridCol w:w="3600"/>
-        <w:gridCol w:w="6250"/>
-      </w:tblGrid>
-      <w:tr>
-        <w:tblPrEx>
-          <w:tblCellMar>
-            <w:top w:w="0" w:type="dxa"/>
-            <w:bottom w:w="0" w:type="dxa"/>
-          </w:tblCellMar>
-        </w:tblPrEx>
-        <w:trPr>
-          <w:tblHeader/>
-        </w:trPr>
-        <w:tc>
-          <w:tcPr>
-            <w:tcW w:w="3600" w:type="dxa"/>
-            <w:shd w:val="clear" w:color="auto" w:fill="1F3B57"/>
-            <w:tcMar>
-              <w:top w:w="50" w:type="dxa"/>
-              <w:left w:w="80" w:type="dxa"/>
-              <w:bottom w:w="50" w:type="dxa"/>
-              <w:right w:w="80" w:type="dxa"/>
-            </w:tcMar>
-          </w:tcPr>
-          <w:p>
-            <w:r>
-              <w:rPr>
-                <w:b/>
-                <w:bCs/>
-                <w:color w:val="FFFFFF"/>
-                <w:sz w:val="18"/>
-                <w:szCs w:val="18"/>
-              </w:rPr>
-              <w:t>Member</w:t>
-            </w:r>
-          </w:p>
-        </w:tc>
-        <w:tc>
-          <w:tcPr>
-            <w:tcW w:w="6250" w:type="dxa"/>
-            <w:shd w:val="clear" w:color="auto" w:fill="1F3B57"/>
-            <w:tcMar>
-              <w:top w:w="50" w:type="dxa"/>
-              <w:left w:w="80" w:type="dxa"/>
-              <w:bottom w:w="50" w:type="dxa"/>
-              <w:right w:w="80" w:type="dxa"/>
-            </w:tcMar>
-          </w:tcPr>
-          <w:p>
-            <w:r>
-              <w:rPr>
-                <w:b/>
-                <w:bCs/>
-                <w:color w:val="FFFFFF"/>
-                <w:sz w:val="18"/>
-                <w:szCs w:val="18"/>
-              </w:rPr>
-              <w:t>Components owned</w:t>
-            </w:r>
-          </w:p>
-        </w:tc>
-      </w:tr>
-      <w:tr>
-        <w:tblPrEx>
-          <w:tblCellMar>
-            <w:top w:w="0" w:type="dxa"/>
-            <w:bottom w:w="0" w:type="dxa"/>
-          </w:tblCellMar>
-        </w:tblPrEx>
-        <w:tc>
-          <w:tcPr>
-            <w:tcW w:w="3600" w:type="dxa"/>
-            <w:shd w:val="clear" w:color="auto" w:fill="FFFFFF"/>
-            <w:tcMar>
-              <w:top w:w="50" w:type="dxa"/>
-              <w:left w:w="80" w:type="dxa"/>
-              <w:bottom w:w="50" w:type="dxa"/>
-              <w:right w:w="80" w:type="dxa"/>
-            </w:tcMar>
-          </w:tcPr>
-          <w:p>
-            <w:r>
-              <w:rPr>
-                <w:sz w:val="18"/>
-                <w:szCs w:val="18"/>
-              </w:rPr>
-              <w:t>Sewvandi M.A.K. (EG/2021/4808)</w:t>
-            </w:r>
-          </w:p>
-        </w:tc>
-        <w:tc>
-          <w:tcPr>
-            <w:tcW w:w="6250" w:type="dxa"/>
-            <w:shd w:val="clear" w:color="auto" w:fill="FFFFFF"/>
-            <w:tcMar>
-              <w:top w:w="50" w:type="dxa"/>
-              <w:left w:w="80" w:type="dxa"/>
-              <w:bottom w:w="50" w:type="dxa"/>
-              <w:right w:w="80" w:type="dxa"/>
-            </w:tcMar>
-          </w:tcPr>
-          <w:p>
-            <w:r>
-              <w:rPr>
-                <w:sz w:val="18"/>
-                <w:szCs w:val="18"/>
-              </w:rPr>
-              <w:t>[to be completed by the group]</w:t>
-            </w:r>
-          </w:p>
-        </w:tc>
-      </w:tr>
-      <w:tr>
-        <w:tblPrEx>
-          <w:tblCellMar>
-            <w:top w:w="0" w:type="dxa"/>
-            <w:bottom w:w="0" w:type="dxa"/>
-          </w:tblCellMar>
-        </w:tblPrEx>
-        <w:tc>
-          <w:tcPr>
-            <w:tcW w:w="3600" w:type="dxa"/>
-            <w:shd w:val="clear" w:color="auto" w:fill="F2F5FA"/>
-            <w:tcMar>
-              <w:top w:w="50" w:type="dxa"/>
-              <w:left w:w="80" w:type="dxa"/>
-              <w:bottom w:w="50" w:type="dxa"/>
-              <w:right w:w="80" w:type="dxa"/>
-            </w:tcMar>
-          </w:tcPr>
-          <w:p>
-            <w:r>
-              <w:rPr>
-                <w:sz w:val="18"/>
-                <w:szCs w:val="18"/>
-              </w:rPr>
-              <w:t>Peiris P.R.S. (EG/2021/4706)</w:t>
-            </w:r>
-          </w:p>
-        </w:tc>
-        <w:tc>
-          <w:tcPr>
-            <w:tcW w:w="6250" w:type="dxa"/>
-            <w:shd w:val="clear" w:color="auto" w:fill="F2F5FA"/>
-            <w:tcMar>
-              <w:top w:w="50" w:type="dxa"/>
-              <w:left w:w="80" w:type="dxa"/>
-              <w:bottom w:w="50" w:type="dxa"/>
-              <w:right w:w="80" w:type="dxa"/>
-            </w:tcMar>
-          </w:tcPr>
-          <w:p>
-            <w:r>
-              <w:rPr>
-                <w:sz w:val="18"/>
-                <w:szCs w:val="18"/>
-              </w:rPr>
-              <w:t>[to be completed by the group]</w:t>
-            </w:r>
-          </w:p>
-        </w:tc>
-      </w:tr>
-    </w:tbl>
-    <w:p>
-      <w:pPr>
-        <w:spacing w:after="80"/>
-      </w:pPr>
+        <w:rPr>
+          <w:b/>
+          <w:bCs/>
+        </w:rPr>
+        <w:t>Sewvandi M.A.K. (EG/2021/4808):</w:t>
+      </w:r>
+      <w:r>
+        <w:t xml:space="preserve"> Lambda vs Kappa architecture decision and overall system design; Spark Structured Streaming speed layer (cleaning, windowing, raw data lake); Spark batch layer (daily recompute, tariff join, billing, reconciliation); Airflow orchestration; PostgreSQL schema; report writing.</w:t>
+      </w:r>
     </w:p>
     <w:p>
       <w:pPr>
-        <w:spacing w:after="140" w:line="276" w:lineRule="auto"/>
-        <w:jc w:val="both"/>
+        <w:pStyle w:val="ListParagraph"/>
+        <w:numPr>
+          <w:ilvl w:val="0"/>
+          <w:numId w:val="1"/>
+        </w:numPr>
+        <w:spacing w:after="70" w:line="264" w:lineRule="auto"/>
       </w:pPr>
       <w:r>
-        <w:t>AI coding assistance was used for boilerplate, as the module rules permit; every architectural decision and all core pipeline logic were reviewed by the group and can be explained and defended in the viva.</w:t>
+        <w:rPr>
+          <w:b/>
+          <w:bCs/>
+        </w:rPr>
+        <w:t>Peiris P.R.S. (EG/2021/4706):</w:t>
+      </w:r>
+      <w:r>
+        <w:t xml:space="preserve"> smart-meter and tariff data simulators; Kafka ingestion setup; REST API and live dashboard; observability (structured logging, alert rules, Prometheus); Docker Compose setup; automated tests and results capture.</w:t>
       </w:r>
     </w:p>
     <w:sectPr>
@@ -15222,87 +13755,87 @@
     </w:pPr>
     <w:r>
       <w:rPr>
-        <w:sz w:val="18"/>
-        <w:szCs w:val="18"/>
+        <w:sz w:val="20"/>
+        <w:szCs w:val="20"/>
       </w:rPr>
       <w:t xml:space="preserve">Page </w:t>
     </w:r>
     <w:r>
       <w:rPr>
-        <w:sz w:val="18"/>
-        <w:szCs w:val="18"/>
+        <w:sz w:val="20"/>
+        <w:szCs w:val="20"/>
       </w:rPr>
       <w:fldChar w:fldCharType="begin"/>
     </w:r>
     <w:r>
       <w:rPr>
-        <w:sz w:val="18"/>
-        <w:szCs w:val="18"/>
+        <w:sz w:val="20"/>
+        <w:szCs w:val="20"/>
       </w:rPr>
       <w:instrText>PAGE</w:instrText>
     </w:r>
     <w:r>
       <w:rPr>
-        <w:sz w:val="18"/>
-        <w:szCs w:val="18"/>
+        <w:sz w:val="20"/>
+        <w:szCs w:val="20"/>
       </w:rPr>
       <w:fldChar w:fldCharType="separate"/>
     </w:r>
     <w:r>
       <w:rPr>
         <w:noProof/>
-        <w:sz w:val="18"/>
-        <w:szCs w:val="18"/>
+        <w:sz w:val="20"/>
+        <w:szCs w:val="20"/>
       </w:rPr>
       <w:t>2</w:t>
     </w:r>
     <w:r>
       <w:rPr>
-        <w:sz w:val="18"/>
-        <w:szCs w:val="18"/>
+        <w:sz w:val="20"/>
+        <w:szCs w:val="20"/>
       </w:rPr>
       <w:fldChar w:fldCharType="end"/>
     </w:r>
     <w:r>
       <w:rPr>
-        <w:sz w:val="18"/>
-        <w:szCs w:val="18"/>
+        <w:sz w:val="20"/>
+        <w:szCs w:val="20"/>
       </w:rPr>
       <w:t xml:space="preserve"> of </w:t>
     </w:r>
     <w:r>
       <w:rPr>
-        <w:sz w:val="18"/>
-        <w:szCs w:val="18"/>
+        <w:sz w:val="20"/>
+        <w:szCs w:val="20"/>
       </w:rPr>
       <w:fldChar w:fldCharType="begin"/>
     </w:r>
     <w:r>
       <w:rPr>
-        <w:sz w:val="18"/>
-        <w:szCs w:val="18"/>
+        <w:sz w:val="20"/>
+        <w:szCs w:val="20"/>
       </w:rPr>
       <w:instrText>NUMPAGES</w:instrText>
     </w:r>
     <w:r>
       <w:rPr>
-        <w:sz w:val="18"/>
-        <w:szCs w:val="18"/>
+        <w:sz w:val="20"/>
+        <w:szCs w:val="20"/>
       </w:rPr>
       <w:fldChar w:fldCharType="separate"/>
     </w:r>
     <w:r>
       <w:rPr>
         <w:noProof/>
-        <w:sz w:val="18"/>
-        <w:szCs w:val="18"/>
+        <w:sz w:val="20"/>
+        <w:szCs w:val="20"/>
       </w:rPr>
       <w:t>3</w:t>
     </w:r>
     <w:r>
       <w:rPr>
-        <w:sz w:val="18"/>
-        <w:szCs w:val="18"/>
+        <w:sz w:val="20"/>
+        <w:szCs w:val="20"/>
       </w:rPr>
       <w:fldChar w:fldCharType="end"/>
     </w:r>
@@ -15347,9 +13880,8 @@
     </w:pPr>
     <w:r>
       <w:rPr>
-        <w:color w:val="888888"/>
-        <w:sz w:val="16"/>
-        <w:szCs w:val="16"/>
+        <w:sz w:val="18"/>
+        <w:szCs w:val="18"/>
       </w:rPr>
       <w:t>EC8203 Mini Project — Smart Grid Lambda Pipeline</w:t>
     </w:r>
@@ -15370,10 +13902,10 @@
 <file path=word/numbering.xml><?xml version="1.0" encoding="utf-8"?>
 <w:numbering xmlns:wpc="http://schemas.microsoft.com/office/word/2010/wordprocessingCanvas" xmlns:cx="http://schemas.microsoft.com/office/drawing/2014/chartex" xmlns:cx1="http://schemas.microsoft.com/office/drawing/2015/9/8/chartex" xmlns:cx2="http://schemas.microsoft.com/office/drawing/2015/10/21/chartex" xmlns:cx3="http://schemas.microsoft.com/office/drawing/2016/5/9/chartex" xmlns:cx4="http://schemas.microsoft.com/office/drawing/2016/5/10/chartex" xmlns:cx5="http://schemas.microsoft.com/office/drawing/2016/5/11/chartex" xmlns:cx6="http://schemas.microsoft.com/office/drawing/2016/5/12/chartex" xmlns:cx7="http://schemas.microsoft.com/office/drawing/2016/5/13/chartex" xmlns:cx8="http://schemas.microsoft.com/office/drawing/2016/5/14/chartex" xmlns:mc="http://schemas.openxmlformats.org/markup-compatibility/2006" xmlns:aink="http://schemas.microsoft.com/office/drawing/2016/ink" xmlns:am3d="http://schemas.microsoft.com/office/drawing/2017/model3d" xmlns:o="urn:schemas-microsoft-com:office:office" xmlns:oel="http://schemas.microsoft.com/office/2019/extlst" xmlns:r="http://schemas.openxmlformats.org/officeDocument/2006/relationships" xmlns:m="http://schemas.openxmlformats.org/officeDocument/2006/math" xmlns:v="urn:schemas-microsoft-com:vml" xmlns:wp14="http://schemas.microsoft.com/office/word/2010/wordprocessingDrawing" xmlns:wp="http://schemas.openxmlformats.org/drawingml/2006/wordprocessingDrawing" xmlns:w10="urn:schemas-microsoft-com:office:word" xmlns:w="http://schemas.openxmlformats.org/wordprocessingml/2006/main" xmlns:w14="http://schemas.microsoft.com/office/word/2010/wordml" xmlns:w15="http://schemas.microsoft.com/office/word/2012/wordml" xmlns:w16cex="http://schemas.microsoft.com/office/word/2018/wordml/cex" xmlns:w16cid="http://schemas.microsoft.com/office/word/2016/wordml/cid" xmlns:w16="http://schemas.microsoft.com/office/word/2018/wordml" xmlns:w16du="http://schemas.microsoft.com/office/word/2023/wordml/word16du" xmlns:w16sdtdh="http://schemas.microsoft.com/office/word/2020/wordml/sdtdatahash" xmlns:w16sdtfl="http://schemas.microsoft.com/office/word/2024/wordml/sdtformatlock" xmlns:w16se="http://schemas.microsoft.com/office/word/2015/wordml/symex" xmlns:wpg="http://schemas.microsoft.com/office/word/2010/wordprocessingGroup" xmlns:wpi="http://schemas.microsoft.com/office/word/2010/wordprocessingInk" xmlns:wne="http://schemas.microsoft.com/office/word/2006/wordml" xmlns:wps="http://schemas.microsoft.com/office/word/2010/wordprocessingShape" mc:Ignorable="w14 w15 w16se w16cid w16 w16cex w16sdtdh w16sdtfl w16du wp14">
   <w:abstractNum w:abstractNumId="0" w15:restartNumberingAfterBreak="0">
-    <w:nsid w:val="06E24CDA"/>
+    <w:nsid w:val="2F60227C"/>
     <w:multiLevelType w:val="hybridMultilevel"/>
-    <w:tmpl w:val="0166FBF4"/>
-    <w:lvl w:ilvl="0" w:tplc="4CB89360">
+    <w:tmpl w:val="BCCEB19A"/>
+    <w:lvl w:ilvl="0" w:tplc="EB746582">
       <w:start w:val="1"/>
       <w:numFmt w:val="bullet"/>
       <w:lvlText w:val="●"/>
@@ -15382,7 +13914,7 @@
         <w:ind w:left="720" w:hanging="360"/>
       </w:pPr>
     </w:lvl>
-    <w:lvl w:ilvl="1" w:tplc="71B6C000">
+    <w:lvl w:ilvl="1" w:tplc="C09A63BE">
       <w:start w:val="1"/>
       <w:numFmt w:val="bullet"/>
       <w:lvlText w:val="○"/>
@@ -15391,7 +13923,7 @@
         <w:ind w:left="1440" w:hanging="360"/>
       </w:pPr>
     </w:lvl>
-    <w:lvl w:ilvl="2" w:tplc="535C66A4">
+    <w:lvl w:ilvl="2" w:tplc="CD36499E">
       <w:start w:val="1"/>
       <w:numFmt w:val="bullet"/>
       <w:lvlText w:val="■"/>
@@ -15400,7 +13932,7 @@
         <w:ind w:left="2160" w:hanging="360"/>
       </w:pPr>
     </w:lvl>
-    <w:lvl w:ilvl="3" w:tplc="04E6297C">
+    <w:lvl w:ilvl="3" w:tplc="A314C22C">
       <w:start w:val="1"/>
       <w:numFmt w:val="bullet"/>
       <w:lvlText w:val="●"/>
@@ -15409,7 +13941,7 @@
         <w:ind w:left="2880" w:hanging="360"/>
       </w:pPr>
     </w:lvl>
-    <w:lvl w:ilvl="4" w:tplc="E9BEBD36">
+    <w:lvl w:ilvl="4" w:tplc="A1D05A64">
       <w:start w:val="1"/>
       <w:numFmt w:val="bullet"/>
       <w:lvlText w:val="○"/>
@@ -15418,7 +13950,7 @@
         <w:ind w:left="3600" w:hanging="360"/>
       </w:pPr>
     </w:lvl>
-    <w:lvl w:ilvl="5" w:tplc="6422D55A">
+    <w:lvl w:ilvl="5" w:tplc="0C94E5FA">
       <w:start w:val="1"/>
       <w:numFmt w:val="bullet"/>
       <w:lvlText w:val="■"/>
@@ -15427,7 +13959,7 @@
         <w:ind w:left="4320" w:hanging="360"/>
       </w:pPr>
     </w:lvl>
-    <w:lvl w:ilvl="6" w:tplc="591AAF64">
+    <w:lvl w:ilvl="6" w:tplc="46AE0232">
       <w:start w:val="1"/>
       <w:numFmt w:val="bullet"/>
       <w:lvlText w:val="●"/>
@@ -15436,7 +13968,7 @@
         <w:ind w:left="5040" w:hanging="360"/>
       </w:pPr>
     </w:lvl>
-    <w:lvl w:ilvl="7" w:tplc="4398B3B4">
+    <w:lvl w:ilvl="7" w:tplc="85D83F1E">
       <w:start w:val="1"/>
       <w:numFmt w:val="bullet"/>
       <w:lvlText w:val="●"/>
@@ -15445,7 +13977,7 @@
         <w:ind w:left="5760" w:hanging="360"/>
       </w:pPr>
     </w:lvl>
-    <w:lvl w:ilvl="8" w:tplc="7924BB44">
+    <w:lvl w:ilvl="8" w:tplc="DE8AE73E">
       <w:start w:val="1"/>
       <w:numFmt w:val="bullet"/>
       <w:lvlText w:val="●"/>
@@ -15455,7 +13987,7 @@
       </w:pPr>
     </w:lvl>
   </w:abstractNum>
-  <w:num w:numId="1" w16cid:durableId="1868328202">
+  <w:num w:numId="1" w16cid:durableId="1099332069">
     <w:abstractNumId w:val="0"/>
     <w:lvlOverride w:ilvl="0">
       <w:startOverride w:val="1"/>
@@ -15469,9 +14001,10 @@
   <w:docDefaults>
     <w:rPrDefault>
       <w:rPr>
-        <w:rFonts w:ascii="Calibri" w:eastAsia="Calibri" w:hAnsi="Calibri" w:cs="Calibri"/>
-        <w:sz w:val="21"/>
-        <w:szCs w:val="21"/>
+        <w:rFonts w:ascii="Times New Roman" w:eastAsia="Times New Roman" w:hAnsi="Times New Roman" w:cs="Times New Roman"/>
+        <w:color w:val="000000"/>
+        <w:sz w:val="22"/>
+        <w:szCs w:val="22"/>
         <w:lang w:val="en-US" w:eastAsia="en-US" w:bidi="ar-SA"/>
       </w:rPr>
     </w:rPrDefault>
@@ -15866,7 +14399,7 @@
     <w:pPr>
       <w:keepNext/>
       <w:pBdr>
-        <w:bottom w:val="single" w:sz="8" w:space="4" w:color="2F6FED"/>
+        <w:bottom w:val="single" w:sz="6" w:space="4" w:color="000000"/>
       </w:pBdr>
       <w:spacing w:before="300" w:after="140"/>
       <w:outlineLvl w:val="0"/>
@@ -15874,7 +14407,6 @@
     <w:rPr>
       <w:b/>
       <w:bCs/>
-      <w:color w:val="1F3B57"/>
       <w:sz w:val="30"/>
       <w:szCs w:val="30"/>
     </w:rPr>
@@ -15892,9 +14424,8 @@
     <w:rPr>
       <w:b/>
       <w:bCs/>
-      <w:color w:val="2F6FED"/>
-      <w:sz w:val="24"/>
-      <w:szCs w:val="24"/>
+      <w:sz w:val="25"/>
+      <w:szCs w:val="25"/>
     </w:rPr>
   </w:style>
   <w:style w:type="paragraph" w:styleId="Heading3">
@@ -16079,7 +14610,7 @@
     <w:autoRedefine/>
     <w:uiPriority w:val="39"/>
     <w:unhideWhenUsed/>
-    <w:rsid w:val="00E715D7"/>
+    <w:rsid w:val="003D0830"/>
     <w:pPr>
       <w:spacing w:after="100"/>
     </w:pPr>
@@ -16091,10 +14622,10 @@
     <w:autoRedefine/>
     <w:uiPriority w:val="39"/>
     <w:unhideWhenUsed/>
-    <w:rsid w:val="00E715D7"/>
+    <w:rsid w:val="003D0830"/>
     <w:pPr>
       <w:spacing w:after="100"/>
-      <w:ind w:left="210"/>
+      <w:ind w:left="220"/>
     </w:pPr>
   </w:style>
 </w:styles>

--- a/smart-grid-pipeline/report/EC8203_MiniProject_Report.docx
+++ b/smart-grid-pipeline/report/EC8203_MiniProject_Report.docx
@@ -12,7 +12,7 @@
           <w:noProof/>
         </w:rPr>
         <w:drawing>
-          <wp:inline distT="0" distB="0" distL="0" distR="0" wp14:anchorId="1774BBD5" wp14:editId="7456AA2D">
+          <wp:inline distT="0" distB="0" distL="0" distR="0" wp14:anchorId="376C0ECF" wp14:editId="4780F7F6">
             <wp:extent cx="1009650" cy="1428750"/>
             <wp:effectExtent l="0" t="0" r="0" b="0"/>
             <wp:docPr id="1" name="Picture 1"/>
@@ -363,7 +363,7 @@
     <w:sdt>
       <w:sdtPr>
         <w:alias w:val="Contents"/>
-        <w:id w:val="-433049674"/>
+        <w:id w:val="-1592540684"/>
       </w:sdtPr>
       <w:sdtEndPr/>
       <w:sdtContent>
@@ -392,7 +392,7 @@
           <w:r>
             <w:fldChar w:fldCharType="separate"/>
           </w:r>
-          <w:hyperlink w:anchor="_Toc241528944" w:history="1">
+          <w:hyperlink w:anchor="_Toc241610454" w:history="1">
             <w:r>
               <w:rPr>
                 <w:rStyle w:val="Hyperlink"/>
@@ -416,7 +416,7 @@
               <w:rPr>
                 <w:noProof/>
               </w:rPr>
-              <w:instrText xml:space="preserve"> PAGEREF _Toc241528944 \h </w:instrText>
+              <w:instrText xml:space="preserve"> PAGEREF _Toc241610454 \h </w:instrText>
             </w:r>
             <w:r>
               <w:rPr>
@@ -459,7 +459,7 @@
               <w14:ligatures w14:val="standardContextual"/>
             </w:rPr>
           </w:pPr>
-          <w:hyperlink w:anchor="_Toc241528945" w:history="1">
+          <w:hyperlink w:anchor="_Toc241610455" w:history="1">
             <w:r>
               <w:rPr>
                 <w:rStyle w:val="Hyperlink"/>
@@ -483,7 +483,7 @@
               <w:rPr>
                 <w:noProof/>
               </w:rPr>
-              <w:instrText xml:space="preserve"> PAGEREF _Toc241528945 \h </w:instrText>
+              <w:instrText xml:space="preserve"> PAGEREF _Toc241610455 \h </w:instrText>
             </w:r>
             <w:r>
               <w:rPr>
@@ -526,7 +526,7 @@
               <w14:ligatures w14:val="standardContextual"/>
             </w:rPr>
           </w:pPr>
-          <w:hyperlink w:anchor="_Toc241528946" w:history="1">
+          <w:hyperlink w:anchor="_Toc241610456" w:history="1">
             <w:r>
               <w:rPr>
                 <w:rStyle w:val="Hyperlink"/>
@@ -550,7 +550,7 @@
               <w:rPr>
                 <w:noProof/>
               </w:rPr>
-              <w:instrText xml:space="preserve"> PAGEREF _Toc241528946 \h </w:instrText>
+              <w:instrText xml:space="preserve"> PAGEREF _Toc241610456 \h </w:instrText>
             </w:r>
             <w:r>
               <w:rPr>
@@ -593,7 +593,7 @@
               <w14:ligatures w14:val="standardContextual"/>
             </w:rPr>
           </w:pPr>
-          <w:hyperlink w:anchor="_Toc241528947" w:history="1">
+          <w:hyperlink w:anchor="_Toc241610457" w:history="1">
             <w:r>
               <w:rPr>
                 <w:rStyle w:val="Hyperlink"/>
@@ -617,7 +617,7 @@
               <w:rPr>
                 <w:noProof/>
               </w:rPr>
-              <w:instrText xml:space="preserve"> PAGEREF _Toc241528947 \h </w:instrText>
+              <w:instrText xml:space="preserve"> PAGEREF _Toc241610457 \h </w:instrText>
             </w:r>
             <w:r>
               <w:rPr>
@@ -660,7 +660,7 @@
               <w14:ligatures w14:val="standardContextual"/>
             </w:rPr>
           </w:pPr>
-          <w:hyperlink w:anchor="_Toc241528948" w:history="1">
+          <w:hyperlink w:anchor="_Toc241610458" w:history="1">
             <w:r>
               <w:rPr>
                 <w:rStyle w:val="Hyperlink"/>
@@ -684,7 +684,7 @@
               <w:rPr>
                 <w:noProof/>
               </w:rPr>
-              <w:instrText xml:space="preserve"> PAGEREF _Toc241528948 \h </w:instrText>
+              <w:instrText xml:space="preserve"> PAGEREF _Toc241610458 \h </w:instrText>
             </w:r>
             <w:r>
               <w:rPr>
@@ -727,7 +727,7 @@
               <w14:ligatures w14:val="standardContextual"/>
             </w:rPr>
           </w:pPr>
-          <w:hyperlink w:anchor="_Toc241528949" w:history="1">
+          <w:hyperlink w:anchor="_Toc241610459" w:history="1">
             <w:r>
               <w:rPr>
                 <w:rStyle w:val="Hyperlink"/>
@@ -751,7 +751,7 @@
               <w:rPr>
                 <w:noProof/>
               </w:rPr>
-              <w:instrText xml:space="preserve"> PAGEREF _Toc241528949 \h </w:instrText>
+              <w:instrText xml:space="preserve"> PAGEREF _Toc241610459 \h </w:instrText>
             </w:r>
             <w:r>
               <w:rPr>
@@ -794,7 +794,7 @@
               <w14:ligatures w14:val="standardContextual"/>
             </w:rPr>
           </w:pPr>
-          <w:hyperlink w:anchor="_Toc241528950" w:history="1">
+          <w:hyperlink w:anchor="_Toc241610460" w:history="1">
             <w:r>
               <w:rPr>
                 <w:rStyle w:val="Hyperlink"/>
@@ -818,7 +818,7 @@
               <w:rPr>
                 <w:noProof/>
               </w:rPr>
-              <w:instrText xml:space="preserve"> PAGEREF _Toc241528950 \h </w:instrText>
+              <w:instrText xml:space="preserve"> PAGEREF _Toc241610460 \h </w:instrText>
             </w:r>
             <w:r>
               <w:rPr>
@@ -861,7 +861,7 @@
               <w14:ligatures w14:val="standardContextual"/>
             </w:rPr>
           </w:pPr>
-          <w:hyperlink w:anchor="_Toc241528951" w:history="1">
+          <w:hyperlink w:anchor="_Toc241610461" w:history="1">
             <w:r>
               <w:rPr>
                 <w:rStyle w:val="Hyperlink"/>
@@ -885,7 +885,7 @@
               <w:rPr>
                 <w:noProof/>
               </w:rPr>
-              <w:instrText xml:space="preserve"> PAGEREF _Toc241528951 \h </w:instrText>
+              <w:instrText xml:space="preserve"> PAGEREF _Toc241610461 \h </w:instrText>
             </w:r>
             <w:r>
               <w:rPr>
@@ -928,7 +928,7 @@
               <w14:ligatures w14:val="standardContextual"/>
             </w:rPr>
           </w:pPr>
-          <w:hyperlink w:anchor="_Toc241528952" w:history="1">
+          <w:hyperlink w:anchor="_Toc241610462" w:history="1">
             <w:r>
               <w:rPr>
                 <w:rStyle w:val="Hyperlink"/>
@@ -952,7 +952,7 @@
               <w:rPr>
                 <w:noProof/>
               </w:rPr>
-              <w:instrText xml:space="preserve"> PAGEREF _Toc241528952 \h </w:instrText>
+              <w:instrText xml:space="preserve"> PAGEREF _Toc241610462 \h </w:instrText>
             </w:r>
             <w:r>
               <w:rPr>
@@ -995,7 +995,7 @@
               <w14:ligatures w14:val="standardContextual"/>
             </w:rPr>
           </w:pPr>
-          <w:hyperlink w:anchor="_Toc241528953" w:history="1">
+          <w:hyperlink w:anchor="_Toc241610463" w:history="1">
             <w:r>
               <w:rPr>
                 <w:rStyle w:val="Hyperlink"/>
@@ -1019,7 +1019,7 @@
               <w:rPr>
                 <w:noProof/>
               </w:rPr>
-              <w:instrText xml:space="preserve"> PAGEREF _Toc241528953 \h </w:instrText>
+              <w:instrText xml:space="preserve"> PAGEREF _Toc241610463 \h </w:instrText>
             </w:r>
             <w:r>
               <w:rPr>
@@ -1062,7 +1062,7 @@
               <w14:ligatures w14:val="standardContextual"/>
             </w:rPr>
           </w:pPr>
-          <w:hyperlink w:anchor="_Toc241528954" w:history="1">
+          <w:hyperlink w:anchor="_Toc241610464" w:history="1">
             <w:r>
               <w:rPr>
                 <w:rStyle w:val="Hyperlink"/>
@@ -1086,7 +1086,7 @@
               <w:rPr>
                 <w:noProof/>
               </w:rPr>
-              <w:instrText xml:space="preserve"> PAGEREF _Toc241528954 \h </w:instrText>
+              <w:instrText xml:space="preserve"> PAGEREF _Toc241610464 \h </w:instrText>
             </w:r>
             <w:r>
               <w:rPr>
@@ -1129,7 +1129,7 @@
               <w14:ligatures w14:val="standardContextual"/>
             </w:rPr>
           </w:pPr>
-          <w:hyperlink w:anchor="_Toc241528955" w:history="1">
+          <w:hyperlink w:anchor="_Toc241610465" w:history="1">
             <w:r>
               <w:rPr>
                 <w:rStyle w:val="Hyperlink"/>
@@ -1153,7 +1153,7 @@
               <w:rPr>
                 <w:noProof/>
               </w:rPr>
-              <w:instrText xml:space="preserve"> PAGEREF _Toc241528955 \h </w:instrText>
+              <w:instrText xml:space="preserve"> PAGEREF _Toc241610465 \h </w:instrText>
             </w:r>
             <w:r>
               <w:rPr>
@@ -1196,7 +1196,7 @@
               <w14:ligatures w14:val="standardContextual"/>
             </w:rPr>
           </w:pPr>
-          <w:hyperlink w:anchor="_Toc241528956" w:history="1">
+          <w:hyperlink w:anchor="_Toc241610466" w:history="1">
             <w:r>
               <w:rPr>
                 <w:rStyle w:val="Hyperlink"/>
@@ -1220,7 +1220,7 @@
               <w:rPr>
                 <w:noProof/>
               </w:rPr>
-              <w:instrText xml:space="preserve"> PAGEREF _Toc241528956 \h </w:instrText>
+              <w:instrText xml:space="preserve"> PAGEREF _Toc241610466 \h </w:instrText>
             </w:r>
             <w:r>
               <w:rPr>
@@ -1263,7 +1263,7 @@
               <w14:ligatures w14:val="standardContextual"/>
             </w:rPr>
           </w:pPr>
-          <w:hyperlink w:anchor="_Toc241528957" w:history="1">
+          <w:hyperlink w:anchor="_Toc241610467" w:history="1">
             <w:r>
               <w:rPr>
                 <w:rStyle w:val="Hyperlink"/>
@@ -1287,7 +1287,7 @@
               <w:rPr>
                 <w:noProof/>
               </w:rPr>
-              <w:instrText xml:space="preserve"> PAGEREF _Toc241528957 \h </w:instrText>
+              <w:instrText xml:space="preserve"> PAGEREF _Toc241610467 \h </w:instrText>
             </w:r>
             <w:r>
               <w:rPr>
@@ -1330,7 +1330,7 @@
               <w14:ligatures w14:val="standardContextual"/>
             </w:rPr>
           </w:pPr>
-          <w:hyperlink w:anchor="_Toc241528958" w:history="1">
+          <w:hyperlink w:anchor="_Toc241610468" w:history="1">
             <w:r>
               <w:rPr>
                 <w:rStyle w:val="Hyperlink"/>
@@ -1354,7 +1354,7 @@
               <w:rPr>
                 <w:noProof/>
               </w:rPr>
-              <w:instrText xml:space="preserve"> PAGEREF _Toc241528958 \h </w:instrText>
+              <w:instrText xml:space="preserve"> PAGEREF _Toc241610468 \h </w:instrText>
             </w:r>
             <w:r>
               <w:rPr>
@@ -1397,7 +1397,7 @@
               <w14:ligatures w14:val="standardContextual"/>
             </w:rPr>
           </w:pPr>
-          <w:hyperlink w:anchor="_Toc241528959" w:history="1">
+          <w:hyperlink w:anchor="_Toc241610469" w:history="1">
             <w:r>
               <w:rPr>
                 <w:rStyle w:val="Hyperlink"/>
@@ -1421,7 +1421,7 @@
               <w:rPr>
                 <w:noProof/>
               </w:rPr>
-              <w:instrText xml:space="preserve"> PAGEREF _Toc241528959 \h </w:instrText>
+              <w:instrText xml:space="preserve"> PAGEREF _Toc241610469 \h </w:instrText>
             </w:r>
             <w:r>
               <w:rPr>
@@ -1464,7 +1464,7 @@
               <w14:ligatures w14:val="standardContextual"/>
             </w:rPr>
           </w:pPr>
-          <w:hyperlink w:anchor="_Toc241528960" w:history="1">
+          <w:hyperlink w:anchor="_Toc241610470" w:history="1">
             <w:r>
               <w:rPr>
                 <w:rStyle w:val="Hyperlink"/>
@@ -1488,7 +1488,7 @@
               <w:rPr>
                 <w:noProof/>
               </w:rPr>
-              <w:instrText xml:space="preserve"> PAGEREF _Toc241528960 \h </w:instrText>
+              <w:instrText xml:space="preserve"> PAGEREF _Toc241610470 \h </w:instrText>
             </w:r>
             <w:r>
               <w:rPr>
@@ -1531,7 +1531,7 @@
               <w14:ligatures w14:val="standardContextual"/>
             </w:rPr>
           </w:pPr>
-          <w:hyperlink w:anchor="_Toc241528961" w:history="1">
+          <w:hyperlink w:anchor="_Toc241610471" w:history="1">
             <w:r>
               <w:rPr>
                 <w:rStyle w:val="Hyperlink"/>
@@ -1555,7 +1555,7 @@
               <w:rPr>
                 <w:noProof/>
               </w:rPr>
-              <w:instrText xml:space="preserve"> PAGEREF _Toc241528961 \h </w:instrText>
+              <w:instrText xml:space="preserve"> PAGEREF _Toc241610471 \h </w:instrText>
             </w:r>
             <w:r>
               <w:rPr>
@@ -1598,7 +1598,7 @@
               <w14:ligatures w14:val="standardContextual"/>
             </w:rPr>
           </w:pPr>
-          <w:hyperlink w:anchor="_Toc241528962" w:history="1">
+          <w:hyperlink w:anchor="_Toc241610472" w:history="1">
             <w:r>
               <w:rPr>
                 <w:rStyle w:val="Hyperlink"/>
@@ -1622,7 +1622,7 @@
               <w:rPr>
                 <w:noProof/>
               </w:rPr>
-              <w:instrText xml:space="preserve"> PAGEREF _Toc241528962 \h </w:instrText>
+              <w:instrText xml:space="preserve"> PAGEREF _Toc241610472 \h </w:instrText>
             </w:r>
             <w:r>
               <w:rPr>
@@ -1665,7 +1665,7 @@
               <w14:ligatures w14:val="standardContextual"/>
             </w:rPr>
           </w:pPr>
-          <w:hyperlink w:anchor="_Toc241528963" w:history="1">
+          <w:hyperlink w:anchor="_Toc241610473" w:history="1">
             <w:r>
               <w:rPr>
                 <w:rStyle w:val="Hyperlink"/>
@@ -1689,7 +1689,7 @@
               <w:rPr>
                 <w:noProof/>
               </w:rPr>
-              <w:instrText xml:space="preserve"> PAGEREF _Toc241528963 \h </w:instrText>
+              <w:instrText xml:space="preserve"> PAGEREF _Toc241610473 \h </w:instrText>
             </w:r>
             <w:r>
               <w:rPr>
@@ -1732,7 +1732,7 @@
               <w14:ligatures w14:val="standardContextual"/>
             </w:rPr>
           </w:pPr>
-          <w:hyperlink w:anchor="_Toc241528964" w:history="1">
+          <w:hyperlink w:anchor="_Toc241610474" w:history="1">
             <w:r>
               <w:rPr>
                 <w:rStyle w:val="Hyperlink"/>
@@ -1756,7 +1756,7 @@
               <w:rPr>
                 <w:noProof/>
               </w:rPr>
-              <w:instrText xml:space="preserve"> PAGEREF _Toc241528964 \h </w:instrText>
+              <w:instrText xml:space="preserve"> PAGEREF _Toc241610474 \h </w:instrText>
             </w:r>
             <w:r>
               <w:rPr>
@@ -1799,7 +1799,7 @@
               <w14:ligatures w14:val="standardContextual"/>
             </w:rPr>
           </w:pPr>
-          <w:hyperlink w:anchor="_Toc241528965" w:history="1">
+          <w:hyperlink w:anchor="_Toc241610475" w:history="1">
             <w:r>
               <w:rPr>
                 <w:rStyle w:val="Hyperlink"/>
@@ -1823,7 +1823,7 @@
               <w:rPr>
                 <w:noProof/>
               </w:rPr>
-              <w:instrText xml:space="preserve"> PAGEREF _Toc241528965 \h </w:instrText>
+              <w:instrText xml:space="preserve"> PAGEREF _Toc241610475 \h </w:instrText>
             </w:r>
             <w:r>
               <w:rPr>
@@ -1866,7 +1866,7 @@
               <w14:ligatures w14:val="standardContextual"/>
             </w:rPr>
           </w:pPr>
-          <w:hyperlink w:anchor="_Toc241528966" w:history="1">
+          <w:hyperlink w:anchor="_Toc241610476" w:history="1">
             <w:r>
               <w:rPr>
                 <w:rStyle w:val="Hyperlink"/>
@@ -1890,7 +1890,7 @@
               <w:rPr>
                 <w:noProof/>
               </w:rPr>
-              <w:instrText xml:space="preserve"> PAGEREF _Toc241528966 \h </w:instrText>
+              <w:instrText xml:space="preserve"> PAGEREF _Toc241610476 \h </w:instrText>
             </w:r>
             <w:r>
               <w:rPr>
@@ -1933,7 +1933,7 @@
               <w14:ligatures w14:val="standardContextual"/>
             </w:rPr>
           </w:pPr>
-          <w:hyperlink w:anchor="_Toc241528967" w:history="1">
+          <w:hyperlink w:anchor="_Toc241610477" w:history="1">
             <w:r>
               <w:rPr>
                 <w:rStyle w:val="Hyperlink"/>
@@ -1957,7 +1957,7 @@
               <w:rPr>
                 <w:noProof/>
               </w:rPr>
-              <w:instrText xml:space="preserve"> PAGEREF _Toc241528967 \h </w:instrText>
+              <w:instrText xml:space="preserve"> PAGEREF _Toc241610477 \h </w:instrText>
             </w:r>
             <w:r>
               <w:rPr>
@@ -2000,7 +2000,7 @@
               <w14:ligatures w14:val="standardContextual"/>
             </w:rPr>
           </w:pPr>
-          <w:hyperlink w:anchor="_Toc241528968" w:history="1">
+          <w:hyperlink w:anchor="_Toc241610478" w:history="1">
             <w:r>
               <w:rPr>
                 <w:rStyle w:val="Hyperlink"/>
@@ -2024,7 +2024,7 @@
               <w:rPr>
                 <w:noProof/>
               </w:rPr>
-              <w:instrText xml:space="preserve"> PAGEREF _Toc241528968 \h </w:instrText>
+              <w:instrText xml:space="preserve"> PAGEREF _Toc241610478 \h </w:instrText>
             </w:r>
             <w:r>
               <w:rPr>
@@ -2067,7 +2067,7 @@
               <w14:ligatures w14:val="standardContextual"/>
             </w:rPr>
           </w:pPr>
-          <w:hyperlink w:anchor="_Toc241528969" w:history="1">
+          <w:hyperlink w:anchor="_Toc241610479" w:history="1">
             <w:r>
               <w:rPr>
                 <w:rStyle w:val="Hyperlink"/>
@@ -2091,7 +2091,7 @@
               <w:rPr>
                 <w:noProof/>
               </w:rPr>
-              <w:instrText xml:space="preserve"> PAGEREF _Toc241528969 \h </w:instrText>
+              <w:instrText xml:space="preserve"> PAGEREF _Toc241610479 \h </w:instrText>
             </w:r>
             <w:r>
               <w:rPr>
@@ -2134,7 +2134,7 @@
               <w14:ligatures w14:val="standardContextual"/>
             </w:rPr>
           </w:pPr>
-          <w:hyperlink w:anchor="_Toc241528970" w:history="1">
+          <w:hyperlink w:anchor="_Toc241610480" w:history="1">
             <w:r>
               <w:rPr>
                 <w:rStyle w:val="Hyperlink"/>
@@ -2158,7 +2158,7 @@
               <w:rPr>
                 <w:noProof/>
               </w:rPr>
-              <w:instrText xml:space="preserve"> PAGEREF _Toc241528970 \h </w:instrText>
+              <w:instrText xml:space="preserve"> PAGEREF _Toc241610480 \h </w:instrText>
             </w:r>
             <w:r>
               <w:rPr>
@@ -2201,7 +2201,7 @@
       <w:pPr>
         <w:pStyle w:val="Heading1"/>
       </w:pPr>
-      <w:bookmarkStart w:id="0" w:name="_Toc241528944"/>
+      <w:bookmarkStart w:id="0" w:name="_Toc241610454"/>
       <w:r>
         <w:lastRenderedPageBreak/>
         <w:t>1. Introduction and Use Case</w:t>
@@ -2231,7 +2231,7 @@
       <w:pPr>
         <w:pStyle w:val="Heading2"/>
       </w:pPr>
-      <w:bookmarkStart w:id="1" w:name="_Toc241528945"/>
+      <w:bookmarkStart w:id="1" w:name="_Toc241610455"/>
       <w:r>
         <w:t>1.1 Business question and derived requirements</w:t>
       </w:r>
@@ -3078,7 +3078,7 @@
       <w:pPr>
         <w:pStyle w:val="Heading2"/>
       </w:pPr>
-      <w:bookmarkStart w:id="2" w:name="_Toc241528946"/>
+      <w:bookmarkStart w:id="2" w:name="_Toc241610456"/>
       <w:r>
         <w:t>1.2 Data sources (simulated, Python)</w:t>
       </w:r>
@@ -3126,7 +3126,7 @@
       <w:pPr>
         <w:pStyle w:val="Heading2"/>
       </w:pPr>
-      <w:bookmarkStart w:id="3" w:name="_Toc241528947"/>
+      <w:bookmarkStart w:id="3" w:name="_Toc241610457"/>
       <w:r>
         <w:t>1.3 Simulated clock and assumptions</w:t>
       </w:r>
@@ -3183,7 +3183,7 @@
       <w:pPr>
         <w:pStyle w:val="Heading1"/>
       </w:pPr>
-      <w:bookmarkStart w:id="4" w:name="_Toc241528948"/>
+      <w:bookmarkStart w:id="4" w:name="_Toc241610458"/>
       <w:r>
         <w:t>2. Architecture Decision: Lambda vs Kappa</w:t>
       </w:r>
@@ -3726,7 +3726,7 @@
       <w:pPr>
         <w:pStyle w:val="Heading2"/>
       </w:pPr>
-      <w:bookmarkStart w:id="5" w:name="_Toc241528949"/>
+      <w:bookmarkStart w:id="5" w:name="_Toc241610459"/>
       <w:r>
         <w:t>2.1 Why Lambda fits this problem</w:t>
       </w:r>
@@ -3836,7 +3836,7 @@
       <w:pPr>
         <w:pStyle w:val="Heading2"/>
       </w:pPr>
-      <w:bookmarkStart w:id="6" w:name="_Toc241528950"/>
+      <w:bookmarkStart w:id="6" w:name="_Toc241610460"/>
       <w:r>
         <w:t>2.2 The rejected alternative: Kappa</w:t>
       </w:r>
@@ -3879,10 +3879,10 @@
           <w:noProof/>
         </w:rPr>
         <w:drawing>
-          <wp:inline distT="0" distB="0" distL="0" distR="0" wp14:anchorId="3BCB6B59" wp14:editId="05E1F77F">
+          <wp:inline distT="0" distB="0" distL="0" distR="0" wp14:anchorId="39B56D43" wp14:editId="002D7577">
             <wp:extent cx="5762625" cy="2476500"/>
             <wp:effectExtent l="0" t="0" r="0" b="0"/>
-            <wp:docPr id="1650648046" name="Picture 1650648046"/>
+            <wp:docPr id="1025807182" name="Picture 1025807182"/>
             <wp:cNvGraphicFramePr>
               <a:graphicFrameLocks xmlns:a="http://schemas.openxmlformats.org/drawingml/2006/main" noChangeAspect="1"/>
             </wp:cNvGraphicFramePr>
@@ -3937,7 +3937,7 @@
       <w:pPr>
         <w:pStyle w:val="Heading2"/>
       </w:pPr>
-      <w:bookmarkStart w:id="7" w:name="_Toc241528951"/>
+      <w:bookmarkStart w:id="7" w:name="_Toc241610461"/>
       <w:r>
         <w:t>2.3 Trade-offs we accepted and how we contain them</w:t>
       </w:r>
@@ -4007,7 +4007,7 @@
       <w:pPr>
         <w:pStyle w:val="Heading1"/>
       </w:pPr>
-      <w:bookmarkStart w:id="8" w:name="_Toc241528952"/>
+      <w:bookmarkStart w:id="8" w:name="_Toc241610462"/>
       <w:r>
         <w:lastRenderedPageBreak/>
         <w:t>3. System Architecture</w:t>
@@ -4025,10 +4025,10 @@
           <w:noProof/>
         </w:rPr>
         <w:drawing>
-          <wp:inline distT="0" distB="0" distL="0" distR="0" wp14:anchorId="48E08586" wp14:editId="686F3CF8">
+          <wp:inline distT="0" distB="0" distL="0" distR="0" wp14:anchorId="6B000CB3" wp14:editId="7BF43140">
             <wp:extent cx="6038850" cy="3638550"/>
             <wp:effectExtent l="0" t="0" r="0" b="0"/>
-            <wp:docPr id="1350964094" name="Picture 1350964094"/>
+            <wp:docPr id="755833151" name="Picture 755833151"/>
             <wp:cNvGraphicFramePr>
               <a:graphicFrameLocks xmlns:a="http://schemas.openxmlformats.org/drawingml/2006/main" noChangeAspect="1"/>
             </wp:cNvGraphicFramePr>
@@ -4102,7 +4102,7 @@
       <w:pPr>
         <w:pStyle w:val="Heading1"/>
       </w:pPr>
-      <w:bookmarkStart w:id="9" w:name="_Toc241528953"/>
+      <w:bookmarkStart w:id="9" w:name="_Toc241610463"/>
       <w:r>
         <w:t>4. Technology Stack and Justification</w:t>
       </w:r>
@@ -5072,7 +5072,7 @@
       <w:pPr>
         <w:pStyle w:val="Heading1"/>
       </w:pPr>
-      <w:bookmarkStart w:id="10" w:name="_Toc241528954"/>
+      <w:bookmarkStart w:id="10" w:name="_Toc241610464"/>
       <w:r>
         <w:t>5. Implementation</w:t>
       </w:r>
@@ -5082,7 +5082,7 @@
       <w:pPr>
         <w:pStyle w:val="Heading2"/>
       </w:pPr>
-      <w:bookmarkStart w:id="11" w:name="_Toc241528955"/>
+      <w:bookmarkStart w:id="11" w:name="_Toc241610465"/>
       <w:r>
         <w:t>5.1 Ingestion</w:t>
       </w:r>
@@ -5118,7 +5118,7 @@
       <w:pPr>
         <w:pStyle w:val="Heading2"/>
       </w:pPr>
-      <w:bookmarkStart w:id="12" w:name="_Toc241528956"/>
+      <w:bookmarkStart w:id="12" w:name="_Toc241610466"/>
       <w:r>
         <w:t>5.2 Speed layer</w:t>
       </w:r>
@@ -5201,7 +5201,7 @@
       <w:pPr>
         <w:pStyle w:val="Heading2"/>
       </w:pPr>
-      <w:bookmarkStart w:id="13" w:name="_Toc241528957"/>
+      <w:bookmarkStart w:id="13" w:name="_Toc241610467"/>
       <w:r>
         <w:t>5.3 Batch layer and orchestration</w:t>
       </w:r>
@@ -5310,10 +5310,10 @@
           <w:noProof/>
         </w:rPr>
         <w:drawing>
-          <wp:inline distT="0" distB="0" distL="0" distR="0" wp14:anchorId="0E82E763" wp14:editId="4EF38D04">
+          <wp:inline distT="0" distB="0" distL="0" distR="0" wp14:anchorId="62126700" wp14:editId="7706437D">
             <wp:extent cx="5943600" cy="3562350"/>
             <wp:effectExtent l="0" t="0" r="0" b="0"/>
-            <wp:docPr id="364083636" name="Picture 364083636"/>
+            <wp:docPr id="23180106" name="Picture 23180106"/>
             <wp:cNvGraphicFramePr>
               <a:graphicFrameLocks xmlns:a="http://schemas.openxmlformats.org/drawingml/2006/main" noChangeAspect="1"/>
             </wp:cNvGraphicFramePr>
@@ -5368,7 +5368,7 @@
       <w:pPr>
         <w:pStyle w:val="Heading2"/>
       </w:pPr>
-      <w:bookmarkStart w:id="14" w:name="_Toc241528958"/>
+      <w:bookmarkStart w:id="14" w:name="_Toc241610468"/>
       <w:r>
         <w:t>5.4 Storage and serving layer</w:t>
       </w:r>
@@ -6613,7 +6613,7 @@
       <w:pPr>
         <w:pStyle w:val="Heading1"/>
       </w:pPr>
-      <w:bookmarkStart w:id="15" w:name="_Toc241528959"/>
+      <w:bookmarkStart w:id="15" w:name="_Toc241610469"/>
       <w:r>
         <w:t>6. Observability Design</w:t>
       </w:r>
@@ -7683,7 +7683,7 @@
       <w:pPr>
         <w:pStyle w:val="Heading2"/>
       </w:pPr>
-      <w:bookmarkStart w:id="16" w:name="_Toc241528960"/>
+      <w:bookmarkStart w:id="16" w:name="_Toc241610470"/>
       <w:r>
         <w:t>6.1 Failure drill: stopping the streaming source</w:t>
       </w:r>
@@ -8195,10 +8195,10 @@
           <w:noProof/>
         </w:rPr>
         <w:drawing>
-          <wp:inline distT="0" distB="0" distL="0" distR="0" wp14:anchorId="7075BA4D" wp14:editId="6F7912BB">
+          <wp:inline distT="0" distB="0" distL="0" distR="0" wp14:anchorId="4658001B" wp14:editId="3908E2A7">
             <wp:extent cx="5391150" cy="3857625"/>
             <wp:effectExtent l="0" t="0" r="0" b="0"/>
-            <wp:docPr id="1258557433" name="Picture 1258557433"/>
+            <wp:docPr id="827659314" name="Picture 827659314"/>
             <wp:cNvGraphicFramePr>
               <a:graphicFrameLocks xmlns:a="http://schemas.openxmlformats.org/drawingml/2006/main" noChangeAspect="1"/>
             </wp:cNvGraphicFramePr>
@@ -8253,7 +8253,7 @@
       <w:pPr>
         <w:pStyle w:val="Heading1"/>
       </w:pPr>
-      <w:bookmarkStart w:id="17" w:name="_Toc241528961"/>
+      <w:bookmarkStart w:id="17" w:name="_Toc241610471"/>
       <w:r>
         <w:lastRenderedPageBreak/>
         <w:t>7. Testing and Reproducibility</w:t>
@@ -8461,7 +8461,7 @@
       <w:pPr>
         <w:pStyle w:val="Heading1"/>
       </w:pPr>
-      <w:bookmarkStart w:id="18" w:name="_Toc241528962"/>
+      <w:bookmarkStart w:id="18" w:name="_Toc241610472"/>
       <w:r>
         <w:t>8. Results</w:t>
       </w:r>
@@ -8480,7 +8480,7 @@
       <w:pPr>
         <w:pStyle w:val="Heading2"/>
       </w:pPr>
-      <w:bookmarkStart w:id="19" w:name="_Toc241528963"/>
+      <w:bookmarkStart w:id="19" w:name="_Toc241610473"/>
       <w:r>
         <w:t>8.1 Live dashboard and real-time API</w:t>
       </w:r>
@@ -8497,10 +8497,10 @@
           <w:noProof/>
         </w:rPr>
         <w:drawing>
-          <wp:inline distT="0" distB="0" distL="0" distR="0" wp14:anchorId="12D08C64" wp14:editId="65A6A6ED">
+          <wp:inline distT="0" distB="0" distL="0" distR="0" wp14:anchorId="24EBE827" wp14:editId="0935DE96">
             <wp:extent cx="4476750" cy="3200400"/>
             <wp:effectExtent l="0" t="0" r="0" b="0"/>
-            <wp:docPr id="1711440799" name="Picture 1711440799"/>
+            <wp:docPr id="890443380" name="Picture 890443380"/>
             <wp:cNvGraphicFramePr>
               <a:graphicFrameLocks xmlns:a="http://schemas.openxmlformats.org/drawingml/2006/main" noChangeAspect="1"/>
             </wp:cNvGraphicFramePr>
@@ -8563,10 +8563,10 @@
         </w:rPr>
         <w:lastRenderedPageBreak/>
         <w:drawing>
-          <wp:inline distT="0" distB="0" distL="0" distR="0" wp14:anchorId="455EC0B1" wp14:editId="5F132409">
+          <wp:inline distT="0" distB="0" distL="0" distR="0" wp14:anchorId="72A8DFBB" wp14:editId="539BEE76">
             <wp:extent cx="4752975" cy="5124450"/>
             <wp:effectExtent l="0" t="0" r="0" b="0"/>
-            <wp:docPr id="1598214909" name="Picture 1598214909"/>
+            <wp:docPr id="396139214" name="Picture 396139214"/>
             <wp:cNvGraphicFramePr>
               <a:graphicFrameLocks xmlns:a="http://schemas.openxmlformats.org/drawingml/2006/main" noChangeAspect="1"/>
             </wp:cNvGraphicFramePr>
@@ -8621,7 +8621,7 @@
       <w:pPr>
         <w:pStyle w:val="Heading2"/>
       </w:pPr>
-      <w:bookmarkStart w:id="20" w:name="_Toc241528964"/>
+      <w:bookmarkStart w:id="20" w:name="_Toc241610474"/>
       <w:r>
         <w:t>8.2 Daily billing and solar-contribution report (batch view)</w:t>
       </w:r>
@@ -11216,10 +11216,10 @@
           <w:noProof/>
         </w:rPr>
         <w:drawing>
-          <wp:inline distT="0" distB="0" distL="0" distR="0" wp14:anchorId="7C5A5006" wp14:editId="2FBCDF75">
+          <wp:inline distT="0" distB="0" distL="0" distR="0" wp14:anchorId="20180381" wp14:editId="544B2F26">
             <wp:extent cx="5667375" cy="6105525"/>
             <wp:effectExtent l="0" t="0" r="0" b="0"/>
-            <wp:docPr id="1090593137" name="Picture 1090593137"/>
+            <wp:docPr id="1650803670" name="Picture 1650803670"/>
             <wp:cNvGraphicFramePr>
               <a:graphicFrameLocks xmlns:a="http://schemas.openxmlformats.org/drawingml/2006/main" noChangeAspect="1"/>
             </wp:cNvGraphicFramePr>
@@ -11274,7 +11274,7 @@
       <w:pPr>
         <w:pStyle w:val="Heading2"/>
       </w:pPr>
-      <w:bookmarkStart w:id="21" w:name="_Toc241528965"/>
+      <w:bookmarkStart w:id="21" w:name="_Toc241610475"/>
       <w:r>
         <w:t>8.3 Lambda merge: provisional bills during the day</w:t>
       </w:r>
@@ -11301,10 +11301,10 @@
         </w:rPr>
         <w:lastRenderedPageBreak/>
         <w:drawing>
-          <wp:inline distT="0" distB="0" distL="0" distR="0" wp14:anchorId="7BD546EB" wp14:editId="400EA726">
+          <wp:inline distT="0" distB="0" distL="0" distR="0" wp14:anchorId="635CA2FD" wp14:editId="73E5AA1C">
             <wp:extent cx="4752975" cy="3695700"/>
             <wp:effectExtent l="0" t="0" r="0" b="0"/>
-            <wp:docPr id="924516945" name="Picture 924516945"/>
+            <wp:docPr id="2016653216" name="Picture 2016653216"/>
             <wp:cNvGraphicFramePr>
               <a:graphicFrameLocks xmlns:a="http://schemas.openxmlformats.org/drawingml/2006/main" noChangeAspect="1"/>
             </wp:cNvGraphicFramePr>
@@ -11359,7 +11359,7 @@
       <w:pPr>
         <w:pStyle w:val="Heading2"/>
       </w:pPr>
-      <w:bookmarkStart w:id="22" w:name="_Toc241528966"/>
+      <w:bookmarkStart w:id="22" w:name="_Toc241610476"/>
       <w:r>
         <w:t>8.4 Speed vs batch reconciliation and data quality</w:t>
       </w:r>
@@ -12636,7 +12636,7 @@
       <w:pPr>
         <w:pStyle w:val="Heading2"/>
       </w:pPr>
-      <w:bookmarkStart w:id="23" w:name="_Toc241528967"/>
+      <w:bookmarkStart w:id="23" w:name="_Toc241610477"/>
       <w:r>
         <w:t>8.5 Alerts, orchestration and monitoring</w:t>
       </w:r>
@@ -12666,10 +12666,10 @@
           <w:noProof/>
         </w:rPr>
         <w:drawing>
-          <wp:inline distT="0" distB="0" distL="0" distR="0" wp14:anchorId="0D2F275D" wp14:editId="6505C3FE">
+          <wp:inline distT="0" distB="0" distL="0" distR="0" wp14:anchorId="4CBBEB15" wp14:editId="603668A8">
             <wp:extent cx="5762625" cy="2857500"/>
             <wp:effectExtent l="0" t="0" r="0" b="0"/>
-            <wp:docPr id="1828581187" name="Picture 1828581187"/>
+            <wp:docPr id="400580608" name="Picture 400580608"/>
             <wp:cNvGraphicFramePr>
               <a:graphicFrameLocks xmlns:a="http://schemas.openxmlformats.org/drawingml/2006/main" noChangeAspect="1"/>
             </wp:cNvGraphicFramePr>
@@ -12731,10 +12731,10 @@
           <w:noProof/>
         </w:rPr>
         <w:drawing>
-          <wp:inline distT="0" distB="0" distL="0" distR="0" wp14:anchorId="293CE3BB" wp14:editId="1FF94B76">
+          <wp:inline distT="0" distB="0" distL="0" distR="0" wp14:anchorId="2259E1AE" wp14:editId="6D339238">
             <wp:extent cx="5762625" cy="1476375"/>
             <wp:effectExtent l="0" t="0" r="0" b="0"/>
-            <wp:docPr id="1762154832" name="Picture 1762154832"/>
+            <wp:docPr id="1110034484" name="Picture 1110034484"/>
             <wp:cNvGraphicFramePr>
               <a:graphicFrameLocks xmlns:a="http://schemas.openxmlformats.org/drawingml/2006/main" noChangeAspect="1"/>
             </wp:cNvGraphicFramePr>
@@ -12789,7 +12789,7 @@
       <w:pPr>
         <w:pStyle w:val="Heading1"/>
       </w:pPr>
-      <w:bookmarkStart w:id="24" w:name="_Toc241528968"/>
+      <w:bookmarkStart w:id="24" w:name="_Toc241610478"/>
       <w:r>
         <w:t>9. Limitations, Trade-offs and Production-Scale Changes</w:t>
       </w:r>
@@ -13645,7 +13645,7 @@
       <w:pPr>
         <w:pStyle w:val="Heading1"/>
       </w:pPr>
-      <w:bookmarkStart w:id="25" w:name="_Toc241528969"/>
+      <w:bookmarkStart w:id="25" w:name="_Toc241610479"/>
       <w:r>
         <w:t>10. Conclusion</w:t>
       </w:r>
@@ -13667,7 +13667,7 @@
       <w:pPr>
         <w:pStyle w:val="Heading2"/>
       </w:pPr>
-      <w:bookmarkStart w:id="26" w:name="_Toc241528970"/>
+      <w:bookmarkStart w:id="26" w:name="_Toc241610480"/>
       <w:r>
         <w:t>Individual contributions</w:t>
       </w:r>
@@ -13902,10 +13902,10 @@
 <file path=word/numbering.xml><?xml version="1.0" encoding="utf-8"?>
 <w:numbering xmlns:wpc="http://schemas.microsoft.com/office/word/2010/wordprocessingCanvas" xmlns:cx="http://schemas.microsoft.com/office/drawing/2014/chartex" xmlns:cx1="http://schemas.microsoft.com/office/drawing/2015/9/8/chartex" xmlns:cx2="http://schemas.microsoft.com/office/drawing/2015/10/21/chartex" xmlns:cx3="http://schemas.microsoft.com/office/drawing/2016/5/9/chartex" xmlns:cx4="http://schemas.microsoft.com/office/drawing/2016/5/10/chartex" xmlns:cx5="http://schemas.microsoft.com/office/drawing/2016/5/11/chartex" xmlns:cx6="http://schemas.microsoft.com/office/drawing/2016/5/12/chartex" xmlns:cx7="http://schemas.microsoft.com/office/drawing/2016/5/13/chartex" xmlns:cx8="http://schemas.microsoft.com/office/drawing/2016/5/14/chartex" xmlns:mc="http://schemas.openxmlformats.org/markup-compatibility/2006" xmlns:aink="http://schemas.microsoft.com/office/drawing/2016/ink" xmlns:am3d="http://schemas.microsoft.com/office/drawing/2017/model3d" xmlns:o="urn:schemas-microsoft-com:office:office" xmlns:oel="http://schemas.microsoft.com/office/2019/extlst" xmlns:r="http://schemas.openxmlformats.org/officeDocument/2006/relationships" xmlns:m="http://schemas.openxmlformats.org/officeDocument/2006/math" xmlns:v="urn:schemas-microsoft-com:vml" xmlns:wp14="http://schemas.microsoft.com/office/word/2010/wordprocessingDrawing" xmlns:wp="http://schemas.openxmlformats.org/drawingml/2006/wordprocessingDrawing" xmlns:w10="urn:schemas-microsoft-com:office:word" xmlns:w="http://schemas.openxmlformats.org/wordprocessingml/2006/main" xmlns:w14="http://schemas.microsoft.com/office/word/2010/wordml" xmlns:w15="http://schemas.microsoft.com/office/word/2012/wordml" xmlns:w16cex="http://schemas.microsoft.com/office/word/2018/wordml/cex" xmlns:w16cid="http://schemas.microsoft.com/office/word/2016/wordml/cid" xmlns:w16="http://schemas.microsoft.com/office/word/2018/wordml" xmlns:w16du="http://schemas.microsoft.com/office/word/2023/wordml/word16du" xmlns:w16sdtdh="http://schemas.microsoft.com/office/word/2020/wordml/sdtdatahash" xmlns:w16sdtfl="http://schemas.microsoft.com/office/word/2024/wordml/sdtformatlock" xmlns:w16se="http://schemas.microsoft.com/office/word/2015/wordml/symex" xmlns:wpg="http://schemas.microsoft.com/office/word/2010/wordprocessingGroup" xmlns:wpi="http://schemas.microsoft.com/office/word/2010/wordprocessingInk" xmlns:wne="http://schemas.microsoft.com/office/word/2006/wordml" xmlns:wps="http://schemas.microsoft.com/office/word/2010/wordprocessingShape" mc:Ignorable="w14 w15 w16se w16cid w16 w16cex w16sdtdh w16sdtfl w16du wp14">
   <w:abstractNum w:abstractNumId="0" w15:restartNumberingAfterBreak="0">
-    <w:nsid w:val="2F60227C"/>
+    <w:nsid w:val="50075707"/>
     <w:multiLevelType w:val="hybridMultilevel"/>
-    <w:tmpl w:val="BCCEB19A"/>
-    <w:lvl w:ilvl="0" w:tplc="EB746582">
+    <w:tmpl w:val="99A2769C"/>
+    <w:lvl w:ilvl="0" w:tplc="AA2A8B52">
       <w:start w:val="1"/>
       <w:numFmt w:val="bullet"/>
       <w:lvlText w:val="●"/>
@@ -13914,7 +13914,7 @@
         <w:ind w:left="720" w:hanging="360"/>
       </w:pPr>
     </w:lvl>
-    <w:lvl w:ilvl="1" w:tplc="C09A63BE">
+    <w:lvl w:ilvl="1" w:tplc="6B982AEC">
       <w:start w:val="1"/>
       <w:numFmt w:val="bullet"/>
       <w:lvlText w:val="○"/>
@@ -13923,7 +13923,7 @@
         <w:ind w:left="1440" w:hanging="360"/>
       </w:pPr>
     </w:lvl>
-    <w:lvl w:ilvl="2" w:tplc="CD36499E">
+    <w:lvl w:ilvl="2" w:tplc="2050F592">
       <w:start w:val="1"/>
       <w:numFmt w:val="bullet"/>
       <w:lvlText w:val="■"/>
@@ -13932,7 +13932,7 @@
         <w:ind w:left="2160" w:hanging="360"/>
       </w:pPr>
     </w:lvl>
-    <w:lvl w:ilvl="3" w:tplc="A314C22C">
+    <w:lvl w:ilvl="3" w:tplc="7BE8D644">
       <w:start w:val="1"/>
       <w:numFmt w:val="bullet"/>
       <w:lvlText w:val="●"/>
@@ -13941,7 +13941,7 @@
         <w:ind w:left="2880" w:hanging="360"/>
       </w:pPr>
     </w:lvl>
-    <w:lvl w:ilvl="4" w:tplc="A1D05A64">
+    <w:lvl w:ilvl="4" w:tplc="AC7A317C">
       <w:start w:val="1"/>
       <w:numFmt w:val="bullet"/>
       <w:lvlText w:val="○"/>
@@ -13950,7 +13950,7 @@
         <w:ind w:left="3600" w:hanging="360"/>
       </w:pPr>
     </w:lvl>
-    <w:lvl w:ilvl="5" w:tplc="0C94E5FA">
+    <w:lvl w:ilvl="5" w:tplc="B426CBDC">
       <w:start w:val="1"/>
       <w:numFmt w:val="bullet"/>
       <w:lvlText w:val="■"/>
@@ -13959,7 +13959,7 @@
         <w:ind w:left="4320" w:hanging="360"/>
       </w:pPr>
     </w:lvl>
-    <w:lvl w:ilvl="6" w:tplc="46AE0232">
+    <w:lvl w:ilvl="6" w:tplc="31784940">
       <w:start w:val="1"/>
       <w:numFmt w:val="bullet"/>
       <w:lvlText w:val="●"/>
@@ -13968,7 +13968,7 @@
         <w:ind w:left="5040" w:hanging="360"/>
       </w:pPr>
     </w:lvl>
-    <w:lvl w:ilvl="7" w:tplc="85D83F1E">
+    <w:lvl w:ilvl="7" w:tplc="6E68FFE4">
       <w:start w:val="1"/>
       <w:numFmt w:val="bullet"/>
       <w:lvlText w:val="●"/>
@@ -13977,7 +13977,7 @@
         <w:ind w:left="5760" w:hanging="360"/>
       </w:pPr>
     </w:lvl>
-    <w:lvl w:ilvl="8" w:tplc="DE8AE73E">
+    <w:lvl w:ilvl="8" w:tplc="8D88207E">
       <w:start w:val="1"/>
       <w:numFmt w:val="bullet"/>
       <w:lvlText w:val="●"/>
@@ -13987,7 +13987,7 @@
       </w:pPr>
     </w:lvl>
   </w:abstractNum>
-  <w:num w:numId="1" w16cid:durableId="1099332069">
+  <w:num w:numId="1" w16cid:durableId="1591818760">
     <w:abstractNumId w:val="0"/>
     <w:lvlOverride w:ilvl="0">
       <w:startOverride w:val="1"/>
@@ -14610,7 +14610,7 @@
     <w:autoRedefine/>
     <w:uiPriority w:val="39"/>
     <w:unhideWhenUsed/>
-    <w:rsid w:val="003D0830"/>
+    <w:rsid w:val="00790260"/>
     <w:pPr>
       <w:spacing w:after="100"/>
     </w:pPr>
@@ -14622,7 +14622,7 @@
     <w:autoRedefine/>
     <w:uiPriority w:val="39"/>
     <w:unhideWhenUsed/>
-    <w:rsid w:val="003D0830"/>
+    <w:rsid w:val="00790260"/>
     <w:pPr>
       <w:spacing w:after="100"/>
       <w:ind w:left="220"/>

--- a/smart-grid-pipeline/report/EC8203_MiniProject_Report.docx
+++ b/smart-grid-pipeline/report/EC8203_MiniProject_Report.docx
@@ -12,7 +12,7 @@
           <w:noProof/>
         </w:rPr>
         <w:drawing>
-          <wp:inline distT="0" distB="0" distL="0" distR="0" wp14:anchorId="376C0ECF" wp14:editId="4780F7F6">
+          <wp:inline distT="0" distB="0" distL="0" distR="0" wp14:anchorId="22E46303" wp14:editId="2EB72F17">
             <wp:extent cx="1009650" cy="1428750"/>
             <wp:effectExtent l="0" t="0" r="0" b="0"/>
             <wp:docPr id="1" name="Picture 1"/>
@@ -188,7 +188,7 @@
           <w:left w:w="10" w:type="dxa"/>
           <w:right w:w="10" w:type="dxa"/>
         </w:tblCellMar>
-        <w:tblLook w:val="04A0" w:firstRow="1" w:lastRow="0" w:firstColumn="1" w:lastColumn="0" w:noHBand="0" w:noVBand="1"/>
+        <w:tblLook w:val="0000" w:firstRow="0" w:lastRow="0" w:firstColumn="0" w:lastColumn="0" w:noHBand="0" w:noVBand="0"/>
       </w:tblPr>
       <w:tblGrid>
         <w:gridCol w:w="2600"/>
@@ -363,7 +363,7 @@
     <w:sdt>
       <w:sdtPr>
         <w:alias w:val="Contents"/>
-        <w:id w:val="-1592540684"/>
+        <w:id w:val="1187951174"/>
       </w:sdtPr>
       <w:sdtEndPr/>
       <w:sdtContent>
@@ -392,7 +392,7 @@
           <w:r>
             <w:fldChar w:fldCharType="separate"/>
           </w:r>
-          <w:hyperlink w:anchor="_Toc241610454" w:history="1">
+          <w:hyperlink w:anchor="_Toc241664905" w:history="1">
             <w:r>
               <w:rPr>
                 <w:rStyle w:val="Hyperlink"/>
@@ -416,7 +416,7 @@
               <w:rPr>
                 <w:noProof/>
               </w:rPr>
-              <w:instrText xml:space="preserve"> PAGEREF _Toc241610454 \h </w:instrText>
+              <w:instrText xml:space="preserve"> PAGEREF _Toc241664905 \h </w:instrText>
             </w:r>
             <w:r>
               <w:rPr>
@@ -459,7 +459,7 @@
               <w14:ligatures w14:val="standardContextual"/>
             </w:rPr>
           </w:pPr>
-          <w:hyperlink w:anchor="_Toc241610455" w:history="1">
+          <w:hyperlink w:anchor="_Toc241664906" w:history="1">
             <w:r>
               <w:rPr>
                 <w:rStyle w:val="Hyperlink"/>
@@ -483,7 +483,7 @@
               <w:rPr>
                 <w:noProof/>
               </w:rPr>
-              <w:instrText xml:space="preserve"> PAGEREF _Toc241610455 \h </w:instrText>
+              <w:instrText xml:space="preserve"> PAGEREF _Toc241664906 \h </w:instrText>
             </w:r>
             <w:r>
               <w:rPr>
@@ -526,13 +526,13 @@
               <w14:ligatures w14:val="standardContextual"/>
             </w:rPr>
           </w:pPr>
-          <w:hyperlink w:anchor="_Toc241610456" w:history="1">
+          <w:hyperlink w:anchor="_Toc241664907" w:history="1">
             <w:r>
               <w:rPr>
                 <w:rStyle w:val="Hyperlink"/>
                 <w:noProof/>
               </w:rPr>
-              <w:t>1.2 Data sources (simulated, Python)</w:t>
+              <w:t>1.2 Data sources (simulated in Python)</w:t>
             </w:r>
             <w:r>
               <w:rPr>
@@ -550,7 +550,7 @@
               <w:rPr>
                 <w:noProof/>
               </w:rPr>
-              <w:instrText xml:space="preserve"> PAGEREF _Toc241610456 \h </w:instrText>
+              <w:instrText xml:space="preserve"> PAGEREF _Toc241664907 \h </w:instrText>
             </w:r>
             <w:r>
               <w:rPr>
@@ -593,7 +593,7 @@
               <w14:ligatures w14:val="standardContextual"/>
             </w:rPr>
           </w:pPr>
-          <w:hyperlink w:anchor="_Toc241610457" w:history="1">
+          <w:hyperlink w:anchor="_Toc241664908" w:history="1">
             <w:r>
               <w:rPr>
                 <w:rStyle w:val="Hyperlink"/>
@@ -617,7 +617,7 @@
               <w:rPr>
                 <w:noProof/>
               </w:rPr>
-              <w:instrText xml:space="preserve"> PAGEREF _Toc241610457 \h </w:instrText>
+              <w:instrText xml:space="preserve"> PAGEREF _Toc241664908 \h </w:instrText>
             </w:r>
             <w:r>
               <w:rPr>
@@ -634,7 +634,7 @@
               <w:rPr>
                 <w:noProof/>
               </w:rPr>
-              <w:t>3</w:t>
+              <w:t>4</w:t>
             </w:r>
             <w:r>
               <w:rPr>
@@ -660,7 +660,7 @@
               <w14:ligatures w14:val="standardContextual"/>
             </w:rPr>
           </w:pPr>
-          <w:hyperlink w:anchor="_Toc241610458" w:history="1">
+          <w:hyperlink w:anchor="_Toc241664909" w:history="1">
             <w:r>
               <w:rPr>
                 <w:rStyle w:val="Hyperlink"/>
@@ -684,7 +684,7 @@
               <w:rPr>
                 <w:noProof/>
               </w:rPr>
-              <w:instrText xml:space="preserve"> PAGEREF _Toc241610458 \h </w:instrText>
+              <w:instrText xml:space="preserve"> PAGEREF _Toc241664909 \h </w:instrText>
             </w:r>
             <w:r>
               <w:rPr>
@@ -727,7 +727,7 @@
               <w14:ligatures w14:val="standardContextual"/>
             </w:rPr>
           </w:pPr>
-          <w:hyperlink w:anchor="_Toc241610459" w:history="1">
+          <w:hyperlink w:anchor="_Toc241664910" w:history="1">
             <w:r>
               <w:rPr>
                 <w:rStyle w:val="Hyperlink"/>
@@ -751,7 +751,7 @@
               <w:rPr>
                 <w:noProof/>
               </w:rPr>
-              <w:instrText xml:space="preserve"> PAGEREF _Toc241610459 \h </w:instrText>
+              <w:instrText xml:space="preserve"> PAGEREF _Toc241664910 \h </w:instrText>
             </w:r>
             <w:r>
               <w:rPr>
@@ -794,7 +794,7 @@
               <w14:ligatures w14:val="standardContextual"/>
             </w:rPr>
           </w:pPr>
-          <w:hyperlink w:anchor="_Toc241610460" w:history="1">
+          <w:hyperlink w:anchor="_Toc241664911" w:history="1">
             <w:r>
               <w:rPr>
                 <w:rStyle w:val="Hyperlink"/>
@@ -818,7 +818,7 @@
               <w:rPr>
                 <w:noProof/>
               </w:rPr>
-              <w:instrText xml:space="preserve"> PAGEREF _Toc241610460 \h </w:instrText>
+              <w:instrText xml:space="preserve"> PAGEREF _Toc241664911 \h </w:instrText>
             </w:r>
             <w:r>
               <w:rPr>
@@ -835,7 +835,7 @@
               <w:rPr>
                 <w:noProof/>
               </w:rPr>
-              <w:t>4</w:t>
+              <w:t>5</w:t>
             </w:r>
             <w:r>
               <w:rPr>
@@ -861,7 +861,7 @@
               <w14:ligatures w14:val="standardContextual"/>
             </w:rPr>
           </w:pPr>
-          <w:hyperlink w:anchor="_Toc241610461" w:history="1">
+          <w:hyperlink w:anchor="_Toc241664912" w:history="1">
             <w:r>
               <w:rPr>
                 <w:rStyle w:val="Hyperlink"/>
@@ -885,7 +885,7 @@
               <w:rPr>
                 <w:noProof/>
               </w:rPr>
-              <w:instrText xml:space="preserve"> PAGEREF _Toc241610461 \h </w:instrText>
+              <w:instrText xml:space="preserve"> PAGEREF _Toc241664912 \h </w:instrText>
             </w:r>
             <w:r>
               <w:rPr>
@@ -928,7 +928,7 @@
               <w14:ligatures w14:val="standardContextual"/>
             </w:rPr>
           </w:pPr>
-          <w:hyperlink w:anchor="_Toc241610462" w:history="1">
+          <w:hyperlink w:anchor="_Toc241664913" w:history="1">
             <w:r>
               <w:rPr>
                 <w:rStyle w:val="Hyperlink"/>
@@ -952,7 +952,7 @@
               <w:rPr>
                 <w:noProof/>
               </w:rPr>
-              <w:instrText xml:space="preserve"> PAGEREF _Toc241610462 \h </w:instrText>
+              <w:instrText xml:space="preserve"> PAGEREF _Toc241664913 \h </w:instrText>
             </w:r>
             <w:r>
               <w:rPr>
@@ -995,7 +995,7 @@
               <w14:ligatures w14:val="standardContextual"/>
             </w:rPr>
           </w:pPr>
-          <w:hyperlink w:anchor="_Toc241610463" w:history="1">
+          <w:hyperlink w:anchor="_Toc241664914" w:history="1">
             <w:r>
               <w:rPr>
                 <w:rStyle w:val="Hyperlink"/>
@@ -1019,7 +1019,7 @@
               <w:rPr>
                 <w:noProof/>
               </w:rPr>
-              <w:instrText xml:space="preserve"> PAGEREF _Toc241610463 \h </w:instrText>
+              <w:instrText xml:space="preserve"> PAGEREF _Toc241664914 \h </w:instrText>
             </w:r>
             <w:r>
               <w:rPr>
@@ -1062,7 +1062,7 @@
               <w14:ligatures w14:val="standardContextual"/>
             </w:rPr>
           </w:pPr>
-          <w:hyperlink w:anchor="_Toc241610464" w:history="1">
+          <w:hyperlink w:anchor="_Toc241664915" w:history="1">
             <w:r>
               <w:rPr>
                 <w:rStyle w:val="Hyperlink"/>
@@ -1086,7 +1086,7 @@
               <w:rPr>
                 <w:noProof/>
               </w:rPr>
-              <w:instrText xml:space="preserve"> PAGEREF _Toc241610464 \h </w:instrText>
+              <w:instrText xml:space="preserve"> PAGEREF _Toc241664915 \h </w:instrText>
             </w:r>
             <w:r>
               <w:rPr>
@@ -1129,7 +1129,7 @@
               <w14:ligatures w14:val="standardContextual"/>
             </w:rPr>
           </w:pPr>
-          <w:hyperlink w:anchor="_Toc241610465" w:history="1">
+          <w:hyperlink w:anchor="_Toc241664916" w:history="1">
             <w:r>
               <w:rPr>
                 <w:rStyle w:val="Hyperlink"/>
@@ -1153,7 +1153,7 @@
               <w:rPr>
                 <w:noProof/>
               </w:rPr>
-              <w:instrText xml:space="preserve"> PAGEREF _Toc241610465 \h </w:instrText>
+              <w:instrText xml:space="preserve"> PAGEREF _Toc241664916 \h </w:instrText>
             </w:r>
             <w:r>
               <w:rPr>
@@ -1196,7 +1196,7 @@
               <w14:ligatures w14:val="standardContextual"/>
             </w:rPr>
           </w:pPr>
-          <w:hyperlink w:anchor="_Toc241610466" w:history="1">
+          <w:hyperlink w:anchor="_Toc241664917" w:history="1">
             <w:r>
               <w:rPr>
                 <w:rStyle w:val="Hyperlink"/>
@@ -1220,7 +1220,7 @@
               <w:rPr>
                 <w:noProof/>
               </w:rPr>
-              <w:instrText xml:space="preserve"> PAGEREF _Toc241610466 \h </w:instrText>
+              <w:instrText xml:space="preserve"> PAGEREF _Toc241664917 \h </w:instrText>
             </w:r>
             <w:r>
               <w:rPr>
@@ -1263,7 +1263,7 @@
               <w14:ligatures w14:val="standardContextual"/>
             </w:rPr>
           </w:pPr>
-          <w:hyperlink w:anchor="_Toc241610467" w:history="1">
+          <w:hyperlink w:anchor="_Toc241664918" w:history="1">
             <w:r>
               <w:rPr>
                 <w:rStyle w:val="Hyperlink"/>
@@ -1287,7 +1287,7 @@
               <w:rPr>
                 <w:noProof/>
               </w:rPr>
-              <w:instrText xml:space="preserve"> PAGEREF _Toc241610467 \h </w:instrText>
+              <w:instrText xml:space="preserve"> PAGEREF _Toc241664918 \h </w:instrText>
             </w:r>
             <w:r>
               <w:rPr>
@@ -1304,7 +1304,7 @@
               <w:rPr>
                 <w:noProof/>
               </w:rPr>
-              <w:t>7</w:t>
+              <w:t>8</w:t>
             </w:r>
             <w:r>
               <w:rPr>
@@ -1330,7 +1330,7 @@
               <w14:ligatures w14:val="standardContextual"/>
             </w:rPr>
           </w:pPr>
-          <w:hyperlink w:anchor="_Toc241610468" w:history="1">
+          <w:hyperlink w:anchor="_Toc241664919" w:history="1">
             <w:r>
               <w:rPr>
                 <w:rStyle w:val="Hyperlink"/>
@@ -1354,7 +1354,7 @@
               <w:rPr>
                 <w:noProof/>
               </w:rPr>
-              <w:instrText xml:space="preserve"> PAGEREF _Toc241610468 \h </w:instrText>
+              <w:instrText xml:space="preserve"> PAGEREF _Toc241664919 \h </w:instrText>
             </w:r>
             <w:r>
               <w:rPr>
@@ -1371,7 +1371,7 @@
               <w:rPr>
                 <w:noProof/>
               </w:rPr>
-              <w:t>8</w:t>
+              <w:t>9</w:t>
             </w:r>
             <w:r>
               <w:rPr>
@@ -1397,7 +1397,7 @@
               <w14:ligatures w14:val="standardContextual"/>
             </w:rPr>
           </w:pPr>
-          <w:hyperlink w:anchor="_Toc241610469" w:history="1">
+          <w:hyperlink w:anchor="_Toc241664920" w:history="1">
             <w:r>
               <w:rPr>
                 <w:rStyle w:val="Hyperlink"/>
@@ -1421,7 +1421,7 @@
               <w:rPr>
                 <w:noProof/>
               </w:rPr>
-              <w:instrText xml:space="preserve"> PAGEREF _Toc241610469 \h </w:instrText>
+              <w:instrText xml:space="preserve"> PAGEREF _Toc241664920 \h </w:instrText>
             </w:r>
             <w:r>
               <w:rPr>
@@ -1464,7 +1464,7 @@
               <w14:ligatures w14:val="standardContextual"/>
             </w:rPr>
           </w:pPr>
-          <w:hyperlink w:anchor="_Toc241610470" w:history="1">
+          <w:hyperlink w:anchor="_Toc241664921" w:history="1">
             <w:r>
               <w:rPr>
                 <w:rStyle w:val="Hyperlink"/>
@@ -1488,7 +1488,7 @@
               <w:rPr>
                 <w:noProof/>
               </w:rPr>
-              <w:instrText xml:space="preserve"> PAGEREF _Toc241610470 \h </w:instrText>
+              <w:instrText xml:space="preserve"> PAGEREF _Toc241664921 \h </w:instrText>
             </w:r>
             <w:r>
               <w:rPr>
@@ -1531,7 +1531,7 @@
               <w14:ligatures w14:val="standardContextual"/>
             </w:rPr>
           </w:pPr>
-          <w:hyperlink w:anchor="_Toc241610471" w:history="1">
+          <w:hyperlink w:anchor="_Toc241664922" w:history="1">
             <w:r>
               <w:rPr>
                 <w:rStyle w:val="Hyperlink"/>
@@ -1555,7 +1555,7 @@
               <w:rPr>
                 <w:noProof/>
               </w:rPr>
-              <w:instrText xml:space="preserve"> PAGEREF _Toc241610471 \h </w:instrText>
+              <w:instrText xml:space="preserve"> PAGEREF _Toc241664922 \h </w:instrText>
             </w:r>
             <w:r>
               <w:rPr>
@@ -1598,7 +1598,7 @@
               <w14:ligatures w14:val="standardContextual"/>
             </w:rPr>
           </w:pPr>
-          <w:hyperlink w:anchor="_Toc241610472" w:history="1">
+          <w:hyperlink w:anchor="_Toc241664923" w:history="1">
             <w:r>
               <w:rPr>
                 <w:rStyle w:val="Hyperlink"/>
@@ -1622,7 +1622,7 @@
               <w:rPr>
                 <w:noProof/>
               </w:rPr>
-              <w:instrText xml:space="preserve"> PAGEREF _Toc241610472 \h </w:instrText>
+              <w:instrText xml:space="preserve"> PAGEREF _Toc241664923 \h </w:instrText>
             </w:r>
             <w:r>
               <w:rPr>
@@ -1639,7 +1639,7 @@
               <w:rPr>
                 <w:noProof/>
               </w:rPr>
-              <w:t>11</w:t>
+              <w:t>12</w:t>
             </w:r>
             <w:r>
               <w:rPr>
@@ -1665,7 +1665,7 @@
               <w14:ligatures w14:val="standardContextual"/>
             </w:rPr>
           </w:pPr>
-          <w:hyperlink w:anchor="_Toc241610473" w:history="1">
+          <w:hyperlink w:anchor="_Toc241664924" w:history="1">
             <w:r>
               <w:rPr>
                 <w:rStyle w:val="Hyperlink"/>
@@ -1689,7 +1689,7 @@
               <w:rPr>
                 <w:noProof/>
               </w:rPr>
-              <w:instrText xml:space="preserve"> PAGEREF _Toc241610473 \h </w:instrText>
+              <w:instrText xml:space="preserve"> PAGEREF _Toc241664924 \h </w:instrText>
             </w:r>
             <w:r>
               <w:rPr>
@@ -1706,7 +1706,7 @@
               <w:rPr>
                 <w:noProof/>
               </w:rPr>
-              <w:t>11</w:t>
+              <w:t>12</w:t>
             </w:r>
             <w:r>
               <w:rPr>
@@ -1732,7 +1732,7 @@
               <w14:ligatures w14:val="standardContextual"/>
             </w:rPr>
           </w:pPr>
-          <w:hyperlink w:anchor="_Toc241610474" w:history="1">
+          <w:hyperlink w:anchor="_Toc241664925" w:history="1">
             <w:r>
               <w:rPr>
                 <w:rStyle w:val="Hyperlink"/>
@@ -1756,7 +1756,7 @@
               <w:rPr>
                 <w:noProof/>
               </w:rPr>
-              <w:instrText xml:space="preserve"> PAGEREF _Toc241610474 \h </w:instrText>
+              <w:instrText xml:space="preserve"> PAGEREF _Toc241664925 \h </w:instrText>
             </w:r>
             <w:r>
               <w:rPr>
@@ -1773,7 +1773,7 @@
               <w:rPr>
                 <w:noProof/>
               </w:rPr>
-              <w:t>12</w:t>
+              <w:t>13</w:t>
             </w:r>
             <w:r>
               <w:rPr>
@@ -1799,7 +1799,7 @@
               <w14:ligatures w14:val="standardContextual"/>
             </w:rPr>
           </w:pPr>
-          <w:hyperlink w:anchor="_Toc241610475" w:history="1">
+          <w:hyperlink w:anchor="_Toc241664926" w:history="1">
             <w:r>
               <w:rPr>
                 <w:rStyle w:val="Hyperlink"/>
@@ -1823,7 +1823,7 @@
               <w:rPr>
                 <w:noProof/>
               </w:rPr>
-              <w:instrText xml:space="preserve"> PAGEREF _Toc241610475 \h </w:instrText>
+              <w:instrText xml:space="preserve"> PAGEREF _Toc241664926 \h </w:instrText>
             </w:r>
             <w:r>
               <w:rPr>
@@ -1866,7 +1866,7 @@
               <w14:ligatures w14:val="standardContextual"/>
             </w:rPr>
           </w:pPr>
-          <w:hyperlink w:anchor="_Toc241610476" w:history="1">
+          <w:hyperlink w:anchor="_Toc241664927" w:history="1">
             <w:r>
               <w:rPr>
                 <w:rStyle w:val="Hyperlink"/>
@@ -1890,7 +1890,7 @@
               <w:rPr>
                 <w:noProof/>
               </w:rPr>
-              <w:instrText xml:space="preserve"> PAGEREF _Toc241610476 \h </w:instrText>
+              <w:instrText xml:space="preserve"> PAGEREF _Toc241664927 \h </w:instrText>
             </w:r>
             <w:r>
               <w:rPr>
@@ -1933,7 +1933,7 @@
               <w14:ligatures w14:val="standardContextual"/>
             </w:rPr>
           </w:pPr>
-          <w:hyperlink w:anchor="_Toc241610477" w:history="1">
+          <w:hyperlink w:anchor="_Toc241664928" w:history="1">
             <w:r>
               <w:rPr>
                 <w:rStyle w:val="Hyperlink"/>
@@ -1957,7 +1957,7 @@
               <w:rPr>
                 <w:noProof/>
               </w:rPr>
-              <w:instrText xml:space="preserve"> PAGEREF _Toc241610477 \h </w:instrText>
+              <w:instrText xml:space="preserve"> PAGEREF _Toc241664928 \h </w:instrText>
             </w:r>
             <w:r>
               <w:rPr>
@@ -1974,7 +1974,7 @@
               <w:rPr>
                 <w:noProof/>
               </w:rPr>
-              <w:t>14</w:t>
+              <w:t>15</w:t>
             </w:r>
             <w:r>
               <w:rPr>
@@ -2000,7 +2000,7 @@
               <w14:ligatures w14:val="standardContextual"/>
             </w:rPr>
           </w:pPr>
-          <w:hyperlink w:anchor="_Toc241610478" w:history="1">
+          <w:hyperlink w:anchor="_Toc241664929" w:history="1">
             <w:r>
               <w:rPr>
                 <w:rStyle w:val="Hyperlink"/>
@@ -2024,7 +2024,7 @@
               <w:rPr>
                 <w:noProof/>
               </w:rPr>
-              <w:instrText xml:space="preserve"> PAGEREF _Toc241610478 \h </w:instrText>
+              <w:instrText xml:space="preserve"> PAGEREF _Toc241664929 \h </w:instrText>
             </w:r>
             <w:r>
               <w:rPr>
@@ -2067,7 +2067,7 @@
               <w14:ligatures w14:val="standardContextual"/>
             </w:rPr>
           </w:pPr>
-          <w:hyperlink w:anchor="_Toc241610479" w:history="1">
+          <w:hyperlink w:anchor="_Toc241664930" w:history="1">
             <w:r>
               <w:rPr>
                 <w:rStyle w:val="Hyperlink"/>
@@ -2091,7 +2091,7 @@
               <w:rPr>
                 <w:noProof/>
               </w:rPr>
-              <w:instrText xml:space="preserve"> PAGEREF _Toc241610479 \h </w:instrText>
+              <w:instrText xml:space="preserve"> PAGEREF _Toc241664930 \h </w:instrText>
             </w:r>
             <w:r>
               <w:rPr>
@@ -2134,7 +2134,7 @@
               <w14:ligatures w14:val="standardContextual"/>
             </w:rPr>
           </w:pPr>
-          <w:hyperlink w:anchor="_Toc241610480" w:history="1">
+          <w:hyperlink w:anchor="_Toc241664931" w:history="1">
             <w:r>
               <w:rPr>
                 <w:rStyle w:val="Hyperlink"/>
@@ -2158,7 +2158,7 @@
               <w:rPr>
                 <w:noProof/>
               </w:rPr>
-              <w:instrText xml:space="preserve"> PAGEREF _Toc241610480 \h </w:instrText>
+              <w:instrText xml:space="preserve"> PAGEREF _Toc241664931 \h </w:instrText>
             </w:r>
             <w:r>
               <w:rPr>
@@ -2201,7 +2201,7 @@
       <w:pPr>
         <w:pStyle w:val="Heading1"/>
       </w:pPr>
-      <w:bookmarkStart w:id="0" w:name="_Toc241610454"/>
+      <w:bookmarkStart w:id="0" w:name="_Toc241664905"/>
       <w:r>
         <w:lastRenderedPageBreak/>
         <w:t>1. Introduction and Use Case</w:t>
@@ -2214,24 +2214,24 @@
         <w:jc w:val="both"/>
       </w:pPr>
       <w:r>
-        <w:t xml:space="preserve">A utility company wants real-time visibility into grid load and the renewable (solar) contribution from household smart meters, reconciled once a day against tariff and billing reference data published by its billing system. We implemented </w:t>
+        <w:t xml:space="preserve">A utility company wants to see, in real time, how much electricity each part of its network is using and how much of it is coming from household solar panels. Once a day it also has to apply the latest tariff and billing data to that consumption and produce a bill for every household. We implemented </w:t>
       </w:r>
       <w:r>
         <w:rPr>
           <w:b/>
           <w:bCs/>
         </w:rPr>
-        <w:t>Use Case 3</w:t>
-      </w:r>
-      <w:r>
-        <w:t xml:space="preserve"> with both required source types: a continuous smart-meter stream and a once-per-day tariff extract.</w:t>
+        <w:t>Use Case 3 (Smart Grid Energy Monitoring and Billing)</w:t>
+      </w:r>
+      <w:r>
+        <w:t xml:space="preserve"> with both of the required kinds of source: a continuous stream of smart-meter readings and a tariff file that arrives once per day.</w:t>
       </w:r>
     </w:p>
     <w:p>
       <w:pPr>
         <w:pStyle w:val="Heading2"/>
       </w:pPr>
-      <w:bookmarkStart w:id="1" w:name="_Toc241610455"/>
+      <w:bookmarkStart w:id="1" w:name="_Toc241664906"/>
       <w:r>
         <w:t>1.1 Business question and derived requirements</w:t>
       </w:r>
@@ -2250,7 +2250,7 @@
         <w:t>Business question:</w:t>
       </w:r>
       <w:r>
-        <w:t xml:space="preserve"> “What is the current grid load and renewable contribution by zone, and what will each household's bill look like once daily tariff data is applied to their consumption?” We decomposed it into functional (FR) and non-functional (NFR) requirements, which drive every later decision:</w:t>
+        <w:t xml:space="preserve"> “What is the current grid load and renewable contribution by zone, and what will each household's bill look like once daily tariff data is applied to their consumption?” We broke this question down into functional (FR) and non-functional (NFR) requirements. Every later design decision refers back to this table:</w:t>
       </w:r>
     </w:p>
     <w:tbl>
@@ -2268,12 +2268,12 @@
           <w:left w:w="10" w:type="dxa"/>
           <w:right w:w="10" w:type="dxa"/>
         </w:tblCellMar>
-        <w:tblLook w:val="04A0" w:firstRow="1" w:lastRow="0" w:firstColumn="1" w:lastColumn="0" w:noHBand="0" w:noVBand="1"/>
+        <w:tblLook w:val="0000" w:firstRow="0" w:lastRow="0" w:firstColumn="0" w:lastColumn="0" w:noHBand="0" w:noVBand="0"/>
       </w:tblPr>
       <w:tblGrid>
         <w:gridCol w:w="1195"/>
-        <w:gridCol w:w="4672"/>
-        <w:gridCol w:w="3983"/>
+        <w:gridCol w:w="4675"/>
+        <w:gridCol w:w="3980"/>
       </w:tblGrid>
       <w:tr>
         <w:tblPrEx>
@@ -2403,7 +2403,7 @@
                 <w:sz w:val="19"/>
                 <w:szCs w:val="19"/>
               </w:rPr>
-              <w:t>Live load, solar generation and renewable % per grid zone</w:t>
+              <w:t>Live load, solar generation and renewable share for each grid zone</w:t>
             </w:r>
           </w:p>
         </w:tc>
@@ -2424,7 +2424,7 @@
                 <w:sz w:val="19"/>
                 <w:szCs w:val="19"/>
               </w:rPr>
-              <w:t>Speed layer → /api/grid/live, dashboard</w:t>
+              <w:t>Speed layer, shown on the live dashboard and through the live grid API</w:t>
             </w:r>
           </w:p>
         </w:tc>
@@ -2474,7 +2474,7 @@
                 <w:sz w:val="19"/>
                 <w:szCs w:val="19"/>
               </w:rPr>
-              <w:t>Alert when renewable contribution is considerably low</w:t>
+              <w:t>Alert when the renewable contribution is considerably low</w:t>
             </w:r>
           </w:p>
         </w:tc>
@@ -2495,7 +2495,7 @@
                 <w:sz w:val="19"/>
                 <w:szCs w:val="19"/>
               </w:rPr>
-              <w:t>LOW_RENEWABLE rule (daylight only)</w:t>
+              <w:t>Low-renewable alert rule (checked in daylight only)</w:t>
             </w:r>
           </w:p>
         </w:tc>
@@ -2545,7 +2545,7 @@
                 <w:sz w:val="19"/>
                 <w:szCs w:val="19"/>
               </w:rPr>
-              <w:t>Daily per-household bill and solar-contribution report once the tariff arrives</w:t>
+              <w:t>Daily bill and solar-contribution report per household once the tariff arrives</w:t>
             </w:r>
           </w:p>
         </w:tc>
@@ -2566,7 +2566,7 @@
                 <w:sz w:val="19"/>
                 <w:szCs w:val="19"/>
               </w:rPr>
-              <w:t>Batch layer → daily_billing_report, CSV/HTML report files</w:t>
+              <w:t>Batch layer, stored in the billing tables and published as CSV and HTML report files</w:t>
             </w:r>
           </w:p>
         </w:tc>
@@ -2616,7 +2616,7 @@
                 <w:sz w:val="19"/>
                 <w:szCs w:val="19"/>
               </w:rPr>
-              <w:t>An estimate of today's bill before the day closes</w:t>
+              <w:t>An estimate of today's bill before the day has finished</w:t>
             </w:r>
           </w:p>
         </w:tc>
@@ -2637,7 +2637,7 @@
                 <w:sz w:val="19"/>
                 <w:szCs w:val="19"/>
               </w:rPr>
-              <w:t>Lambda merge → /api/billing/projection</w:t>
+              <w:t>Lambda merge in the serving layer (provisional bill)</w:t>
             </w:r>
           </w:p>
         </w:tc>
@@ -2687,7 +2687,7 @@
                 <w:sz w:val="19"/>
                 <w:szCs w:val="19"/>
               </w:rPr>
-              <w:t>Tolerate dirty data in both feeds</w:t>
+              <w:t>Cope with dirty data in both feeds</w:t>
             </w:r>
           </w:p>
         </w:tc>
@@ -2708,7 +2708,7 @@
                 <w:sz w:val="19"/>
                 <w:szCs w:val="19"/>
               </w:rPr>
-              <w:t>Quarantine, dedup, tariff validation + fallback</w:t>
+              <w:t>Quarantine of bad readings, duplicate removal, tariff validation with fallback</w:t>
             </w:r>
           </w:p>
         </w:tc>
@@ -2779,7 +2779,7 @@
                 <w:sz w:val="19"/>
                 <w:szCs w:val="19"/>
               </w:rPr>
-              <w:t>10 s micro-batches; DAG polls every 60 s</w:t>
+              <w:t>10-second micro-batches; the batch pipeline checks for work every minute</w:t>
             </w:r>
           </w:p>
         </w:tc>
@@ -2829,7 +2829,7 @@
                 <w:sz w:val="19"/>
                 <w:szCs w:val="19"/>
               </w:rPr>
-              <w:t>Bills must be exact, reproducible and re-runnable</w:t>
+              <w:t>Bills must be exact, reproducible and possible to re-run</w:t>
             </w:r>
           </w:p>
         </w:tc>
@@ -2850,7 +2850,7 @@
                 <w:sz w:val="19"/>
                 <w:szCs w:val="19"/>
               </w:rPr>
-              <w:t>Immutable Parquet lake + idempotent per-day overwrite</w:t>
+              <w:t>Unchangeable Parquet data lake; each day is rewritten in full when re-run</w:t>
             </w:r>
           </w:p>
         </w:tc>
@@ -2900,7 +2900,7 @@
                 <w:sz w:val="19"/>
                 <w:szCs w:val="19"/>
               </w:rPr>
-              <w:t>Readers never see half a day; speed and batch comparable</w:t>
+              <w:t>Readers never see half a day; speed and batch results can be compared</w:t>
             </w:r>
           </w:p>
         </w:tc>
@@ -2921,7 +2921,7 @@
                 <w:sz w:val="19"/>
                 <w:szCs w:val="19"/>
               </w:rPr>
-              <w:t>Single-transaction day write; reconciliation table</w:t>
+              <w:t>Each day is written in one database transaction; a reconciliation record per day</w:t>
             </w:r>
           </w:p>
         </w:tc>
@@ -2971,7 +2971,7 @@
                 <w:sz w:val="19"/>
                 <w:szCs w:val="19"/>
               </w:rPr>
-              <w:t>Detect and diagnose failures in any stage</w:t>
+              <w:t>Detect and diagnose a failure in any stage</w:t>
             </w:r>
           </w:p>
         </w:tc>
@@ -2992,7 +2992,7 @@
                 <w:sz w:val="19"/>
                 <w:szCs w:val="19"/>
               </w:rPr>
-              <w:t>JSON logs, heartbeats, 7 alert rules, Prometheus</w:t>
+              <w:t>Structured logs, heartbeats, seven alert rules and Prometheus</w:t>
             </w:r>
           </w:p>
         </w:tc>
@@ -3063,7 +3063,7 @@
                 <w:sz w:val="19"/>
                 <w:szCs w:val="19"/>
               </w:rPr>
-              <w:t>Docker Compose, 9 containers</w:t>
+              <w:t>Docker Compose with nine containers</w:t>
             </w:r>
           </w:p>
         </w:tc>
@@ -3078,9 +3078,9 @@
       <w:pPr>
         <w:pStyle w:val="Heading2"/>
       </w:pPr>
-      <w:bookmarkStart w:id="2" w:name="_Toc241610456"/>
-      <w:r>
-        <w:t>1.2 Data sources (simulated, Python)</w:t>
+      <w:bookmarkStart w:id="2" w:name="_Toc241664907"/>
+      <w:r>
+        <w:t>1.2 Data sources (simulated in Python)</w:t>
       </w:r>
       <w:bookmarkEnd w:id="2"/>
     </w:p>
@@ -3094,13 +3094,13 @@
           <w:b/>
           <w:bCs/>
         </w:rPr>
-        <w:t>Streaming source:</w:t>
-      </w:r>
-      <w:r>
-        <w:t xml:space="preserve"> 24 households in 4 zones each emit a JSON reading every 2 s — event_id, meter_id, household_id, power_consumption_kwh, solar_generation_kwh, grid_zone, timestamp. Consumption follows morning/evening peaks with noise and ~1% demand spikes; solar follows a daylight curve scaled by zone capacity (South has few panels) and a deterministic daily cloud factor, and each simulated day one zone suffers an overcast spell. ~1% of events are deliberately dirty (missing field, negative or impossible value, unparsable t</w:t>
-      </w:r>
-      <w:r>
-        <w:t>imestamp, or an exact duplicate simulating at-least-once redelivery).</w:t>
+        <w:t>Streaming source.</w:t>
+      </w:r>
+      <w:r>
+        <w:t xml:space="preserve"> Twenty-four households spread over four zones (North, South, East and West) each send a reading every two seconds. A reading contains a unique event ID, the meter and household it came from, the energy consumed and the solar energy generated in kWh, the zone, and a timestamp. Consumption follows a morning and an evening peak with random noise and occasional demand spikes. Solar generation follows a daylight curve that depends on how many panels each zone has (South has the fewest) and on a daily cloud leve</w:t>
+      </w:r>
+      <w:r>
+        <w:t>l, and every simulated day one zone goes through a heavily overcast spell. About 1% of readings are made faulty on purpose: a missing field, a negative or impossible value, an unreadable timestamp, or an exact duplicate that imitates a message being delivered twice.</w:t>
       </w:r>
     </w:p>
     <w:p>
@@ -3113,20 +3113,24 @@
           <w:b/>
           <w:bCs/>
         </w:rPr>
-        <w:t>Daily-batch source:</w:t>
-      </w:r>
-      <w:r>
-        <w:t xml:space="preserve"> 20 s after each simulated day ends it publishes that day's end-of-day tariff extract as a CSV file (household_id, tariff_rate, billing_tier, subsidy_flag, sim_day, published_at). The file is written to a temporary name, atomically renamed, and only then is a completion marker written. Tier and subsidy are fixed per household and the daily rate drift is seeded by (household, day), so regenerating a day yields an identical file. About one file in three contains an invalid rate and some contain a duplicated h</w:t>
-      </w:r>
-      <w:r>
-        <w:t>ousehold row; on restart the source back-fills any missing days.</w:t>
+        <w:t>Daily-batch source.</w:t>
+      </w:r>
+      <w:r>
+        <w:t xml:space="preserve"> Twenty seconds after each simulated day ends, this source publishes that day's tariff extract as a CSV file. For every household it lists the tariff rate, the billing tier, whether the household receives a subsidy, the day, and when the file was published. The file is first written under a temporary name and then renamed in one step, and only after that is a small completion marker written, so the batch layer can never pick up a half-written file. A household's tier and subsidy never change, and the daily </w:t>
+      </w:r>
+      <w:r>
+        <w:t xml:space="preserve">rate variation is generated from the </w:t>
+      </w:r>
+      <w:r>
+        <w:lastRenderedPageBreak/>
+        <w:t>household and the day, so producing the same day again gives an identical file. About one file in three contains an invalid rate and some contain a household twice. If the source restarts, it fills in any days it missed.</w:t>
       </w:r>
     </w:p>
     <w:p>
       <w:pPr>
         <w:pStyle w:val="Heading2"/>
       </w:pPr>
-      <w:bookmarkStart w:id="3" w:name="_Toc241610457"/>
+      <w:bookmarkStart w:id="3" w:name="_Toc241664908"/>
       <w:r>
         <w:t>1.3 Simulated clock and assumptions</w:t>
       </w:r>
@@ -3146,10 +3150,10 @@
           <w:b/>
           <w:bCs/>
         </w:rPr>
-        <w:t>1 simulated day = 300 s of real time</w:t>
-      </w:r>
-      <w:r>
-        <w:t xml:space="preserve"> (configurable). Day fraction 0.5 is simulated noon; daylight for alerting is fraction 0.40–0.60.</w:t>
+        <w:t>One simulated day lasts 300 seconds (5 minutes) of real time.</w:t>
+      </w:r>
+      <w:r>
+        <w:t xml:space="preserve"> This can be changed in the configuration. Halfway through a simulated day is noon, and for alerting we treat the middle 20% of the day (from 40% to 60% of the way through) as daylight.</w:t>
       </w:r>
     </w:p>
     <w:p>
@@ -3162,8 +3166,7 @@
         <w:spacing w:after="70" w:line="264" w:lineRule="auto"/>
       </w:pPr>
       <w:r>
-        <w:lastRenderedPageBreak/>
-        <w:t>Day numbers come from ONE epoch stored in Postgres (sim_clock) when the database is created: sim_day = floor((event_time − epoch) / 300). Using event time (not processing time) means a late event is still attributed to the correct day and every container agrees on day boundaries.</w:t>
+        <w:t>All components count days from one shared start time, which is saved in PostgreSQL when the database is first created. A reading's day number is the number of whole 300-second periods between that start time and the time the reading was taken. Because the reading's own timestamp is used, not the time it happened to be processed, a late reading is still counted in the correct day, and every container agrees on where one day ends and the next begins.</w:t>
       </w:r>
     </w:p>
     <w:p>
@@ -3176,14 +3179,14 @@
         <w:spacing w:after="70" w:line="264" w:lineRule="auto"/>
       </w:pPr>
       <w:r>
-        <w:t>Billing: bill = max(consumption − solar, 0) × tariff_rate × (1 − 15% if subsidised); no export credit. Renewable contribution = solar ÷ demand, capped at 100%. Currency LKR. All data is synthetic.</w:t>
+        <w:t>Billing: bill = max(consumption − solar, 0) × tariff rate × (1 − 15% if the household is subsidised). Surplus solar is not credited. Renewable contribution = solar ÷ consumption, capped at 100%. Amounts are in Sri Lankan rupees (LKR). All data is synthetic.</w:t>
       </w:r>
     </w:p>
     <w:p>
       <w:pPr>
         <w:pStyle w:val="Heading1"/>
       </w:pPr>
-      <w:bookmarkStart w:id="4" w:name="_Toc241610458"/>
+      <w:bookmarkStart w:id="4" w:name="_Toc241664909"/>
       <w:r>
         <w:t>2. Architecture Decision: Lambda vs Kappa</w:t>
       </w:r>
@@ -3195,7 +3198,7 @@
         <w:jc w:val="both"/>
       </w:pPr>
       <w:r>
-        <w:t xml:space="preserve">Both architectures ingest the same immutable event log. </w:t>
+        <w:t xml:space="preserve">Both architectures start from the same unchangeable log of events. </w:t>
       </w:r>
       <w:r>
         <w:rPr>
@@ -3205,7 +3208,7 @@
         <w:t>Kappa</w:t>
       </w:r>
       <w:r>
-        <w:t xml:space="preserve"> has one stream-processing code path and recomputes history by replaying the log through it. </w:t>
+        <w:t xml:space="preserve"> has a single stream-processing path, and when history has to be recomputed it replays the log through that same path. </w:t>
       </w:r>
       <w:r>
         <w:rPr>
@@ -3215,7 +3218,7 @@
         <w:t>Lambda</w:t>
       </w:r>
       <w:r>
-        <w:t xml:space="preserve"> keeps a speed layer for low-latency, approximate results and a batch layer that periodically recomputes exact results from the master dataset, with the serving layer merging both. We evaluated them against the four dimensions the rubric names:</w:t>
+        <w:t xml:space="preserve"> keeps a speed layer that gives fast but approximate results and a batch layer that periodically recomputes exact results from the full stored data, and a serving layer combines the two. We compared them on the four points the marking rubric asks about:</w:t>
       </w:r>
     </w:p>
     <w:tbl>
@@ -3233,7 +3236,7 @@
           <w:left w:w="10" w:type="dxa"/>
           <w:right w:w="10" w:type="dxa"/>
         </w:tblCellMar>
-        <w:tblLook w:val="04A0" w:firstRow="1" w:lastRow="0" w:firstColumn="1" w:lastColumn="0" w:noHBand="0" w:noVBand="1"/>
+        <w:tblLook w:val="0000" w:firstRow="0" w:lastRow="0" w:firstColumn="0" w:lastColumn="0" w:noHBand="0" w:noVBand="0"/>
       </w:tblPr>
       <w:tblGrid>
         <w:gridCol w:w="1400"/>
@@ -3414,7 +3417,7 @@
                 <w:sz w:val="19"/>
                 <w:szCs w:val="19"/>
               </w:rPr>
-              <w:t>Speed layer: ~10–15 s end-to-end (measured). Batch: bill ~1 min after the tariff file</w:t>
+              <w:t>Speed layer: about 10–15 s end to end (measured). Batch: a bill about 1 minute after the tariff file</w:t>
             </w:r>
           </w:p>
         </w:tc>
@@ -3435,7 +3438,7 @@
                 <w:sz w:val="19"/>
                 <w:szCs w:val="19"/>
               </w:rPr>
-              <w:t>Same stream latency; bills also streaming</w:t>
+              <w:t>Same stream latency; bills also produced by the stream</w:t>
             </w:r>
           </w:p>
         </w:tc>
@@ -3506,7 +3509,7 @@
                 <w:sz w:val="19"/>
                 <w:szCs w:val="19"/>
               </w:rPr>
-              <w:t>Re-run one Spark job over one Parquet partition (sim_day=N), idempotent</w:t>
+              <w:t>Re-run one Spark job over that one day of stored data; the result simply replaces the old one</w:t>
             </w:r>
           </w:p>
         </w:tc>
@@ -3527,7 +3530,7 @@
                 <w:sz w:val="19"/>
                 <w:szCs w:val="19"/>
               </w:rPr>
-              <w:t>Replay the retained Kafka log from before day N through a new job version, then swap outputs</w:t>
+              <w:t>Replay the Kafka log from before that day through a new version of the job, then switch outputs</w:t>
             </w:r>
           </w:p>
         </w:tc>
@@ -3577,7 +3580,7 @@
                 <w:sz w:val="19"/>
                 <w:szCs w:val="19"/>
               </w:rPr>
-              <w:t>Exact, auditable, all-or-nothing daily bills; duplicates removed</w:t>
+              <w:t>Exact, auditable daily bills that appear all at once; duplicates removed</w:t>
             </w:r>
           </w:p>
         </w:tc>
@@ -3598,7 +3601,7 @@
                 <w:sz w:val="19"/>
                 <w:szCs w:val="19"/>
               </w:rPr>
-              <w:t>Global dedup on event_id + single-transaction day overwrite</w:t>
+              <w:t>Duplicates removed across the whole day, and the day is written in one transaction</w:t>
             </w:r>
           </w:p>
         </w:tc>
@@ -3619,7 +3622,7 @@
                 <w:sz w:val="19"/>
                 <w:szCs w:val="19"/>
               </w:rPr>
-              <w:t>Needs exactly-once state + careful watermarking to finalise a day</w:t>
+              <w:t>Needs exactly-once state and careful watermarks to close a day</w:t>
             </w:r>
           </w:p>
         </w:tc>
@@ -3669,7 +3672,7 @@
                 <w:sz w:val="19"/>
                 <w:szCs w:val="19"/>
               </w:rPr>
-              <w:t>Laptop-scale, 2-week build, defendable line by line</w:t>
+              <w:t>Laptop-scale, two-week build, every line explainable</w:t>
             </w:r>
           </w:p>
         </w:tc>
@@ -3690,7 +3693,7 @@
                 <w:sz w:val="19"/>
                 <w:szCs w:val="19"/>
               </w:rPr>
-              <w:t>Two code paths (mitigated: one engine, shared rule modules)</w:t>
+              <w:t>Two processing paths (mitigated by one engine and shared rule modules)</w:t>
             </w:r>
           </w:p>
         </w:tc>
@@ -3711,7 +3714,7 @@
                 <w:sz w:val="19"/>
                 <w:szCs w:val="19"/>
               </w:rPr>
-              <w:t>One code path, but a long-state stream-to-file join</w:t>
+              <w:t>One path, but a long-running stateful join between a stream and a daily file</w:t>
             </w:r>
           </w:p>
         </w:tc>
@@ -3726,7 +3729,7 @@
       <w:pPr>
         <w:pStyle w:val="Heading2"/>
       </w:pPr>
-      <w:bookmarkStart w:id="5" w:name="_Toc241610459"/>
+      <w:bookmarkStart w:id="5" w:name="_Toc241664910"/>
       <w:r>
         <w:t>2.1 Why Lambda fits this problem</w:t>
       </w:r>
@@ -3746,10 +3749,10 @@
           <w:b/>
           <w:bCs/>
         </w:rPr>
-        <w:t>The sources have different natures.</w:t>
-      </w:r>
-      <w:r>
-        <w:t xml:space="preserve"> Meter readings are a true stream; the tariff feed is a complete once-a-day snapshot. Lambda lets each be processed in its natural form. In Kappa, the daily file would have to be pushed into Kafka as a degenerate 24-event stream and joined against the meter stream with day-long state and a watermark long enough to cover a file that arrives after the day ends.</w:t>
+        <w:t>The two sources are different by nature.</w:t>
+      </w:r>
+      <w:r>
+        <w:t xml:space="preserve"> Meter readings are a genuine stream, while the tariff feed is a complete snapshot delivered once a day. Lambda lets us treat each one in its natural form. In Kappa the daily file would have to be pushed into Kafka as a tiny 24-message stream and joined with the meter stream, which means keeping a whole day of state and waiting for a file that only arrives after the day has ended.</w:t>
       </w:r>
     </w:p>
     <w:p>
@@ -3766,10 +3769,10 @@
           <w:b/>
           <w:bCs/>
         </w:rPr>
-        <w:t>Billing is correctness-critical and must be replayable.</w:t>
-      </w:r>
-      <w:r>
-        <w:t xml:space="preserve"> A bill must be reproducible from source data. Our batch layer recomputes each household's total from the immutable lake with a global dedup on event_id and replaces the day's rows in one transaction; re-running it for the same day gives identical bills. The speed layer is explicitly allowed to be approximate — it only dedups within a micro-batch and keeps additive running totals, which double-count if Kafka redelivers after a crash.</w:t>
+        <w:t>Billing must be correct and repeatable.</w:t>
+      </w:r>
+      <w:r>
+        <w:t xml:space="preserve"> A bill has to be reproducible from the source data. Our batch layer recalculates each household's total from the stored raw readings, removes duplicates across the whole day, and replaces that day's results in one transaction, so running it again for the same day gives exactly the same bills. The speed layer is openly allowed to be approximate: it only removes duplicates inside each small batch and keeps running totals, which can count a reading twice if Kafka delivers it again after a crash.</w:t>
       </w:r>
     </w:p>
     <w:p>
@@ -3786,10 +3789,11 @@
           <w:b/>
           <w:bCs/>
         </w:rPr>
-        <w:t>We can measure the difference, not just claim it.</w:t>
-      </w:r>
-      <w:r>
-        <w:t xml:space="preserve"> For every billed day the batch job writes speed-vs-batch drift to batch_reconciliation. Across the 5 simulated days of our run, drift ranged from 0.00% to 0.27% and the batch layer removed 15 duplicate events that the speed layer had counted (section 8).</w:t>
+        <w:lastRenderedPageBreak/>
+        <w:t>We can measure the difference instead of just claiming it.</w:t>
+      </w:r>
+      <w:r>
+        <w:t xml:space="preserve"> For every billed day the batch job records how far the speed layer's total was from the exact batch total. Across the 5 simulated days of our run this difference was between 0.00% and 0.27%, and the batch layer removed 15 duplicate readings that the speed layer had counted (section 8).</w:t>
       </w:r>
     </w:p>
     <w:p>
@@ -3806,10 +3810,10 @@
           <w:b/>
           <w:bCs/>
         </w:rPr>
-        <w:t>Cheap, scoped reprocessing.</w:t>
-      </w:r>
-      <w:r>
-        <w:t xml:space="preserve"> Correcting day N means re-reading one small partition, not the whole log; the raw lake also outlives Kafka's 7-day retention, which a Kappa design would need to extend indefinitely (or add tiered storage) to reprocess older days.</w:t>
+        <w:t>Reprocessing is cheap and targeted.</w:t>
+      </w:r>
+      <w:r>
+        <w:t xml:space="preserve"> Correcting one day means re-reading only that day's stored data, not the whole log. The stored data also outlives Kafka's seven-day retention; a Kappa design would need to keep the Kafka log forever (or add tiered storage) to reprocess older days.</w:t>
       </w:r>
     </w:p>
     <w:p>
@@ -3826,17 +3830,17 @@
           <w:b/>
           <w:bCs/>
         </w:rPr>
-        <w:t>Orchestration has a natural home.</w:t>
-      </w:r>
-      <w:r>
-        <w:t xml:space="preserve"> The batch layer is a dependency chain (wait for file → Spark → report → re-check alerts) that benefits from Airflow's retries, backfill and UI.</w:t>
+        <w:t>The daily work fits an orchestrator naturally.</w:t>
+      </w:r>
+      <w:r>
+        <w:t xml:space="preserve"> The batch side is a chain of dependent steps (wait for the file, run Spark, publish the report, re-check the alerts), which benefits directly from Airflow's retries, backfill and web interface.</w:t>
       </w:r>
     </w:p>
     <w:p>
       <w:pPr>
         <w:pStyle w:val="Heading2"/>
       </w:pPr>
-      <w:bookmarkStart w:id="6" w:name="_Toc241610460"/>
+      <w:bookmarkStart w:id="6" w:name="_Toc241664911"/>
       <w:r>
         <w:t>2.2 The rejected alternative: Kappa</w:t>
       </w:r>
@@ -3848,7 +3852,7 @@
         <w:jc w:val="both"/>
       </w:pPr>
       <w:r>
-        <w:t xml:space="preserve">Kappa would win if </w:t>
+        <w:t xml:space="preserve">Kappa would be the better choice if </w:t>
       </w:r>
       <w:r>
         <w:rPr>
@@ -3858,14 +3862,10 @@
         <w:t>all</w:t>
       </w:r>
       <w:r>
-        <w:t xml:space="preserve"> inputs were naturally streams, if bills were needed continuously rather than per day, or if keeping two code paths consistent were the dominant cost. Its genuine advantages are one code path, no batch/speed divergence by construction, and simpler operations. We rejected it here because (1) the daily tariff snapshot is not a natural stream, (2) finalising a day exactly in a stream requires exactly-once state and a watermark tuned to a file that arrives after the day ends, and (3) correcting one day would me</w:t>
-      </w:r>
-      <w:r>
-        <w:t xml:space="preserve">an replaying the </w:t>
-      </w:r>
-      <w:r>
-        <w:lastRenderedPageBreak/>
-        <w:t>log through a new job version and swapping outputs — disproportionate for a one-day fix. We keep the replayable Kafka log anyway, so a future move towards Kappa is possible.</w:t>
+        <w:t xml:space="preserve"> inputs were naturally streams, if bills were needed continuously rather than once a day, or if keeping two processing paths in line were the biggest cost. Its real strengths are a single code path, no possibility of the speed and batch views disagreeing, and simpler operation. We rejected it here for three reasons: (1) the daily tariff snapshot is not a natural stream; (2) closing a day exactly inside a stream requires exactly-once state and a watermark tuned to a file that arrives after the day ends; and </w:t>
+      </w:r>
+      <w:r>
+        <w:t>(3) correcting a single day would mean replaying the log through a new version of the job and swapping the outputs, which is out of proportion for a one-day fix. We still keep the replayable Kafka log, so moving towards Kappa later remains possible.</w:t>
       </w:r>
     </w:p>
     <w:p>
@@ -3879,10 +3879,10 @@
           <w:noProof/>
         </w:rPr>
         <w:drawing>
-          <wp:inline distT="0" distB="0" distL="0" distR="0" wp14:anchorId="39B56D43" wp14:editId="002D7577">
+          <wp:inline distT="0" distB="0" distL="0" distR="0" wp14:anchorId="44965B1C" wp14:editId="573229E2">
             <wp:extent cx="5762625" cy="2476500"/>
             <wp:effectExtent l="0" t="0" r="0" b="0"/>
-            <wp:docPr id="1025807182" name="Picture 1025807182"/>
+            <wp:docPr id="1853749902" name="Picture 1853749902"/>
             <wp:cNvGraphicFramePr>
               <a:graphicFrameLocks xmlns:a="http://schemas.openxmlformats.org/drawingml/2006/main" noChangeAspect="1"/>
             </wp:cNvGraphicFramePr>
@@ -3937,7 +3937,7 @@
       <w:pPr>
         <w:pStyle w:val="Heading2"/>
       </w:pPr>
-      <w:bookmarkStart w:id="7" w:name="_Toc241610461"/>
+      <w:bookmarkStart w:id="7" w:name="_Toc241664912"/>
       <w:r>
         <w:t>2.3 Trade-offs we accepted and how we contain them</w:t>
       </w:r>
@@ -3957,10 +3957,10 @@
           <w:b/>
           <w:bCs/>
         </w:rPr>
-        <w:t>Two code paths that could diverge.</w:t>
-      </w:r>
-      <w:r>
-        <w:t xml:space="preserve"> Mitigated by using Spark for both layers and by sharing the rules: one validation module and one billing-formula module, used by the batch job and by the API's projection. The end-to-end smoke test re-checks every produced bill against the billing formula.</w:t>
+        <w:t>Two processing paths could drift apart.</w:t>
+      </w:r>
+      <w:r>
+        <w:t xml:space="preserve"> We reduce this risk by using Spark for both layers and by sharing the rules between them: the same data-validation rules and the same billing formula are used by the batch job and by the API's provisional bill. The end-to-end test also recalculates every bill with the billing formula and checks that it matches.</w:t>
       </w:r>
     </w:p>
     <w:p>
@@ -3977,10 +3977,10 @@
           <w:b/>
           <w:bCs/>
         </w:rPr>
-        <w:t>The speed view can be briefly wrong</w:t>
-      </w:r>
-      <w:r>
-        <w:t xml:space="preserve"> (duplicates, late events beyond the 1-minute watermark). Accepted because it is only used for monitoring and provisional estimates, which the API labels provisional; final bills come from the batch layer only.</w:t>
+        <w:t>The live view can be briefly wrong</w:t>
+      </w:r>
+      <w:r>
+        <w:t xml:space="preserve"> (duplicates, or readings arriving more than one minute late). We accept this because the live view is only used for monitoring and for estimates that are clearly labelled provisional; final bills come only from the batch layer.</w:t>
       </w:r>
     </w:p>
     <w:p>
@@ -3997,17 +3997,17 @@
           <w:b/>
           <w:bCs/>
         </w:rPr>
-        <w:t>Bills are only available after the day closes (plus ~1 min).</w:t>
-      </w:r>
-      <w:r>
-        <w:t xml:space="preserve"> Accepted: the business asks for daily bills, and /api/billing/projection covers the intra-day need.</w:t>
+        <w:t>Bills are only ready after the day closes (plus about one minute).</w:t>
+      </w:r>
+      <w:r>
+        <w:t xml:space="preserve"> This is acceptable because the business asks for daily bills, and the provisional bill covers the need for an estimate during the day.</w:t>
       </w:r>
     </w:p>
     <w:p>
       <w:pPr>
         <w:pStyle w:val="Heading1"/>
       </w:pPr>
-      <w:bookmarkStart w:id="8" w:name="_Toc241610462"/>
+      <w:bookmarkStart w:id="8" w:name="_Toc241664913"/>
       <w:r>
         <w:lastRenderedPageBreak/>
         <w:t>3. System Architecture</w:t>
@@ -4025,10 +4025,10 @@
           <w:noProof/>
         </w:rPr>
         <w:drawing>
-          <wp:inline distT="0" distB="0" distL="0" distR="0" wp14:anchorId="6B000CB3" wp14:editId="7BF43140">
-            <wp:extent cx="6038850" cy="3638550"/>
+          <wp:inline distT="0" distB="0" distL="0" distR="0" wp14:anchorId="3A7DAA0E" wp14:editId="01F1A498">
+            <wp:extent cx="6038850" cy="3457575"/>
             <wp:effectExtent l="0" t="0" r="0" b="0"/>
-            <wp:docPr id="755833151" name="Picture 755833151"/>
+            <wp:docPr id="638941682" name="Picture 638941682"/>
             <wp:cNvGraphicFramePr>
               <a:graphicFrameLocks xmlns:a="http://schemas.openxmlformats.org/drawingml/2006/main" noChangeAspect="1"/>
             </wp:cNvGraphicFramePr>
@@ -4051,7 +4051,7 @@
                   <pic:spPr bwMode="auto">
                     <a:xfrm>
                       <a:off x="0" y="0"/>
-                      <a:ext cx="6038850" cy="3638550"/>
+                      <a:ext cx="6038850" cy="3457575"/>
                     </a:xfrm>
                     <a:prstGeom prst="rect">
                       <a:avLst/>
@@ -4089,20 +4089,23 @@
           <w:b/>
           <w:bCs/>
         </w:rPr>
-        <w:t>Data flow.</w:t>
-      </w:r>
-      <w:r>
-        <w:t xml:space="preserve"> (1) The producer writes readings to Kafka topic smart-meter-readings (3 partitions, keyed by household_id). (2) The speed layer runs two Structured Streaming queries from checkpointed offsets: a windowed aggregate per zone that is upserted into live_zone_metrics, and a foreachBatch sink that quarantines invalid events, appends clean events to the Parquet lake partitioned by sim_day, adds per-household running totals and records data-quality/lag metrics. (3) After day N ends, the tariff source drops its CSV</w:t>
-      </w:r>
-      <w:r>
-        <w:t xml:space="preserve"> and completion marker. (4) The Airflow DAG detects the oldest unbilled finished day, waits for the marker, runs the Spark batch job and publishes report files. (5) The batch job writes the whole day to PostgreSQL in one transaction. (6) FastAPI serves the speed view, the batch view and their merge; the dashboard, the report files and Prometheus consume it.</w:t>
+        <w:t>How data flows through the system.</w:t>
+      </w:r>
+      <w:r>
+        <w:t xml:space="preserve"> (1) The meter simulator sends every reading to a Kafka topic with three partitions, using the household as the message key so that each household's readings stay in order. (2) The speed layer runs two Spark streaming queries that always continue from their last saved position in Kafka. The first calculates rolling figures for each zone and keeps them up to date in PostgreSQL. The second puts faulty readings aside, adds clean readings to the Parquet data lake (organised by day), keeps a running total for ea</w:t>
+      </w:r>
+      <w:r>
+        <w:t xml:space="preserve">ch household, and records data-quality and delay figures. (3) After a day ends, the tariff source drops that day's CSV file and its completion marker. (4) The Airflow pipeline checks PostgreSQL for the oldest finished day that has not been billed yet, waits for that day's marker and starts the Spark batch job. (5) The batch job reads that day from the data lake and writes the whole day to PostgreSQL in a single transaction; Airflow then builds that day's CSV and HTML report files from the stored bills. (6) </w:t>
+      </w:r>
+      <w:r>
+        <w:t>The FastAPI service reads PostgreSQL and serves the live view, the daily view and the combination of the two; the dashboard and Prometheus read from the API.</w:t>
       </w:r>
     </w:p>
     <w:p>
       <w:pPr>
         <w:pStyle w:val="Heading1"/>
       </w:pPr>
-      <w:bookmarkStart w:id="9" w:name="_Toc241610463"/>
+      <w:bookmarkStart w:id="9" w:name="_Toc241664914"/>
       <w:r>
         <w:t>4. Technology Stack and Justification</w:t>
       </w:r>
@@ -4123,7 +4126,7 @@
           <w:left w:w="10" w:type="dxa"/>
           <w:right w:w="10" w:type="dxa"/>
         </w:tblCellMar>
-        <w:tblLook w:val="04A0" w:firstRow="1" w:lastRow="0" w:firstColumn="1" w:lastColumn="0" w:noHBand="0" w:noVBand="1"/>
+        <w:tblLook w:val="0000" w:firstRow="0" w:lastRow="0" w:firstColumn="0" w:lastColumn="0" w:noHBand="0" w:noVBand="0"/>
       </w:tblPr>
       <w:tblGrid>
         <w:gridCol w:w="1250"/>
@@ -4283,7 +4286,7 @@
                 <w:sz w:val="19"/>
                 <w:szCs w:val="19"/>
               </w:rPr>
-              <w:t>Apache Kafka 3.7 (KRaft, 1 broker), 3 partitions, key = household_id, acks=all, 7-day retention</w:t>
+              <w:t>Apache Kafka 3.7 (one broker, without ZooKeeper), three partitions, household as the message key, every message confirmed by the broker, seven-day retention</w:t>
             </w:r>
           </w:p>
         </w:tc>
@@ -4304,7 +4307,7 @@
                 <w:sz w:val="19"/>
                 <w:szCs w:val="19"/>
               </w:rPr>
-              <w:t>Durable, replayable buffer for continuous telemetry; keying keeps each household's readings ordered while spreading 24 meters across partitions for parallel consumers; retention lets the speed layer catch up after an outage (it starts from checkpointed offsets)</w:t>
+              <w:t>A durable buffer that can be replayed for continuous telemetry. Keying by household keeps each household's readings in order while spreading the 24 meters across partitions so they can be read in parallel. Retention lets the speed layer catch up after an outage, because it always resumes from its last saved position</w:t>
             </w:r>
           </w:p>
         </w:tc>
@@ -4325,7 +4328,7 @@
                 <w:sz w:val="19"/>
                 <w:szCs w:val="19"/>
               </w:rPr>
-              <w:t>RabbitMQ (no replay/offsets); Kafka+ZooKeeper (KRaft removes a component)</w:t>
+              <w:t>RabbitMQ (no replay or stored positions); Kafka with ZooKeeper (one more component to run)</w:t>
             </w:r>
           </w:p>
         </w:tc>
@@ -4396,7 +4399,7 @@
                 <w:sz w:val="19"/>
                 <w:szCs w:val="19"/>
               </w:rPr>
-              <w:t>Event-time windows with watermarks for late meter data, checkpointed exactly-once source offsets, micro-batch foreachBatch for multi-sink writes, and the same DataFrame API as the batch job — one engine to learn and defend</w:t>
+              <w:t>Time windows based on when the reading was taken, with watermarks for late meter data; saved positions so nothing is read twice or skipped; each micro-batch can be written to several places at once; and the same programming interface as the batch job, so one engine to learn and defend</w:t>
             </w:r>
           </w:p>
         </w:tc>
@@ -4417,7 +4420,7 @@
                 <w:sz w:val="19"/>
                 <w:szCs w:val="19"/>
               </w:rPr>
-              <w:t>Apache Storm (tuple-at-a-time, no shared batch API); Flink (not in the preferred stack; lower latency we do not need)</w:t>
+              <w:t>Apache Storm (processes one message at a time and has no matching batch interface); Flink (not in the preferred stack, and its lower latency is not needed here)</w:t>
             </w:r>
           </w:p>
         </w:tc>
@@ -4446,6 +4449,7 @@
                 <w:sz w:val="19"/>
                 <w:szCs w:val="19"/>
               </w:rPr>
+              <w:lastRenderedPageBreak/>
               <w:t>Batch processing</w:t>
             </w:r>
           </w:p>
@@ -4467,7 +4471,7 @@
                 <w:sz w:val="19"/>
                 <w:szCs w:val="19"/>
               </w:rPr>
-              <w:t>Spark (local[2]) via spark-submit</w:t>
+              <w:t>Spark, submitted as a job running on two local cores</w:t>
             </w:r>
           </w:p>
         </w:tc>
@@ -4488,7 +4492,7 @@
                 <w:sz w:val="19"/>
                 <w:szCs w:val="19"/>
               </w:rPr>
-              <w:t>Scans one Parquet partition per day, global dedup, joins with the tariff file; scales to a cluster unchanged</w:t>
+              <w:t>Reads one day of Parquet data, removes duplicates across the day and joins it with the tariff file; the same code would run on a cluster unchanged</w:t>
             </w:r>
           </w:p>
         </w:tc>
@@ -4509,7 +4513,7 @@
                 <w:sz w:val="19"/>
                 <w:szCs w:val="19"/>
               </w:rPr>
-              <w:t>Plain pandas (would not scale; different API from the speed layer)</w:t>
+              <w:t>Plain pandas (would not scale, and would be a different interface from the speed layer)</w:t>
             </w:r>
           </w:p>
         </w:tc>
@@ -4538,7 +4542,6 @@
                 <w:sz w:val="19"/>
                 <w:szCs w:val="19"/>
               </w:rPr>
-              <w:lastRenderedPageBreak/>
               <w:t>Orchestration</w:t>
             </w:r>
           </w:p>
@@ -4581,7 +4584,7 @@
                 <w:sz w:val="19"/>
                 <w:szCs w:val="19"/>
               </w:rPr>
-              <w:t>Daily dependency chain with a file sensor, retries, failure callbacks, backfill (look-back of 3 days) and a UI for demo/diagnosis</w:t>
+              <w:t>A daily chain of dependent steps with a file sensor, retries, failure notifications, backfill (it looks back three days) and a web interface for the demo and for diagnosis</w:t>
             </w:r>
           </w:p>
         </w:tc>
@@ -4652,7 +4655,7 @@
                 <w:sz w:val="19"/>
                 <w:szCs w:val="19"/>
               </w:rPr>
-              <w:t>Parquet data lake partitioned by sim_day</w:t>
+              <w:t>Parquet data lake organised by day</w:t>
             </w:r>
           </w:p>
         </w:tc>
@@ -4673,7 +4676,7 @@
                 <w:sz w:val="19"/>
                 <w:szCs w:val="19"/>
               </w:rPr>
-              <w:t>Immutable, columnar, cheap; partition pruning means a day's recompute reads only that day</w:t>
+              <w:t>Unchangeable, column-based and cheap; recomputing a day reads only that day's files</w:t>
             </w:r>
           </w:p>
         </w:tc>
@@ -4694,7 +4697,7 @@
                 <w:sz w:val="19"/>
                 <w:szCs w:val="19"/>
               </w:rPr>
-              <w:t>Keeping raw events in Postgres (row store, grows unbounded)</w:t>
+              <w:t>Keeping raw readings in PostgreSQL (a row store that would grow without limit)</w:t>
             </w:r>
           </w:p>
         </w:tc>
@@ -4765,7 +4768,7 @@
                 <w:sz w:val="19"/>
                 <w:szCs w:val="19"/>
               </w:rPr>
-              <w:t>Outputs are small and relational and are queried with filters, joins (projection = live totals × latest tariff) and aggregates; transactions and upserts make both layers idempotent</w:t>
+              <w:t>The outputs are small and relational and are read with filters, joins (the provisional bill is live totals multiplied by the latest tariff) and aggregates; transactions, and rows that are updated in place rather than duplicated, mean both layers can safely write the same results again</w:t>
             </w:r>
           </w:p>
         </w:tc>
@@ -4786,7 +4789,7 @@
                 <w:sz w:val="19"/>
                 <w:szCs w:val="19"/>
               </w:rPr>
-              <w:t>Cassandra (write-optimised, no joins/transactions — our reads need both); HDFS/S3 alone (not a low-latency query store)</w:t>
+              <w:t>Cassandra (built for writes, with no joins or transactions, and our reads need both); HDFS or S3 on their own (not a fast query store)</w:t>
             </w:r>
           </w:p>
         </w:tc>
@@ -4836,7 +4839,7 @@
                 <w:sz w:val="19"/>
                 <w:szCs w:val="19"/>
               </w:rPr>
-              <w:t>FastAPI + static HTML dashboard</w:t>
+              <w:t>FastAPI with a static HTML dashboard</w:t>
             </w:r>
           </w:p>
         </w:tc>
@@ -4857,7 +4860,7 @@
                 <w:sz w:val="19"/>
                 <w:szCs w:val="19"/>
               </w:rPr>
-              <w:t>Typed endpoints and generated OpenAPI docs; dashboard uses only the public API</w:t>
+              <w:t>Typed endpoints with automatically generated documentation; the dashboard uses only the public API</w:t>
             </w:r>
           </w:p>
         </w:tc>
@@ -4878,7 +4881,7 @@
                 <w:sz w:val="19"/>
                 <w:szCs w:val="19"/>
               </w:rPr>
-              <w:t>Grafana-only (cannot express the billing merge)</w:t>
+              <w:t>Grafana on its own (cannot express the billing merge)</w:t>
             </w:r>
           </w:p>
         </w:tc>
@@ -4928,7 +4931,7 @@
                 <w:sz w:val="19"/>
                 <w:szCs w:val="19"/>
               </w:rPr>
-              <w:t>JSON logging, Postgres heartbeats, Python rule engine, Prometheus</w:t>
+              <w:t>Structured JSON logs, heartbeats stored in PostgreSQL, a Python alert engine, Prometheus</w:t>
             </w:r>
           </w:p>
         </w:tc>
@@ -4949,7 +4952,7 @@
                 <w:sz w:val="19"/>
                 <w:szCs w:val="19"/>
               </w:rPr>
-              <w:t>Business- and pipeline-aware rules (daylight-aware renewable rule, per-component staleness budgets) plus a standard metrics/alerting stack</w:t>
+              <w:t>Rules that understand both the business and the pipeline (a renewable rule that only runs in daylight, a separate silence limit for each component) plus a standard metrics and alerting tool</w:t>
             </w:r>
           </w:p>
         </w:tc>
@@ -4970,7 +4973,7 @@
                 <w:sz w:val="19"/>
                 <w:szCs w:val="19"/>
               </w:rPr>
-              <w:t>ELK/Grafana (heavier than needed for one machine)</w:t>
+              <w:t>ELK or Grafana stack (heavier than needed on one machine)</w:t>
             </w:r>
           </w:p>
         </w:tc>
@@ -5020,7 +5023,7 @@
                 <w:sz w:val="19"/>
                 <w:szCs w:val="19"/>
               </w:rPr>
-              <w:t>Docker Compose (9 services)</w:t>
+              <w:t>Docker Compose (nine services)</w:t>
             </w:r>
           </w:p>
         </w:tc>
@@ -5041,7 +5044,7 @@
                 <w:sz w:val="19"/>
                 <w:szCs w:val="19"/>
               </w:rPr>
-              <w:t>One-command reproducible environment; images built from official bases (Apache Kafka, Apache Airflow, Python + PySpark)</w:t>
+              <w:t>One command gives a reproducible environment; images are built from official Apache Kafka, Apache Airflow and Python bases</w:t>
             </w:r>
           </w:p>
         </w:tc>
@@ -5062,7 +5065,7 @@
                 <w:sz w:val="19"/>
                 <w:szCs w:val="19"/>
               </w:rPr>
-              <w:t>Manual installs</w:t>
+              <w:t>Manual installation</w:t>
             </w:r>
           </w:p>
         </w:tc>
@@ -5072,7 +5075,7 @@
       <w:pPr>
         <w:pStyle w:val="Heading1"/>
       </w:pPr>
-      <w:bookmarkStart w:id="10" w:name="_Toc241610464"/>
+      <w:bookmarkStart w:id="10" w:name="_Toc241664915"/>
       <w:r>
         <w:t>5. Implementation</w:t>
       </w:r>
@@ -5082,7 +5085,7 @@
       <w:pPr>
         <w:pStyle w:val="Heading2"/>
       </w:pPr>
-      <w:bookmarkStart w:id="11" w:name="_Toc241610465"/>
+      <w:bookmarkStart w:id="11" w:name="_Toc241664916"/>
       <w:r>
         <w:t>5.1 Ingestion</w:t>
       </w:r>
@@ -5098,7 +5101,7 @@
         <w:spacing w:after="70" w:line="264" w:lineRule="auto"/>
       </w:pPr>
       <w:r>
-        <w:t>The producer creates the topic explicitly with KafkaAdminClient (3 partitions), retries while the broker starts, uses acks=all, max_in_flight_requests_per_connection=1 (ordering on retry) and delivery callbacks that count acknowledged/failed sends; it flushes and closes cleanly on SIGTERM and exposes Prometheus counters on port 8001.</w:t>
+        <w:t>The meter simulator creates the Kafka topic itself with three partitions and keeps retrying until the broker is ready. Every message must be confirmed by the broker, only one unconfirmed batch is allowed at a time (so a retry can never change the order of a household's readings), and every confirmed or failed send is counted. When the container is stopped it sends whatever is still pending and closes cleanly, and it publishes its delivery counters for Prometheus.</w:t>
       </w:r>
     </w:p>
     <w:p>
@@ -5111,14 +5114,14 @@
         <w:spacing w:after="70" w:line="264" w:lineRule="auto"/>
       </w:pPr>
       <w:r>
-        <w:t>The batch source never exposes a partial file (temp file + atomic rename + marker written last), is deterministic for replays, and back-fills missed days after a restart.</w:t>
+        <w:t>The tariff source never exposes a partial file (temporary name, one-step rename, then the completion marker last), always produces the same file for the same day, and fills in any days it missed while it was down.</w:t>
       </w:r>
     </w:p>
     <w:p>
       <w:pPr>
         <w:pStyle w:val="Heading2"/>
       </w:pPr>
-      <w:bookmarkStart w:id="12" w:name="_Toc241610466"/>
+      <w:bookmarkStart w:id="12" w:name="_Toc241664917"/>
       <w:r>
         <w:t>5.2 Speed layer</w:t>
       </w:r>
@@ -5134,7 +5137,7 @@
         <w:spacing w:after="70" w:line="264" w:lineRule="auto"/>
       </w:pPr>
       <w:r>
-        <w:t>Reads Kafka from earliest on first start and from checkpointed offsets afterwards (checkpoints live on the lake volume), so nothing produced before Spark is ready is lost and restarts resume where they stopped.</w:t>
+        <w:t>On its very first start the speed layer reads Kafka from the beginning, and after that it continues from its saved position (stored next to the data lake). Nothing sent before Spark was ready is lost, and a restart picks up exactly where it stopped.</w:t>
       </w:r>
     </w:p>
     <w:p>
@@ -5154,7 +5157,7 @@
         <w:t>Cleaning:</w:t>
       </w:r>
       <w:r>
-        <w:t xml:space="preserve"> every event is parsed against an explicit schema and validated by the shared data-quality rules (missing field, bad timestamp, unknown zone, negative, above 50 kWh). Invalid events are written with their reason to a quarantine Parquet path — never silently dropped.</w:t>
+        <w:t xml:space="preserve"> every reading is checked against a fixed structure and against the shared data-quality rules (missing field, unreadable timestamp, unknown zone, negative value, or more than 50 kWh). Invalid readings are stored in a separate quarantine area together with the reason they failed. Nothing is dropped silently.</w:t>
       </w:r>
     </w:p>
     <w:p>
@@ -5174,7 +5177,11 @@
         <w:t>Windowing and aggregation:</w:t>
       </w:r>
       <w:r>
-        <w:t xml:space="preserve"> clean events → 1-minute watermark → 30 s windows sliding every 15 s per zone → load, solar, renewable % and distinct households → idempotent upsert into live_zone_metrics (update output mode).</w:t>
+        <w:t xml:space="preserve"> clean readings are grouped per zone into 30-second windows that move forward every 15 seconds, allowing readings to arrive up to one minute late. For each window we </w:t>
+      </w:r>
+      <w:r>
+        <w:lastRenderedPageBreak/>
+        <w:t>calculate the load, the solar generation, the renewable share and the number of households, and update that zone's row in PostgreSQL (writing the same window twice gives the same result).</w:t>
       </w:r>
     </w:p>
     <w:p>
@@ -5194,14 +5201,14 @@
         <w:t>Master dataset and enrichment:</w:t>
       </w:r>
       <w:r>
-        <w:t xml:space="preserve"> in the second query each micro-batch is deduplicated on event_id, tagged with its event-time sim_day and appended to that day's partition of the raw-event lake; per-household running totals for the day are added into live_household_consumption; volume, invalid counts by reason, duplicates and event-to-sink lag go to stream_quality_metrics, and a heartbeat to pipeline_health.</w:t>
+        <w:t xml:space="preserve"> in the second query every micro-batch has its duplicates removed, each reading is labelled with the simulated day it was taken on, and it is added to that day's part of the raw data lake. The same query adds each household's usage to its running total for the day, records the number of readings, the invalid readings by reason, the duplicates and the delay between a reading being taken and being stored, and sends a heartbeat.</w:t>
       </w:r>
     </w:p>
     <w:p>
       <w:pPr>
         <w:pStyle w:val="Heading2"/>
       </w:pPr>
-      <w:bookmarkStart w:id="13" w:name="_Toc241610467"/>
+      <w:bookmarkStart w:id="13" w:name="_Toc241664918"/>
       <w:r>
         <w:t>5.3 Batch layer and orchestration</w:t>
       </w:r>
@@ -5217,20 +5224,17 @@
         <w:spacing w:after="70" w:line="264" w:lineRule="auto"/>
       </w:pPr>
       <w:r>
-        <w:t xml:space="preserve">Reads only partition sim_day=N, removes duplicates </w:t>
+        <w:t xml:space="preserve">The batch job reads only the day being billed, removes duplicate readings </w:t>
       </w:r>
       <w:r>
         <w:rPr>
           <w:b/>
           <w:bCs/>
         </w:rPr>
-        <w:t>globally</w:t>
-      </w:r>
-      <w:r>
-        <w:t xml:space="preserve"> on event_id</w:t>
-      </w:r>
-      <w:r>
-        <w:t>, and computes exact totals: consumption, solar, net, solar export, solar-contribution %, peak reading and reading count per household.</w:t>
+        <w:t>across the whole day</w:t>
+      </w:r>
+      <w:r>
+        <w:t>, and calculates exact figures for each household: consumption, solar, net consumption, surplus solar, solar-contribution percentage, peak reading and number of readings.</w:t>
       </w:r>
     </w:p>
     <w:p>
@@ -5243,21 +5247,17 @@
         <w:spacing w:after="70" w:line="264" w:lineRule="auto"/>
       </w:pPr>
       <w:r>
-        <w:lastRenderedPageBreak/>
-        <w:t xml:space="preserve">Reads the tariff CSV with an explicit all-string schema, rejects rows with blank, non-numeric or non-positive rates or unknown tiers, keeps one row per household, and </w:t>
+        <w:t xml:space="preserve">It reads the tariff file with every column treated as text first, then rejects rows whose rate is blank, not a number, zero or negative, or whose tier is unknown. It keeps one row per household and, when a household's rate is missing or invalid, </w:t>
       </w:r>
       <w:r>
         <w:rPr>
           <w:b/>
           <w:bCs/>
         </w:rPr>
-        <w:t>falls back to the household's last valid tariff</w:t>
-      </w:r>
-      <w:r>
-        <w:t xml:space="preserve"> from earlier days (flagged tariff_source = fallback_previous_day</w:t>
-      </w:r>
-      <w:r>
-        <w:t>). Households with no tariff at all are logged and counted, not billed with a guess.</w:t>
+        <w:t>falls back to that household's last valid tariff</w:t>
+      </w:r>
+      <w:r>
+        <w:t xml:space="preserve"> from an earlier day, marking the bill as using a fallback rate. Households with no usable tariff at all are logged and counted rather than billed with a guess.</w:t>
       </w:r>
     </w:p>
     <w:p>
@@ -5270,7 +5270,7 @@
         <w:spacing w:after="70" w:line="264" w:lineRule="auto"/>
       </w:pPr>
       <w:r>
-        <w:t xml:space="preserve">Joins consumption with tariffs, applies the billing formula and writes household_daily_consumption, tariff_reference, daily_billing_report and batch_reconciliation with delete-then-insert for day N </w:t>
+        <w:t xml:space="preserve">It then joins consumption with tariffs, applies the billing formula, and saves the daily consumption, the validated tariffs, the bills and the reconciliation figures. For that day it deletes any old rows and inserts the new ones </w:t>
       </w:r>
       <w:r>
         <w:rPr>
@@ -5280,7 +5280,7 @@
         <w:t>in one transaction</w:t>
       </w:r>
       <w:r>
-        <w:t xml:space="preserve"> — the day appears atomically and re-runs are idempotent. Each run has a run_id that appears in every log line and in the bills.</w:t>
+        <w:t>, so the day appears all at once and a re-run simply replaces it. Every run has its own run ID, which appears in every log line and is stored with each bill.</w:t>
       </w:r>
     </w:p>
     <w:p>
@@ -5293,10 +5293,10 @@
         <w:spacing w:after="70" w:line="264" w:lineRule="auto"/>
       </w:pPr>
       <w:r>
-        <w:t xml:space="preserve">The Airflow DAG daily_batch_pipeline runs every 60 s: resolve_sim_day (ShortCircuit: oldest finished, unbilled day with raw data, 3-day look-back) → wait_for_tariff_file (sensor) → run_batch_layer (spark-submit) → publish_report (CSV + HTML) → run_alert_check → notify_complete. Retries (2 × 20 s) and an on_failure_callback that raises a CRITICAL PIPELINE_TASK_FAILED alert make failures visible. Polling + ShortCircuit is used instead of a daily cron because with the compressed clock days end every 5 minutes </w:t>
-      </w:r>
-      <w:r>
-        <w:t>at arbitrary offsets.</w:t>
+        <w:t>The Airflow pipeline runs every minute and has six steps: find the oldest finished day that has not been billed and has data (skipping the rest of the run if there is none, and looking back up to three days); wait for that day's tariff file; run the Spark batch job; publish the CSV and HTML report; re-check the alert rules; and log that the run finished. Failed steps are retried twice, 20 seconds apart, and a final failure raises a critical alert. We poll every minute instead of using a daily schedule becau</w:t>
+      </w:r>
+      <w:r>
+        <w:t>se, with the compressed clock, a day ends every five minutes at no fixed time of day.</w:t>
       </w:r>
     </w:p>
     <w:p>
@@ -5310,10 +5310,10 @@
           <w:noProof/>
         </w:rPr>
         <w:drawing>
-          <wp:inline distT="0" distB="0" distL="0" distR="0" wp14:anchorId="62126700" wp14:editId="7706437D">
+          <wp:inline distT="0" distB="0" distL="0" distR="0" wp14:anchorId="2E4415F7" wp14:editId="050B67CC">
             <wp:extent cx="5943600" cy="3562350"/>
             <wp:effectExtent l="0" t="0" r="0" b="0"/>
-            <wp:docPr id="23180106" name="Picture 23180106"/>
+            <wp:docPr id="1670611903" name="Picture 1670611903"/>
             <wp:cNvGraphicFramePr>
               <a:graphicFrameLocks xmlns:a="http://schemas.openxmlformats.org/drawingml/2006/main" noChangeAspect="1"/>
             </wp:cNvGraphicFramePr>
@@ -5361,15 +5361,16 @@
           <w:sz w:val="19"/>
           <w:szCs w:val="19"/>
         </w:rPr>
-        <w:t>Figure 3. Airflow grid view of daily_batch_pipeline: full runs (green) bill a finished simulated day; polls in between short-circuit and skip downstream tasks (pink).</w:t>
+        <w:t>Figure 3. Airflow grid view of the daily batch pipeline: complete runs (green) bill a finished simulated day; checks in between find nothing to do and skip the remaining steps (pink).</w:t>
       </w:r>
     </w:p>
     <w:p>
       <w:pPr>
         <w:pStyle w:val="Heading2"/>
       </w:pPr>
-      <w:bookmarkStart w:id="14" w:name="_Toc241610468"/>
-      <w:r>
+      <w:bookmarkStart w:id="14" w:name="_Toc241664919"/>
+      <w:r>
+        <w:lastRenderedPageBreak/>
         <w:t>5.4 Storage and serving layer</w:t>
       </w:r>
       <w:bookmarkEnd w:id="14"/>
@@ -5389,7 +5390,7 @@
           <w:left w:w="10" w:type="dxa"/>
           <w:right w:w="10" w:type="dxa"/>
         </w:tblCellMar>
-        <w:tblLook w:val="04A0" w:firstRow="1" w:lastRow="0" w:firstColumn="1" w:lastColumn="0" w:noHBand="0" w:noVBand="1"/>
+        <w:tblLook w:val="0000" w:firstRow="0" w:lastRow="0" w:firstColumn="0" w:lastColumn="0" w:noHBand="0" w:noVBand="0"/>
       </w:tblPr>
       <w:tblGrid>
         <w:gridCol w:w="3700"/>
@@ -5426,7 +5427,7 @@
                 <w:sz w:val="19"/>
                 <w:szCs w:val="19"/>
               </w:rPr>
-              <w:t>Table / data</w:t>
+              <w:t>Stored data</w:t>
             </w:r>
           </w:p>
         </w:tc>
@@ -5503,7 +5504,7 @@
                 <w:sz w:val="19"/>
                 <w:szCs w:val="19"/>
               </w:rPr>
-              <w:t>Parquet raw events, partitioned by sim_day</w:t>
+              <w:t>Raw readings in Parquet, organised by day</w:t>
             </w:r>
           </w:p>
         </w:tc>
@@ -5545,7 +5546,7 @@
                 <w:sz w:val="19"/>
                 <w:szCs w:val="19"/>
               </w:rPr>
-              <w:t>Immutable master dataset for the batch layer</w:t>
+              <w:t>Unchangeable master dataset used by the batch layer</w:t>
             </w:r>
           </w:p>
         </w:tc>
@@ -5574,7 +5575,7 @@
                 <w:sz w:val="19"/>
                 <w:szCs w:val="19"/>
               </w:rPr>
-              <w:t>Parquet quarantine, partitioned by invalid reason</w:t>
+              <w:t>Quarantined readings in Parquet, organised by failure reason</w:t>
             </w:r>
           </w:p>
         </w:tc>
@@ -5616,7 +5617,7 @@
                 <w:sz w:val="19"/>
                 <w:szCs w:val="19"/>
               </w:rPr>
-              <w:t>Rejected events kept for diagnosis</w:t>
+              <w:t>Rejected readings kept for diagnosis</w:t>
             </w:r>
           </w:p>
         </w:tc>
@@ -5645,7 +5646,7 @@
                 <w:sz w:val="19"/>
                 <w:szCs w:val="19"/>
               </w:rPr>
-              <w:t>live_zone_metrics</w:t>
+              <w:t>Live zone figures</w:t>
             </w:r>
           </w:p>
         </w:tc>
@@ -5687,7 +5688,7 @@
                 <w:sz w:val="19"/>
                 <w:szCs w:val="19"/>
               </w:rPr>
-              <w:t>Windowed load / solar / renewable % per zone (6 h retention)</w:t>
+              <w:t>Load, solar and renewable share per zone and window (kept for 6 hours)</w:t>
             </w:r>
           </w:p>
         </w:tc>
@@ -5716,7 +5717,7 @@
                 <w:sz w:val="19"/>
                 <w:szCs w:val="19"/>
               </w:rPr>
-              <w:t>live_household_consumption</w:t>
+              <w:t>Live household totals</w:t>
             </w:r>
           </w:p>
         </w:tc>
@@ -5787,7 +5788,7 @@
                 <w:sz w:val="19"/>
                 <w:szCs w:val="19"/>
               </w:rPr>
-              <w:t>stream_quality_metrics</w:t>
+              <w:t>Stream quality figures</w:t>
             </w:r>
           </w:p>
         </w:tc>
@@ -5829,7 +5830,7 @@
                 <w:sz w:val="19"/>
                 <w:szCs w:val="19"/>
               </w:rPr>
-              <w:t>Per micro-batch volume, invalid/duplicate counts, lag</w:t>
+              <w:t>Per micro-batch: readings, invalid and duplicate counts, delay</w:t>
             </w:r>
           </w:p>
         </w:tc>
@@ -5858,7 +5859,7 @@
                 <w:sz w:val="19"/>
                 <w:szCs w:val="19"/>
               </w:rPr>
-              <w:t>household_daily_consumption, tariff_reference, daily_billing_report</w:t>
+              <w:t>Daily consumption, validated tariffs and bills</w:t>
             </w:r>
           </w:p>
         </w:tc>
@@ -5900,7 +5901,7 @@
                 <w:sz w:val="19"/>
                 <w:szCs w:val="19"/>
               </w:rPr>
-              <w:t>Exact daily view and bills</w:t>
+              <w:t>The exact daily view and the final bills</w:t>
             </w:r>
           </w:p>
         </w:tc>
@@ -5929,7 +5930,7 @@
                 <w:sz w:val="19"/>
                 <w:szCs w:val="19"/>
               </w:rPr>
-              <w:t>batch_reconciliation</w:t>
+              <w:t>Daily reconciliation</w:t>
             </w:r>
           </w:p>
         </w:tc>
@@ -5971,7 +5972,7 @@
                 <w:sz w:val="19"/>
                 <w:szCs w:val="19"/>
               </w:rPr>
-              <w:t>Speed vs batch drift and data-quality counters per day</w:t>
+              <w:t>Difference between speed and batch totals, plus data-quality counts, per day</w:t>
             </w:r>
           </w:p>
         </w:tc>
@@ -6000,7 +6001,7 @@
                 <w:sz w:val="19"/>
                 <w:szCs w:val="19"/>
               </w:rPr>
-              <w:t>alerts, pipeline_health, sim_clock</w:t>
+              <w:t>Alerts, component heartbeats and the shared clock</w:t>
             </w:r>
           </w:p>
         </w:tc>
@@ -6042,7 +6043,7 @@
                 <w:sz w:val="19"/>
                 <w:szCs w:val="19"/>
               </w:rPr>
-              <w:t>Alert lifecycle, heartbeats, shared epoch</w:t>
+              <w:t>Alert history, component health and the common start time</w:t>
             </w:r>
           </w:p>
         </w:tc>
@@ -6068,7 +6069,7 @@
           <w:left w:w="10" w:type="dxa"/>
           <w:right w:w="10" w:type="dxa"/>
         </w:tblCellMar>
-        <w:tblLook w:val="04A0" w:firstRow="1" w:lastRow="0" w:firstColumn="1" w:lastColumn="0" w:noHBand="0" w:noVBand="1"/>
+        <w:tblLook w:val="0000" w:firstRow="0" w:lastRow="0" w:firstColumn="0" w:lastColumn="0" w:noHBand="0" w:noVBand="0"/>
       </w:tblPr>
       <w:tblGrid>
         <w:gridCol w:w="3900"/>
@@ -6224,7 +6225,7 @@
                 <w:sz w:val="19"/>
                 <w:szCs w:val="19"/>
               </w:rPr>
-              <w:t>Current load, solar and renewable % per zone; 15-minute history</w:t>
+              <w:t>Current load, solar and renewable share per zone; the last 15 minutes</w:t>
             </w:r>
           </w:p>
         </w:tc>
@@ -6366,7 +6367,7 @@
                 <w:sz w:val="19"/>
                 <w:szCs w:val="19"/>
               </w:rPr>
-              <w:t>Per-household bill and solar contribution; zone roll-up; billed days</w:t>
+              <w:t>Bill and solar contribution per household; totals per zone; list of billed days</w:t>
             </w:r>
           </w:p>
         </w:tc>
@@ -6437,7 +6438,7 @@
                 <w:sz w:val="19"/>
                 <w:szCs w:val="19"/>
               </w:rPr>
-              <w:t>Provisional bill so far today = speed consumption × latest batch-validated tariff, beside the last final bill</w:t>
+              <w:t>Provisional bill so far today = live consumption × latest validated tariff, shown beside the last final bill</w:t>
             </w:r>
           </w:p>
         </w:tc>
@@ -6508,7 +6509,7 @@
                 <w:sz w:val="19"/>
                 <w:szCs w:val="19"/>
               </w:rPr>
-              <w:t>Speed-vs-batch drift and data-quality counters</w:t>
+              <w:t>Speed-versus-batch difference and data-quality counts</w:t>
             </w:r>
           </w:p>
         </w:tc>
@@ -6579,7 +6580,7 @@
                 <w:sz w:val="19"/>
                 <w:szCs w:val="19"/>
               </w:rPr>
-              <w:t>Open/resolved alerts, heartbeats, stream quality, Prometheus metrics</w:t>
+              <w:t>Open and resolved alerts, heartbeats, stream quality and Prometheus metrics</w:t>
             </w:r>
           </w:p>
         </w:tc>
@@ -6596,7 +6597,7 @@
         <w:jc w:val="both"/>
       </w:pPr>
       <w:r>
-        <w:t xml:space="preserve">The latest-window query deliberately returns the latest </w:t>
+        <w:t xml:space="preserve">The live zone query deliberately returns the latest </w:t>
       </w:r>
       <w:r>
         <w:rPr>
@@ -6606,14 +6607,14 @@
         <w:t>complete</w:t>
       </w:r>
       <w:r>
-        <w:t xml:space="preserve"> window per zone (a still-open window holds only a few seconds of data and would under-report load). Database outages are turned into logged HTTP 503 responses rather than crashes. The API also serves the dashboard and generated OpenAPI docs.</w:t>
+        <w:t xml:space="preserve"> window for each zone, because a window that is still open holds only a few seconds of data and would under-report the load. If the database is unavailable, the API logs the problem and returns a “service unavailable” response instead of crashing. The same service also hosts the dashboard and the interactive API documentation.</w:t>
       </w:r>
     </w:p>
     <w:p>
       <w:pPr>
         <w:pStyle w:val="Heading1"/>
       </w:pPr>
-      <w:bookmarkStart w:id="15" w:name="_Toc241610469"/>
+      <w:bookmarkStart w:id="15" w:name="_Toc241664920"/>
       <w:r>
         <w:t>6. Observability Design</w:t>
       </w:r>
@@ -6625,7 +6626,7 @@
         <w:jc w:val="both"/>
       </w:pPr>
       <w:r>
-        <w:t xml:space="preserve">The goal is that any failure — a dead producer, a stuck Spark query, a crashed batch job, a bad input file — is </w:t>
+        <w:t xml:space="preserve">Our aim is that any failure, whether a stopped producer, a stuck Spark query, a crashed batch job or a bad input file, is </w:t>
       </w:r>
       <w:r>
         <w:rPr>
@@ -6645,7 +6646,7 @@
         <w:t>diagnosed</w:t>
       </w:r>
       <w:r>
-        <w:t xml:space="preserve"> from a single place. We instrument four signal types, and use shared correlation IDs for end-to-end tracing:</w:t>
+        <w:t xml:space="preserve"> from one place. We collect four kinds of signal and use shared identifiers to trace work from one end of the pipeline to the other:</w:t>
       </w:r>
     </w:p>
     <w:tbl>
@@ -6663,7 +6664,7 @@
           <w:left w:w="10" w:type="dxa"/>
           <w:right w:w="10" w:type="dxa"/>
         </w:tblCellMar>
-        <w:tblLook w:val="04A0" w:firstRow="1" w:lastRow="0" w:firstColumn="1" w:lastColumn="0" w:noHBand="0" w:noVBand="1"/>
+        <w:tblLook w:val="0000" w:firstRow="0" w:lastRow="0" w:firstColumn="0" w:lastColumn="0" w:noHBand="0" w:noVBand="0"/>
       </w:tblPr>
       <w:tblGrid>
         <w:gridCol w:w="1500"/>
@@ -6798,14 +6799,7 @@
                 <w:sz w:val="19"/>
                 <w:szCs w:val="19"/>
               </w:rPr>
-              <w:t>Every component logs one JSON object per event (time, level, component, msg</w:t>
-            </w:r>
-            <w:r>
-              <w:rPr>
-                <w:sz w:val="19"/>
-                <w:szCs w:val="19"/>
-              </w:rPr>
-              <w:t xml:space="preserve"> + fields) to standard output and a per-component log file; correlation keys sim_day, batch_id, run_id, event_id, household_id</w:t>
+              <w:t>Every component writes one JSON record per event (time, level, component, message and extra fields) to its console and to its own log file. Each record carries the simulated day and, where relevant, the micro-batch, batch run, reading and household it relates to</w:t>
             </w:r>
           </w:p>
         </w:tc>
@@ -6826,7 +6820,7 @@
                 <w:sz w:val="19"/>
                 <w:szCs w:val="19"/>
               </w:rPr>
-              <w:t>Trace one day or one batch run across producer → Spark → Airflow → API; machine-parseable for a log shipper</w:t>
+              <w:t>Follow one day or one batch run through the producer, Spark, Airflow and the API; easy for a log collector to parse</w:t>
             </w:r>
           </w:p>
         </w:tc>
@@ -6876,7 +6870,7 @@
                 <w:sz w:val="19"/>
                 <w:szCs w:val="19"/>
               </w:rPr>
-              <w:t>Each long-running component upserts pipeline_health (status + detail); each component has its own staleness budget</w:t>
+              <w:t>Each long-running component regularly records its status and a short detail in PostgreSQL; each component has its own limit for how long it may stay silent</w:t>
             </w:r>
           </w:p>
         </w:tc>
@@ -6897,7 +6891,7 @@
                 <w:sz w:val="19"/>
                 <w:szCs w:val="19"/>
               </w:rPr>
-              <w:t>Liveness per stage; the batch layer is legitimately silent for a day, so one global threshold would give false alarms</w:t>
+              <w:t>Shows which stage is alive; the batch layer is normally quiet for a whole day, so a single limit for everything would cause false alarms</w:t>
             </w:r>
           </w:p>
         </w:tc>
@@ -6947,7 +6941,15 @@
                 <w:sz w:val="19"/>
                 <w:szCs w:val="19"/>
               </w:rPr>
-              <w:t>stream_quality_metrics per micro-batch; batch_reconciliation per day; exported by /metrics (refreshed from Postgres on each scrape) and the producer's :8001</w:t>
+              <w:t xml:space="preserve">Stream quality figures for every micro-batch and reconciliation figures for every day, published on the API's metrics endpoint (refreshed from PostgreSQL each </w:t>
+            </w:r>
+            <w:r>
+              <w:rPr>
+                <w:sz w:val="19"/>
+                <w:szCs w:val="19"/>
+              </w:rPr>
+              <w:lastRenderedPageBreak/>
+              <w:t>time Prometheus reads it) and on the producer's own metrics endpoint</w:t>
             </w:r>
           </w:p>
         </w:tc>
@@ -6968,7 +6970,8 @@
                 <w:sz w:val="19"/>
                 <w:szCs w:val="19"/>
               </w:rPr>
-              <w:t>Volume, invalid rate by reason, duplicates, event-time lag, speed-vs-batch drift, delivery failures, request latency</w:t>
+              <w:lastRenderedPageBreak/>
+              <w:t>Volume, invalid rate by reason, duplicates, delay, speed-versus-batch difference, delivery failures and API response times</w:t>
             </w:r>
           </w:p>
         </w:tc>
@@ -7018,7 +7021,7 @@
                 <w:sz w:val="19"/>
                 <w:szCs w:val="19"/>
               </w:rPr>
-              <w:t>A Python rule engine every 15 s and after each batch run; Prometheus evaluates the equivalent alert rules</w:t>
+              <w:t>A Python alert engine checks every 15 seconds and after each batch run; Prometheus evaluates matching alert rules</w:t>
             </w:r>
           </w:p>
         </w:tc>
@@ -7039,7 +7042,7 @@
                 <w:sz w:val="19"/>
                 <w:szCs w:val="19"/>
               </w:rPr>
-              <w:t>Turns signals into de-duplicated, auto-resolving, optionally webhook-notified alerts</w:t>
+              <w:t>Turns the signals into alerts that are never duplicated, close themselves when the problem clears, and can be sent to a chat webhook</w:t>
             </w:r>
           </w:p>
         </w:tc>
@@ -7065,12 +7068,12 @@
           <w:left w:w="10" w:type="dxa"/>
           <w:right w:w="10" w:type="dxa"/>
         </w:tblCellMar>
-        <w:tblLook w:val="04A0" w:firstRow="1" w:lastRow="0" w:firstColumn="1" w:lastColumn="0" w:noHBand="0" w:noVBand="1"/>
+        <w:tblLook w:val="0000" w:firstRow="0" w:lastRow="0" w:firstColumn="0" w:lastColumn="0" w:noHBand="0" w:noVBand="0"/>
       </w:tblPr>
       <w:tblGrid>
-        <w:gridCol w:w="2409"/>
-        <w:gridCol w:w="4238"/>
-        <w:gridCol w:w="3203"/>
+        <w:gridCol w:w="2300"/>
+        <w:gridCol w:w="4300"/>
+        <w:gridCol w:w="3250"/>
       </w:tblGrid>
       <w:tr>
         <w:tblPrEx>
@@ -7179,7 +7182,7 @@
                 <w:sz w:val="19"/>
                 <w:szCs w:val="19"/>
               </w:rPr>
-              <w:t>LOW_RENEWABLE (business)</w:t>
+              <w:t>Low renewable share (business rule)</w:t>
             </w:r>
           </w:p>
         </w:tc>
@@ -7200,7 +7203,7 @@
                 <w:sz w:val="19"/>
                 <w:szCs w:val="19"/>
               </w:rPr>
-              <w:t>zone renewable % &lt; 10% in the latest complete window, during simulated daylight only</w:t>
+              <w:t>A zone's renewable share is below 10% in the latest complete window, during simulated daylight only</w:t>
             </w:r>
           </w:p>
         </w:tc>
@@ -7221,7 +7224,7 @@
                 <w:sz w:val="19"/>
                 <w:szCs w:val="19"/>
               </w:rPr>
-              <w:t>Grid leaning on non-renewable supply (e.g. overcast zone)</w:t>
+              <w:t>The grid relying on non-renewable supply, e.g. an overcast zone</w:t>
             </w:r>
           </w:p>
         </w:tc>
@@ -7250,7 +7253,7 @@
                 <w:sz w:val="19"/>
                 <w:szCs w:val="19"/>
               </w:rPr>
-              <w:t>NO_DATA</w:t>
+              <w:t>No data</w:t>
             </w:r>
           </w:p>
         </w:tc>
@@ -7271,7 +7274,7 @@
                 <w:sz w:val="19"/>
                 <w:szCs w:val="19"/>
               </w:rPr>
-              <w:t>heartbeat older than the component's budget (2 min streaming; 2 days + 2 min for the batch layer)</w:t>
+              <w:t>A component has not sent a heartbeat within its limit (2 minutes for streaming components; 2 simulated days plus 2 minutes for the batch layer)</w:t>
             </w:r>
           </w:p>
         </w:tc>
@@ -7292,7 +7295,7 @@
                 <w:sz w:val="19"/>
                 <w:szCs w:val="19"/>
               </w:rPr>
-              <w:t>Dead/stuck producer, Spark query, alerts engine or batch layer</w:t>
+              <w:t>A stopped or stuck producer, Spark query, alert engine or batch layer</w:t>
             </w:r>
           </w:p>
         </w:tc>
@@ -7321,7 +7324,7 @@
                 <w:sz w:val="19"/>
                 <w:szCs w:val="19"/>
               </w:rPr>
-              <w:t>COMPONENT_FAILED</w:t>
+              <w:t>Component failed</w:t>
             </w:r>
           </w:p>
         </w:tc>
@@ -7342,7 +7345,7 @@
                 <w:sz w:val="19"/>
                 <w:szCs w:val="19"/>
               </w:rPr>
-              <w:t>component reported status ≠ OK (e.g. batch job exception)</w:t>
+              <w:t>A component reports a status other than OK (e.g. the batch job threw an error)</w:t>
             </w:r>
           </w:p>
         </w:tc>
@@ -7363,7 +7366,7 @@
                 <w:sz w:val="19"/>
                 <w:szCs w:val="19"/>
               </w:rPr>
-              <w:t>Crashes that still heartbeat</w:t>
+              <w:t>Crashes in components that are still sending heartbeats</w:t>
             </w:r>
           </w:p>
         </w:tc>
@@ -7392,7 +7395,7 @@
                 <w:sz w:val="19"/>
                 <w:szCs w:val="19"/>
               </w:rPr>
-              <w:t>HIGH_INVALID_RATE</w:t>
+              <w:t>High invalid rate</w:t>
             </w:r>
           </w:p>
         </w:tc>
@@ -7413,7 +7416,7 @@
                 <w:sz w:val="19"/>
                 <w:szCs w:val="19"/>
               </w:rPr>
-              <w:t>&gt; 5% of events quarantined in 5 min</w:t>
+              <w:t>More than 5% of readings quarantined in the last 5 minutes</w:t>
             </w:r>
           </w:p>
         </w:tc>
@@ -7434,7 +7437,7 @@
                 <w:sz w:val="19"/>
                 <w:szCs w:val="19"/>
               </w:rPr>
-              <w:t>Upstream schema/sensor problem</w:t>
+              <w:t>A problem with the sensors or the data format upstream</w:t>
             </w:r>
           </w:p>
         </w:tc>
@@ -7463,7 +7466,7 @@
                 <w:sz w:val="19"/>
                 <w:szCs w:val="19"/>
               </w:rPr>
-              <w:t>HIGH_STREAM_LAG</w:t>
+              <w:t>High stream lag</w:t>
             </w:r>
           </w:p>
         </w:tc>
@@ -7484,7 +7487,7 @@
                 <w:sz w:val="19"/>
                 <w:szCs w:val="19"/>
               </w:rPr>
-              <w:t>average event→sink lag &gt; 60 s</w:t>
+              <w:t>Average delay from a reading being taken to being stored is over 60 seconds</w:t>
             </w:r>
           </w:p>
         </w:tc>
@@ -7505,7 +7508,7 @@
                 <w:sz w:val="19"/>
                 <w:szCs w:val="19"/>
               </w:rPr>
-              <w:t>Speed layer falling behind</w:t>
+              <w:t>The speed layer falling behind</w:t>
             </w:r>
           </w:p>
         </w:tc>
@@ -7534,7 +7537,7 @@
                 <w:sz w:val="19"/>
                 <w:szCs w:val="19"/>
               </w:rPr>
-              <w:t>RECONCILIATION_DRIFT</w:t>
+              <w:t>Reconciliation drift</w:t>
             </w:r>
           </w:p>
         </w:tc>
@@ -7555,7 +7558,7 @@
                 <w:sz w:val="19"/>
                 <w:szCs w:val="19"/>
               </w:rPr>
-              <w:t>|speed − batch| / batch &gt; 10% for the last billed day</w:t>
+              <w:t>Speed and batch totals for the last billed day differ by more than 10%</w:t>
             </w:r>
           </w:p>
         </w:tc>
@@ -7576,7 +7579,7 @@
                 <w:sz w:val="19"/>
                 <w:szCs w:val="19"/>
               </w:rPr>
-              <w:t>Speed-layer double counting / data loss</w:t>
+              <w:t>The speed layer double counting or losing data</w:t>
             </w:r>
           </w:p>
         </w:tc>
@@ -7605,7 +7608,7 @@
                 <w:sz w:val="19"/>
                 <w:szCs w:val="19"/>
               </w:rPr>
-              <w:t>PIPELINE_TASK_FAILED</w:t>
+              <w:t>Pipeline task failed</w:t>
             </w:r>
           </w:p>
         </w:tc>
@@ -7626,7 +7629,7 @@
                 <w:sz w:val="19"/>
                 <w:szCs w:val="19"/>
               </w:rPr>
-              <w:t>Airflow on_failure_callback</w:t>
+              <w:t>An Airflow step failed after all its retries</w:t>
             </w:r>
           </w:p>
         </w:tc>
@@ -7647,7 +7650,7 @@
                 <w:sz w:val="19"/>
                 <w:szCs w:val="19"/>
               </w:rPr>
-              <w:t>Batch orchestration failure</w:t>
+              <w:t>A failure in the batch orchestration</w:t>
             </w:r>
           </w:p>
         </w:tc>
@@ -7659,7 +7662,7 @@
         <w:jc w:val="both"/>
       </w:pPr>
       <w:r>
-        <w:t>Alerts are stored with a partial unique index so that at most one alert per (type, scope) is open; while the condition persists its last_seen_at and value are refreshed, and when it clears the alert is auto-resolved. Every transition is logged, and posted to a Slack/Teams-compatible webhook when one is configured.</w:t>
+        <w:t>The database only allows one open alert of each type for the same zone or component. While the condition continues, that alert's latest time and value are updated, and when the condition clears the alert is closed automatically. Every change is logged, and it is also posted to a Slack- or Teams-compatible webhook if one is configured.</w:t>
       </w:r>
     </w:p>
     <w:p>
@@ -7672,18 +7675,17 @@
           <w:b/>
           <w:bCs/>
         </w:rPr>
-        <w:lastRenderedPageBreak/>
         <w:t>Tracing.</w:t>
       </w:r>
       <w:r>
-        <w:t xml:space="preserve"> Every reading carries an event_id, every speed-layer micro-batch a batch_id and every batch-layer run a run_id, and all of them, together with sim_day and household_id, are written into the structured logs and stored with the results (each bill records the run_id that produced it). This lets a single reading, micro-batch or daily billing run be traced end to end from the producer through Kafka, Spark and Airflow to PostgreSQL and the API, which is how a failure is located to the stage where it happened.</w:t>
+        <w:t xml:space="preserve"> Every reading has its own event ID, every speed-layer micro-batch a batch number and every batch-layer run a run ID. These, together with the simulated day and the household, are written into the structured logs and stored with the results (each bill records the run that produced it). This lets us follow a single reading, micro-batch or daily billing run from the producer through Kafka, Spark and Airflow to PostgreSQL and the API, which is how a failure is pinned down to the stage where it happened.</w:t>
       </w:r>
     </w:p>
     <w:p>
       <w:pPr>
         <w:pStyle w:val="Heading2"/>
       </w:pPr>
-      <w:bookmarkStart w:id="16" w:name="_Toc241610470"/>
+      <w:bookmarkStart w:id="16" w:name="_Toc241664921"/>
       <w:r>
         <w:t>6.1 Failure drill: stopping the streaming source</w:t>
       </w:r>
@@ -7695,7 +7697,7 @@
         <w:jc w:val="both"/>
       </w:pPr>
       <w:r>
-        <w:t>To show that failures are detected and diagnosable, we stopped the producer container at 09:26:21 UTC. The rule engine raised 2 NO_DATA alert(s) (meter_producer, speed_layer) and /health reported the affected components as stale; after restarting the producer the speed layer resumed from its Kafka offsets and every NO_DATA alert auto-resolved without manual action.</w:t>
+        <w:t>To show that failures are detected and can be diagnosed, we stopped the meter producer container at 09:26:21 UTC. Within about two minutes the alert engine raised two “no data” alerts, one for the producer and one for the speed layer (which had nothing left to process), and the health check marked both as stale. After we restarted the producer, the speed layer continued from its saved position in Kafka and both alerts closed on their own, with no manual action.</w:t>
       </w:r>
     </w:p>
     <w:tbl>
@@ -7713,7 +7715,7 @@
           <w:left w:w="10" w:type="dxa"/>
           <w:right w:w="10" w:type="dxa"/>
         </w:tblCellMar>
-        <w:tblLook w:val="04A0" w:firstRow="1" w:lastRow="0" w:firstColumn="1" w:lastColumn="0" w:noHBand="0" w:noVBand="1"/>
+        <w:tblLook w:val="0000" w:firstRow="0" w:lastRow="0" w:firstColumn="0" w:lastColumn="0" w:noHBand="0" w:noVBand="0"/>
       </w:tblPr>
       <w:tblGrid>
         <w:gridCol w:w="1800"/>
@@ -7823,7 +7825,7 @@
                 <w:sz w:val="19"/>
                 <w:szCs w:val="19"/>
               </w:rPr>
-              <w:t>docker compose stop meter-producer (streaming source killed)</w:t>
+              <w:t>Meter producer container stopped (the streaming source goes silent)</w:t>
             </w:r>
           </w:p>
         </w:tc>
@@ -7873,7 +7875,7 @@
                 <w:sz w:val="19"/>
                 <w:szCs w:val="19"/>
               </w:rPr>
-              <w:t>/health marks meter_producer STALE (last heartbeat 127 s ago); overall DEGRADED</w:t>
+              <w:t>Health check marks the meter producer as stale (last heartbeat 127 s ago); overall status becomes DEGRADED</w:t>
             </w:r>
           </w:p>
         </w:tc>
@@ -7923,7 +7925,7 @@
                 <w:sz w:val="19"/>
                 <w:szCs w:val="19"/>
               </w:rPr>
-              <w:t>/health marks speed_layer STALE (last heartbeat 122 s ago); overall DEGRADED</w:t>
+              <w:t>Health check marks the speed layer as stale (last heartbeat 122 s ago)</w:t>
             </w:r>
           </w:p>
         </w:tc>
@@ -7973,7 +7975,7 @@
                 <w:sz w:val="19"/>
                 <w:szCs w:val="19"/>
               </w:rPr>
-              <w:t>Alert NO_DATA (CRITICAL) raised for meter_producer: No heartbeat from meter_producer for 2.2 min (budget 2.0 min)</w:t>
+              <w:t>Critical “no data” alert raised for the meter producer (silent for 2.2 minutes against a 2-minute limit)</w:t>
             </w:r>
           </w:p>
         </w:tc>
@@ -8023,7 +8025,7 @@
                 <w:sz w:val="19"/>
                 <w:szCs w:val="19"/>
               </w:rPr>
-              <w:t>Alert NO_DATA (CRITICAL) raised for speed_layer: No heartbeat from speed_layer for 2.0 min (budget 2.0 min)</w:t>
+              <w:t>Critical “no data” alert raised for the speed layer (silent for 2.0 minutes)</w:t>
             </w:r>
           </w:p>
         </w:tc>
@@ -8073,7 +8075,7 @@
                 <w:sz w:val="19"/>
                 <w:szCs w:val="19"/>
               </w:rPr>
-              <w:t>Dashboard screenshot taken (status pill DEGRADED, NO_DATA alerts listed)</w:t>
+              <w:t>Dashboard screenshot taken: status DEGRADED, both alerts listed (Figure 4)</w:t>
             </w:r>
           </w:p>
         </w:tc>
@@ -8123,7 +8125,7 @@
                 <w:sz w:val="19"/>
                 <w:szCs w:val="19"/>
               </w:rPr>
-              <w:t>docker compose start meter-producer (source restored)</w:t>
+              <w:t>Meter producer container started again</w:t>
             </w:r>
           </w:p>
         </w:tc>
@@ -8173,7 +8175,7 @@
                 <w:sz w:val="19"/>
                 <w:szCs w:val="19"/>
               </w:rPr>
-              <w:t>All NO_DATA alerts auto-resolved; /health back to OK</w:t>
+              <w:t>Both alerts closed automatically; health check back to OK</w:t>
             </w:r>
           </w:p>
         </w:tc>
@@ -8194,11 +8196,12 @@
         <w:rPr>
           <w:noProof/>
         </w:rPr>
+        <w:lastRenderedPageBreak/>
         <w:drawing>
-          <wp:inline distT="0" distB="0" distL="0" distR="0" wp14:anchorId="4658001B" wp14:editId="3908E2A7">
+          <wp:inline distT="0" distB="0" distL="0" distR="0" wp14:anchorId="2199B708" wp14:editId="210F710B">
             <wp:extent cx="5391150" cy="3857625"/>
             <wp:effectExtent l="0" t="0" r="0" b="0"/>
-            <wp:docPr id="827659314" name="Picture 827659314"/>
+            <wp:docPr id="186781659" name="Picture 186781659"/>
             <wp:cNvGraphicFramePr>
               <a:graphicFrameLocks xmlns:a="http://schemas.openxmlformats.org/drawingml/2006/main" noChangeAspect="1"/>
             </wp:cNvGraphicFramePr>
@@ -8246,16 +8249,15 @@
           <w:sz w:val="19"/>
           <w:szCs w:val="19"/>
         </w:rPr>
-        <w:t>Figure 4. Dashboard during the drill: NO_DATA alerts and stale components.</w:t>
+        <w:t>Figure 4. Dashboard during the drill: “no data” alerts and stale components.</w:t>
       </w:r>
     </w:p>
     <w:p>
       <w:pPr>
         <w:pStyle w:val="Heading1"/>
       </w:pPr>
-      <w:bookmarkStart w:id="17" w:name="_Toc241610471"/>
-      <w:r>
-        <w:lastRenderedPageBreak/>
+      <w:bookmarkStart w:id="17" w:name="_Toc241664922"/>
+      <w:r>
         <w:t>7. Testing and Reproducibility</w:t>
       </w:r>
       <w:bookmarkEnd w:id="17"/>
@@ -8277,28 +8279,7 @@
         <w:t>Unit tests</w:t>
       </w:r>
       <w:r>
-        <w:t xml:space="preserve"> (no infrastructure needed): data-quality rules, billing formula, simulated clock, both simulators (fields, value ranges, determinism, overcast spell, every dirty kind fails validation, atomic file drop), alert predicates, API endpoints with a stubbed database (projection merge, health staleness, DB-outage 503, metrics) and the report renderer.</w:t>
-      </w:r>
-    </w:p>
-    <w:p>
-      <w:pPr>
-        <w:shd w:val="clear" w:color="auto" w:fill="F3F4F6"/>
-        <w:spacing w:after="160"/>
-      </w:pPr>
-      <w:r>
-        <w:rPr>
-          <w:sz w:val="18"/>
-          <w:szCs w:val="18"/>
-        </w:rPr>
-        <w:t>collected tests: 44</w:t>
-      </w:r>
-      <w:r>
-        <w:rPr>
-          <w:sz w:val="18"/>
-          <w:szCs w:val="18"/>
-        </w:rPr>
-        <w:br/>
-        <w:t>44 passed in 1.04s</w:t>
+        <w:t xml:space="preserve"> (no infrastructure needed) cover the data-quality rules, the billing formula, the simulated clock, both simulators (fields, value ranges, repeatability, the overcast spell, every kind of faulty reading being rejected, and the safe file drop), the alert conditions, the API endpoints with a stand-in database (the provisional bill, health staleness, the response when the database is down, and metrics) and the report generator. All 44 tests passed in about 1 second.</w:t>
       </w:r>
     </w:p>
     <w:p>
@@ -8318,124 +8299,644 @@
         <w:t>End-to-end smoke test</w:t>
       </w:r>
       <w:r>
-        <w:t xml:space="preserve"> against the running stack: events delivered, live windows for all zones, quarantine working, health check OK, Prometheus rules loaded and targets up, every bill equal to the billing formula, reconciliation present, projection populated.</w:t>
+        <w:t xml:space="preserve"> against the running system. It checks each layer in turn and reported the following:</w:t>
       </w:r>
     </w:p>
+    <w:tbl>
+      <w:tblPr>
+        <w:tblW w:w="9850" w:type="dxa"/>
+        <w:tblBorders>
+          <w:top w:val="single" w:sz="4" w:space="0" w:color="auto"/>
+          <w:left w:val="single" w:sz="4" w:space="0" w:color="auto"/>
+          <w:bottom w:val="single" w:sz="4" w:space="0" w:color="auto"/>
+          <w:right w:val="single" w:sz="4" w:space="0" w:color="auto"/>
+          <w:insideH w:val="single" w:sz="4" w:space="0" w:color="auto"/>
+          <w:insideV w:val="single" w:sz="4" w:space="0" w:color="auto"/>
+        </w:tblBorders>
+        <w:tblCellMar>
+          <w:left w:w="10" w:type="dxa"/>
+          <w:right w:w="10" w:type="dxa"/>
+        </w:tblCellMar>
+        <w:tblLook w:val="0000" w:firstRow="0" w:lastRow="0" w:firstColumn="0" w:lastColumn="0" w:noHBand="0" w:noVBand="0"/>
+      </w:tblPr>
+      <w:tblGrid>
+        <w:gridCol w:w="5000"/>
+        <w:gridCol w:w="4850"/>
+      </w:tblGrid>
+      <w:tr>
+        <w:tblPrEx>
+          <w:tblCellMar>
+            <w:top w:w="0" w:type="dxa"/>
+            <w:bottom w:w="0" w:type="dxa"/>
+          </w:tblCellMar>
+        </w:tblPrEx>
+        <w:trPr>
+          <w:tblHeader/>
+        </w:trPr>
+        <w:tc>
+          <w:tcPr>
+            <w:tcW w:w="5000" w:type="dxa"/>
+            <w:shd w:val="clear" w:color="auto" w:fill="1F3B57"/>
+            <w:tcMar>
+              <w:top w:w="50" w:type="dxa"/>
+              <w:left w:w="80" w:type="dxa"/>
+              <w:bottom w:w="50" w:type="dxa"/>
+              <w:right w:w="80" w:type="dxa"/>
+            </w:tcMar>
+          </w:tcPr>
+          <w:p>
+            <w:r>
+              <w:rPr>
+                <w:b/>
+                <w:bCs/>
+                <w:color w:val="FFFFFF"/>
+                <w:sz w:val="19"/>
+                <w:szCs w:val="19"/>
+              </w:rPr>
+              <w:t>Check</w:t>
+            </w:r>
+          </w:p>
+        </w:tc>
+        <w:tc>
+          <w:tcPr>
+            <w:tcW w:w="4850" w:type="dxa"/>
+            <w:shd w:val="clear" w:color="auto" w:fill="1F3B57"/>
+            <w:tcMar>
+              <w:top w:w="50" w:type="dxa"/>
+              <w:left w:w="80" w:type="dxa"/>
+              <w:bottom w:w="50" w:type="dxa"/>
+              <w:right w:w="80" w:type="dxa"/>
+            </w:tcMar>
+          </w:tcPr>
+          <w:p>
+            <w:r>
+              <w:rPr>
+                <w:b/>
+                <w:bCs/>
+                <w:color w:val="FFFFFF"/>
+                <w:sz w:val="19"/>
+                <w:szCs w:val="19"/>
+              </w:rPr>
+              <w:t>Result</w:t>
+            </w:r>
+          </w:p>
+        </w:tc>
+      </w:tr>
+      <w:tr>
+        <w:tblPrEx>
+          <w:tblCellMar>
+            <w:top w:w="0" w:type="dxa"/>
+            <w:bottom w:w="0" w:type="dxa"/>
+          </w:tblCellMar>
+        </w:tblPrEx>
+        <w:tc>
+          <w:tcPr>
+            <w:tcW w:w="5000" w:type="dxa"/>
+            <w:shd w:val="clear" w:color="auto" w:fill="FFFFFF"/>
+            <w:tcMar>
+              <w:top w:w="50" w:type="dxa"/>
+              <w:left w:w="80" w:type="dxa"/>
+              <w:bottom w:w="50" w:type="dxa"/>
+              <w:right w:w="80" w:type="dxa"/>
+            </w:tcMar>
+          </w:tcPr>
+          <w:p>
+            <w:r>
+              <w:rPr>
+                <w:sz w:val="19"/>
+                <w:szCs w:val="19"/>
+              </w:rPr>
+              <w:t>Ingestion: producer delivered readings to Kafka</w:t>
+            </w:r>
+          </w:p>
+        </w:tc>
+        <w:tc>
+          <w:tcPr>
+            <w:tcW w:w="4850" w:type="dxa"/>
+            <w:shd w:val="clear" w:color="auto" w:fill="FFFFFF"/>
+            <w:tcMar>
+              <w:top w:w="50" w:type="dxa"/>
+              <w:left w:w="80" w:type="dxa"/>
+              <w:bottom w:w="50" w:type="dxa"/>
+              <w:right w:w="80" w:type="dxa"/>
+            </w:tcMar>
+          </w:tcPr>
+          <w:p>
+            <w:r>
+              <w:rPr>
+                <w:sz w:val="19"/>
+                <w:szCs w:val="19"/>
+              </w:rPr>
+              <w:t>Passed: 10,490 readings delivered</w:t>
+            </w:r>
+          </w:p>
+        </w:tc>
+      </w:tr>
+      <w:tr>
+        <w:tblPrEx>
+          <w:tblCellMar>
+            <w:top w:w="0" w:type="dxa"/>
+            <w:bottom w:w="0" w:type="dxa"/>
+          </w:tblCellMar>
+        </w:tblPrEx>
+        <w:tc>
+          <w:tcPr>
+            <w:tcW w:w="5000" w:type="dxa"/>
+            <w:shd w:val="clear" w:color="auto" w:fill="F2F5FA"/>
+            <w:tcMar>
+              <w:top w:w="50" w:type="dxa"/>
+              <w:left w:w="80" w:type="dxa"/>
+              <w:bottom w:w="50" w:type="dxa"/>
+              <w:right w:w="80" w:type="dxa"/>
+            </w:tcMar>
+          </w:tcPr>
+          <w:p>
+            <w:r>
+              <w:rPr>
+                <w:sz w:val="19"/>
+                <w:szCs w:val="19"/>
+              </w:rPr>
+              <w:t>Speed layer: a live window exists for every zone</w:t>
+            </w:r>
+          </w:p>
+        </w:tc>
+        <w:tc>
+          <w:tcPr>
+            <w:tcW w:w="4850" w:type="dxa"/>
+            <w:shd w:val="clear" w:color="auto" w:fill="F2F5FA"/>
+            <w:tcMar>
+              <w:top w:w="50" w:type="dxa"/>
+              <w:left w:w="80" w:type="dxa"/>
+              <w:bottom w:w="50" w:type="dxa"/>
+              <w:right w:w="80" w:type="dxa"/>
+            </w:tcMar>
+          </w:tcPr>
+          <w:p>
+            <w:r>
+              <w:rPr>
+                <w:sz w:val="19"/>
+                <w:szCs w:val="19"/>
+              </w:rPr>
+              <w:t>Passed: all 4 zones (North, South, East, West)</w:t>
+            </w:r>
+          </w:p>
+        </w:tc>
+      </w:tr>
+      <w:tr>
+        <w:tblPrEx>
+          <w:tblCellMar>
+            <w:top w:w="0" w:type="dxa"/>
+            <w:bottom w:w="0" w:type="dxa"/>
+          </w:tblCellMar>
+        </w:tblPrEx>
+        <w:tc>
+          <w:tcPr>
+            <w:tcW w:w="5000" w:type="dxa"/>
+            <w:shd w:val="clear" w:color="auto" w:fill="FFFFFF"/>
+            <w:tcMar>
+              <w:top w:w="50" w:type="dxa"/>
+              <w:left w:w="80" w:type="dxa"/>
+              <w:bottom w:w="50" w:type="dxa"/>
+              <w:right w:w="80" w:type="dxa"/>
+            </w:tcMar>
+          </w:tcPr>
+          <w:p>
+            <w:r>
+              <w:rPr>
+                <w:sz w:val="19"/>
+                <w:szCs w:val="19"/>
+              </w:rPr>
+              <w:t>Speed layer: readings processed in the last 5 minutes</w:t>
+            </w:r>
+          </w:p>
+        </w:tc>
+        <w:tc>
+          <w:tcPr>
+            <w:tcW w:w="4850" w:type="dxa"/>
+            <w:shd w:val="clear" w:color="auto" w:fill="FFFFFF"/>
+            <w:tcMar>
+              <w:top w:w="50" w:type="dxa"/>
+              <w:left w:w="80" w:type="dxa"/>
+              <w:bottom w:w="50" w:type="dxa"/>
+              <w:right w:w="80" w:type="dxa"/>
+            </w:tcMar>
+          </w:tcPr>
+          <w:p>
+            <w:r>
+              <w:rPr>
+                <w:sz w:val="19"/>
+                <w:szCs w:val="19"/>
+              </w:rPr>
+              <w:t>Passed: 3,679 readings</w:t>
+            </w:r>
+          </w:p>
+        </w:tc>
+      </w:tr>
+      <w:tr>
+        <w:tblPrEx>
+          <w:tblCellMar>
+            <w:top w:w="0" w:type="dxa"/>
+            <w:bottom w:w="0" w:type="dxa"/>
+          </w:tblCellMar>
+        </w:tblPrEx>
+        <w:tc>
+          <w:tcPr>
+            <w:tcW w:w="5000" w:type="dxa"/>
+            <w:shd w:val="clear" w:color="auto" w:fill="F2F5FA"/>
+            <w:tcMar>
+              <w:top w:w="50" w:type="dxa"/>
+              <w:left w:w="80" w:type="dxa"/>
+              <w:bottom w:w="50" w:type="dxa"/>
+              <w:right w:w="80" w:type="dxa"/>
+            </w:tcMar>
+          </w:tcPr>
+          <w:p>
+            <w:r>
+              <w:rPr>
+                <w:sz w:val="19"/>
+                <w:szCs w:val="19"/>
+              </w:rPr>
+              <w:t>Processing: faulty readings are quarantined</w:t>
+            </w:r>
+          </w:p>
+        </w:tc>
+        <w:tc>
+          <w:tcPr>
+            <w:tcW w:w="4850" w:type="dxa"/>
+            <w:shd w:val="clear" w:color="auto" w:fill="F2F5FA"/>
+            <w:tcMar>
+              <w:top w:w="50" w:type="dxa"/>
+              <w:left w:w="80" w:type="dxa"/>
+              <w:bottom w:w="50" w:type="dxa"/>
+              <w:right w:w="80" w:type="dxa"/>
+            </w:tcMar>
+          </w:tcPr>
+          <w:p>
+            <w:r>
+              <w:rPr>
+                <w:sz w:val="19"/>
+                <w:szCs w:val="19"/>
+              </w:rPr>
+              <w:t>Passed: 16 with unreadable timestamp, 12 with impossible value, 10 with missing field, 7 with negative value</w:t>
+            </w:r>
+          </w:p>
+        </w:tc>
+      </w:tr>
+      <w:tr>
+        <w:tblPrEx>
+          <w:tblCellMar>
+            <w:top w:w="0" w:type="dxa"/>
+            <w:bottom w:w="0" w:type="dxa"/>
+          </w:tblCellMar>
+        </w:tblPrEx>
+        <w:tc>
+          <w:tcPr>
+            <w:tcW w:w="5000" w:type="dxa"/>
+            <w:shd w:val="clear" w:color="auto" w:fill="FFFFFF"/>
+            <w:tcMar>
+              <w:top w:w="50" w:type="dxa"/>
+              <w:left w:w="80" w:type="dxa"/>
+              <w:bottom w:w="50" w:type="dxa"/>
+              <w:right w:w="80" w:type="dxa"/>
+            </w:tcMar>
+          </w:tcPr>
+          <w:p>
+            <w:r>
+              <w:rPr>
+                <w:sz w:val="19"/>
+                <w:szCs w:val="19"/>
+              </w:rPr>
+              <w:t>Observability: health check reports every component OK</w:t>
+            </w:r>
+          </w:p>
+        </w:tc>
+        <w:tc>
+          <w:tcPr>
+            <w:tcW w:w="4850" w:type="dxa"/>
+            <w:shd w:val="clear" w:color="auto" w:fill="FFFFFF"/>
+            <w:tcMar>
+              <w:top w:w="50" w:type="dxa"/>
+              <w:left w:w="80" w:type="dxa"/>
+              <w:bottom w:w="50" w:type="dxa"/>
+              <w:right w:w="80" w:type="dxa"/>
+            </w:tcMar>
+          </w:tcPr>
+          <w:p>
+            <w:r>
+              <w:rPr>
+                <w:sz w:val="19"/>
+                <w:szCs w:val="19"/>
+              </w:rPr>
+              <w:t>Passed: all five components OK</w:t>
+            </w:r>
+          </w:p>
+        </w:tc>
+      </w:tr>
+      <w:tr>
+        <w:tblPrEx>
+          <w:tblCellMar>
+            <w:top w:w="0" w:type="dxa"/>
+            <w:bottom w:w="0" w:type="dxa"/>
+          </w:tblCellMar>
+        </w:tblPrEx>
+        <w:tc>
+          <w:tcPr>
+            <w:tcW w:w="5000" w:type="dxa"/>
+            <w:shd w:val="clear" w:color="auto" w:fill="F2F5FA"/>
+            <w:tcMar>
+              <w:top w:w="50" w:type="dxa"/>
+              <w:left w:w="80" w:type="dxa"/>
+              <w:bottom w:w="50" w:type="dxa"/>
+              <w:right w:w="80" w:type="dxa"/>
+            </w:tcMar>
+          </w:tcPr>
+          <w:p>
+            <w:r>
+              <w:rPr>
+                <w:sz w:val="19"/>
+                <w:szCs w:val="19"/>
+              </w:rPr>
+              <w:t>Observability: metrics endpoint exports pipeline figures</w:t>
+            </w:r>
+          </w:p>
+        </w:tc>
+        <w:tc>
+          <w:tcPr>
+            <w:tcW w:w="4850" w:type="dxa"/>
+            <w:shd w:val="clear" w:color="auto" w:fill="F2F5FA"/>
+            <w:tcMar>
+              <w:top w:w="50" w:type="dxa"/>
+              <w:left w:w="80" w:type="dxa"/>
+              <w:bottom w:w="50" w:type="dxa"/>
+              <w:right w:w="80" w:type="dxa"/>
+            </w:tcMar>
+          </w:tcPr>
+          <w:p>
+            <w:r>
+              <w:rPr>
+                <w:sz w:val="19"/>
+                <w:szCs w:val="19"/>
+              </w:rPr>
+              <w:t>Passed</w:t>
+            </w:r>
+          </w:p>
+        </w:tc>
+      </w:tr>
+      <w:tr>
+        <w:tblPrEx>
+          <w:tblCellMar>
+            <w:top w:w="0" w:type="dxa"/>
+            <w:bottom w:w="0" w:type="dxa"/>
+          </w:tblCellMar>
+        </w:tblPrEx>
+        <w:tc>
+          <w:tcPr>
+            <w:tcW w:w="5000" w:type="dxa"/>
+            <w:shd w:val="clear" w:color="auto" w:fill="FFFFFF"/>
+            <w:tcMar>
+              <w:top w:w="50" w:type="dxa"/>
+              <w:left w:w="80" w:type="dxa"/>
+              <w:bottom w:w="50" w:type="dxa"/>
+              <w:right w:w="80" w:type="dxa"/>
+            </w:tcMar>
+          </w:tcPr>
+          <w:p>
+            <w:r>
+              <w:rPr>
+                <w:sz w:val="19"/>
+                <w:szCs w:val="19"/>
+              </w:rPr>
+              <w:t>Observability: Prometheus alert rules loaded</w:t>
+            </w:r>
+          </w:p>
+        </w:tc>
+        <w:tc>
+          <w:tcPr>
+            <w:tcW w:w="4850" w:type="dxa"/>
+            <w:shd w:val="clear" w:color="auto" w:fill="FFFFFF"/>
+            <w:tcMar>
+              <w:top w:w="50" w:type="dxa"/>
+              <w:left w:w="80" w:type="dxa"/>
+              <w:bottom w:w="50" w:type="dxa"/>
+              <w:right w:w="80" w:type="dxa"/>
+            </w:tcMar>
+          </w:tcPr>
+          <w:p>
+            <w:r>
+              <w:rPr>
+                <w:sz w:val="19"/>
+                <w:szCs w:val="19"/>
+              </w:rPr>
+              <w:t>Passed: 9 rules</w:t>
+            </w:r>
+          </w:p>
+        </w:tc>
+      </w:tr>
+      <w:tr>
+        <w:tblPrEx>
+          <w:tblCellMar>
+            <w:top w:w="0" w:type="dxa"/>
+            <w:bottom w:w="0" w:type="dxa"/>
+          </w:tblCellMar>
+        </w:tblPrEx>
+        <w:tc>
+          <w:tcPr>
+            <w:tcW w:w="5000" w:type="dxa"/>
+            <w:shd w:val="clear" w:color="auto" w:fill="F2F5FA"/>
+            <w:tcMar>
+              <w:top w:w="50" w:type="dxa"/>
+              <w:left w:w="80" w:type="dxa"/>
+              <w:bottom w:w="50" w:type="dxa"/>
+              <w:right w:w="80" w:type="dxa"/>
+            </w:tcMar>
+          </w:tcPr>
+          <w:p>
+            <w:r>
+              <w:rPr>
+                <w:sz w:val="19"/>
+                <w:szCs w:val="19"/>
+              </w:rPr>
+              <w:t>Observability: Prometheus can reach every metrics source</w:t>
+            </w:r>
+          </w:p>
+        </w:tc>
+        <w:tc>
+          <w:tcPr>
+            <w:tcW w:w="4850" w:type="dxa"/>
+            <w:shd w:val="clear" w:color="auto" w:fill="F2F5FA"/>
+            <w:tcMar>
+              <w:top w:w="50" w:type="dxa"/>
+              <w:left w:w="80" w:type="dxa"/>
+              <w:bottom w:w="50" w:type="dxa"/>
+              <w:right w:w="80" w:type="dxa"/>
+            </w:tcMar>
+          </w:tcPr>
+          <w:p>
+            <w:r>
+              <w:rPr>
+                <w:sz w:val="19"/>
+                <w:szCs w:val="19"/>
+              </w:rPr>
+              <w:t>Passed: producer, API and Prometheus itself all up</w:t>
+            </w:r>
+          </w:p>
+        </w:tc>
+      </w:tr>
+      <w:tr>
+        <w:tblPrEx>
+          <w:tblCellMar>
+            <w:top w:w="0" w:type="dxa"/>
+            <w:bottom w:w="0" w:type="dxa"/>
+          </w:tblCellMar>
+        </w:tblPrEx>
+        <w:tc>
+          <w:tcPr>
+            <w:tcW w:w="5000" w:type="dxa"/>
+            <w:shd w:val="clear" w:color="auto" w:fill="FFFFFF"/>
+            <w:tcMar>
+              <w:top w:w="50" w:type="dxa"/>
+              <w:left w:w="80" w:type="dxa"/>
+              <w:bottom w:w="50" w:type="dxa"/>
+              <w:right w:w="80" w:type="dxa"/>
+            </w:tcMar>
+          </w:tcPr>
+          <w:p>
+            <w:r>
+              <w:rPr>
+                <w:sz w:val="19"/>
+                <w:szCs w:val="19"/>
+              </w:rPr>
+              <w:t>Batch layer: every bill matches the billing formula</w:t>
+            </w:r>
+          </w:p>
+        </w:tc>
+        <w:tc>
+          <w:tcPr>
+            <w:tcW w:w="4850" w:type="dxa"/>
+            <w:shd w:val="clear" w:color="auto" w:fill="FFFFFF"/>
+            <w:tcMar>
+              <w:top w:w="50" w:type="dxa"/>
+              <w:left w:w="80" w:type="dxa"/>
+              <w:bottom w:w="50" w:type="dxa"/>
+              <w:right w:w="80" w:type="dxa"/>
+            </w:tcMar>
+          </w:tcPr>
+          <w:p>
+            <w:r>
+              <w:rPr>
+                <w:sz w:val="19"/>
+                <w:szCs w:val="19"/>
+              </w:rPr>
+              <w:t>Passed: 24 bills for simulated day 4, no mismatches</w:t>
+            </w:r>
+          </w:p>
+        </w:tc>
+      </w:tr>
+      <w:tr>
+        <w:tblPrEx>
+          <w:tblCellMar>
+            <w:top w:w="0" w:type="dxa"/>
+            <w:bottom w:w="0" w:type="dxa"/>
+          </w:tblCellMar>
+        </w:tblPrEx>
+        <w:tc>
+          <w:tcPr>
+            <w:tcW w:w="5000" w:type="dxa"/>
+            <w:shd w:val="clear" w:color="auto" w:fill="F2F5FA"/>
+            <w:tcMar>
+              <w:top w:w="50" w:type="dxa"/>
+              <w:left w:w="80" w:type="dxa"/>
+              <w:bottom w:w="50" w:type="dxa"/>
+              <w:right w:w="80" w:type="dxa"/>
+            </w:tcMar>
+          </w:tcPr>
+          <w:p>
+            <w:r>
+              <w:rPr>
+                <w:sz w:val="19"/>
+                <w:szCs w:val="19"/>
+              </w:rPr>
+              <w:t>Batch layer: speed-versus-batch reconciliation recorded</w:t>
+            </w:r>
+          </w:p>
+        </w:tc>
+        <w:tc>
+          <w:tcPr>
+            <w:tcW w:w="4850" w:type="dxa"/>
+            <w:shd w:val="clear" w:color="auto" w:fill="F2F5FA"/>
+            <w:tcMar>
+              <w:top w:w="50" w:type="dxa"/>
+              <w:left w:w="80" w:type="dxa"/>
+              <w:bottom w:w="50" w:type="dxa"/>
+              <w:right w:w="80" w:type="dxa"/>
+            </w:tcMar>
+          </w:tcPr>
+          <w:p>
+            <w:r>
+              <w:rPr>
+                <w:sz w:val="19"/>
+                <w:szCs w:val="19"/>
+              </w:rPr>
+              <w:t>Passed: difference 0.14%</w:t>
+            </w:r>
+          </w:p>
+        </w:tc>
+      </w:tr>
+      <w:tr>
+        <w:tblPrEx>
+          <w:tblCellMar>
+            <w:top w:w="0" w:type="dxa"/>
+            <w:bottom w:w="0" w:type="dxa"/>
+          </w:tblCellMar>
+        </w:tblPrEx>
+        <w:tc>
+          <w:tcPr>
+            <w:tcW w:w="5000" w:type="dxa"/>
+            <w:shd w:val="clear" w:color="auto" w:fill="FFFFFF"/>
+            <w:tcMar>
+              <w:top w:w="50" w:type="dxa"/>
+              <w:left w:w="80" w:type="dxa"/>
+              <w:bottom w:w="50" w:type="dxa"/>
+              <w:right w:w="80" w:type="dxa"/>
+            </w:tcMar>
+          </w:tcPr>
+          <w:p>
+            <w:r>
+              <w:rPr>
+                <w:sz w:val="19"/>
+                <w:szCs w:val="19"/>
+              </w:rPr>
+              <w:t>Lambda merge: provisional bills for the current day</w:t>
+            </w:r>
+          </w:p>
+        </w:tc>
+        <w:tc>
+          <w:tcPr>
+            <w:tcW w:w="4850" w:type="dxa"/>
+            <w:shd w:val="clear" w:color="auto" w:fill="FFFFFF"/>
+            <w:tcMar>
+              <w:top w:w="50" w:type="dxa"/>
+              <w:left w:w="80" w:type="dxa"/>
+              <w:bottom w:w="50" w:type="dxa"/>
+              <w:right w:w="80" w:type="dxa"/>
+            </w:tcMar>
+          </w:tcPr>
+          <w:p>
+            <w:r>
+              <w:rPr>
+                <w:sz w:val="19"/>
+                <w:szCs w:val="19"/>
+              </w:rPr>
+              <w:t>Passed: 24 households, total LKR 15,491.04</w:t>
+            </w:r>
+          </w:p>
+        </w:tc>
+      </w:tr>
+    </w:tbl>
     <w:p>
       <w:pPr>
-        <w:shd w:val="clear" w:color="auto" w:fill="F3F4F6"/>
-        <w:spacing w:after="160"/>
+        <w:spacing w:after="80"/>
       </w:pPr>
-      <w:r>
-        <w:rPr>
-          <w:sz w:val="18"/>
-          <w:szCs w:val="18"/>
-        </w:rPr>
-        <w:t xml:space="preserve">[PASS] ingestion: producer delivered events to Kafka -- 10490 delivered </w:t>
-      </w:r>
-      <w:r>
-        <w:rPr>
-          <w:sz w:val="18"/>
-          <w:szCs w:val="18"/>
-        </w:rPr>
-        <w:br/>
-        <w:t xml:space="preserve">[PASS] speed layer: live window for all 4 zones -- ['East', 'North', 'South', 'West'] </w:t>
-      </w:r>
-      <w:r>
-        <w:rPr>
-          <w:sz w:val="18"/>
-          <w:szCs w:val="18"/>
-        </w:rPr>
-        <w:br/>
-        <w:t xml:space="preserve">[PASS] speed layer: events processed in last 5 min -- 3679 events </w:t>
-      </w:r>
-      <w:r>
-        <w:rPr>
-          <w:sz w:val="18"/>
-          <w:szCs w:val="18"/>
-        </w:rPr>
-        <w:br/>
-        <w:t xml:space="preserve">[PASS] processing: dirty events are quarantined -- {"bad_timestamp": 16, "out_of_range": 12, "missing_field": 10, "negative_value": 7} </w:t>
-      </w:r>
-      <w:r>
-        <w:rPr>
-          <w:sz w:val="18"/>
-          <w:szCs w:val="18"/>
-        </w:rPr>
-        <w:br/>
-        <w:t xml:space="preserve">[PASS] observability: /health reports every component OK -- alerts_engine=OK, batch_layer=OK, meter_producer=OK, speed_layer=OK, tariff_batch_source=OK </w:t>
-      </w:r>
-      <w:r>
-        <w:rPr>
-          <w:sz w:val="18"/>
-          <w:szCs w:val="18"/>
-        </w:rPr>
-        <w:br/>
-        <w:t xml:space="preserve">[PASS] observability: /metrics exports pipeline gauges </w:t>
-      </w:r>
-      <w:r>
-        <w:rPr>
-          <w:sz w:val="18"/>
-          <w:szCs w:val="18"/>
-        </w:rPr>
-        <w:br/>
-        <w:t>[PASS] obser</w:t>
-      </w:r>
-      <w:r>
-        <w:rPr>
-          <w:sz w:val="18"/>
-          <w:szCs w:val="18"/>
-        </w:rPr>
-        <w:t xml:space="preserve">vability: Prometheus alert rules loaded -- 9 rules </w:t>
-      </w:r>
-      <w:r>
-        <w:rPr>
-          <w:sz w:val="18"/>
-          <w:szCs w:val="18"/>
-        </w:rPr>
-        <w:br/>
-        <w:t xml:space="preserve">[PASS] observability: Prometheus scrape targets up -- meter-producer=up, prometheus=up, serving-api=up </w:t>
-      </w:r>
-      <w:r>
-        <w:rPr>
-          <w:sz w:val="18"/>
-          <w:szCs w:val="18"/>
-        </w:rPr>
-        <w:br/>
-        <w:t xml:space="preserve">[PASS] batch layer: every bill matches the billing formula -- 24 bills for sim_day 4, mismatches=[] </w:t>
-      </w:r>
-      <w:r>
-        <w:rPr>
-          <w:sz w:val="18"/>
-          <w:szCs w:val="18"/>
-        </w:rPr>
-        <w:br/>
-        <w:t xml:space="preserve">[PASS] batch layer: speed/batch reconciliation recorded -- drift=0.14% </w:t>
-      </w:r>
-      <w:r>
-        <w:rPr>
-          <w:sz w:val="18"/>
-          <w:szCs w:val="18"/>
-        </w:rPr>
-        <w:br/>
-        <w:t xml:space="preserve">[PASS] lambda merge: provisional bills for the running day -- 24 households, total 15491.04 </w:t>
-      </w:r>
-      <w:r>
-        <w:rPr>
-          <w:sz w:val="18"/>
-          <w:szCs w:val="18"/>
-        </w:rPr>
-        <w:br/>
-        <w:t xml:space="preserve"> </w:t>
-      </w:r>
-      <w:r>
-        <w:rPr>
-          <w:sz w:val="18"/>
-          <w:szCs w:val="18"/>
-        </w:rPr>
-        <w:br/>
-        <w:t>ALL CHECKS PASSED</w:t>
-      </w:r>
     </w:p>
     <w:p>
       <w:pPr>
@@ -8451,18 +8952,19 @@
           <w:b/>
           <w:bCs/>
         </w:rPr>
-        <w:t>Reproduce:</w:t>
-      </w:r>
-      <w:r>
-        <w:t xml:space="preserve"> start the whole stack with one Docker Compose command, wait about six minutes for the first bill, then run the end-to-end smoke test. All configuration is set through environment variables.</w:t>
+        <w:t>Reproducing the results:</w:t>
+      </w:r>
+      <w:r>
+        <w:t xml:space="preserve"> start the whole system with one Docker Compose command, wait about six minutes for the first bill, then run the end-to-end smoke test. All settings are controlled through environment variables.</w:t>
       </w:r>
     </w:p>
     <w:p>
       <w:pPr>
         <w:pStyle w:val="Heading1"/>
       </w:pPr>
-      <w:bookmarkStart w:id="18" w:name="_Toc241610472"/>
-      <w:r>
+      <w:bookmarkStart w:id="18" w:name="_Toc241664923"/>
+      <w:r>
+        <w:lastRenderedPageBreak/>
         <w:t>8. Results</w:t>
       </w:r>
       <w:bookmarkEnd w:id="18"/>
@@ -8473,14 +8975,14 @@
         <w:jc w:val="both"/>
       </w:pPr>
       <w:r>
-        <w:t>The results below come from one continuous run of the stack (5 simulated days, ~25 minutes of real time). Every number was read from the API by an automated capture script.</w:t>
+        <w:t>The results below come from one continuous run of the system (5 simulated days, about 25 minutes of real time). Every number was read from the API by an automated capture script.</w:t>
       </w:r>
     </w:p>
     <w:p>
       <w:pPr>
         <w:pStyle w:val="Heading2"/>
       </w:pPr>
-      <w:bookmarkStart w:id="19" w:name="_Toc241610473"/>
+      <w:bookmarkStart w:id="19" w:name="_Toc241664924"/>
       <w:r>
         <w:t>8.1 Live dashboard and real-time API</w:t>
       </w:r>
@@ -8497,10 +8999,10 @@
           <w:noProof/>
         </w:rPr>
         <w:drawing>
-          <wp:inline distT="0" distB="0" distL="0" distR="0" wp14:anchorId="24EBE827" wp14:editId="0935DE96">
-            <wp:extent cx="4476750" cy="3200400"/>
+          <wp:inline distT="0" distB="0" distL="0" distR="0" wp14:anchorId="6870833E" wp14:editId="3F67CFF8">
+            <wp:extent cx="4114800" cy="2943225"/>
             <wp:effectExtent l="0" t="0" r="0" b="0"/>
-            <wp:docPr id="890443380" name="Picture 890443380"/>
+            <wp:docPr id="1668275466" name="Picture 1668275466"/>
             <wp:cNvGraphicFramePr>
               <a:graphicFrameLocks xmlns:a="http://schemas.openxmlformats.org/drawingml/2006/main" noChangeAspect="1"/>
             </wp:cNvGraphicFramePr>
@@ -8523,7 +9025,7 @@
                   <pic:spPr bwMode="auto">
                     <a:xfrm>
                       <a:off x="0" y="0"/>
-                      <a:ext cx="4476750" cy="3200400"/>
+                      <a:ext cx="4114800" cy="2943225"/>
                     </a:xfrm>
                     <a:prstGeom prst="rect">
                       <a:avLst/>
@@ -8548,7 +9050,7 @@
           <w:sz w:val="19"/>
           <w:szCs w:val="19"/>
         </w:rPr>
-        <w:t>Figure 5. Live dashboard: speed-layer KPIs, per-zone renewable % with the alert threshold, 15-minute history, active alerts and pipeline health.</w:t>
+        <w:t>Figure 5. Live dashboard: speed-layer summary figures, renewable share per zone with the alert threshold, 15-minute history, active alerts and pipeline health.</w:t>
       </w:r>
     </w:p>
     <w:p>
@@ -8561,12 +9063,11 @@
         <w:rPr>
           <w:noProof/>
         </w:rPr>
-        <w:lastRenderedPageBreak/>
         <w:drawing>
-          <wp:inline distT="0" distB="0" distL="0" distR="0" wp14:anchorId="72A8DFBB" wp14:editId="539BEE76">
-            <wp:extent cx="4752975" cy="5124450"/>
+          <wp:inline distT="0" distB="0" distL="0" distR="0" wp14:anchorId="0CA22CE5" wp14:editId="44A111D3">
+            <wp:extent cx="3905250" cy="4210050"/>
             <wp:effectExtent l="0" t="0" r="0" b="0"/>
-            <wp:docPr id="396139214" name="Picture 396139214"/>
+            <wp:docPr id="583000012" name="Picture 583000012"/>
             <wp:cNvGraphicFramePr>
               <a:graphicFrameLocks xmlns:a="http://schemas.openxmlformats.org/drawingml/2006/main" noChangeAspect="1"/>
             </wp:cNvGraphicFramePr>
@@ -8589,7 +9090,7 @@
                   <pic:spPr bwMode="auto">
                     <a:xfrm>
                       <a:off x="0" y="0"/>
-                      <a:ext cx="4752975" cy="5124450"/>
+                      <a:ext cx="3905250" cy="4210050"/>
                     </a:xfrm>
                     <a:prstGeom prst="rect">
                       <a:avLst/>
@@ -8614,15 +9115,16 @@
           <w:sz w:val="19"/>
           <w:szCs w:val="19"/>
         </w:rPr>
-        <w:t>Figure 6. GET /api/grid/live — latest complete window per zone (speed view).</w:t>
+        <w:t>Figure 6. Live grid endpoint: the latest complete window for each zone (speed view).</w:t>
       </w:r>
     </w:p>
     <w:p>
       <w:pPr>
         <w:pStyle w:val="Heading2"/>
       </w:pPr>
-      <w:bookmarkStart w:id="20" w:name="_Toc241610474"/>
-      <w:r>
+      <w:bookmarkStart w:id="20" w:name="_Toc241664925"/>
+      <w:r>
+        <w:lastRenderedPageBreak/>
         <w:t>8.2 Daily billing and solar-contribution report (batch view)</w:t>
       </w:r>
       <w:bookmarkEnd w:id="20"/>
@@ -8633,7 +9135,7 @@
         <w:jc w:val="both"/>
       </w:pPr>
       <w:r>
-        <w:t>For simulated day 4, the batch layer billed 24 households for a total of LKR 48,398.41. Zone roll-up:</w:t>
+        <w:t>For simulated day 4, the batch layer billed 24 households for a total of LKR 48,398.41. Totals per zone:</w:t>
       </w:r>
     </w:p>
     <w:tbl>
@@ -8651,7 +9153,7 @@
           <w:left w:w="10" w:type="dxa"/>
           <w:right w:w="10" w:type="dxa"/>
         </w:tblCellMar>
-        <w:tblLook w:val="04A0" w:firstRow="1" w:lastRow="0" w:firstColumn="1" w:lastColumn="0" w:noHBand="0" w:noVBand="1"/>
+        <w:tblLook w:val="0000" w:firstRow="0" w:lastRow="0" w:firstColumn="0" w:lastColumn="0" w:noHBand="0" w:noVBand="0"/>
       </w:tblPr>
       <w:tblGrid>
         <w:gridCol w:w="1400"/>
@@ -9364,7 +9866,7 @@
         <w:jc w:val="both"/>
       </w:pPr>
       <w:r>
-        <w:t>First rows of the per-household billing report:</w:t>
+        <w:t>The first rows of the per-household billing report:</w:t>
       </w:r>
     </w:p>
     <w:tbl>
@@ -9382,7 +9884,7 @@
           <w:left w:w="10" w:type="dxa"/>
           <w:right w:w="10" w:type="dxa"/>
         </w:tblCellMar>
-        <w:tblLook w:val="04A0" w:firstRow="1" w:lastRow="0" w:firstColumn="1" w:lastColumn="0" w:noHBand="0" w:noVBand="1"/>
+        <w:tblLook w:val="0000" w:firstRow="0" w:lastRow="0" w:firstColumn="0" w:lastColumn="0" w:noHBand="0" w:noVBand="0"/>
       </w:tblPr>
       <w:tblGrid>
         <w:gridCol w:w="1100"/>
@@ -10804,401 +11306,6 @@
           </w:p>
         </w:tc>
       </w:tr>
-      <w:tr>
-        <w:tblPrEx>
-          <w:tblCellMar>
-            <w:top w:w="0" w:type="dxa"/>
-            <w:bottom w:w="0" w:type="dxa"/>
-          </w:tblCellMar>
-        </w:tblPrEx>
-        <w:tc>
-          <w:tcPr>
-            <w:tcW w:w="1100" w:type="dxa"/>
-            <w:shd w:val="clear" w:color="auto" w:fill="FFFFFF"/>
-            <w:tcMar>
-              <w:top w:w="50" w:type="dxa"/>
-              <w:left w:w="80" w:type="dxa"/>
-              <w:bottom w:w="50" w:type="dxa"/>
-              <w:right w:w="80" w:type="dxa"/>
-            </w:tcMar>
-          </w:tcPr>
-          <w:p>
-            <w:r>
-              <w:rPr>
-                <w:sz w:val="19"/>
-                <w:szCs w:val="19"/>
-              </w:rPr>
-              <w:t>H-006</w:t>
-            </w:r>
-          </w:p>
-        </w:tc>
-        <w:tc>
-          <w:tcPr>
-            <w:tcW w:w="900" w:type="dxa"/>
-            <w:shd w:val="clear" w:color="auto" w:fill="FFFFFF"/>
-            <w:tcMar>
-              <w:top w:w="50" w:type="dxa"/>
-              <w:left w:w="80" w:type="dxa"/>
-              <w:bottom w:w="50" w:type="dxa"/>
-              <w:right w:w="80" w:type="dxa"/>
-            </w:tcMar>
-          </w:tcPr>
-          <w:p>
-            <w:r>
-              <w:rPr>
-                <w:sz w:val="19"/>
-                <w:szCs w:val="19"/>
-              </w:rPr>
-              <w:t>East</w:t>
-            </w:r>
-          </w:p>
-        </w:tc>
-        <w:tc>
-          <w:tcPr>
-            <w:tcW w:w="1150" w:type="dxa"/>
-            <w:shd w:val="clear" w:color="auto" w:fill="FFFFFF"/>
-            <w:tcMar>
-              <w:top w:w="50" w:type="dxa"/>
-              <w:left w:w="80" w:type="dxa"/>
-              <w:bottom w:w="50" w:type="dxa"/>
-              <w:right w:w="80" w:type="dxa"/>
-            </w:tcMar>
-          </w:tcPr>
-          <w:p>
-            <w:r>
-              <w:rPr>
-                <w:sz w:val="19"/>
-                <w:szCs w:val="19"/>
-              </w:rPr>
-              <w:t>low</w:t>
-            </w:r>
-          </w:p>
-        </w:tc>
-        <w:tc>
-          <w:tcPr>
-            <w:tcW w:w="1000" w:type="dxa"/>
-            <w:shd w:val="clear" w:color="auto" w:fill="FFFFFF"/>
-            <w:tcMar>
-              <w:top w:w="50" w:type="dxa"/>
-              <w:left w:w="80" w:type="dxa"/>
-              <w:bottom w:w="50" w:type="dxa"/>
-              <w:right w:w="80" w:type="dxa"/>
-            </w:tcMar>
-          </w:tcPr>
-          <w:p>
-            <w:r>
-              <w:rPr>
-                <w:sz w:val="19"/>
-                <w:szCs w:val="19"/>
-              </w:rPr>
-              <w:t>79.61</w:t>
-            </w:r>
-          </w:p>
-        </w:tc>
-        <w:tc>
-          <w:tcPr>
-            <w:tcW w:w="900" w:type="dxa"/>
-            <w:shd w:val="clear" w:color="auto" w:fill="FFFFFF"/>
-            <w:tcMar>
-              <w:top w:w="50" w:type="dxa"/>
-              <w:left w:w="80" w:type="dxa"/>
-              <w:bottom w:w="50" w:type="dxa"/>
-              <w:right w:w="80" w:type="dxa"/>
-            </w:tcMar>
-          </w:tcPr>
-          <w:p>
-            <w:r>
-              <w:rPr>
-                <w:sz w:val="19"/>
-                <w:szCs w:val="19"/>
-              </w:rPr>
-              <w:t>12.9</w:t>
-            </w:r>
-          </w:p>
-        </w:tc>
-        <w:tc>
-          <w:tcPr>
-            <w:tcW w:w="900" w:type="dxa"/>
-            <w:shd w:val="clear" w:color="auto" w:fill="FFFFFF"/>
-            <w:tcMar>
-              <w:top w:w="50" w:type="dxa"/>
-              <w:left w:w="80" w:type="dxa"/>
-              <w:bottom w:w="50" w:type="dxa"/>
-              <w:right w:w="80" w:type="dxa"/>
-            </w:tcMar>
-          </w:tcPr>
-          <w:p>
-            <w:r>
-              <w:rPr>
-                <w:sz w:val="19"/>
-                <w:szCs w:val="19"/>
-              </w:rPr>
-              <w:t>17.52</w:t>
-            </w:r>
-          </w:p>
-        </w:tc>
-        <w:tc>
-          <w:tcPr>
-            <w:tcW w:w="1050" w:type="dxa"/>
-            <w:shd w:val="clear" w:color="auto" w:fill="FFFFFF"/>
-            <w:tcMar>
-              <w:top w:w="50" w:type="dxa"/>
-              <w:left w:w="80" w:type="dxa"/>
-              <w:bottom w:w="50" w:type="dxa"/>
-              <w:right w:w="80" w:type="dxa"/>
-            </w:tcMar>
-          </w:tcPr>
-          <w:p>
-            <w:r>
-              <w:rPr>
-                <w:sz w:val="19"/>
-                <w:szCs w:val="19"/>
-              </w:rPr>
-              <w:t>today</w:t>
-            </w:r>
-          </w:p>
-        </w:tc>
-        <w:tc>
-          <w:tcPr>
-            <w:tcW w:w="900" w:type="dxa"/>
-            <w:shd w:val="clear" w:color="auto" w:fill="FFFFFF"/>
-            <w:tcMar>
-              <w:top w:w="50" w:type="dxa"/>
-              <w:left w:w="80" w:type="dxa"/>
-              <w:bottom w:w="50" w:type="dxa"/>
-              <w:right w:w="80" w:type="dxa"/>
-            </w:tcMar>
-          </w:tcPr>
-          <w:p>
-            <w:r>
-              <w:rPr>
-                <w:sz w:val="19"/>
-                <w:szCs w:val="19"/>
-              </w:rPr>
-              <w:t>no</w:t>
-            </w:r>
-          </w:p>
-        </w:tc>
-        <w:tc>
-          <w:tcPr>
-            <w:tcW w:w="1250" w:type="dxa"/>
-            <w:shd w:val="clear" w:color="auto" w:fill="FFFFFF"/>
-            <w:tcMar>
-              <w:top w:w="50" w:type="dxa"/>
-              <w:left w:w="80" w:type="dxa"/>
-              <w:bottom w:w="50" w:type="dxa"/>
-              <w:right w:w="80" w:type="dxa"/>
-            </w:tcMar>
-          </w:tcPr>
-          <w:p>
-            <w:r>
-              <w:rPr>
-                <w:sz w:val="19"/>
-                <w:szCs w:val="19"/>
-              </w:rPr>
-              <w:t>1,394.84</w:t>
-            </w:r>
-          </w:p>
-        </w:tc>
-      </w:tr>
-      <w:tr>
-        <w:tblPrEx>
-          <w:tblCellMar>
-            <w:top w:w="0" w:type="dxa"/>
-            <w:bottom w:w="0" w:type="dxa"/>
-          </w:tblCellMar>
-        </w:tblPrEx>
-        <w:tc>
-          <w:tcPr>
-            <w:tcW w:w="1100" w:type="dxa"/>
-            <w:shd w:val="clear" w:color="auto" w:fill="F2F5FA"/>
-            <w:tcMar>
-              <w:top w:w="50" w:type="dxa"/>
-              <w:left w:w="80" w:type="dxa"/>
-              <w:bottom w:w="50" w:type="dxa"/>
-              <w:right w:w="80" w:type="dxa"/>
-            </w:tcMar>
-          </w:tcPr>
-          <w:p>
-            <w:r>
-              <w:rPr>
-                <w:sz w:val="19"/>
-                <w:szCs w:val="19"/>
-              </w:rPr>
-              <w:lastRenderedPageBreak/>
-              <w:t>H-007</w:t>
-            </w:r>
-          </w:p>
-        </w:tc>
-        <w:tc>
-          <w:tcPr>
-            <w:tcW w:w="900" w:type="dxa"/>
-            <w:shd w:val="clear" w:color="auto" w:fill="F2F5FA"/>
-            <w:tcMar>
-              <w:top w:w="50" w:type="dxa"/>
-              <w:left w:w="80" w:type="dxa"/>
-              <w:bottom w:w="50" w:type="dxa"/>
-              <w:right w:w="80" w:type="dxa"/>
-            </w:tcMar>
-          </w:tcPr>
-          <w:p>
-            <w:r>
-              <w:rPr>
-                <w:sz w:val="19"/>
-                <w:szCs w:val="19"/>
-              </w:rPr>
-              <w:t>West</w:t>
-            </w:r>
-          </w:p>
-        </w:tc>
-        <w:tc>
-          <w:tcPr>
-            <w:tcW w:w="1150" w:type="dxa"/>
-            <w:shd w:val="clear" w:color="auto" w:fill="F2F5FA"/>
-            <w:tcMar>
-              <w:top w:w="50" w:type="dxa"/>
-              <w:left w:w="80" w:type="dxa"/>
-              <w:bottom w:w="50" w:type="dxa"/>
-              <w:right w:w="80" w:type="dxa"/>
-            </w:tcMar>
-          </w:tcPr>
-          <w:p>
-            <w:r>
-              <w:rPr>
-                <w:sz w:val="19"/>
-                <w:szCs w:val="19"/>
-              </w:rPr>
-              <w:t>high</w:t>
-            </w:r>
-          </w:p>
-        </w:tc>
-        <w:tc>
-          <w:tcPr>
-            <w:tcW w:w="1000" w:type="dxa"/>
-            <w:shd w:val="clear" w:color="auto" w:fill="F2F5FA"/>
-            <w:tcMar>
-              <w:top w:w="50" w:type="dxa"/>
-              <w:left w:w="80" w:type="dxa"/>
-              <w:bottom w:w="50" w:type="dxa"/>
-              <w:right w:w="80" w:type="dxa"/>
-            </w:tcMar>
-          </w:tcPr>
-          <w:p>
-            <w:r>
-              <w:rPr>
-                <w:sz w:val="19"/>
-                <w:szCs w:val="19"/>
-              </w:rPr>
-              <w:t>91.30</w:t>
-            </w:r>
-          </w:p>
-        </w:tc>
-        <w:tc>
-          <w:tcPr>
-            <w:tcW w:w="900" w:type="dxa"/>
-            <w:shd w:val="clear" w:color="auto" w:fill="F2F5FA"/>
-            <w:tcMar>
-              <w:top w:w="50" w:type="dxa"/>
-              <w:left w:w="80" w:type="dxa"/>
-              <w:bottom w:w="50" w:type="dxa"/>
-              <w:right w:w="80" w:type="dxa"/>
-            </w:tcMar>
-          </w:tcPr>
-          <w:p>
-            <w:r>
-              <w:rPr>
-                <w:sz w:val="19"/>
-                <w:szCs w:val="19"/>
-              </w:rPr>
-              <w:t>6.3</w:t>
-            </w:r>
-          </w:p>
-        </w:tc>
-        <w:tc>
-          <w:tcPr>
-            <w:tcW w:w="900" w:type="dxa"/>
-            <w:shd w:val="clear" w:color="auto" w:fill="F2F5FA"/>
-            <w:tcMar>
-              <w:top w:w="50" w:type="dxa"/>
-              <w:left w:w="80" w:type="dxa"/>
-              <w:bottom w:w="50" w:type="dxa"/>
-              <w:right w:w="80" w:type="dxa"/>
-            </w:tcMar>
-          </w:tcPr>
-          <w:p>
-            <w:r>
-              <w:rPr>
-                <w:sz w:val="19"/>
-                <w:szCs w:val="19"/>
-              </w:rPr>
-              <w:t>31.24</w:t>
-            </w:r>
-          </w:p>
-        </w:tc>
-        <w:tc>
-          <w:tcPr>
-            <w:tcW w:w="1050" w:type="dxa"/>
-            <w:shd w:val="clear" w:color="auto" w:fill="F2F5FA"/>
-            <w:tcMar>
-              <w:top w:w="50" w:type="dxa"/>
-              <w:left w:w="80" w:type="dxa"/>
-              <w:bottom w:w="50" w:type="dxa"/>
-              <w:right w:w="80" w:type="dxa"/>
-            </w:tcMar>
-          </w:tcPr>
-          <w:p>
-            <w:r>
-              <w:rPr>
-                <w:sz w:val="19"/>
-                <w:szCs w:val="19"/>
-              </w:rPr>
-              <w:t>today</w:t>
-            </w:r>
-          </w:p>
-        </w:tc>
-        <w:tc>
-          <w:tcPr>
-            <w:tcW w:w="900" w:type="dxa"/>
-            <w:shd w:val="clear" w:color="auto" w:fill="F2F5FA"/>
-            <w:tcMar>
-              <w:top w:w="50" w:type="dxa"/>
-              <w:left w:w="80" w:type="dxa"/>
-              <w:bottom w:w="50" w:type="dxa"/>
-              <w:right w:w="80" w:type="dxa"/>
-            </w:tcMar>
-          </w:tcPr>
-          <w:p>
-            <w:r>
-              <w:rPr>
-                <w:sz w:val="19"/>
-                <w:szCs w:val="19"/>
-              </w:rPr>
-              <w:t>no</w:t>
-            </w:r>
-          </w:p>
-        </w:tc>
-        <w:tc>
-          <w:tcPr>
-            <w:tcW w:w="1250" w:type="dxa"/>
-            <w:shd w:val="clear" w:color="auto" w:fill="F2F5FA"/>
-            <w:tcMar>
-              <w:top w:w="50" w:type="dxa"/>
-              <w:left w:w="80" w:type="dxa"/>
-              <w:bottom w:w="50" w:type="dxa"/>
-              <w:right w:w="80" w:type="dxa"/>
-            </w:tcMar>
-          </w:tcPr>
-          <w:p>
-            <w:r>
-              <w:rPr>
-                <w:sz w:val="19"/>
-                <w:szCs w:val="19"/>
-              </w:rPr>
-              <w:t>2,852.24</w:t>
-            </w:r>
-          </w:p>
-        </w:tc>
-      </w:tr>
     </w:tbl>
     <w:p>
       <w:pPr>
@@ -11216,10 +11323,10 @@
           <w:noProof/>
         </w:rPr>
         <w:drawing>
-          <wp:inline distT="0" distB="0" distL="0" distR="0" wp14:anchorId="20180381" wp14:editId="544B2F26">
-            <wp:extent cx="5667375" cy="6105525"/>
+          <wp:inline distT="0" distB="0" distL="0" distR="0" wp14:anchorId="7235B42D" wp14:editId="114E0B1A">
+            <wp:extent cx="4248150" cy="4572000"/>
             <wp:effectExtent l="0" t="0" r="0" b="0"/>
-            <wp:docPr id="1650803670" name="Picture 1650803670"/>
+            <wp:docPr id="231595696" name="Picture 231595696"/>
             <wp:cNvGraphicFramePr>
               <a:graphicFrameLocks xmlns:a="http://schemas.openxmlformats.org/drawingml/2006/main" noChangeAspect="1"/>
             </wp:cNvGraphicFramePr>
@@ -11242,7 +11349,7 @@
                   <pic:spPr bwMode="auto">
                     <a:xfrm>
                       <a:off x="0" y="0"/>
-                      <a:ext cx="5667375" cy="6105525"/>
+                      <a:ext cx="4248150" cy="4572000"/>
                     </a:xfrm>
                     <a:prstGeom prst="rect">
                       <a:avLst/>
@@ -11267,14 +11374,14 @@
           <w:sz w:val="19"/>
           <w:szCs w:val="19"/>
         </w:rPr>
-        <w:t>Figure 7. Scheduled consolidated report file written by the Airflow publish_report task.</w:t>
+        <w:t>Figure 7. Daily consolidated report file, published automatically by the Airflow pipeline.</w:t>
       </w:r>
     </w:p>
     <w:p>
       <w:pPr>
         <w:pStyle w:val="Heading2"/>
       </w:pPr>
-      <w:bookmarkStart w:id="21" w:name="_Toc241610475"/>
+      <w:bookmarkStart w:id="21" w:name="_Toc241664926"/>
       <w:r>
         <w:t>8.3 Lambda merge: provisional bills during the day</w:t>
       </w:r>
@@ -11286,7 +11393,11 @@
         <w:jc w:val="both"/>
       </w:pPr>
       <w:r>
-        <w:t>At capture time (sim day 5, 11:33) household H-001 had consumed 28.63 kWh with 1.58 kWh of solar according to the speed layer; applying its latest batch-validated tariff (17.81 LKR/kWh, from day 4) gives a provisional bill so far of LKR 481.81, next to its final bill of LKR 1,591.13 for day 4. The provisional total for all 24 households was LKR 15,491.04. Figure 8 shows the same endpoint for this household, queried a few seconds later (the figures grow as readings arrive).</w:t>
+        <w:t xml:space="preserve">At the time of capture (simulated day 5, 11:33), household H-001 had used 28.63 kWh and generated 1.58 kWh of solar according to the speed layer. Applying its latest validated tariff from the batch layer (17.81 LKR/kWh, </w:t>
+      </w:r>
+      <w:r>
+        <w:lastRenderedPageBreak/>
+        <w:t>from day 4) gives a provisional bill so far of LKR 481.81, shown next to its final bill of LKR 1,591.13 for day 4. The provisional total for all 24 households was LKR 15,491.04. Figure 8 shows the same endpoint for this household a few seconds later; the figures grow as new readings arrive.</w:t>
       </w:r>
     </w:p>
     <w:p>
@@ -11299,12 +11410,11 @@
         <w:rPr>
           <w:noProof/>
         </w:rPr>
-        <w:lastRenderedPageBreak/>
         <w:drawing>
-          <wp:inline distT="0" distB="0" distL="0" distR="0" wp14:anchorId="635CA2FD" wp14:editId="73E5AA1C">
+          <wp:inline distT="0" distB="0" distL="0" distR="0" wp14:anchorId="7A0C9585" wp14:editId="4FD10E8B">
             <wp:extent cx="4752975" cy="3695700"/>
             <wp:effectExtent l="0" t="0" r="0" b="0"/>
-            <wp:docPr id="2016653216" name="Picture 2016653216"/>
+            <wp:docPr id="650265778" name="Picture 650265778"/>
             <wp:cNvGraphicFramePr>
               <a:graphicFrameLocks xmlns:a="http://schemas.openxmlformats.org/drawingml/2006/main" noChangeAspect="1"/>
             </wp:cNvGraphicFramePr>
@@ -11352,14 +11462,14 @@
           <w:sz w:val="19"/>
           <w:szCs w:val="19"/>
         </w:rPr>
-        <w:t>Figure 8. GET /api/billing/projection — speed-layer consumption merged with the batch-layer tariff.</w:t>
+        <w:t>Figure 8. Provisional bill endpoint: live consumption from the speed layer combined with the tariff from the batch layer.</w:t>
       </w:r>
     </w:p>
     <w:p>
       <w:pPr>
         <w:pStyle w:val="Heading2"/>
       </w:pPr>
-      <w:bookmarkStart w:id="22" w:name="_Toc241610476"/>
+      <w:bookmarkStart w:id="22" w:name="_Toc241664927"/>
       <w:r>
         <w:t>8.4 Speed vs batch reconciliation and data quality</w:t>
       </w:r>
@@ -11380,18 +11490,18 @@
           <w:left w:w="10" w:type="dxa"/>
           <w:right w:w="10" w:type="dxa"/>
         </w:tblCellMar>
-        <w:tblLook w:val="04A0" w:firstRow="1" w:lastRow="0" w:firstColumn="1" w:lastColumn="0" w:noHBand="0" w:noVBand="1"/>
+        <w:tblLook w:val="0000" w:firstRow="0" w:lastRow="0" w:firstColumn="0" w:lastColumn="0" w:noHBand="0" w:noVBand="0"/>
       </w:tblPr>
       <w:tblGrid>
-        <w:gridCol w:w="800"/>
-        <w:gridCol w:w="1050"/>
-        <w:gridCol w:w="1050"/>
-        <w:gridCol w:w="1150"/>
-        <w:gridCol w:w="1150"/>
-        <w:gridCol w:w="900"/>
-        <w:gridCol w:w="1250"/>
-        <w:gridCol w:w="1150"/>
-        <w:gridCol w:w="1300"/>
+        <w:gridCol w:w="786"/>
+        <w:gridCol w:w="1042"/>
+        <w:gridCol w:w="1049"/>
+        <w:gridCol w:w="1134"/>
+        <w:gridCol w:w="1134"/>
+        <w:gridCol w:w="1004"/>
+        <w:gridCol w:w="1229"/>
+        <w:gridCol w:w="1138"/>
+        <w:gridCol w:w="1284"/>
       </w:tblGrid>
       <w:tr>
         <w:tblPrEx>
@@ -11447,7 +11557,7 @@
                 <w:sz w:val="19"/>
                 <w:szCs w:val="19"/>
               </w:rPr>
-              <w:t>Raw events</w:t>
+              <w:t>Raw readings</w:t>
             </w:r>
           </w:p>
         </w:tc>
@@ -11471,7 +11581,7 @@
                 <w:sz w:val="19"/>
                 <w:szCs w:val="19"/>
               </w:rPr>
-              <w:t>Dup. removed</w:t>
+              <w:t>Duplicates removed</w:t>
             </w:r>
           </w:p>
         </w:tc>
@@ -11543,7 +11653,7 @@
                 <w:sz w:val="19"/>
                 <w:szCs w:val="19"/>
               </w:rPr>
-              <w:t>Drift %</w:t>
+              <w:t>Difference %</w:t>
             </w:r>
           </w:p>
         </w:tc>
@@ -12617,10 +12727,10 @@
         <w:jc w:val="both"/>
       </w:pPr>
       <w:r>
-        <w:t>Over the run the batch layer read 15,628 events from the lake and removed 15 duplicates (days 2, 3, 4). These are redelivered readings that arrived in a later micro-batch than the original, so the speed layer's in-batch dedup could not see them and its running total counted them twice — a positive drift is exactly that over-count, and the batch layer's global dedup on event_id removes it from the final bill. Days with zero drift had no cross-batch duplicates. Tariff defects occurred on day(s) 3, 4: the inva</w:t>
-      </w:r>
-      <w:r>
-        <w:t>lid or duplicated rows were rejected and 1 household(s) were billed with their previous valid tariff instead. Days 1 and 2 also span the 3.5-minute producer outage of the failure drill (section 6.1), which lowers their consumption and bills but not their correctness: both layers saw the same, smaller set of events.</w:t>
+        <w:t>Over the whole run the batch layer read 15,628 readings from the data lake and removed 15 duplicates (on days 2, 3, 4). These were readings delivered a second time in a later micro-batch than the original, so the speed layer, which only removes duplicates within one micro-batch, could not see them and counted them twice. A positive difference is exactly that over-count, and the batch layer's day-wide duplicate removal takes it out of the final bill. Days with no difference simply had no such duplicates. Fau</w:t>
+      </w:r>
+      <w:r>
+        <w:t>lty tariff files arrived on days 3 and 4: the invalid or repeated rows were rejected, and 1 household was billed with its previous valid tariff instead. Days 1 and 2 also include the three-and-a-half-minute producer outage from the failure drill (section 6.1). That lowers their consumption and bills but not their correctness, because both layers saw the same, smaller set of readings.</w:t>
       </w:r>
     </w:p>
     <w:p>
@@ -12629,15 +12739,16 @@
         <w:jc w:val="both"/>
       </w:pPr>
       <w:r>
-        <w:t>In the last 5 minutes before capture the speed layer processed 3679 events across 30 micro-batches, quarantined 45 (1.22%; bad_timestamp: 16, out_of_range: 12, missing_field: 10, negative_value: 7), dropped 3 in-batch duplicates, with an average event-to-sink lag of 5.3 s.</w:t>
+        <w:t>In the five minutes before capture, the speed layer processed 3,679 readings in 30 micro-batches. It quarantined 45 of them (1.22%: 16 with unreadable timestamp, 12 with impossible value, 10 with missing field, 7 with negative value), dropped 3 duplicates within micro-batches, and had an average delay of 5.3 seconds from a reading being taken to being stored.</w:t>
       </w:r>
     </w:p>
     <w:p>
       <w:pPr>
         <w:pStyle w:val="Heading2"/>
       </w:pPr>
-      <w:bookmarkStart w:id="23" w:name="_Toc241610477"/>
-      <w:r>
+      <w:bookmarkStart w:id="23" w:name="_Toc241664928"/>
+      <w:r>
+        <w:lastRenderedPageBreak/>
         <w:t>8.5 Alerts, orchestration and monitoring</w:t>
       </w:r>
       <w:bookmarkEnd w:id="23"/>
@@ -12648,11 +12759,10 @@
         <w:jc w:val="both"/>
       </w:pPr>
       <w:r>
-        <w:t xml:space="preserve">Alerts raised during the run, by type: LOW_RENEWABLE × 8, NO_DATA × 2. The LOW_RENEWABLE alerts by zone were South × 5, West × 1, East × 1, North × 1: South, which has the least installed solar, drops below 10% at the start of simulated daylight every day, and the other zones triggered only while under that day's overcast spell. Every one auto-resolved within one or two 15 s checks once the next window recovered. The two </w:t>
-      </w:r>
-      <w:r>
-        <w:lastRenderedPageBreak/>
-        <w:t>NO_DATA alerts are the failure drill of section 6.1. Because the rule has no minimum duration, a zone hovering around the threshold can raise short alerts; section 9 lists the fix.</w:t>
+        <w:t>During the run the alert engine raised 8 “low renewable share” alerts and 2 “no data” alerts. The low-renewable alerts by zone were South 5, West 1, East 1, North 1. South, which has the fewest solar panels, drops below 10% at the start of simulated daylight every day, while the other zones only triggered during that day's overcast spell. Each alert closed itself within one or two 15-second checks once the next window recovered. The two “no data” alerts come from the failure drill in section 6.1. Because th</w:t>
+      </w:r>
+      <w:r>
+        <w:t>e low-renewable rule has no minimum duration, a zone hovering around the threshold can raise short-lived alerts; section 9 describes the fix.</w:t>
       </w:r>
     </w:p>
     <w:p>
@@ -12666,10 +12776,10 @@
           <w:noProof/>
         </w:rPr>
         <w:drawing>
-          <wp:inline distT="0" distB="0" distL="0" distR="0" wp14:anchorId="4CBBEB15" wp14:editId="603668A8">
+          <wp:inline distT="0" distB="0" distL="0" distR="0" wp14:anchorId="2227D4D2" wp14:editId="6D1C4C76">
             <wp:extent cx="5762625" cy="2857500"/>
             <wp:effectExtent l="0" t="0" r="0" b="0"/>
-            <wp:docPr id="400580608" name="Picture 400580608"/>
+            <wp:docPr id="1309042389" name="Picture 1309042389"/>
             <wp:cNvGraphicFramePr>
               <a:graphicFrameLocks xmlns:a="http://schemas.openxmlformats.org/drawingml/2006/main" noChangeAspect="1"/>
             </wp:cNvGraphicFramePr>
@@ -12731,10 +12841,10 @@
           <w:noProof/>
         </w:rPr>
         <w:drawing>
-          <wp:inline distT="0" distB="0" distL="0" distR="0" wp14:anchorId="2259E1AE" wp14:editId="6D339238">
+          <wp:inline distT="0" distB="0" distL="0" distR="0" wp14:anchorId="71AE3257" wp14:editId="42CE2DF7">
             <wp:extent cx="5762625" cy="1476375"/>
             <wp:effectExtent l="0" t="0" r="0" b="0"/>
-            <wp:docPr id="1110034484" name="Picture 1110034484"/>
+            <wp:docPr id="1637547517" name="Picture 1637547517"/>
             <wp:cNvGraphicFramePr>
               <a:graphicFrameLocks xmlns:a="http://schemas.openxmlformats.org/drawingml/2006/main" noChangeAspect="1"/>
             </wp:cNvGraphicFramePr>
@@ -12782,14 +12892,14 @@
           <w:sz w:val="19"/>
           <w:szCs w:val="19"/>
         </w:rPr>
-        <w:t>Figure 10. Spark UI: the two Structured Streaming queries (zone_metrics, raw_lake).</w:t>
+        <w:t>Figure 10. Spark UI: the two streaming queries of the speed layer (zone figures and raw data lake).</w:t>
       </w:r>
     </w:p>
     <w:p>
       <w:pPr>
         <w:pStyle w:val="Heading1"/>
       </w:pPr>
-      <w:bookmarkStart w:id="24" w:name="_Toc241610478"/>
+      <w:bookmarkStart w:id="24" w:name="_Toc241664929"/>
       <w:r>
         <w:t>9. Limitations, Trade-offs and Production-Scale Changes</w:t>
       </w:r>
@@ -12810,7 +12920,7 @@
           <w:left w:w="10" w:type="dxa"/>
           <w:right w:w="10" w:type="dxa"/>
         </w:tblCellMar>
-        <w:tblLook w:val="04A0" w:firstRow="1" w:lastRow="0" w:firstColumn="1" w:lastColumn="0" w:noHBand="0" w:noVBand="1"/>
+        <w:tblLook w:val="0000" w:firstRow="0" w:lastRow="0" w:firstColumn="0" w:lastColumn="0" w:noHBand="0" w:noVBand="0"/>
       </w:tblPr>
       <w:tblGrid>
         <w:gridCol w:w="1400"/>
@@ -12945,7 +13055,7 @@
                 <w:sz w:val="19"/>
                 <w:szCs w:val="19"/>
               </w:rPr>
-              <w:t>1 broker, replication factor 1, no auth</w:t>
+              <w:t>One broker, a single copy of each message, no authentication</w:t>
             </w:r>
           </w:p>
         </w:tc>
@@ -12966,7 +13076,7 @@
                 <w:sz w:val="19"/>
                 <w:szCs w:val="19"/>
               </w:rPr>
-              <w:t>≥3 brokers, RF=3, min.insync.replicas=2, idempotent producer, TLS/SASL, schema registry (Avro) for evolvable event schemas</w:t>
+              <w:t>At least three brokers, three copies of each message with at least two required to confirm a write, duplicate-safe producers, encrypted and authenticated connections, and a schema registry so the message format can evolve safely</w:t>
             </w:r>
           </w:p>
         </w:tc>
@@ -13016,7 +13126,7 @@
                 <w:sz w:val="19"/>
                 <w:szCs w:val="19"/>
               </w:rPr>
-              <w:t>local[2] in a container; batch Spark runs inside the Airflow container</w:t>
+              <w:t>Runs on two local cores inside a container; the batch job runs inside the Airflow container</w:t>
             </w:r>
           </w:p>
         </w:tc>
@@ -13037,7 +13147,7 @@
                 <w:sz w:val="19"/>
                 <w:szCs w:val="19"/>
               </w:rPr>
-              <w:t>Spark on Kubernetes/YARN; SparkSubmitOperator or KubernetesPodOperator; autoscaling</w:t>
+              <w:t>Spark on Kubernetes or YARN, launched by Airflow as a separate job, with autoscaling</w:t>
             </w:r>
           </w:p>
         </w:tc>
@@ -13087,7 +13197,7 @@
                 <w:sz w:val="19"/>
                 <w:szCs w:val="19"/>
               </w:rPr>
-              <w:t>At-least-once: in-batch dedup only; additive running totals can double count after a crash</w:t>
+              <w:t>At-least-once: duplicates are only removed within a micro-batch, and running totals can count a reading twice after a crash</w:t>
             </w:r>
           </w:p>
         </w:tc>
@@ -13108,7 +13218,7 @@
                 <w:sz w:val="19"/>
                 <w:szCs w:val="19"/>
               </w:rPr>
-              <w:t>Stateful dedup with watermark or transactional sinks for exactly-once; keep the batch layer as the source of truth either way</w:t>
+              <w:t>Duplicate removal across batches or transactional writes for exactly-once results, while keeping the batch layer as the source of truth</w:t>
             </w:r>
           </w:p>
         </w:tc>
@@ -13158,7 +13268,7 @@
                 <w:sz w:val="19"/>
                 <w:szCs w:val="19"/>
               </w:rPr>
-              <w:t>Events later than the 1-minute watermark are dropped from windows (still in the lake)</w:t>
+              <w:t>Readings more than one minute late are left out of the live windows (they are still kept in the data lake)</w:t>
             </w:r>
           </w:p>
         </w:tc>
@@ -13179,7 +13289,7 @@
                 <w:sz w:val="19"/>
                 <w:szCs w:val="19"/>
               </w:rPr>
-              <w:t>Tune watermark from observed lateness; re-run the batch day if late data arrives after billing</w:t>
+              <w:t>Set the watermark from observed delays, and re-run a day's billing if late data arrives after the bill</w:t>
             </w:r>
           </w:p>
         </w:tc>
@@ -13208,6 +13318,7 @@
                 <w:sz w:val="19"/>
                 <w:szCs w:val="19"/>
               </w:rPr>
+              <w:lastRenderedPageBreak/>
               <w:t>Airflow</w:t>
             </w:r>
           </w:p>
@@ -13229,7 +13340,7 @@
                 <w:sz w:val="19"/>
                 <w:szCs w:val="19"/>
               </w:rPr>
-              <w:t>Standalone, SequentialExecutor, SQLite metadata</w:t>
+              <w:t>Stand-alone mode, running one task at a time, with a SQLite metadata database</w:t>
             </w:r>
           </w:p>
         </w:tc>
@@ -13250,7 +13361,7 @@
                 <w:sz w:val="19"/>
                 <w:szCs w:val="19"/>
               </w:rPr>
-              <w:t>Celery/Kubernetes executor with a Postgres metadata DB; data-aware scheduling (Datasets) triggered by the tariff file</w:t>
+              <w:t>A distributed executor with a PostgreSQL metadata database, and runs started by the arrival of the tariff file itself</w:t>
             </w:r>
           </w:p>
         </w:tc>
@@ -13300,7 +13411,7 @@
                 <w:sz w:val="19"/>
                 <w:szCs w:val="19"/>
               </w:rPr>
-              <w:t>Local Docker volume, Parquet</w:t>
+              <w:t>A local Docker volume holding Parquet files</w:t>
             </w:r>
           </w:p>
         </w:tc>
@@ -13321,7 +13432,7 @@
                 <w:sz w:val="19"/>
                 <w:szCs w:val="19"/>
               </w:rPr>
-              <w:t>S3/HDFS with a table format (Delta/Iceberg) for ACID appends, compaction and time travel</w:t>
+              <w:t>S3 or HDFS with a table format such as Delta Lake or Iceberg for safe appends, compaction and time travel</w:t>
             </w:r>
           </w:p>
         </w:tc>
@@ -13371,7 +13482,7 @@
                 <w:sz w:val="19"/>
                 <w:szCs w:val="19"/>
               </w:rPr>
-              <w:t>Single Postgres, no auth, dashboard polls every 5 s</w:t>
+              <w:t>One PostgreSQL instance, no login, the dashboard refreshes every 5 seconds</w:t>
             </w:r>
           </w:p>
         </w:tc>
@@ -13392,7 +13503,7 @@
                 <w:sz w:val="19"/>
                 <w:szCs w:val="19"/>
               </w:rPr>
-              <w:t>Read replicas or a time-series store (TimescaleDB) for live metrics; API auth; push updates (WebSocket)</w:t>
+              <w:t>Read replicas or a time-series database for live figures, API authentication, and pushed updates instead of polling</w:t>
             </w:r>
           </w:p>
         </w:tc>
@@ -13442,15 +13553,7 @@
                 <w:sz w:val="19"/>
                 <w:szCs w:val="19"/>
               </w:rPr>
-              <w:t xml:space="preserve">Home-grown rule engine + single Prometheus, no Grafana/Alertmanager; </w:t>
-            </w:r>
-            <w:r>
-              <w:rPr>
-                <w:sz w:val="19"/>
-                <w:szCs w:val="19"/>
-              </w:rPr>
-              <w:lastRenderedPageBreak/>
-              <w:t>LOW_RENEWABLE has no minimum duration, so it can flap near the threshold</w:t>
+              <w:t>Our own alert engine and a single Prometheus, without Grafana or Alertmanager; the low-renewable rule has no minimum duration, so it can flicker near the threshold</w:t>
             </w:r>
           </w:p>
         </w:tc>
@@ -13471,8 +13574,7 @@
                 <w:sz w:val="19"/>
                 <w:szCs w:val="19"/>
               </w:rPr>
-              <w:lastRenderedPageBreak/>
-              <w:t>Alert hysteresis (e.g. breach for 2 min, clear above 12%), Alertmanager routing/on-call, Grafana dashboards, OpenTelemetry tracing, central log store</w:t>
+              <w:t>Alert hysteresis (for example, trigger after 2 minutes below 10% and clear above 12%), Alertmanager for routing and on-call, Grafana dashboards, OpenTelemetry tracing and a central log store</w:t>
             </w:r>
           </w:p>
         </w:tc>
@@ -13522,7 +13624,7 @@
                 <w:sz w:val="19"/>
                 <w:szCs w:val="19"/>
               </w:rPr>
-              <w:t>Flat per-kWh tariff, one subsidy rule, no export credit</w:t>
+              <w:t>A flat rate per kWh, one subsidy rule, no credit for surplus solar</w:t>
             </w:r>
           </w:p>
         </w:tc>
@@ -13543,7 +13645,7 @@
                 <w:sz w:val="19"/>
                 <w:szCs w:val="19"/>
               </w:rPr>
-              <w:t>Tiered/time-of-use tariffs, net-metering credits, versioned tariffs and an audit trail</w:t>
+              <w:t>Tiered and time-of-use tariffs, net-metering credits, versioned tariffs and an audit trail</w:t>
             </w:r>
           </w:p>
         </w:tc>
@@ -13593,7 +13695,7 @@
                 <w:sz w:val="19"/>
                 <w:szCs w:val="19"/>
               </w:rPr>
-              <w:t>24 households, 5-minute days</w:t>
+              <w:t>24 households and 5-minute days</w:t>
             </w:r>
           </w:p>
         </w:tc>
@@ -13614,7 +13716,7 @@
                 <w:sz w:val="19"/>
                 <w:szCs w:val="19"/>
               </w:rPr>
-              <w:t>Real meter volumes need more partitions and a partitioning scheme by zone/date</w:t>
+              <w:t>Real meter volumes need more partitions and a partitioning scheme by zone and date</w:t>
             </w:r>
           </w:p>
         </w:tc>
@@ -13638,14 +13740,14 @@
         <w:t>What we would do differently.</w:t>
       </w:r>
       <w:r>
-        <w:t xml:space="preserve"> We would introduce a schema registry from day one (the ad-hoc JSON schema is the main source of dirty-data risk), use a table format such as Delta Lake so the batch layer could do atomic per-day overwrites directly in the lake, and move the renewable rule to a forecast-aware threshold (expected solar for the hour and weather) instead of a fixed 10%.</w:t>
+        <w:t xml:space="preserve"> We would introduce a schema registry from the first day, because the loosely defined JSON messages are the main source of dirty-data risk. We would use a table format such as Delta Lake so that the batch layer could replace a day directly and atomically in the data lake. And we would base the renewable alert on the solar output expected for that hour and weather, instead of a fixed 10%.</w:t>
       </w:r>
     </w:p>
     <w:p>
       <w:pPr>
         <w:pStyle w:val="Heading1"/>
       </w:pPr>
-      <w:bookmarkStart w:id="25" w:name="_Toc241610479"/>
+      <w:bookmarkStart w:id="25" w:name="_Toc241664930"/>
       <w:r>
         <w:t>10. Conclusion</w:t>
       </w:r>
@@ -13657,17 +13759,17 @@
         <w:jc w:val="both"/>
       </w:pPr>
       <w:r>
-        <w:t>The platform ingests a continuous meter stream and a daily tariff extract, answers the business question in real time (grid load and renewable mix by zone) and per day (exact household bills and solar contribution), and shows both views plus their merge in one API and dashboard. Lambda was chosen because the use case combines a low-latency monitoring need with a correctness-critical, replayable daily computation over a naturally batch source, and the measured speed-versus-batch drift shows why the batch lay</w:t>
-      </w:r>
-      <w:r>
-        <w:t>er is needed. The pipeline is observable at every stage through structured logs, heartbeats, quality and lag metrics, seven alert rules and Prometheus.</w:t>
+        <w:t>The platform takes in a continuous stream of meter readings and a daily tariff file. It answers the business question both in real time (grid load and renewable share by zone) and once a day (exact household bills and solar contribution), and it presents both views, together with their combination, through one API and one dashboard. We chose Lambda because this use case combines a need for low-latency monitoring with a daily calculation that must be correct and repeatable over a source that is naturally a b</w:t>
+      </w:r>
+      <w:r>
+        <w:t>atch, and the measured difference between the speed and batch results shows why the batch layer is needed. Every stage of the pipeline can be observed through structured logs, heartbeats, quality and delay metrics, seven alert rules and Prometheus.</w:t>
       </w:r>
     </w:p>
     <w:p>
       <w:pPr>
         <w:pStyle w:val="Heading2"/>
       </w:pPr>
-      <w:bookmarkStart w:id="26" w:name="_Toc241610480"/>
+      <w:bookmarkStart w:id="26" w:name="_Toc241664931"/>
       <w:r>
         <w:t>Individual contributions</w:t>
       </w:r>
@@ -13690,7 +13792,7 @@
         <w:t>Sewvandi M.A.K. (EG/2021/4808):</w:t>
       </w:r>
       <w:r>
-        <w:t xml:space="preserve"> Lambda vs Kappa architecture decision and overall system design; Spark Structured Streaming speed layer (cleaning, windowing, raw data lake); Spark batch layer (daily recompute, tariff join, billing, reconciliation); Airflow orchestration; PostgreSQL schema; report writing.</w:t>
+        <w:t xml:space="preserve"> the Lambda versus Kappa decision and the overall system design; the Spark streaming speed layer (cleaning, windowing and the raw data lake); the Spark batch layer (daily recalculation, tariff join, billing and reconciliation); Airflow orchestration; the PostgreSQL schema; and writing the report.</w:t>
       </w:r>
     </w:p>
     <w:p>
@@ -13710,7 +13812,7 @@
         <w:t>Peiris P.R.S. (EG/2021/4706):</w:t>
       </w:r>
       <w:r>
-        <w:t xml:space="preserve"> smart-meter and tariff data simulators; Kafka ingestion setup; REST API and live dashboard; observability (structured logging, alert rules, Prometheus); Docker Compose setup; automated tests and results capture.</w:t>
+        <w:t xml:space="preserve"> the smart-meter and tariff data simulators; the Kafka ingestion setup; the REST API and live dashboard; observability (structured logging, alert rules and Prometheus); the Docker Compose setup; and the automated tests and results capture.</w:t>
       </w:r>
     </w:p>
     <w:sectPr>
@@ -13902,10 +14004,10 @@
 <file path=word/numbering.xml><?xml version="1.0" encoding="utf-8"?>
 <w:numbering xmlns:wpc="http://schemas.microsoft.com/office/word/2010/wordprocessingCanvas" xmlns:cx="http://schemas.microsoft.com/office/drawing/2014/chartex" xmlns:cx1="http://schemas.microsoft.com/office/drawing/2015/9/8/chartex" xmlns:cx2="http://schemas.microsoft.com/office/drawing/2015/10/21/chartex" xmlns:cx3="http://schemas.microsoft.com/office/drawing/2016/5/9/chartex" xmlns:cx4="http://schemas.microsoft.com/office/drawing/2016/5/10/chartex" xmlns:cx5="http://schemas.microsoft.com/office/drawing/2016/5/11/chartex" xmlns:cx6="http://schemas.microsoft.com/office/drawing/2016/5/12/chartex" xmlns:cx7="http://schemas.microsoft.com/office/drawing/2016/5/13/chartex" xmlns:cx8="http://schemas.microsoft.com/office/drawing/2016/5/14/chartex" xmlns:mc="http://schemas.openxmlformats.org/markup-compatibility/2006" xmlns:aink="http://schemas.microsoft.com/office/drawing/2016/ink" xmlns:am3d="http://schemas.microsoft.com/office/drawing/2017/model3d" xmlns:o="urn:schemas-microsoft-com:office:office" xmlns:oel="http://schemas.microsoft.com/office/2019/extlst" xmlns:r="http://schemas.openxmlformats.org/officeDocument/2006/relationships" xmlns:m="http://schemas.openxmlformats.org/officeDocument/2006/math" xmlns:v="urn:schemas-microsoft-com:vml" xmlns:wp14="http://schemas.microsoft.com/office/word/2010/wordprocessingDrawing" xmlns:wp="http://schemas.openxmlformats.org/drawingml/2006/wordprocessingDrawing" xmlns:w10="urn:schemas-microsoft-com:office:word" xmlns:w="http://schemas.openxmlformats.org/wordprocessingml/2006/main" xmlns:w14="http://schemas.microsoft.com/office/word/2010/wordml" xmlns:w15="http://schemas.microsoft.com/office/word/2012/wordml" xmlns:w16cex="http://schemas.microsoft.com/office/word/2018/wordml/cex" xmlns:w16cid="http://schemas.microsoft.com/office/word/2016/wordml/cid" xmlns:w16="http://schemas.microsoft.com/office/word/2018/wordml" xmlns:w16du="http://schemas.microsoft.com/office/word/2023/wordml/word16du" xmlns:w16sdtdh="http://schemas.microsoft.com/office/word/2020/wordml/sdtdatahash" xmlns:w16sdtfl="http://schemas.microsoft.com/office/word/2024/wordml/sdtformatlock" xmlns:w16se="http://schemas.microsoft.com/office/word/2015/wordml/symex" xmlns:wpg="http://schemas.microsoft.com/office/word/2010/wordprocessingGroup" xmlns:wpi="http://schemas.microsoft.com/office/word/2010/wordprocessingInk" xmlns:wne="http://schemas.microsoft.com/office/word/2006/wordml" xmlns:wps="http://schemas.microsoft.com/office/word/2010/wordprocessingShape" mc:Ignorable="w14 w15 w16se w16cid w16 w16cex w16sdtdh w16sdtfl w16du wp14">
   <w:abstractNum w:abstractNumId="0" w15:restartNumberingAfterBreak="0">
-    <w:nsid w:val="50075707"/>
+    <w:nsid w:val="238F5ED8"/>
     <w:multiLevelType w:val="hybridMultilevel"/>
-    <w:tmpl w:val="99A2769C"/>
-    <w:lvl w:ilvl="0" w:tplc="AA2A8B52">
+    <w:tmpl w:val="F756696A"/>
+    <w:lvl w:ilvl="0" w:tplc="961E6548">
       <w:start w:val="1"/>
       <w:numFmt w:val="bullet"/>
       <w:lvlText w:val="●"/>
@@ -13914,7 +14016,7 @@
         <w:ind w:left="720" w:hanging="360"/>
       </w:pPr>
     </w:lvl>
-    <w:lvl w:ilvl="1" w:tplc="6B982AEC">
+    <w:lvl w:ilvl="1" w:tplc="F8A8E4AC">
       <w:start w:val="1"/>
       <w:numFmt w:val="bullet"/>
       <w:lvlText w:val="○"/>
@@ -13923,7 +14025,7 @@
         <w:ind w:left="1440" w:hanging="360"/>
       </w:pPr>
     </w:lvl>
-    <w:lvl w:ilvl="2" w:tplc="2050F592">
+    <w:lvl w:ilvl="2" w:tplc="397EEC26">
       <w:start w:val="1"/>
       <w:numFmt w:val="bullet"/>
       <w:lvlText w:val="■"/>
@@ -13932,7 +14034,7 @@
         <w:ind w:left="2160" w:hanging="360"/>
       </w:pPr>
     </w:lvl>
-    <w:lvl w:ilvl="3" w:tplc="7BE8D644">
+    <w:lvl w:ilvl="3" w:tplc="29BC6962">
       <w:start w:val="1"/>
       <w:numFmt w:val="bullet"/>
       <w:lvlText w:val="●"/>
@@ -13941,7 +14043,7 @@
         <w:ind w:left="2880" w:hanging="360"/>
       </w:pPr>
     </w:lvl>
-    <w:lvl w:ilvl="4" w:tplc="AC7A317C">
+    <w:lvl w:ilvl="4" w:tplc="64C68348">
       <w:start w:val="1"/>
       <w:numFmt w:val="bullet"/>
       <w:lvlText w:val="○"/>
@@ -13950,7 +14052,7 @@
         <w:ind w:left="3600" w:hanging="360"/>
       </w:pPr>
     </w:lvl>
-    <w:lvl w:ilvl="5" w:tplc="B426CBDC">
+    <w:lvl w:ilvl="5" w:tplc="E3F849EC">
       <w:start w:val="1"/>
       <w:numFmt w:val="bullet"/>
       <w:lvlText w:val="■"/>
@@ -13959,7 +14061,7 @@
         <w:ind w:left="4320" w:hanging="360"/>
       </w:pPr>
     </w:lvl>
-    <w:lvl w:ilvl="6" w:tplc="31784940">
+    <w:lvl w:ilvl="6" w:tplc="3460B6B0">
       <w:start w:val="1"/>
       <w:numFmt w:val="bullet"/>
       <w:lvlText w:val="●"/>
@@ -13968,7 +14070,7 @@
         <w:ind w:left="5040" w:hanging="360"/>
       </w:pPr>
     </w:lvl>
-    <w:lvl w:ilvl="7" w:tplc="6E68FFE4">
+    <w:lvl w:ilvl="7" w:tplc="3500BCDC">
       <w:start w:val="1"/>
       <w:numFmt w:val="bullet"/>
       <w:lvlText w:val="●"/>
@@ -13977,7 +14079,7 @@
         <w:ind w:left="5760" w:hanging="360"/>
       </w:pPr>
     </w:lvl>
-    <w:lvl w:ilvl="8" w:tplc="8D88207E">
+    <w:lvl w:ilvl="8" w:tplc="DCE4DAF8">
       <w:start w:val="1"/>
       <w:numFmt w:val="bullet"/>
       <w:lvlText w:val="●"/>
@@ -13987,7 +14089,7 @@
       </w:pPr>
     </w:lvl>
   </w:abstractNum>
-  <w:num w:numId="1" w16cid:durableId="1591818760">
+  <w:num w:numId="1" w16cid:durableId="74018142">
     <w:abstractNumId w:val="0"/>
     <w:lvlOverride w:ilvl="0">
       <w:startOverride w:val="1"/>
@@ -14610,7 +14712,7 @@
     <w:autoRedefine/>
     <w:uiPriority w:val="39"/>
     <w:unhideWhenUsed/>
-    <w:rsid w:val="00790260"/>
+    <w:rsid w:val="0018220F"/>
     <w:pPr>
       <w:spacing w:after="100"/>
     </w:pPr>
@@ -14622,7 +14724,7 @@
     <w:autoRedefine/>
     <w:uiPriority w:val="39"/>
     <w:unhideWhenUsed/>
-    <w:rsid w:val="00790260"/>
+    <w:rsid w:val="0018220F"/>
     <w:pPr>
       <w:spacing w:after="100"/>
       <w:ind w:left="220"/>
